--- a/handover/doing/ra5/DCC-IABD_MP2_ACTOBL_T04-DOING.docx
+++ b/handover/doing/ra5/DCC-IABD_MP2_ACTOBL_T04-DOING.docx
@@ -19,16 +19,107 @@
         </w:rPr>
       </w:pPr>
       <w:r>
-        <w:br w:type="page"/>
-      </w:r>
-      <w:r>
         <w:rPr>
           <w:noProof/>
         </w:rPr>
         <mc:AlternateContent>
           <mc:Choice Requires="wps">
             <w:drawing>
-              <wp:anchor distT="45720" distB="45720" distL="114300" distR="114300" simplePos="0" relativeHeight="251657216" behindDoc="0" locked="0" layoutInCell="1" hidden="0" allowOverlap="1" wp14:anchorId="357A3187" wp14:editId="7940CD99">
+              <wp:anchor distT="45720" distB="45720" distL="114300" distR="114300" simplePos="0" relativeHeight="251658240" behindDoc="0" locked="0" layoutInCell="1" hidden="0" allowOverlap="1" wp14:anchorId="21EC4567" wp14:editId="4B9009A6">
+                <wp:simplePos x="0" y="0"/>
+                <wp:positionH relativeFrom="column">
+                  <wp:posOffset>-164465</wp:posOffset>
+                </wp:positionH>
+                <wp:positionV relativeFrom="paragraph">
+                  <wp:posOffset>6646968</wp:posOffset>
+                </wp:positionV>
+                <wp:extent cx="6242050" cy="1426845"/>
+                <wp:effectExtent l="0" t="0" r="0" b="1905"/>
+                <wp:wrapSquare wrapText="bothSides" distT="45720" distB="45720" distL="114300" distR="114300"/>
+                <wp:docPr id="265" name="Rectángulo 265"/>
+                <wp:cNvGraphicFramePr/>
+                <a:graphic xmlns:a="http://schemas.openxmlformats.org/drawingml/2006/main">
+                  <a:graphicData uri="http://schemas.microsoft.com/office/word/2010/wordprocessingShape">
+                    <wps:wsp>
+                      <wps:cNvSpPr/>
+                      <wps:spPr>
+                        <a:xfrm>
+                          <a:off x="0" y="0"/>
+                          <a:ext cx="6242050" cy="1426845"/>
+                        </a:xfrm>
+                        <a:prstGeom prst="rect">
+                          <a:avLst/>
+                        </a:prstGeom>
+                        <a:noFill/>
+                        <a:ln>
+                          <a:noFill/>
+                        </a:ln>
+                      </wps:spPr>
+                      <wps:txbx>
+                        <w:txbxContent>
+                          <w:p>
+                            <w:pPr>
+                              <w:spacing w:after="0" w:line="240" w:lineRule="auto"/>
+                              <w:textDirection w:val="btLr"/>
+                            </w:pPr>
+                            <w:r>
+                              <w:rPr>
+                                <w:rFonts w:ascii="Arial" w:eastAsia="Arial" w:hAnsi="Arial" w:cs="Arial"/>
+                                <w:color w:val="2E75B5"/>
+                                <w:sz w:val="60"/>
+                              </w:rPr>
+                              <w:t>MP2: Sistemas de aprendizaje automático</w:t>
+                            </w:r>
+                          </w:p>
+                        </w:txbxContent>
+                      </wps:txbx>
+                      <wps:bodyPr spcFirstLastPara="1" wrap="square" lIns="91425" tIns="45700" rIns="91425" bIns="45700" anchor="t" anchorCtr="0">
+                        <a:noAutofit/>
+                      </wps:bodyPr>
+                    </wps:wsp>
+                  </a:graphicData>
+                </a:graphic>
+              </wp:anchor>
+            </w:drawing>
+          </mc:Choice>
+          <mc:Fallback>
+            <w:pict>
+              <v:rect w14:anchorId="21EC4567" id="Rectángulo 265" o:spid="_x0000_s1026" style="position:absolute;margin-left:-12.95pt;margin-top:523.4pt;width:491.5pt;height:112.35pt;z-index:251658240;visibility:visible;mso-wrap-style:square;mso-wrap-distance-left:9pt;mso-wrap-distance-top:3.6pt;mso-wrap-distance-right:9pt;mso-wrap-distance-bottom:3.6pt;mso-position-horizontal:absolute;mso-position-horizontal-relative:text;mso-position-vertical:absolute;mso-position-vertical-relative:text;v-text-anchor:top" o:gfxdata="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" filled="f" stroked="f">
+                <v:textbox inset="2.53958mm,1.2694mm,2.53958mm,1.2694mm">
+                  <w:txbxContent>
+                    <w:p>
+                      <w:pPr>
+                        <w:spacing w:after="0" w:line="240" w:lineRule="auto"/>
+                        <w:textDirection w:val="btLr"/>
+                      </w:pPr>
+                      <w:r>
+                        <w:rPr>
+                          <w:rFonts w:ascii="Arial" w:eastAsia="Arial" w:hAnsi="Arial" w:cs="Arial"/>
+                          <w:color w:val="2E75B5"/>
+                          <w:sz w:val="60"/>
+                        </w:rPr>
+                        <w:t>MP2: Sistemas de aprendizaje automático</w:t>
+                      </w:r>
+                    </w:p>
+                  </w:txbxContent>
+                </v:textbox>
+                <w10:wrap type="square"/>
+              </v:rect>
+            </w:pict>
+          </mc:Fallback>
+        </mc:AlternateContent>
+      </w:r>
+      <w:r>
+        <w:br w:type="page"/>
+      </w:r>
+      <w:r>
+        <w:rPr>
+          <w:noProof/>
+        </w:rPr>
+        <mc:AlternateContent>
+          <mc:Choice Requires="wps">
+            <w:drawing>
+              <wp:anchor distT="45720" distB="45720" distL="114300" distR="114300" simplePos="0" relativeHeight="251657216" behindDoc="0" locked="0" layoutInCell="1" hidden="0" allowOverlap="1" wp14:anchorId="357A3187" wp14:editId="5950A88D">
                 <wp:simplePos x="0" y="0"/>
                 <wp:positionH relativeFrom="column">
                   <wp:posOffset>-177799</wp:posOffset>
@@ -112,7 +203,7 @@
           </mc:Choice>
           <mc:Fallback>
             <w:pict>
-              <v:rect w14:anchorId="357A3187" id="Rectángulo 266" o:spid="_x0000_s1026" style="position:absolute;margin-left:-14pt;margin-top:180.6pt;width:486.6pt;height:111.7pt;z-index:251657216;visibility:visible;mso-wrap-style:square;mso-wrap-distance-left:9pt;mso-wrap-distance-top:3.6pt;mso-wrap-distance-right:9pt;mso-wrap-distance-bottom:3.6pt;mso-position-horizontal:absolute;mso-position-horizontal-relative:text;mso-position-vertical:absolute;mso-position-vertical-relative:text;v-text-anchor:top" o:gfxdata="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" filled="f" stroked="f">
+              <v:rect w14:anchorId="357A3187" id="Rectángulo 266" o:spid="_x0000_s1027" style="position:absolute;margin-left:-14pt;margin-top:180.6pt;width:486.6pt;height:111.7pt;z-index:251657216;visibility:visible;mso-wrap-style:square;mso-wrap-distance-left:9pt;mso-wrap-distance-top:3.6pt;mso-wrap-distance-right:9pt;mso-wrap-distance-bottom:3.6pt;mso-position-horizontal:absolute;mso-position-horizontal-relative:text;mso-position-vertical:absolute;mso-position-vertical-relative:text;v-text-anchor:top" o:gfxdata="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" filled="f" stroked="f">
                 <v:textbox inset="2.53958mm,1.2694mm,2.53958mm,1.2694mm">
                   <w:txbxContent>
                     <w:p>
@@ -152,97 +243,6 @@
                           <w:sz w:val="40"/>
                         </w:rPr>
                         <w:t>)</w:t>
-                      </w:r>
-                    </w:p>
-                  </w:txbxContent>
-                </v:textbox>
-                <w10:wrap type="square"/>
-              </v:rect>
-            </w:pict>
-          </mc:Fallback>
-        </mc:AlternateContent>
-      </w:r>
-      <w:r>
-        <w:rPr>
-          <w:noProof/>
-        </w:rPr>
-        <mc:AlternateContent>
-          <mc:Choice Requires="wps">
-            <w:drawing>
-              <wp:anchor distT="45720" distB="45720" distL="114300" distR="114300" simplePos="0" relativeHeight="251658240" behindDoc="0" locked="0" layoutInCell="1" hidden="0" allowOverlap="1" wp14:anchorId="21EC4567" wp14:editId="461C6164">
-                <wp:simplePos x="0" y="0"/>
-                <wp:positionH relativeFrom="column">
-                  <wp:posOffset>-165099</wp:posOffset>
-                </wp:positionH>
-                <wp:positionV relativeFrom="paragraph">
-                  <wp:posOffset>6383020</wp:posOffset>
-                </wp:positionV>
-                <wp:extent cx="6242050" cy="1427305"/>
-                <wp:effectExtent l="0" t="0" r="0" b="0"/>
-                <wp:wrapSquare wrapText="bothSides" distT="45720" distB="45720" distL="114300" distR="114300"/>
-                <wp:docPr id="265" name="Rectángulo 265"/>
-                <wp:cNvGraphicFramePr/>
-                <a:graphic xmlns:a="http://schemas.openxmlformats.org/drawingml/2006/main">
-                  <a:graphicData uri="http://schemas.microsoft.com/office/word/2010/wordprocessingShape">
-                    <wps:wsp>
-                      <wps:cNvSpPr/>
-                      <wps:spPr>
-                        <a:xfrm>
-                          <a:off x="2234500" y="3077690"/>
-                          <a:ext cx="6223000" cy="1404620"/>
-                        </a:xfrm>
-                        <a:prstGeom prst="rect">
-                          <a:avLst/>
-                        </a:prstGeom>
-                        <a:noFill/>
-                        <a:ln>
-                          <a:noFill/>
-                        </a:ln>
-                      </wps:spPr>
-                      <wps:txbx>
-                        <w:txbxContent>
-                          <w:p>
-                            <w:pPr>
-                              <w:spacing w:after="0" w:line="240" w:lineRule="auto"/>
-                              <w:textDirection w:val="btLr"/>
-                            </w:pPr>
-                            <w:r>
-                              <w:rPr>
-                                <w:rFonts w:ascii="Arial" w:eastAsia="Arial" w:hAnsi="Arial" w:cs="Arial"/>
-                                <w:color w:val="2E75B5"/>
-                                <w:sz w:val="60"/>
-                              </w:rPr>
-                              <w:t>MP2: Sistemas de aprendizaje automático</w:t>
-                            </w:r>
-                          </w:p>
-                        </w:txbxContent>
-                      </wps:txbx>
-                      <wps:bodyPr spcFirstLastPara="1" wrap="square" lIns="91425" tIns="45700" rIns="91425" bIns="45700" anchor="t" anchorCtr="0">
-                        <a:noAutofit/>
-                      </wps:bodyPr>
-                    </wps:wsp>
-                  </a:graphicData>
-                </a:graphic>
-              </wp:anchor>
-            </w:drawing>
-          </mc:Choice>
-          <mc:Fallback>
-            <w:pict>
-              <v:rect w14:anchorId="21EC4567" id="Rectángulo 265" o:spid="_x0000_s1027" style="position:absolute;margin-left:-13pt;margin-top:502.6pt;width:491.5pt;height:112.4pt;z-index:251658240;visibility:visible;mso-wrap-style:square;mso-wrap-distance-left:9pt;mso-wrap-distance-top:3.6pt;mso-wrap-distance-right:9pt;mso-wrap-distance-bottom:3.6pt;mso-position-horizontal:absolute;mso-position-horizontal-relative:text;mso-position-vertical:absolute;mso-position-vertical-relative:text;v-text-anchor:top" o:gfxdata="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" filled="f" stroked="f">
-                <v:textbox inset="2.53958mm,1.2694mm,2.53958mm,1.2694mm">
-                  <w:txbxContent>
-                    <w:p>
-                      <w:pPr>
-                        <w:spacing w:after="0" w:line="240" w:lineRule="auto"/>
-                        <w:textDirection w:val="btLr"/>
-                      </w:pPr>
-                      <w:r>
-                        <w:rPr>
-                          <w:rFonts w:ascii="Arial" w:eastAsia="Arial" w:hAnsi="Arial" w:cs="Arial"/>
-                          <w:color w:val="2E75B5"/>
-                          <w:sz w:val="60"/>
-                        </w:rPr>
-                        <w:t>MP2: Sistemas de aprendizaje automático</w:t>
                       </w:r>
                     </w:p>
                   </w:txbxContent>
@@ -941,9 +941,9 @@
         <w:tblLook w:val="04A0" w:firstRow="1" w:lastRow="0" w:firstColumn="1" w:lastColumn="0" w:noHBand="0" w:noVBand="1"/>
       </w:tblPr>
       <w:tblGrid>
-        <w:gridCol w:w="1133"/>
-        <w:gridCol w:w="992"/>
-        <w:gridCol w:w="7797"/>
+        <w:gridCol w:w="1165"/>
+        <w:gridCol w:w="1021"/>
+        <w:gridCol w:w="8020"/>
       </w:tblGrid>
       <w:tr>
         <w:trPr>
@@ -2205,8 +2205,8 @@
         <w:tblLook w:val="04A0" w:firstRow="1" w:lastRow="0" w:firstColumn="1" w:lastColumn="0" w:noHBand="0" w:noVBand="1"/>
       </w:tblPr>
       <w:tblGrid>
-        <w:gridCol w:w="1701"/>
-        <w:gridCol w:w="8221"/>
+        <w:gridCol w:w="1749"/>
+        <w:gridCol w:w="8457"/>
       </w:tblGrid>
       <w:tr>
         <w:trPr>
@@ -2281,7 +2281,19 @@
                       <m:rPr>
                         <m:sty m:val="b"/>
                       </m:rPr>
-                      <m:t>(nuevo)</m:t>
+                      <m:t>(</m:t>
+                    </m:r>
+                    <m:r>
+                      <m:rPr>
+                        <m:sty m:val="b"/>
+                      </m:rPr>
+                      <m:t>nuevo</m:t>
+                    </m:r>
+                    <m:r>
+                      <m:rPr>
+                        <m:sty m:val="b"/>
+                      </m:rPr>
+                      <m:t>)</m:t>
                     </m:r>
                   </m:sub>
                 </m:sSub>
@@ -2308,7 +2320,19 @@
                       <m:rPr>
                         <m:sty m:val="b"/>
                       </m:rPr>
-                      <m:t>(actual)</m:t>
+                      <m:t>(</m:t>
+                    </m:r>
+                    <m:r>
+                      <m:rPr>
+                        <m:sty m:val="b"/>
+                      </m:rPr>
+                      <m:t>actual</m:t>
+                    </m:r>
+                    <m:r>
+                      <m:rPr>
+                        <m:sty m:val="b"/>
+                      </m:rPr>
+                      <m:t>)</m:t>
                     </m:r>
                   </m:sub>
                 </m:sSub>
@@ -2328,7 +2352,25 @@
                   <m:rPr>
                     <m:sty m:val="b"/>
                   </m:rPr>
-                  <m:t xml:space="preserve"> * Error * x</m:t>
+                  <m:t xml:space="preserve"> * </m:t>
+                </m:r>
+                <m:r>
+                  <m:rPr>
+                    <m:sty m:val="b"/>
+                  </m:rPr>
+                  <m:t>Error</m:t>
+                </m:r>
+                <m:r>
+                  <m:rPr>
+                    <m:sty m:val="b"/>
+                  </m:rPr>
+                  <m:t xml:space="preserve"> * </m:t>
+                </m:r>
+                <m:r>
+                  <m:rPr>
+                    <m:sty m:val="b"/>
+                  </m:rPr>
+                  <m:t>x</m:t>
                 </m:r>
               </m:oMath>
             </m:oMathPara>
@@ -2404,7 +2446,19 @@
                       <m:rPr>
                         <m:sty m:val="b"/>
                       </m:rPr>
-                      <m:t>(nuevo)</m:t>
+                      <m:t>(</m:t>
+                    </m:r>
+                    <m:r>
+                      <m:rPr>
+                        <m:sty m:val="b"/>
+                      </m:rPr>
+                      <m:t>nuevo</m:t>
+                    </m:r>
+                    <m:r>
+                      <m:rPr>
+                        <m:sty m:val="b"/>
+                      </m:rPr>
+                      <m:t>)</m:t>
                     </m:r>
                   </m:sub>
                 </m:sSub>
@@ -2435,7 +2489,19 @@
                       <m:rPr>
                         <m:sty m:val="b"/>
                       </m:rPr>
-                      <m:t>(actual)</m:t>
+                      <m:t>(</m:t>
+                    </m:r>
+                    <m:r>
+                      <m:rPr>
+                        <m:sty m:val="b"/>
+                      </m:rPr>
+                      <m:t>actual</m:t>
+                    </m:r>
+                    <m:r>
+                      <m:rPr>
+                        <m:sty m:val="b"/>
+                      </m:rPr>
+                      <m:t>)</m:t>
                     </m:r>
                   </m:sub>
                 </m:sSub>
@@ -2455,7 +2521,13 @@
                   <m:rPr>
                     <m:sty m:val="b"/>
                   </m:rPr>
-                  <m:t xml:space="preserve"> * Error</m:t>
+                  <m:t xml:space="preserve"> * </m:t>
+                </m:r>
+                <m:r>
+                  <m:rPr>
+                    <m:sty m:val="b"/>
+                  </m:rPr>
+                  <m:t>Error</m:t>
                 </m:r>
               </m:oMath>
             </m:oMathPara>
@@ -2689,7 +2761,19 @@
                 <m:rPr>
                   <m:sty m:val="b"/>
                 </m:rPr>
-                <m:t>(nuevo)</m:t>
+                <m:t>(</m:t>
+              </m:r>
+              <m:r>
+                <m:rPr>
+                  <m:sty m:val="b"/>
+                </m:rPr>
+                <m:t>nuevo</m:t>
+              </m:r>
+              <m:r>
+                <m:rPr>
+                  <m:sty m:val="b"/>
+                </m:rPr>
+                <m:t>)</m:t>
               </m:r>
             </m:sub>
           </m:sSub>
@@ -2721,7 +2805,19 @@
             <m:rPr>
               <m:sty m:val="b"/>
             </m:rPr>
-            <m:t>0.7</m:t>
+            <m:t>0</m:t>
+          </m:r>
+          <m:r>
+            <m:rPr>
+              <m:sty m:val="b"/>
+            </m:rPr>
+            <m:t>.</m:t>
+          </m:r>
+          <m:r>
+            <m:rPr>
+              <m:sty m:val="b"/>
+            </m:rPr>
+            <m:t>7</m:t>
           </m:r>
         </m:oMath>
       </m:oMathPara>
@@ -2803,7 +2899,10 @@
             <m:t>=(</m:t>
           </m:r>
           <m:r>
-            <m:t>-0.5)</m:t>
+            <m:t>-</m:t>
+          </m:r>
+          <m:r>
+            <m:t>0.5)</m:t>
           </m:r>
           <m:r>
             <m:rPr>
@@ -2821,7 +2920,10 @@
             <m:t>×1×3=(</m:t>
           </m:r>
           <m:r>
-            <m:t>-0.5)</m:t>
+            <m:t>-</m:t>
+          </m:r>
+          <m:r>
+            <m:t>0.5)</m:t>
           </m:r>
           <m:r>
             <m:rPr>
@@ -3310,7 +3412,19 @@
                 <m:rPr>
                   <m:sty m:val="b"/>
                 </m:rPr>
-                <m:t>(nuevo)</m:t>
+                <m:t>(</m:t>
+              </m:r>
+              <m:r>
+                <m:rPr>
+                  <m:sty m:val="b"/>
+                </m:rPr>
+                <m:t>nuevo</m:t>
+              </m:r>
+              <m:r>
+                <m:rPr>
+                  <m:sty m:val="b"/>
+                </m:rPr>
+                <m:t>)</m:t>
               </m:r>
             </m:sub>
           </m:sSub>
@@ -3342,7 +3456,19 @@
             <m:rPr>
               <m:sty m:val="b"/>
             </m:rPr>
-            <m:t>0.34</m:t>
+            <m:t>0</m:t>
+          </m:r>
+          <m:r>
+            <m:rPr>
+              <m:sty m:val="b"/>
+            </m:rPr>
+            <m:t>.</m:t>
+          </m:r>
+          <m:r>
+            <m:rPr>
+              <m:sty m:val="b"/>
+            </m:rPr>
+            <m:t>34</m:t>
           </m:r>
         </m:oMath>
       </m:oMathPara>
@@ -3399,7 +3525,31 @@
             <m:rPr>
               <m:sty m:val="bi"/>
             </m:rPr>
-            <m:t>-0.2)</m:t>
+            <m:t>-</m:t>
+          </m:r>
+          <m:r>
+            <m:rPr>
+              <m:sty m:val="bi"/>
+            </m:rPr>
+            <m:t>0</m:t>
+          </m:r>
+          <m:r>
+            <m:rPr>
+              <m:sty m:val="bi"/>
+            </m:rPr>
+            <m:t>.</m:t>
+          </m:r>
+          <m:r>
+            <m:rPr>
+              <m:sty m:val="bi"/>
+            </m:rPr>
+            <m:t>2</m:t>
+          </m:r>
+          <m:r>
+            <m:rPr>
+              <m:sty m:val="bi"/>
+            </m:rPr>
+            <m:t>)</m:t>
           </m:r>
           <m:r>
             <m:rPr>
@@ -3411,19 +3561,85 @@
             <m:rPr>
               <m:sty m:val="bi"/>
             </m:rPr>
-            <m:t>0.1</m:t>
+            <m:t>0</m:t>
+          </m:r>
+          <m:r>
+            <m:rPr>
+              <m:sty m:val="bi"/>
+            </m:rPr>
+            <m:t>.</m:t>
+          </m:r>
+          <m:r>
+            <m:rPr>
+              <m:sty m:val="bi"/>
+            </m:rPr>
+            <m:t>1</m:t>
           </m:r>
           <m:r>
             <m:rPr>
               <m:sty m:val="b"/>
             </m:rPr>
-            <m:t>×(-0.9)×5=</m:t>
+            <m:t>×(-</m:t>
+          </m:r>
+          <m:r>
+            <m:rPr>
+              <m:sty m:val="b"/>
+            </m:rPr>
+            <m:t>0</m:t>
+          </m:r>
+          <m:r>
+            <m:rPr>
+              <m:sty m:val="b"/>
+            </m:rPr>
+            <m:t>.</m:t>
+          </m:r>
+          <m:r>
+            <m:rPr>
+              <m:sty m:val="b"/>
+            </m:rPr>
+            <m:t>9</m:t>
+          </m:r>
+          <m:r>
+            <m:rPr>
+              <m:sty m:val="b"/>
+            </m:rPr>
+            <m:t>)×</m:t>
+          </m:r>
+          <m:r>
+            <m:rPr>
+              <m:sty m:val="b"/>
+            </m:rPr>
+            <m:t>5</m:t>
+          </m:r>
+          <m:r>
+            <m:rPr>
+              <m:sty m:val="b"/>
+            </m:rPr>
+            <m:t>=</m:t>
           </m:r>
           <m:r>
             <m:rPr>
               <m:sty m:val="bi"/>
             </m:rPr>
-            <m:t>-0.2</m:t>
+            <m:t>-</m:t>
+          </m:r>
+          <m:r>
+            <m:rPr>
+              <m:sty m:val="bi"/>
+            </m:rPr>
+            <m:t>0</m:t>
+          </m:r>
+          <m:r>
+            <m:rPr>
+              <m:sty m:val="bi"/>
+            </m:rPr>
+            <m:t>.</m:t>
+          </m:r>
+          <m:r>
+            <m:rPr>
+              <m:sty m:val="bi"/>
+            </m:rPr>
+            <m:t>2</m:t>
           </m:r>
           <m:r>
             <m:rPr>
@@ -3435,7 +3651,25 @@
             <m:rPr>
               <m:sty m:val="bi"/>
             </m:rPr>
-            <m:t>0.45)</m:t>
+            <m:t>0</m:t>
+          </m:r>
+          <m:r>
+            <m:rPr>
+              <m:sty m:val="bi"/>
+            </m:rPr>
+            <m:t>.</m:t>
+          </m:r>
+          <m:r>
+            <m:rPr>
+              <m:sty m:val="bi"/>
+            </m:rPr>
+            <m:t>45</m:t>
+          </m:r>
+          <m:r>
+            <m:rPr>
+              <m:sty m:val="bi"/>
+            </m:rPr>
+            <m:t>)</m:t>
           </m:r>
           <m:r>
             <m:rPr>
@@ -3516,7 +3750,133 @@
             <m:rPr>
               <m:sty m:val="b"/>
             </m:rPr>
-            <m:t>=0.1+0.1×(-0.9)=0.1+(-0.09)=0</m:t>
+            <m:t>=</m:t>
+          </m:r>
+          <m:r>
+            <m:rPr>
+              <m:sty m:val="b"/>
+            </m:rPr>
+            <m:t>0</m:t>
+          </m:r>
+          <m:r>
+            <m:rPr>
+              <m:sty m:val="b"/>
+            </m:rPr>
+            <m:t>.</m:t>
+          </m:r>
+          <m:r>
+            <m:rPr>
+              <m:sty m:val="b"/>
+            </m:rPr>
+            <m:t>1</m:t>
+          </m:r>
+          <m:r>
+            <m:rPr>
+              <m:sty m:val="b"/>
+            </m:rPr>
+            <m:t>+</m:t>
+          </m:r>
+          <m:r>
+            <m:rPr>
+              <m:sty m:val="b"/>
+            </m:rPr>
+            <m:t>0</m:t>
+          </m:r>
+          <m:r>
+            <m:rPr>
+              <m:sty m:val="b"/>
+            </m:rPr>
+            <m:t>.</m:t>
+          </m:r>
+          <m:r>
+            <m:rPr>
+              <m:sty m:val="b"/>
+            </m:rPr>
+            <m:t>1</m:t>
+          </m:r>
+          <m:r>
+            <m:rPr>
+              <m:sty m:val="b"/>
+            </m:rPr>
+            <m:t>×(-</m:t>
+          </m:r>
+          <m:r>
+            <m:rPr>
+              <m:sty m:val="b"/>
+            </m:rPr>
+            <m:t>0</m:t>
+          </m:r>
+          <m:r>
+            <m:rPr>
+              <m:sty m:val="b"/>
+            </m:rPr>
+            <m:t>.</m:t>
+          </m:r>
+          <m:r>
+            <m:rPr>
+              <m:sty m:val="b"/>
+            </m:rPr>
+            <m:t>9</m:t>
+          </m:r>
+          <m:r>
+            <m:rPr>
+              <m:sty m:val="b"/>
+            </m:rPr>
+            <m:t>)=</m:t>
+          </m:r>
+          <m:r>
+            <m:rPr>
+              <m:sty m:val="b"/>
+            </m:rPr>
+            <m:t>0</m:t>
+          </m:r>
+          <m:r>
+            <m:rPr>
+              <m:sty m:val="b"/>
+            </m:rPr>
+            <m:t>.</m:t>
+          </m:r>
+          <m:r>
+            <m:rPr>
+              <m:sty m:val="b"/>
+            </m:rPr>
+            <m:t>1</m:t>
+          </m:r>
+          <m:r>
+            <m:rPr>
+              <m:sty m:val="b"/>
+            </m:rPr>
+            <m:t>+(-</m:t>
+          </m:r>
+          <m:r>
+            <m:rPr>
+              <m:sty m:val="b"/>
+            </m:rPr>
+            <m:t>0</m:t>
+          </m:r>
+          <m:r>
+            <m:rPr>
+              <m:sty m:val="b"/>
+            </m:rPr>
+            <m:t>.</m:t>
+          </m:r>
+          <m:r>
+            <m:rPr>
+              <m:sty m:val="b"/>
+            </m:rPr>
+            <m:t>09</m:t>
+          </m:r>
+          <m:r>
+            <m:rPr>
+              <m:sty m:val="b"/>
+            </m:rPr>
+            <m:t>)=</m:t>
+          </m:r>
+          <m:r>
+            <m:rPr>
+              <m:sty m:val="b"/>
+            </m:rPr>
+            <m:t>0</m:t>
           </m:r>
           <m:r>
             <m:rPr>
@@ -3800,7 +4160,19 @@
                 <m:rPr>
                   <m:sty m:val="b"/>
                 </m:rPr>
-                <m:t>(nuevo)</m:t>
+                <m:t>(</m:t>
+              </m:r>
+              <m:r>
+                <m:rPr>
+                  <m:sty m:val="b"/>
+                </m:rPr>
+                <m:t>nuevo</m:t>
+              </m:r>
+              <m:r>
+                <m:rPr>
+                  <m:sty m:val="b"/>
+                </m:rPr>
+                <m:t>)</m:t>
               </m:r>
             </m:sub>
           </m:sSub>
@@ -3832,7 +4204,19 @@
             <m:rPr>
               <m:sty m:val="b"/>
             </m:rPr>
-            <m:t>0.34</m:t>
+            <m:t>0</m:t>
+          </m:r>
+          <m:r>
+            <m:rPr>
+              <m:sty m:val="b"/>
+            </m:rPr>
+            <m:t>.</m:t>
+          </m:r>
+          <m:r>
+            <m:rPr>
+              <m:sty m:val="b"/>
+            </m:rPr>
+            <m:t>34</m:t>
           </m:r>
         </m:oMath>
       </m:oMathPara>
@@ -3889,7 +4273,31 @@
             <m:rPr>
               <m:sty m:val="bi"/>
             </m:rPr>
-            <m:t>-0.65)</m:t>
+            <m:t>-</m:t>
+          </m:r>
+          <m:r>
+            <m:rPr>
+              <m:sty m:val="bi"/>
+            </m:rPr>
+            <m:t>0</m:t>
+          </m:r>
+          <m:r>
+            <m:rPr>
+              <m:sty m:val="bi"/>
+            </m:rPr>
+            <m:t>.</m:t>
+          </m:r>
+          <m:r>
+            <m:rPr>
+              <m:sty m:val="bi"/>
+            </m:rPr>
+            <m:t>65</m:t>
+          </m:r>
+          <m:r>
+            <m:rPr>
+              <m:sty m:val="bi"/>
+            </m:rPr>
+            <m:t>)</m:t>
           </m:r>
           <m:r>
             <m:rPr>
@@ -3901,25 +4309,91 @@
             <m:rPr>
               <m:sty m:val="bi"/>
             </m:rPr>
-            <m:t>0.1</m:t>
+            <m:t>0</m:t>
+          </m:r>
+          <m:r>
+            <m:rPr>
+              <m:sty m:val="bi"/>
+            </m:rPr>
+            <m:t>.</m:t>
+          </m:r>
+          <m:r>
+            <m:rPr>
+              <m:sty m:val="bi"/>
+            </m:rPr>
+            <m:t>1</m:t>
           </m:r>
           <m:r>
             <m:rPr>
               <m:sty m:val="b"/>
             </m:rPr>
-            <m:t>×0×1=</m:t>
+            <m:t>×</m:t>
+          </m:r>
+          <m:r>
+            <m:rPr>
+              <m:sty m:val="b"/>
+            </m:rPr>
+            <m:t>0</m:t>
+          </m:r>
+          <m:r>
+            <m:rPr>
+              <m:sty m:val="b"/>
+            </m:rPr>
+            <m:t>×</m:t>
+          </m:r>
+          <m:r>
+            <m:rPr>
+              <m:sty m:val="b"/>
+            </m:rPr>
+            <m:t>1</m:t>
+          </m:r>
+          <m:r>
+            <m:rPr>
+              <m:sty m:val="b"/>
+            </m:rPr>
+            <m:t>=</m:t>
           </m:r>
           <m:r>
             <m:rPr>
               <m:sty m:val="bi"/>
             </m:rPr>
-            <m:t>-0.65</m:t>
+            <m:t>-</m:t>
+          </m:r>
+          <m:r>
+            <m:rPr>
+              <m:sty m:val="bi"/>
+            </m:rPr>
+            <m:t>0</m:t>
+          </m:r>
+          <m:r>
+            <m:rPr>
+              <m:sty m:val="bi"/>
+            </m:rPr>
+            <m:t>.</m:t>
+          </m:r>
+          <m:r>
+            <m:rPr>
+              <m:sty m:val="bi"/>
+            </m:rPr>
+            <m:t>65</m:t>
           </m:r>
           <m:r>
             <m:rPr>
               <m:sty m:val="b"/>
             </m:rPr>
-            <m:t>+0=</m:t>
+            <m:t>+</m:t>
+          </m:r>
+          <m:r>
+            <m:rPr>
+              <m:sty m:val="b"/>
+            </m:rPr>
+            <m:t>0</m:t>
+          </m:r>
+          <m:r>
+            <m:rPr>
+              <m:sty m:val="b"/>
+            </m:rPr>
+            <m:t>=</m:t>
           </m:r>
           <m:r>
             <m:rPr>
@@ -3994,7 +4468,109 @@
             <m:rPr>
               <m:sty m:val="b"/>
             </m:rPr>
-            <m:t>=0.1+0.1×0=0.1+0=0</m:t>
+            <m:t>=</m:t>
+          </m:r>
+          <m:r>
+            <m:rPr>
+              <m:sty m:val="b"/>
+            </m:rPr>
+            <m:t>0</m:t>
+          </m:r>
+          <m:r>
+            <m:rPr>
+              <m:sty m:val="b"/>
+            </m:rPr>
+            <m:t>.</m:t>
+          </m:r>
+          <m:r>
+            <m:rPr>
+              <m:sty m:val="b"/>
+            </m:rPr>
+            <m:t>1</m:t>
+          </m:r>
+          <m:r>
+            <m:rPr>
+              <m:sty m:val="b"/>
+            </m:rPr>
+            <m:t>+</m:t>
+          </m:r>
+          <m:r>
+            <m:rPr>
+              <m:sty m:val="b"/>
+            </m:rPr>
+            <m:t>0</m:t>
+          </m:r>
+          <m:r>
+            <m:rPr>
+              <m:sty m:val="b"/>
+            </m:rPr>
+            <m:t>.</m:t>
+          </m:r>
+          <m:r>
+            <m:rPr>
+              <m:sty m:val="b"/>
+            </m:rPr>
+            <m:t>1</m:t>
+          </m:r>
+          <m:r>
+            <m:rPr>
+              <m:sty m:val="b"/>
+            </m:rPr>
+            <m:t>×</m:t>
+          </m:r>
+          <m:r>
+            <m:rPr>
+              <m:sty m:val="b"/>
+            </m:rPr>
+            <m:t>0</m:t>
+          </m:r>
+          <m:r>
+            <m:rPr>
+              <m:sty m:val="b"/>
+            </m:rPr>
+            <m:t>=</m:t>
+          </m:r>
+          <m:r>
+            <m:rPr>
+              <m:sty m:val="b"/>
+            </m:rPr>
+            <m:t>0</m:t>
+          </m:r>
+          <m:r>
+            <m:rPr>
+              <m:sty m:val="b"/>
+            </m:rPr>
+            <m:t>.</m:t>
+          </m:r>
+          <m:r>
+            <m:rPr>
+              <m:sty m:val="b"/>
+            </m:rPr>
+            <m:t>1</m:t>
+          </m:r>
+          <m:r>
+            <m:rPr>
+              <m:sty m:val="b"/>
+            </m:rPr>
+            <m:t>+</m:t>
+          </m:r>
+          <m:r>
+            <m:rPr>
+              <m:sty m:val="b"/>
+            </m:rPr>
+            <m:t>0</m:t>
+          </m:r>
+          <m:r>
+            <m:rPr>
+              <m:sty m:val="b"/>
+            </m:rPr>
+            <m:t>=</m:t>
+          </m:r>
+          <m:r>
+            <m:rPr>
+              <m:sty m:val="b"/>
+            </m:rPr>
+            <m:t>0</m:t>
           </m:r>
           <m:r>
             <m:rPr>
@@ -6633,31 +7209,7 @@
           <w:szCs w:val="28"/>
         </w:rPr>
         <w:lastRenderedPageBreak/>
-        <w:t xml:space="preserve">Paso </w:t>
-      </w:r>
-      <w:r>
-        <w:rPr>
-          <w:rFonts w:ascii="Montserrat" w:hAnsi="Montserrat"/>
-          <w:sz w:val="28"/>
-          <w:szCs w:val="28"/>
-        </w:rPr>
-        <w:t>2</w:t>
-      </w:r>
-      <w:r>
-        <w:rPr>
-          <w:rFonts w:ascii="Montserrat" w:hAnsi="Montserrat"/>
-          <w:sz w:val="28"/>
-          <w:szCs w:val="28"/>
-        </w:rPr>
-        <w:t xml:space="preserve">: Esquina superior </w:t>
-      </w:r>
-      <w:r>
-        <w:rPr>
-          <w:rFonts w:ascii="Montserrat" w:hAnsi="Montserrat"/>
-          <w:sz w:val="28"/>
-          <w:szCs w:val="28"/>
-        </w:rPr>
-        <w:t>derecha (desplazamiento a la derecha)</w:t>
+        <w:t>Paso 2: Esquina superior derecha (desplazamiento a la derecha)</w:t>
       </w:r>
     </w:p>
     <w:p>
@@ -8188,71 +8740,7 @@
           <w:sz w:val="28"/>
           <w:szCs w:val="28"/>
         </w:rPr>
-        <w:t xml:space="preserve">Paso </w:t>
-      </w:r>
-      <w:r>
-        <w:rPr>
-          <w:rFonts w:ascii="Montserrat" w:hAnsi="Montserrat"/>
-          <w:sz w:val="28"/>
-          <w:szCs w:val="28"/>
-        </w:rPr>
-        <w:t>3</w:t>
-      </w:r>
-      <w:r>
-        <w:rPr>
-          <w:rFonts w:ascii="Montserrat" w:hAnsi="Montserrat"/>
-          <w:sz w:val="28"/>
-          <w:szCs w:val="28"/>
-        </w:rPr>
-        <w:t xml:space="preserve">: Esquina </w:t>
-      </w:r>
-      <w:r>
-        <w:rPr>
-          <w:rFonts w:ascii="Montserrat" w:hAnsi="Montserrat"/>
-          <w:sz w:val="28"/>
-          <w:szCs w:val="28"/>
-        </w:rPr>
-        <w:t>inferior</w:t>
-      </w:r>
-      <w:r>
-        <w:rPr>
-          <w:rFonts w:ascii="Montserrat" w:hAnsi="Montserrat"/>
-          <w:sz w:val="28"/>
-          <w:szCs w:val="28"/>
-        </w:rPr>
-        <w:t xml:space="preserve"> </w:t>
-      </w:r>
-      <w:r>
-        <w:rPr>
-          <w:rFonts w:ascii="Montserrat" w:hAnsi="Montserrat"/>
-          <w:sz w:val="28"/>
-          <w:szCs w:val="28"/>
-        </w:rPr>
-        <w:t>izquierda</w:t>
-      </w:r>
-      <w:r>
-        <w:rPr>
-          <w:rFonts w:ascii="Montserrat" w:hAnsi="Montserrat"/>
-          <w:sz w:val="28"/>
-          <w:szCs w:val="28"/>
-        </w:rPr>
-        <w:t xml:space="preserve"> (desplazamiento </w:t>
-      </w:r>
-      <w:r>
-        <w:rPr>
-          <w:rFonts w:ascii="Montserrat" w:hAnsi="Montserrat"/>
-          <w:sz w:val="28"/>
-          <w:szCs w:val="28"/>
-        </w:rPr>
-        <w:t>hacia abajo</w:t>
-      </w:r>
-      <w:r>
-        <w:rPr>
-          <w:rFonts w:ascii="Montserrat" w:hAnsi="Montserrat"/>
-          <w:sz w:val="28"/>
-          <w:szCs w:val="28"/>
-        </w:rPr>
-        <w:t>)</w:t>
+        <w:t>Paso 3: Esquina inferior izquierda (desplazamiento hacia abajo)</w:t>
       </w:r>
     </w:p>
     <w:p>
@@ -9765,17 +10253,7 @@
                     <w:rFonts w:ascii="Cambria Math" w:hAnsi="Cambria Math"/>
                     <w:sz w:val="24"/>
                   </w:rPr>
-                  <m:t>=4+0+(-7)+8=</m:t>
-                </m:r>
-                <m:r>
-                  <m:rPr>
-                    <m:sty m:val="p"/>
-                  </m:rPr>
-                  <w:rPr>
-                    <w:rFonts w:ascii="Cambria Math" w:hAnsi="Cambria Math"/>
-                    <w:sz w:val="24"/>
-                  </w:rPr>
-                  <m:t>5</m:t>
+                  <m:t>=4+0+(-7)+8=5</m:t>
                 </m:r>
               </m:oMath>
             </m:oMathPara>
@@ -9799,55 +10277,7 @@
           <w:sz w:val="28"/>
           <w:szCs w:val="28"/>
         </w:rPr>
-        <w:t xml:space="preserve">Paso </w:t>
-      </w:r>
-      <w:r>
-        <w:rPr>
-          <w:rFonts w:ascii="Montserrat" w:hAnsi="Montserrat"/>
-          <w:sz w:val="28"/>
-          <w:szCs w:val="28"/>
-        </w:rPr>
-        <w:t>4</w:t>
-      </w:r>
-      <w:r>
-        <w:rPr>
-          <w:rFonts w:ascii="Montserrat" w:hAnsi="Montserrat"/>
-          <w:sz w:val="28"/>
-          <w:szCs w:val="28"/>
-        </w:rPr>
-        <w:t xml:space="preserve">: Esquina inferior </w:t>
-      </w:r>
-      <w:r>
-        <w:rPr>
-          <w:rFonts w:ascii="Montserrat" w:hAnsi="Montserrat"/>
-          <w:sz w:val="28"/>
-          <w:szCs w:val="28"/>
-        </w:rPr>
-        <w:t>derecha</w:t>
-      </w:r>
-      <w:r>
-        <w:rPr>
-          <w:rFonts w:ascii="Montserrat" w:hAnsi="Montserrat"/>
-          <w:sz w:val="28"/>
-          <w:szCs w:val="28"/>
-        </w:rPr>
-        <w:t xml:space="preserve"> (desplazamiento a </w:t>
-      </w:r>
-      <w:r>
-        <w:rPr>
-          <w:rFonts w:ascii="Montserrat" w:hAnsi="Montserrat"/>
-          <w:sz w:val="28"/>
-          <w:szCs w:val="28"/>
-        </w:rPr>
-        <w:t>la derecha</w:t>
-      </w:r>
-      <w:r>
-        <w:rPr>
-          <w:rFonts w:ascii="Montserrat" w:hAnsi="Montserrat"/>
-          <w:sz w:val="28"/>
-          <w:szCs w:val="28"/>
-        </w:rPr>
-        <w:t>)</w:t>
+        <w:t>Paso 4: Esquina inferior derecha (desplazamiento a la derecha)</w:t>
       </w:r>
     </w:p>
     <w:p>
@@ -11156,27 +11586,7 @@
                     <w:rFonts w:ascii="Cambria Math" w:hAnsi="Cambria Math"/>
                     <w:sz w:val="24"/>
                   </w:rPr>
-                  <m:t>×</m:t>
-                </m:r>
-                <m:r>
-                  <m:rPr>
-                    <m:sty m:val="p"/>
-                  </m:rPr>
-                  <w:rPr>
-                    <w:rFonts w:ascii="Cambria Math" w:hAnsi="Cambria Math"/>
-                    <w:sz w:val="24"/>
-                  </w:rPr>
-                  <m:t>5</m:t>
-                </m:r>
-                <m:r>
-                  <m:rPr>
-                    <m:sty m:val="p"/>
-                  </m:rPr>
-                  <w:rPr>
-                    <w:rFonts w:ascii="Cambria Math" w:hAnsi="Cambria Math"/>
-                    <w:sz w:val="24"/>
-                  </w:rPr>
-                  <m:t>)+(</m:t>
+                  <m:t>×5)+(</m:t>
                 </m:r>
                 <m:r>
                   <m:rPr>
@@ -11197,27 +11607,7 @@
                     <w:rFonts w:ascii="Cambria Math" w:hAnsi="Cambria Math"/>
                     <w:sz w:val="24"/>
                   </w:rPr>
-                  <m:t>×</m:t>
-                </m:r>
-                <m:r>
-                  <m:rPr>
-                    <m:sty m:val="p"/>
-                  </m:rPr>
-                  <w:rPr>
-                    <w:rFonts w:ascii="Cambria Math" w:hAnsi="Cambria Math"/>
-                    <w:sz w:val="24"/>
-                  </w:rPr>
-                  <m:t>6</m:t>
-                </m:r>
-                <m:r>
-                  <m:rPr>
-                    <m:sty m:val="p"/>
-                  </m:rPr>
-                  <w:rPr>
-                    <w:rFonts w:ascii="Cambria Math" w:hAnsi="Cambria Math"/>
-                    <w:sz w:val="24"/>
-                  </w:rPr>
-                  <m:t>)+(</m:t>
+                  <m:t>×6)+(</m:t>
                 </m:r>
                 <m:r>
                   <m:rPr>
@@ -11238,27 +11628,7 @@
                     <w:rFonts w:ascii="Cambria Math" w:hAnsi="Cambria Math"/>
                     <w:sz w:val="24"/>
                   </w:rPr>
-                  <m:t>×</m:t>
-                </m:r>
-                <m:r>
-                  <m:rPr>
-                    <m:sty m:val="p"/>
-                  </m:rPr>
-                  <w:rPr>
-                    <w:rFonts w:ascii="Cambria Math" w:hAnsi="Cambria Math"/>
-                    <w:sz w:val="24"/>
-                  </w:rPr>
-                  <m:t>8</m:t>
-                </m:r>
-                <m:r>
-                  <m:rPr>
-                    <m:sty m:val="p"/>
-                  </m:rPr>
-                  <w:rPr>
-                    <w:rFonts w:ascii="Cambria Math" w:hAnsi="Cambria Math"/>
-                    <w:sz w:val="24"/>
-                  </w:rPr>
-                  <m:t>)+(</m:t>
+                  <m:t>×8)+(</m:t>
                 </m:r>
                 <m:r>
                   <m:rPr>
@@ -11279,27 +11649,7 @@
                     <w:rFonts w:ascii="Cambria Math" w:hAnsi="Cambria Math"/>
                     <w:sz w:val="24"/>
                   </w:rPr>
-                  <m:t>×</m:t>
-                </m:r>
-                <m:r>
-                  <m:rPr>
-                    <m:sty m:val="p"/>
-                  </m:rPr>
-                  <w:rPr>
-                    <w:rFonts w:ascii="Cambria Math" w:hAnsi="Cambria Math"/>
-                    <w:sz w:val="24"/>
-                  </w:rPr>
-                  <m:t>9</m:t>
-                </m:r>
-                <m:r>
-                  <m:rPr>
-                    <m:sty m:val="p"/>
-                  </m:rPr>
-                  <w:rPr>
-                    <w:rFonts w:ascii="Cambria Math" w:hAnsi="Cambria Math"/>
-                    <w:sz w:val="24"/>
-                  </w:rPr>
-                  <m:t>)</m:t>
+                  <m:t>×9)</m:t>
                 </m:r>
               </m:oMath>
             </m:oMathPara>
@@ -11440,67 +11790,7 @@
                     <w:rFonts w:ascii="Cambria Math" w:hAnsi="Cambria Math"/>
                     <w:sz w:val="24"/>
                   </w:rPr>
-                  <m:t>=</m:t>
-                </m:r>
-                <m:r>
-                  <m:rPr>
-                    <m:sty m:val="p"/>
-                  </m:rPr>
-                  <w:rPr>
-                    <w:rFonts w:ascii="Cambria Math" w:hAnsi="Cambria Math"/>
-                    <w:sz w:val="24"/>
-                  </w:rPr>
-                  <m:t>5</m:t>
-                </m:r>
-                <m:r>
-                  <m:rPr>
-                    <m:sty m:val="p"/>
-                  </m:rPr>
-                  <w:rPr>
-                    <w:rFonts w:ascii="Cambria Math" w:hAnsi="Cambria Math"/>
-                    <w:sz w:val="24"/>
-                  </w:rPr>
-                  <m:t>+0+(-</m:t>
-                </m:r>
-                <m:r>
-                  <m:rPr>
-                    <m:sty m:val="p"/>
-                  </m:rPr>
-                  <w:rPr>
-                    <w:rFonts w:ascii="Cambria Math" w:hAnsi="Cambria Math"/>
-                    <w:sz w:val="24"/>
-                  </w:rPr>
-                  <m:t>8</m:t>
-                </m:r>
-                <m:r>
-                  <m:rPr>
-                    <m:sty m:val="p"/>
-                  </m:rPr>
-                  <w:rPr>
-                    <w:rFonts w:ascii="Cambria Math" w:hAnsi="Cambria Math"/>
-                    <w:sz w:val="24"/>
-                  </w:rPr>
-                  <m:t>)+</m:t>
-                </m:r>
-                <m:r>
-                  <m:rPr>
-                    <m:sty m:val="p"/>
-                  </m:rPr>
-                  <w:rPr>
-                    <w:rFonts w:ascii="Cambria Math" w:hAnsi="Cambria Math"/>
-                    <w:sz w:val="24"/>
-                  </w:rPr>
-                  <m:t>9</m:t>
-                </m:r>
-                <m:r>
-                  <m:rPr>
-                    <m:sty m:val="p"/>
-                  </m:rPr>
-                  <w:rPr>
-                    <w:rFonts w:ascii="Cambria Math" w:hAnsi="Cambria Math"/>
-                    <w:sz w:val="24"/>
-                  </w:rPr>
-                  <m:t>=</m:t>
+                  <m:t>=5+0+(-8)+9=</m:t>
                 </m:r>
                 <m:r>
                   <m:rPr>
@@ -11698,7 +11988,6 @@
     <w:p>
       <w:pPr>
         <w:spacing w:after="120" w:line="240" w:lineRule="auto"/>
-        <w:ind w:left="357"/>
         <w:rPr>
           <w:b/>
           <w:color w:val="111111"/>
@@ -11845,7 +12134,6 @@
     <w:p>
       <w:pPr>
         <w:spacing w:after="120" w:line="240" w:lineRule="auto"/>
-        <w:ind w:left="357"/>
         <w:rPr>
           <w:b/>
           <w:color w:val="111111"/>
@@ -11957,7 +12245,6 @@
     <w:p>
       <w:pPr>
         <w:spacing w:after="120" w:line="240" w:lineRule="auto"/>
-        <w:ind w:left="357"/>
         <w:rPr>
           <w:b/>
           <w:color w:val="111111"/>
@@ -12049,7 +12336,6 @@
     <w:p>
       <w:pPr>
         <w:spacing w:after="120" w:line="240" w:lineRule="auto"/>
-        <w:ind w:left="357"/>
         <w:rPr>
           <w:b/>
           <w:color w:val="111111"/>
@@ -12141,7 +12427,6 @@
     <w:p>
       <w:pPr>
         <w:spacing w:after="60" w:line="240" w:lineRule="auto"/>
-        <w:ind w:left="357"/>
         <w:rPr>
           <w:b/>
           <w:color w:val="111111"/>
@@ -12293,7 +12578,6 @@
     <w:p>
       <w:pPr>
         <w:spacing w:after="60" w:line="240" w:lineRule="auto"/>
-        <w:ind w:left="357"/>
         <w:rPr>
           <w:b/>
           <w:color w:val="111111"/>
@@ -12305,7 +12589,6 @@
     <w:p>
       <w:pPr>
         <w:spacing w:after="120" w:line="240" w:lineRule="auto"/>
-        <w:ind w:left="357"/>
         <w:rPr>
           <w:b/>
           <w:sz w:val="24"/>
@@ -12328,6 +12611,7 @@
           <w:numId w:val="2"/>
         </w:numPr>
         <w:spacing w:after="0" w:line="240" w:lineRule="auto"/>
+        <w:ind w:left="709"/>
         <w:rPr>
           <w:b/>
           <w:sz w:val="24"/>
@@ -12350,6 +12634,7 @@
           <w:numId w:val="2"/>
         </w:numPr>
         <w:spacing w:after="0" w:line="240" w:lineRule="auto"/>
+        <w:ind w:left="709"/>
         <w:rPr>
           <w:b/>
           <w:sz w:val="24"/>
@@ -12372,6 +12657,7 @@
           <w:numId w:val="2"/>
         </w:numPr>
         <w:spacing w:after="0" w:line="240" w:lineRule="auto"/>
+        <w:ind w:left="709"/>
         <w:rPr>
           <w:b/>
           <w:sz w:val="24"/>
@@ -12394,6 +12680,7 @@
           <w:numId w:val="2"/>
         </w:numPr>
         <w:spacing w:after="0" w:line="240" w:lineRule="auto"/>
+        <w:ind w:left="709"/>
         <w:rPr>
           <w:b/>
           <w:sz w:val="24"/>
@@ -12416,6 +12703,7 @@
           <w:numId w:val="2"/>
         </w:numPr>
         <w:spacing w:after="0" w:line="240" w:lineRule="auto"/>
+        <w:ind w:left="709"/>
         <w:rPr>
           <w:b/>
           <w:sz w:val="24"/>
@@ -12438,6 +12726,7 @@
           <w:numId w:val="2"/>
         </w:numPr>
         <w:spacing w:after="120" w:line="240" w:lineRule="auto"/>
+        <w:ind w:left="709"/>
         <w:rPr>
           <w:b/>
           <w:sz w:val="24"/>
@@ -12456,7 +12745,6 @@
     <w:p>
       <w:pPr>
         <w:spacing w:after="120" w:line="240" w:lineRule="auto"/>
-        <w:ind w:left="283"/>
         <w:rPr>
           <w:b/>
           <w:sz w:val="24"/>
@@ -12474,14 +12762,4168 @@
     </w:p>
     <w:p>
       <w:pPr>
-        <w:spacing w:after="120" w:line="240" w:lineRule="auto"/>
-        <w:ind w:left="357"/>
-        <w:rPr>
-          <w:b/>
+        <w:pStyle w:val="PrrafoRespuestas"/>
+      </w:pPr>
+      <w:r>
+        <w:t>Siguiendo la misma dinámica</w:t>
+      </w:r>
+      <w:r>
+        <w:t xml:space="preserve">, </w:t>
+      </w:r>
+      <w:r>
+        <w:t xml:space="preserve">me </w:t>
+      </w:r>
+      <w:r>
+        <w:t>voy a explicar la estructura para tener esto de repaso o apuntes y</w:t>
+      </w:r>
+      <w:r>
+        <w:t xml:space="preserve">, </w:t>
+      </w:r>
+      <w:r>
+        <w:t>posteriormente</w:t>
+      </w:r>
+      <w:r>
+        <w:t xml:space="preserve">, </w:t>
+      </w:r>
+      <w:r>
+        <w:t xml:space="preserve">intentar </w:t>
+      </w:r>
+      <w:r>
+        <w:t>“d</w:t>
+      </w:r>
+      <w:r>
+        <w:t>escrib</w:t>
+      </w:r>
+      <w:r>
+        <w:t xml:space="preserve">ir </w:t>
+      </w:r>
+      <w:r>
+        <w:rPr>
+          <w:i/>
+          <w:iCs/>
+        </w:rPr>
+        <w:t>—</w:t>
+      </w:r>
+      <w:r>
+        <w:rPr>
+          <w:i/>
+          <w:iCs/>
+        </w:rPr>
+        <w:t>más rápidamente</w:t>
+      </w:r>
+      <w:r>
+        <w:rPr>
+          <w:i/>
+          <w:iCs/>
+        </w:rPr>
+        <w:t>—</w:t>
+      </w:r>
+      <w:r>
+        <w:rPr>
+          <w:i/>
+          <w:iCs/>
+        </w:rPr>
+        <w:t xml:space="preserve"> </w:t>
+      </w:r>
+      <w:r>
+        <w:t xml:space="preserve">qué valores </w:t>
+      </w:r>
+      <w:r>
+        <w:t>se han</w:t>
+      </w:r>
+      <w:r>
+        <w:t xml:space="preserve"> elegido para los siguientes parámetros en la </w:t>
+      </w:r>
+      <w:r>
+        <w:t>i</w:t>
+      </w:r>
+      <w:r>
+        <w:t>mplementación</w:t>
+      </w:r>
+      <w:r>
+        <w:t>”</w:t>
+      </w:r>
+      <w:r>
+        <w:t xml:space="preserve">. </w:t>
+      </w:r>
+    </w:p>
+    <w:p>
+      <w:pPr>
+        <w:pStyle w:val="Ttulo2"/>
+        <w:spacing w:before="0" w:after="0"/>
+        <w:rPr>
+          <w:rFonts w:ascii="Montserrat" w:hAnsi="Montserrat"/>
+          <w:sz w:val="28"/>
+          <w:szCs w:val="28"/>
+        </w:rPr>
+      </w:pPr>
+      <w:bookmarkStart w:id="0" w:name="_La_estructura_de"/>
+      <w:bookmarkEnd w:id="0"/>
+      <w:r>
+        <w:rPr>
+          <w:rFonts w:ascii="Montserrat" w:hAnsi="Montserrat"/>
+          <w:sz w:val="28"/>
+          <w:szCs w:val="28"/>
+        </w:rPr>
+        <w:t>L</w:t>
+      </w:r>
+      <w:r>
+        <w:rPr>
+          <w:rFonts w:ascii="Montserrat" w:hAnsi="Montserrat"/>
+          <w:sz w:val="28"/>
+          <w:szCs w:val="28"/>
+        </w:rPr>
+        <w:t>a estructura de la red</w:t>
+      </w:r>
+    </w:p>
+    <w:p>
+      <w:pPr>
+        <w:pStyle w:val="Ttulo3"/>
+        <w:spacing w:before="0"/>
+        <w:rPr>
+          <w:rFonts w:ascii="Montserrat" w:hAnsi="Montserrat"/>
           <w:sz w:val="24"/>
           <w:szCs w:val="24"/>
         </w:rPr>
       </w:pPr>
+      <w:r>
+        <w:rPr>
+          <w:rFonts w:ascii="Montserrat" w:hAnsi="Montserrat"/>
+          <w:sz w:val="24"/>
+          <w:szCs w:val="24"/>
+        </w:rPr>
+        <w:t>Capa 1</w:t>
+      </w:r>
+    </w:p>
+    <w:p>
+      <w:pPr>
+        <w:pStyle w:val="Prrafocdigo"/>
+        <w:rPr>
+          <w:color w:val="121314"/>
+        </w:rPr>
+      </w:pPr>
+    </w:p>
+    <w:p>
+      <w:pPr>
+        <w:pStyle w:val="Prrafocdigo"/>
+        <w:rPr>
+          <w:color w:val="FFFF00"/>
+        </w:rPr>
+      </w:pPr>
+      <w:r>
+        <w:t xml:space="preserve">  </w:t>
+      </w:r>
+      <w:proofErr w:type="spellStart"/>
+      <w:r>
+        <w:t>m</w:t>
+      </w:r>
+      <w:r>
+        <w:t>odel.</w:t>
+      </w:r>
+      <w:r>
+        <w:rPr>
+          <w:color w:val="D2A8FF"/>
+        </w:rPr>
+        <w:t>add</w:t>
+      </w:r>
+      <w:proofErr w:type="spellEnd"/>
+      <w:r>
+        <w:rPr>
+          <w:color w:val="FFFF00"/>
+        </w:rPr>
+        <w:t>(</w:t>
+      </w:r>
+      <w:r>
+        <w:rPr>
+          <w:color w:val="92D050"/>
+        </w:rPr>
+        <w:t>Dense</w:t>
+      </w:r>
+      <w:r>
+        <w:rPr>
+          <w:color w:val="FFFF00"/>
+        </w:rPr>
+        <w:t>(</w:t>
+      </w:r>
+      <w:proofErr w:type="spellStart"/>
+      <w:r>
+        <w:rPr>
+          <w:color w:val="FFA657"/>
+        </w:rPr>
+        <w:t>units</w:t>
+      </w:r>
+      <w:proofErr w:type="spellEnd"/>
+      <w:r>
+        <w:t>=</w:t>
+      </w:r>
+      <w:r>
+        <w:rPr>
+          <w:color w:val="C5E0B3" w:themeColor="accent6" w:themeTint="66"/>
+        </w:rPr>
+        <w:t>64</w:t>
+      </w:r>
+      <w:r>
+        <w:t xml:space="preserve">, </w:t>
+      </w:r>
+      <w:proofErr w:type="spellStart"/>
+      <w:r>
+        <w:rPr>
+          <w:color w:val="FFA657"/>
+        </w:rPr>
+        <w:t>activation</w:t>
+      </w:r>
+      <w:proofErr w:type="spellEnd"/>
+      <w:r>
+        <w:t>=</w:t>
+      </w:r>
+      <w:r>
+        <w:rPr>
+          <w:color w:val="9CC2E5" w:themeColor="accent1" w:themeTint="99"/>
+        </w:rPr>
+        <w:t>'</w:t>
+      </w:r>
+      <w:proofErr w:type="spellStart"/>
+      <w:r>
+        <w:rPr>
+          <w:color w:val="9CC2E5" w:themeColor="accent1" w:themeTint="99"/>
+        </w:rPr>
+        <w:t>relu</w:t>
+      </w:r>
+      <w:proofErr w:type="spellEnd"/>
+      <w:r>
+        <w:rPr>
+          <w:color w:val="9CC2E5" w:themeColor="accent1" w:themeTint="99"/>
+        </w:rPr>
+        <w:t>'</w:t>
+      </w:r>
+      <w:r>
+        <w:t xml:space="preserve">, </w:t>
+      </w:r>
+      <w:proofErr w:type="spellStart"/>
+      <w:r>
+        <w:rPr>
+          <w:color w:val="FFA657"/>
+        </w:rPr>
+        <w:t>input_dim</w:t>
+      </w:r>
+      <w:proofErr w:type="spellEnd"/>
+      <w:r>
+        <w:t>=</w:t>
+      </w:r>
+      <w:r>
+        <w:rPr>
+          <w:color w:val="C5E0B3" w:themeColor="accent6" w:themeTint="66"/>
+        </w:rPr>
+        <w:t>10</w:t>
+      </w:r>
+      <w:r>
+        <w:rPr>
+          <w:color w:val="FFFF00"/>
+        </w:rPr>
+        <w:t>))</w:t>
+      </w:r>
+    </w:p>
+    <w:p>
+      <w:pPr>
+        <w:pStyle w:val="Prrafocdigo"/>
+      </w:pPr>
+    </w:p>
+    <w:p>
+      <w:pPr>
+        <w:pStyle w:val="PrrafoRespuestas"/>
+      </w:pPr>
+      <w:r>
+        <w:t>C</w:t>
+      </w:r>
+      <w:r>
+        <w:t>onstru</w:t>
+      </w:r>
+      <w:r>
+        <w:t>ye</w:t>
+      </w:r>
+      <w:r>
+        <w:t xml:space="preserve"> </w:t>
+      </w:r>
+      <w:r>
+        <w:t xml:space="preserve">una </w:t>
+      </w:r>
+      <w:r>
+        <w:t>capa</w:t>
+      </w:r>
+      <w:r>
+        <w:t xml:space="preserve">, la primera </w:t>
+      </w:r>
+      <w:r>
+        <w:t>d</w:t>
+      </w:r>
+      <w:r>
+        <w:t>el modelo</w:t>
+      </w:r>
+      <w:r>
+        <w:t xml:space="preserve">, </w:t>
+      </w:r>
+      <w:r>
+        <w:t xml:space="preserve">como si </w:t>
+      </w:r>
+      <w:r>
+        <w:t>de</w:t>
+      </w:r>
+      <w:r>
+        <w:t xml:space="preserve"> una lista </w:t>
+      </w:r>
+      <w:r>
+        <w:t xml:space="preserve">se tratase </w:t>
+      </w:r>
+      <w:r>
+        <w:t>a la que le hace</w:t>
+      </w:r>
+      <w:r>
+        <w:t>mos</w:t>
+      </w:r>
+      <w:r>
+        <w:t xml:space="preserve"> un .</w:t>
+      </w:r>
+      <w:proofErr w:type="spellStart"/>
+      <w:r>
+        <w:t>append</w:t>
+      </w:r>
+      <w:proofErr w:type="spellEnd"/>
+      <w:r>
+        <w:t xml:space="preserve">(). </w:t>
+      </w:r>
+      <w:r>
+        <w:t xml:space="preserve">Al ser la primera de las </w:t>
+      </w:r>
+      <w:r>
+        <w:t>capa</w:t>
+      </w:r>
+      <w:r>
+        <w:t>s</w:t>
+      </w:r>
+      <w:r>
+        <w:t xml:space="preserve"> que est</w:t>
+      </w:r>
+      <w:r>
+        <w:t>amos</w:t>
+      </w:r>
+      <w:r>
+        <w:t xml:space="preserve"> creando, </w:t>
+      </w:r>
+      <w:proofErr w:type="spellStart"/>
+      <w:r>
+        <w:t>Keras</w:t>
+      </w:r>
+      <w:proofErr w:type="spellEnd"/>
+      <w:r>
+        <w:t xml:space="preserve"> obliga a </w:t>
+      </w:r>
+      <w:r>
+        <w:t>indicar</w:t>
+      </w:r>
+      <w:r>
+        <w:t xml:space="preserve"> cuántos datos van a entrar por primera vez a la red.</w:t>
+      </w:r>
+      <w:r>
+        <w:t xml:space="preserve"> Esta primera c</w:t>
+      </w:r>
+      <w:r>
+        <w:t>apa tiene doble función porque es la que recibe el impacto de datos de entrada, pero como sus neuronas procesan la información funciona también como oculta del sistema</w:t>
+      </w:r>
+      <w:r>
+        <w:t>.</w:t>
+      </w:r>
+    </w:p>
+    <w:p>
+      <w:pPr>
+        <w:pStyle w:val="PrrafoRespuestas"/>
+      </w:pPr>
+      <w:r>
+        <w:t xml:space="preserve">Con el parámetro </w:t>
+      </w:r>
+      <w:r>
+        <w:rPr>
+          <w:rStyle w:val="PrrafocdigoCar"/>
+          <w:color w:val="121314"/>
+        </w:rPr>
+        <w:t>&lt;</w:t>
+      </w:r>
+      <w:proofErr w:type="spellStart"/>
+      <w:r>
+        <w:rPr>
+          <w:rStyle w:val="PrrafocdigoCar"/>
+          <w:color w:val="FFA657"/>
+        </w:rPr>
+        <w:t>u</w:t>
+      </w:r>
+      <w:r>
+        <w:rPr>
+          <w:rStyle w:val="PrrafocdigoCar"/>
+          <w:color w:val="FFA657"/>
+        </w:rPr>
+        <w:t>nit</w:t>
+      </w:r>
+      <w:r>
+        <w:rPr>
+          <w:rStyle w:val="PrrafocdigoCar"/>
+          <w:color w:val="FFA657"/>
+        </w:rPr>
+        <w:t>s</w:t>
+      </w:r>
+      <w:proofErr w:type="spellEnd"/>
+      <w:r>
+        <w:rPr>
+          <w:rStyle w:val="PrrafocdigoCar"/>
+          <w:color w:val="121314"/>
+        </w:rPr>
+        <w:t>&gt;</w:t>
+      </w:r>
+      <w:r>
+        <w:rPr>
+          <w:color w:val="FFA657"/>
+        </w:rPr>
+        <w:t xml:space="preserve"> </w:t>
+      </w:r>
+      <w:r>
+        <w:t>se indica el</w:t>
+      </w:r>
+      <w:r>
+        <w:t xml:space="preserve"> número de neuronas del bloque</w:t>
+      </w:r>
+      <w:r>
+        <w:t>, 64,</w:t>
+      </w:r>
+      <w:r>
+        <w:t xml:space="preserve"> y </w:t>
+      </w:r>
+      <w:r>
+        <w:t xml:space="preserve">con </w:t>
+      </w:r>
+      <w:r>
+        <w:rPr>
+          <w:rStyle w:val="PrrafocdigoCar"/>
+          <w:b/>
+          <w:bCs/>
+          <w:color w:val="121314"/>
+        </w:rPr>
+        <w:t>&lt;</w:t>
+      </w:r>
+      <w:proofErr w:type="spellStart"/>
+      <w:r>
+        <w:rPr>
+          <w:rStyle w:val="PrrafocdigoCar"/>
+          <w:b/>
+          <w:bCs/>
+          <w:color w:val="FFA657"/>
+        </w:rPr>
+        <w:t>a</w:t>
+      </w:r>
+      <w:r>
+        <w:rPr>
+          <w:rStyle w:val="PrrafocdigoCar"/>
+          <w:b/>
+          <w:bCs/>
+          <w:color w:val="FFA657"/>
+        </w:rPr>
+        <w:t>ctivatio</w:t>
+      </w:r>
+      <w:r>
+        <w:rPr>
+          <w:rStyle w:val="PrrafocdigoCar"/>
+          <w:b/>
+          <w:bCs/>
+          <w:color w:val="FFA657"/>
+        </w:rPr>
+        <w:t>n</w:t>
+      </w:r>
+      <w:proofErr w:type="spellEnd"/>
+      <w:r>
+        <w:rPr>
+          <w:rStyle w:val="PrrafocdigoCar"/>
+          <w:b/>
+          <w:bCs/>
+          <w:color w:val="121314"/>
+        </w:rPr>
+        <w:t>&gt;</w:t>
+      </w:r>
+      <w:r>
+        <w:rPr>
+          <w:color w:val="FFA657"/>
+        </w:rPr>
+        <w:t xml:space="preserve"> </w:t>
+      </w:r>
+      <w:r>
+        <w:t xml:space="preserve">se le indica la función de activación de las neuronas, en este caso, </w:t>
+      </w:r>
+      <w:r>
+        <w:t>“</w:t>
+      </w:r>
+      <w:proofErr w:type="spellStart"/>
+      <w:r>
+        <w:rPr>
+          <w:i/>
+          <w:iCs/>
+        </w:rPr>
+        <w:t>relu</w:t>
+      </w:r>
+      <w:proofErr w:type="spellEnd"/>
+      <w:r>
+        <w:rPr>
+          <w:i/>
+          <w:iCs/>
+        </w:rPr>
+        <w:t>”</w:t>
+      </w:r>
+      <w:r>
+        <w:t xml:space="preserve"> (</w:t>
+      </w:r>
+      <w:r>
+        <w:rPr>
+          <w:i/>
+          <w:iCs/>
+        </w:rPr>
+        <w:t xml:space="preserve">“la </w:t>
+      </w:r>
+      <w:proofErr w:type="spellStart"/>
+      <w:r>
+        <w:rPr>
+          <w:i/>
+          <w:iCs/>
+        </w:rPr>
+        <w:t>ReLU</w:t>
+      </w:r>
+      <w:proofErr w:type="spellEnd"/>
+      <w:r>
+        <w:rPr>
+          <w:i/>
+          <w:iCs/>
+        </w:rPr>
+        <w:t>”</w:t>
+      </w:r>
+      <w:r>
+        <w:t xml:space="preserve"> </w:t>
+      </w:r>
+      <w:proofErr w:type="spellStart"/>
+      <w:r>
+        <w:t>pa</w:t>
+      </w:r>
+      <w:proofErr w:type="spellEnd"/>
+      <w:r>
+        <w:t xml:space="preserve"> los amigos</w:t>
+      </w:r>
+      <w:r>
+        <w:t xml:space="preserve"> </w:t>
+      </w:r>
+      <w:r>
+        <w:rPr>
+          <w:i/>
+          <w:iCs/>
+        </w:rPr>
+        <w:t>—</w:t>
+      </w:r>
+      <w:r>
+        <w:rPr>
+          <w:i/>
+          <w:iCs/>
+        </w:rPr>
+        <w:t>lo siento, no puedo evitarlo</w:t>
+      </w:r>
+      <w:r>
+        <w:rPr>
+          <w:i/>
+          <w:iCs/>
+        </w:rPr>
+        <w:t>—</w:t>
+      </w:r>
+      <w:r>
+        <w:t>) o dicho de otro modo,</w:t>
+      </w:r>
+      <w:r>
+        <w:t xml:space="preserve"> el filtro que apaga los valores negativos</w:t>
+      </w:r>
+      <w:r>
+        <w:t>.</w:t>
+      </w:r>
+    </w:p>
+    <w:p>
+      <w:pPr>
+        <w:pStyle w:val="PrrafoRespuestas"/>
+      </w:pPr>
+      <w:r>
+        <w:t xml:space="preserve">Al poner </w:t>
+      </w:r>
+      <w:r>
+        <w:rPr>
+          <w:rStyle w:val="PrrafocdigoCar"/>
+          <w:color w:val="121314"/>
+        </w:rPr>
+        <w:t>&lt;</w:t>
+      </w:r>
+      <w:proofErr w:type="spellStart"/>
+      <w:r>
+        <w:rPr>
+          <w:rStyle w:val="PrrafocdigoCar"/>
+          <w:color w:val="FFA657"/>
+        </w:rPr>
+        <w:t>i</w:t>
+      </w:r>
+      <w:r>
+        <w:rPr>
+          <w:rStyle w:val="PrrafocdigoCar"/>
+          <w:color w:val="FFA657"/>
+        </w:rPr>
+        <w:t>nput_dim</w:t>
+      </w:r>
+      <w:proofErr w:type="spellEnd"/>
+      <w:r>
+        <w:rPr>
+          <w:rStyle w:val="PrrafocdigoCar"/>
+        </w:rPr>
+        <w:t>=</w:t>
+      </w:r>
+      <w:r>
+        <w:rPr>
+          <w:rStyle w:val="PrrafocdigoCar"/>
+          <w:color w:val="C5E0B3" w:themeColor="accent6" w:themeTint="66"/>
+        </w:rPr>
+        <w:t>1</w:t>
+      </w:r>
+      <w:r>
+        <w:rPr>
+          <w:rStyle w:val="PrrafocdigoCar"/>
+          <w:color w:val="C5E0B3" w:themeColor="accent6" w:themeTint="66"/>
+        </w:rPr>
+        <w:t>0</w:t>
+      </w:r>
+      <w:r>
+        <w:rPr>
+          <w:rStyle w:val="PrrafocdigoCar"/>
+          <w:color w:val="121314"/>
+        </w:rPr>
+        <w:t>&gt;</w:t>
+      </w:r>
+      <w:r>
+        <w:t xml:space="preserve">, </w:t>
+      </w:r>
+      <w:r>
+        <w:t xml:space="preserve">como he comentado antes, </w:t>
+      </w:r>
+      <w:r>
+        <w:t>se indica</w:t>
+      </w:r>
+      <w:r>
+        <w:t xml:space="preserve"> los datos que van a entrar</w:t>
+      </w:r>
+      <w:r>
+        <w:t>, es decir,</w:t>
+      </w:r>
+      <w:r>
+        <w:t xml:space="preserve"> </w:t>
+      </w:r>
+      <w:r>
+        <w:t>est</w:t>
+      </w:r>
+      <w:r>
+        <w:t>amos</w:t>
+      </w:r>
+      <w:r>
+        <w:t xml:space="preserve"> </w:t>
+      </w:r>
+      <w:r>
+        <w:t>indicado</w:t>
+      </w:r>
+      <w:r>
+        <w:t xml:space="preserve"> </w:t>
+      </w:r>
+      <w:r>
+        <w:t xml:space="preserve">que </w:t>
+      </w:r>
+      <w:r>
+        <w:t xml:space="preserve">son </w:t>
+      </w:r>
+      <w:r>
+        <w:t>datos</w:t>
+      </w:r>
+      <w:r>
+        <w:t xml:space="preserve"> donde cada fila tiene exactamente 10 números</w:t>
+      </w:r>
+      <w:r>
+        <w:t xml:space="preserve"> (si lo entendí bien)</w:t>
+      </w:r>
+      <w:r>
+        <w:t>.</w:t>
+      </w:r>
+    </w:p>
+    <w:p>
+      <w:pPr>
+        <w:pStyle w:val="PrrafoRespuestas"/>
+      </w:pPr>
+      <w:r>
+        <w:t>Cada una de las 64 neuronas tiene un</w:t>
+      </w:r>
+      <w:r>
+        <w:t>a</w:t>
+      </w:r>
+      <w:r>
+        <w:t xml:space="preserve"> conexión </w:t>
+      </w:r>
+      <w:r>
+        <w:t xml:space="preserve">con </w:t>
+      </w:r>
+      <w:r>
+        <w:t>cada uno de los 10 datos de entrada</w:t>
+      </w:r>
+      <w:r>
+        <w:t xml:space="preserve">. </w:t>
+      </w:r>
+      <w:r>
+        <w:t xml:space="preserve">Habrá exactamente </w:t>
+      </w:r>
+      <w:r>
+        <w:t xml:space="preserve">10x64=640 </w:t>
+      </w:r>
+      <w:r>
+        <w:t>conexiones</w:t>
+      </w:r>
+      <w:r>
+        <w:t>,</w:t>
+      </w:r>
+      <w:r>
+        <w:t xml:space="preserve"> </w:t>
+      </w:r>
+      <w:r>
+        <w:t xml:space="preserve">o </w:t>
+      </w:r>
+      <w:r>
+        <w:t>pesos</w:t>
+      </w:r>
+      <w:r>
+        <w:t xml:space="preserve"> </w:t>
+      </w:r>
+      <w:r>
+        <w:t>(</w:t>
+      </w:r>
+      <m:oMath>
+        <m:r>
+          <m:rPr>
+            <m:sty m:val="p"/>
+          </m:rPr>
+          <w:rPr>
+            <w:rFonts w:ascii="Cambria Math" w:hAnsi="Cambria Math"/>
+            <w:sz w:val="20"/>
+            <w:szCs w:val="20"/>
+          </w:rPr>
+          <m:t>ω</m:t>
+        </m:r>
+      </m:oMath>
+      <w:r>
+        <w:t>)</w:t>
+      </w:r>
+      <w:r>
+        <w:t>,</w:t>
+      </w:r>
+      <w:r>
+        <w:t xml:space="preserve"> operando en ese bloque</w:t>
+      </w:r>
+      <w:r>
+        <w:t xml:space="preserve"> y exactamente 704 parámetros totales en esta primera capa.</w:t>
+      </w:r>
+    </w:p>
+    <w:p>
+      <w:pPr>
+        <w:pStyle w:val="Ttulo3"/>
+        <w:spacing w:before="0"/>
+        <w:rPr>
+          <w:rFonts w:ascii="Montserrat" w:hAnsi="Montserrat"/>
+          <w:sz w:val="24"/>
+          <w:szCs w:val="24"/>
+        </w:rPr>
+      </w:pPr>
+      <w:r>
+        <w:rPr>
+          <w:rFonts w:ascii="Montserrat" w:hAnsi="Montserrat"/>
+          <w:sz w:val="24"/>
+          <w:szCs w:val="24"/>
+        </w:rPr>
+        <w:t xml:space="preserve">Capa </w:t>
+      </w:r>
+      <w:r>
+        <w:rPr>
+          <w:rFonts w:ascii="Montserrat" w:hAnsi="Montserrat"/>
+          <w:sz w:val="24"/>
+          <w:szCs w:val="24"/>
+        </w:rPr>
+        <w:t>2</w:t>
+      </w:r>
+    </w:p>
+    <w:p>
+      <w:pPr>
+        <w:pStyle w:val="Prrafocdigo"/>
+        <w:rPr>
+          <w:color w:val="121314"/>
+        </w:rPr>
+      </w:pPr>
+    </w:p>
+    <w:p>
+      <w:pPr>
+        <w:pStyle w:val="Prrafocdigo"/>
+        <w:rPr>
+          <w:color w:val="FFFF00"/>
+        </w:rPr>
+      </w:pPr>
+      <w:r>
+        <w:t xml:space="preserve">  </w:t>
+      </w:r>
+      <w:proofErr w:type="spellStart"/>
+      <w:r>
+        <w:t>m</w:t>
+      </w:r>
+      <w:r>
+        <w:t>odel.</w:t>
+      </w:r>
+      <w:r>
+        <w:rPr>
+          <w:color w:val="D2A8FF"/>
+        </w:rPr>
+        <w:t>add</w:t>
+      </w:r>
+      <w:proofErr w:type="spellEnd"/>
+      <w:r>
+        <w:rPr>
+          <w:color w:val="FFFF00"/>
+        </w:rPr>
+        <w:t>(</w:t>
+      </w:r>
+      <w:r>
+        <w:rPr>
+          <w:color w:val="92D050"/>
+        </w:rPr>
+        <w:t>Dense</w:t>
+      </w:r>
+      <w:r>
+        <w:rPr>
+          <w:color w:val="FFFF00"/>
+        </w:rPr>
+        <w:t>(</w:t>
+      </w:r>
+      <w:proofErr w:type="spellStart"/>
+      <w:r>
+        <w:rPr>
+          <w:color w:val="FFA657"/>
+        </w:rPr>
+        <w:t>units</w:t>
+      </w:r>
+      <w:proofErr w:type="spellEnd"/>
+      <w:r>
+        <w:t>=</w:t>
+      </w:r>
+      <w:r>
+        <w:rPr>
+          <w:color w:val="C5E0B3" w:themeColor="accent6" w:themeTint="66"/>
+        </w:rPr>
+        <w:t>64</w:t>
+      </w:r>
+      <w:r>
+        <w:t xml:space="preserve">, </w:t>
+      </w:r>
+      <w:proofErr w:type="spellStart"/>
+      <w:r>
+        <w:rPr>
+          <w:color w:val="FFA657"/>
+        </w:rPr>
+        <w:t>activation</w:t>
+      </w:r>
+      <w:proofErr w:type="spellEnd"/>
+      <w:r>
+        <w:t>=</w:t>
+      </w:r>
+      <w:r>
+        <w:rPr>
+          <w:color w:val="9CC2E5" w:themeColor="accent1" w:themeTint="99"/>
+        </w:rPr>
+        <w:t>'</w:t>
+      </w:r>
+      <w:proofErr w:type="spellStart"/>
+      <w:r>
+        <w:rPr>
+          <w:color w:val="9CC2E5" w:themeColor="accent1" w:themeTint="99"/>
+        </w:rPr>
+        <w:t>relu</w:t>
+      </w:r>
+      <w:proofErr w:type="spellEnd"/>
+      <w:r>
+        <w:rPr>
+          <w:color w:val="9CC2E5" w:themeColor="accent1" w:themeTint="99"/>
+        </w:rPr>
+        <w:t>'</w:t>
+      </w:r>
+      <w:r>
+        <w:rPr>
+          <w:color w:val="FFFF00"/>
+        </w:rPr>
+        <w:t>))</w:t>
+      </w:r>
+    </w:p>
+    <w:p>
+      <w:pPr>
+        <w:pStyle w:val="Prrafocdigo"/>
+      </w:pPr>
+    </w:p>
+    <w:p>
+      <w:pPr>
+        <w:pStyle w:val="PrrafoRespuestas"/>
+      </w:pPr>
+      <w:r>
+        <w:t>C</w:t>
+      </w:r>
+      <w:r>
+        <w:t>onstru</w:t>
+      </w:r>
+      <w:r>
+        <w:t>ye</w:t>
+      </w:r>
+      <w:r>
+        <w:t xml:space="preserve"> </w:t>
+      </w:r>
+      <w:r>
+        <w:t>la segunda</w:t>
+      </w:r>
+      <w:r>
+        <w:t xml:space="preserve"> </w:t>
+      </w:r>
+      <w:r>
+        <w:t>capa</w:t>
+      </w:r>
+      <w:r>
+        <w:t xml:space="preserve">, </w:t>
+      </w:r>
+      <w:r>
+        <w:t>otra capa oculta porque no produce la salida</w:t>
+      </w:r>
+      <w:r>
+        <w:t xml:space="preserve">, </w:t>
+      </w:r>
+      <w:r>
+        <w:t>como si de otro</w:t>
+      </w:r>
+      <w:r>
+        <w:t xml:space="preserve"> .</w:t>
+      </w:r>
+      <w:proofErr w:type="spellStart"/>
+      <w:r>
+        <w:t>append</w:t>
+      </w:r>
+      <w:proofErr w:type="spellEnd"/>
+      <w:r>
+        <w:t>()</w:t>
+      </w:r>
+      <w:r>
+        <w:t xml:space="preserve"> a la lista se tratase</w:t>
+      </w:r>
+      <w:r>
+        <w:t xml:space="preserve">. </w:t>
+      </w:r>
+      <w:r>
+        <w:t xml:space="preserve">Y </w:t>
+      </w:r>
+      <w:r>
+        <w:t>de</w:t>
+      </w:r>
+      <w:r>
+        <w:t xml:space="preserve"> igual </w:t>
+      </w:r>
+      <w:r>
+        <w:t xml:space="preserve">forma </w:t>
+      </w:r>
+      <w:r>
+        <w:t>que la</w:t>
+      </w:r>
+      <w:r>
+        <w:t xml:space="preserve"> primera </w:t>
+      </w:r>
+      <w:r>
+        <w:t xml:space="preserve">con </w:t>
+      </w:r>
+      <w:r>
+        <w:rPr>
+          <w:rStyle w:val="PrrafocdigoCar"/>
+          <w:b/>
+          <w:bCs/>
+          <w:color w:val="121314"/>
+        </w:rPr>
+        <w:t>&lt;</w:t>
+      </w:r>
+      <w:proofErr w:type="spellStart"/>
+      <w:r>
+        <w:rPr>
+          <w:rStyle w:val="PrrafocdigoCar"/>
+          <w:b/>
+          <w:bCs/>
+          <w:color w:val="FFA657"/>
+        </w:rPr>
+        <w:t>a</w:t>
+      </w:r>
+      <w:r>
+        <w:rPr>
+          <w:rStyle w:val="PrrafocdigoCar"/>
+          <w:b/>
+          <w:bCs/>
+          <w:color w:val="FFA657"/>
+        </w:rPr>
+        <w:t>ctivatio</w:t>
+      </w:r>
+      <w:r>
+        <w:rPr>
+          <w:rStyle w:val="PrrafocdigoCar"/>
+          <w:b/>
+          <w:bCs/>
+          <w:color w:val="FFA657"/>
+        </w:rPr>
+        <w:t>n</w:t>
+      </w:r>
+      <w:proofErr w:type="spellEnd"/>
+      <w:r>
+        <w:rPr>
+          <w:rStyle w:val="PrrafocdigoCar"/>
+          <w:b/>
+          <w:bCs/>
+          <w:color w:val="121314"/>
+        </w:rPr>
+        <w:t>&gt;</w:t>
+      </w:r>
+      <w:r>
+        <w:rPr>
+          <w:color w:val="FFA657"/>
+        </w:rPr>
+        <w:t xml:space="preserve"> </w:t>
+      </w:r>
+      <w:r>
+        <w:t xml:space="preserve">se le indica </w:t>
+      </w:r>
+      <w:r>
+        <w:t xml:space="preserve">pase por </w:t>
+      </w:r>
+      <w:r>
+        <w:t xml:space="preserve">la </w:t>
+      </w:r>
+      <w:r>
+        <w:rPr>
+          <w:i/>
+          <w:iCs/>
+        </w:rPr>
+        <w:t xml:space="preserve">“la </w:t>
+      </w:r>
+      <w:proofErr w:type="spellStart"/>
+      <w:r>
+        <w:rPr>
+          <w:i/>
+          <w:iCs/>
+        </w:rPr>
+        <w:t>ReLU</w:t>
+      </w:r>
+      <w:proofErr w:type="spellEnd"/>
+      <w:r>
+        <w:rPr>
+          <w:i/>
+          <w:iCs/>
+        </w:rPr>
+        <w:t>”</w:t>
+      </w:r>
+      <w:r>
+        <w:rPr>
+          <w:i/>
+          <w:iCs/>
+        </w:rPr>
+        <w:t xml:space="preserve"> </w:t>
+      </w:r>
+      <w:r>
+        <w:rPr>
+          <w:i/>
+          <w:iCs/>
+        </w:rPr>
+        <w:t>—</w:t>
+      </w:r>
+      <w:r>
+        <w:rPr>
+          <w:i/>
+          <w:iCs/>
+        </w:rPr>
+        <w:t xml:space="preserve">lo siento, </w:t>
+      </w:r>
+      <w:r>
+        <w:rPr>
+          <w:i/>
+          <w:iCs/>
+        </w:rPr>
+        <w:t>me hace mucha gracia</w:t>
+      </w:r>
+      <w:r>
+        <w:rPr>
+          <w:i/>
+          <w:iCs/>
+        </w:rPr>
+        <w:t>—</w:t>
+      </w:r>
+    </w:p>
+    <w:p>
+      <w:pPr>
+        <w:pStyle w:val="PrrafoRespuestas"/>
+      </w:pPr>
+    </w:p>
+    <w:p>
+      <w:pPr>
+        <w:pStyle w:val="Ttulo3"/>
+        <w:rPr>
+          <w:rFonts w:ascii="Montserrat" w:hAnsi="Montserrat"/>
+          <w:sz w:val="24"/>
+          <w:szCs w:val="24"/>
+        </w:rPr>
+      </w:pPr>
+      <w:bookmarkStart w:id="1" w:name="_Capa_3"/>
+      <w:bookmarkEnd w:id="1"/>
+      <w:r>
+        <w:rPr>
+          <w:rFonts w:ascii="Montserrat" w:hAnsi="Montserrat"/>
+          <w:sz w:val="24"/>
+          <w:szCs w:val="24"/>
+        </w:rPr>
+        <w:lastRenderedPageBreak/>
+        <w:t xml:space="preserve">Capa </w:t>
+      </w:r>
+      <w:r>
+        <w:rPr>
+          <w:rFonts w:ascii="Montserrat" w:hAnsi="Montserrat"/>
+          <w:sz w:val="24"/>
+          <w:szCs w:val="24"/>
+        </w:rPr>
+        <w:t>3</w:t>
+      </w:r>
+    </w:p>
+    <w:p>
+      <w:pPr>
+        <w:pStyle w:val="Prrafocdigo"/>
+        <w:rPr>
+          <w:color w:val="121314"/>
+        </w:rPr>
+      </w:pPr>
+    </w:p>
+    <w:p>
+      <w:pPr>
+        <w:pStyle w:val="Prrafocdigo"/>
+        <w:rPr>
+          <w:color w:val="FFFF00"/>
+        </w:rPr>
+      </w:pPr>
+      <w:r>
+        <w:t xml:space="preserve">  </w:t>
+      </w:r>
+      <w:proofErr w:type="spellStart"/>
+      <w:r>
+        <w:t>m</w:t>
+      </w:r>
+      <w:r>
+        <w:t>odel.</w:t>
+      </w:r>
+      <w:r>
+        <w:rPr>
+          <w:color w:val="D2A8FF"/>
+        </w:rPr>
+        <w:t>add</w:t>
+      </w:r>
+      <w:proofErr w:type="spellEnd"/>
+      <w:r>
+        <w:rPr>
+          <w:color w:val="FFFF00"/>
+        </w:rPr>
+        <w:t>(</w:t>
+      </w:r>
+      <w:r>
+        <w:rPr>
+          <w:color w:val="92D050"/>
+        </w:rPr>
+        <w:t>Dense</w:t>
+      </w:r>
+      <w:r>
+        <w:rPr>
+          <w:color w:val="FFFF00"/>
+        </w:rPr>
+        <w:t>(</w:t>
+      </w:r>
+      <w:proofErr w:type="spellStart"/>
+      <w:r>
+        <w:rPr>
+          <w:color w:val="FFA657"/>
+        </w:rPr>
+        <w:t>units</w:t>
+      </w:r>
+      <w:proofErr w:type="spellEnd"/>
+      <w:r>
+        <w:t>=</w:t>
+      </w:r>
+      <w:r>
+        <w:rPr>
+          <w:color w:val="C5E0B3" w:themeColor="accent6" w:themeTint="66"/>
+        </w:rPr>
+        <w:t>5</w:t>
+      </w:r>
+      <w:r>
+        <w:t xml:space="preserve">, </w:t>
+      </w:r>
+      <w:proofErr w:type="spellStart"/>
+      <w:r>
+        <w:rPr>
+          <w:color w:val="FFA657"/>
+        </w:rPr>
+        <w:t>activation</w:t>
+      </w:r>
+      <w:proofErr w:type="spellEnd"/>
+      <w:r>
+        <w:t>=</w:t>
+      </w:r>
+      <w:r>
+        <w:rPr>
+          <w:color w:val="9CC2E5" w:themeColor="accent1" w:themeTint="99"/>
+        </w:rPr>
+        <w:t>'</w:t>
+      </w:r>
+      <w:proofErr w:type="spellStart"/>
+      <w:r>
+        <w:rPr>
+          <w:color w:val="9CC2E5" w:themeColor="accent1" w:themeTint="99"/>
+        </w:rPr>
+        <w:t>softmax</w:t>
+      </w:r>
+      <w:proofErr w:type="spellEnd"/>
+      <w:r>
+        <w:rPr>
+          <w:color w:val="9CC2E5" w:themeColor="accent1" w:themeTint="99"/>
+        </w:rPr>
+        <w:t>'</w:t>
+      </w:r>
+      <w:r>
+        <w:rPr>
+          <w:color w:val="FFFF00"/>
+        </w:rPr>
+        <w:t>))</w:t>
+      </w:r>
+    </w:p>
+    <w:p>
+      <w:pPr>
+        <w:pStyle w:val="Prrafocdigo"/>
+      </w:pPr>
+    </w:p>
+    <w:p>
+      <w:pPr>
+        <w:pStyle w:val="PrrafoRespuestas"/>
+      </w:pPr>
+      <w:r>
+        <w:t>L</w:t>
+      </w:r>
+      <w:r>
+        <w:t xml:space="preserve">a </w:t>
+      </w:r>
+      <w:r>
+        <w:t xml:space="preserve">última </w:t>
+      </w:r>
+      <w:r>
+        <w:t>capa</w:t>
+      </w:r>
+      <w:r>
+        <w:t xml:space="preserve">, </w:t>
+      </w:r>
+      <w:r>
+        <w:t>no es oculta, es la capa de salida (el último</w:t>
+      </w:r>
+      <w:r>
+        <w:t xml:space="preserve"> .</w:t>
+      </w:r>
+      <w:proofErr w:type="spellStart"/>
+      <w:r>
+        <w:t>append</w:t>
+      </w:r>
+      <w:proofErr w:type="spellEnd"/>
+      <w:r>
+        <w:t>()</w:t>
+      </w:r>
+      <w:r>
+        <w:t xml:space="preserve"> </w:t>
+      </w:r>
+      <w:r>
+        <w:t>a la lista</w:t>
+      </w:r>
+      <w:r>
+        <w:t>)</w:t>
+      </w:r>
+      <w:r>
+        <w:t xml:space="preserve">. </w:t>
+      </w:r>
+      <w:r>
+        <w:t xml:space="preserve">Esta vez tiene </w:t>
+      </w:r>
+      <w:r>
+        <w:t xml:space="preserve">el parámetro </w:t>
+      </w:r>
+      <w:r>
+        <w:rPr>
+          <w:rStyle w:val="PrrafocdigoCar"/>
+          <w:color w:val="121314"/>
+        </w:rPr>
+        <w:t>&lt;</w:t>
+      </w:r>
+      <w:proofErr w:type="spellStart"/>
+      <w:r>
+        <w:rPr>
+          <w:rStyle w:val="PrrafocdigoCar"/>
+          <w:color w:val="FFA657"/>
+        </w:rPr>
+        <w:t>u</w:t>
+      </w:r>
+      <w:r>
+        <w:rPr>
+          <w:rStyle w:val="PrrafocdigoCar"/>
+          <w:color w:val="FFA657"/>
+        </w:rPr>
+        <w:t>nit</w:t>
+      </w:r>
+      <w:r>
+        <w:rPr>
+          <w:rStyle w:val="PrrafocdigoCar"/>
+          <w:color w:val="FFA657"/>
+        </w:rPr>
+        <w:t>s</w:t>
+      </w:r>
+      <w:proofErr w:type="spellEnd"/>
+      <w:r>
+        <w:rPr>
+          <w:rStyle w:val="PrrafocdigoCar"/>
+          <w:color w:val="121314"/>
+        </w:rPr>
+        <w:t>&gt;</w:t>
+      </w:r>
+      <w:r>
+        <w:rPr>
+          <w:color w:val="FFA657"/>
+        </w:rPr>
+        <w:t xml:space="preserve"> </w:t>
+      </w:r>
+      <w:r>
+        <w:t xml:space="preserve">a </w:t>
+      </w:r>
+      <w:r>
+        <w:rPr>
+          <w:b/>
+          <w:bCs/>
+        </w:rPr>
+        <w:t>5</w:t>
+      </w:r>
+      <w:r>
+        <w:t xml:space="preserve"> </w:t>
+      </w:r>
+      <w:r>
+        <w:t>y</w:t>
+      </w:r>
+      <w:r>
+        <w:t xml:space="preserve"> </w:t>
+      </w:r>
+      <w:r>
+        <w:rPr>
+          <w:rStyle w:val="PrrafocdigoCar"/>
+          <w:b/>
+          <w:bCs/>
+          <w:color w:val="121314"/>
+        </w:rPr>
+        <w:t>&lt;</w:t>
+      </w:r>
+      <w:proofErr w:type="spellStart"/>
+      <w:r>
+        <w:rPr>
+          <w:rStyle w:val="PrrafocdigoCar"/>
+          <w:b/>
+          <w:bCs/>
+          <w:color w:val="FFA657"/>
+        </w:rPr>
+        <w:t>a</w:t>
+      </w:r>
+      <w:r>
+        <w:rPr>
+          <w:rStyle w:val="PrrafocdigoCar"/>
+          <w:b/>
+          <w:bCs/>
+          <w:color w:val="FFA657"/>
+        </w:rPr>
+        <w:t>ctivatio</w:t>
+      </w:r>
+      <w:r>
+        <w:rPr>
+          <w:rStyle w:val="PrrafocdigoCar"/>
+          <w:b/>
+          <w:bCs/>
+          <w:color w:val="FFA657"/>
+        </w:rPr>
+        <w:t>n</w:t>
+      </w:r>
+      <w:proofErr w:type="spellEnd"/>
+      <w:r>
+        <w:rPr>
+          <w:rStyle w:val="PrrafocdigoCar"/>
+          <w:b/>
+          <w:bCs/>
+          <w:color w:val="121314"/>
+        </w:rPr>
+        <w:t>&gt;</w:t>
+      </w:r>
+      <w:r>
+        <w:rPr>
+          <w:color w:val="FFA657"/>
+        </w:rPr>
+        <w:t xml:space="preserve"> </w:t>
+      </w:r>
+      <w:r>
+        <w:t xml:space="preserve">es </w:t>
+      </w:r>
+      <w:r>
+        <w:rPr>
+          <w:i/>
+          <w:iCs/>
+        </w:rPr>
+        <w:t>“</w:t>
+      </w:r>
+      <w:proofErr w:type="spellStart"/>
+      <w:r>
+        <w:rPr>
+          <w:i/>
+          <w:iCs/>
+        </w:rPr>
+        <w:t>softmax</w:t>
+      </w:r>
+      <w:proofErr w:type="spellEnd"/>
+      <w:r>
+        <w:rPr>
+          <w:i/>
+          <w:iCs/>
+        </w:rPr>
+        <w:t>”</w:t>
+      </w:r>
+      <w:r>
+        <w:t xml:space="preserve"> con lo que ya nos está chivando que la función de activación va a coger las salidas de las 5 neuronas y los va a </w:t>
+      </w:r>
+      <w:r>
+        <w:t>transforma</w:t>
+      </w:r>
+      <w:r>
+        <w:t>r</w:t>
+      </w:r>
+      <w:r>
+        <w:t xml:space="preserve"> en una distribución de porcentajes</w:t>
+      </w:r>
+      <w:r>
+        <w:t>,</w:t>
+      </w:r>
+      <w:r>
+        <w:t xml:space="preserve"> </w:t>
+      </w:r>
+      <w:r>
+        <w:t>así que</w:t>
+      </w:r>
+      <w:r>
+        <w:t xml:space="preserve"> cada valor puede entenderse como la probabilidad de pertenecer a cada clase</w:t>
+      </w:r>
+      <w:r>
+        <w:t xml:space="preserve">, resolviendo así un </w:t>
+      </w:r>
+      <w:r>
+        <w:t xml:space="preserve">problema de </w:t>
+      </w:r>
+      <w:hyperlink w:anchor="_Por_último,_con" w:history="1">
+        <w:r>
+          <w:rPr>
+            <w:rStyle w:val="Hipervnculo"/>
+          </w:rPr>
+          <w:t>clasificación multiclase</w:t>
+        </w:r>
+      </w:hyperlink>
+      <w:r>
+        <w:t>.</w:t>
+      </w:r>
+    </w:p>
+    <w:p>
+      <w:pPr>
+        <w:pStyle w:val="Ttulo2"/>
+        <w:rPr>
+          <w:rFonts w:ascii="Montserrat" w:hAnsi="Montserrat"/>
+          <w:color w:val="0070C0"/>
+          <w:sz w:val="28"/>
+          <w:szCs w:val="28"/>
+        </w:rPr>
+      </w:pPr>
+      <w:r>
+        <w:rPr>
+          <w:rFonts w:ascii="Montserrat" w:hAnsi="Montserrat"/>
+          <w:color w:val="0070C0"/>
+          <w:sz w:val="28"/>
+          <w:szCs w:val="28"/>
+        </w:rPr>
+        <w:t>Describe qué valores hemos elegido para los siguientes parámetros en la implementación</w:t>
+      </w:r>
+    </w:p>
+    <w:p>
+      <w:pPr>
+        <w:pStyle w:val="Ttulo3"/>
+        <w:spacing w:before="0"/>
+        <w:rPr>
+          <w:rFonts w:ascii="Montserrat" w:hAnsi="Montserrat"/>
+          <w:color w:val="0070C0"/>
+          <w:sz w:val="24"/>
+          <w:szCs w:val="24"/>
+        </w:rPr>
+      </w:pPr>
+      <w:r>
+        <w:rPr>
+          <w:rFonts w:ascii="Montserrat" w:hAnsi="Montserrat"/>
+          <w:color w:val="0070C0"/>
+          <w:sz w:val="24"/>
+          <w:szCs w:val="24"/>
+        </w:rPr>
+        <w:t>Número de capas</w:t>
+      </w:r>
+    </w:p>
+    <w:p>
+      <w:pPr>
+        <w:pStyle w:val="PrrafoRespuestas"/>
+      </w:pPr>
+      <w:r>
+        <w:t xml:space="preserve">Son tres capas en total como se ha definido anteriormente en el apartado </w:t>
+      </w:r>
+      <w:hyperlink w:anchor="_La_estructura_de" w:history="1">
+        <w:r>
+          <w:rPr>
+            <w:rStyle w:val="Hipervnculo"/>
+            <w:i/>
+            <w:iCs/>
+          </w:rPr>
+          <w:t>La estructura de la red</w:t>
+        </w:r>
+      </w:hyperlink>
+    </w:p>
+    <w:p>
+      <w:pPr>
+        <w:pStyle w:val="PrrafoRespuestas"/>
+        <w:numPr>
+          <w:ilvl w:val="0"/>
+          <w:numId w:val="18"/>
+        </w:numPr>
+      </w:pPr>
+      <w:r>
+        <w:rPr>
+          <w:b/>
+          <w:bCs/>
+        </w:rPr>
+        <w:t>Capa 1 (Capa de entrada</w:t>
+      </w:r>
+      <w:r>
+        <w:rPr>
+          <w:b/>
+          <w:bCs/>
+        </w:rPr>
+        <w:t>, capa oculta</w:t>
+      </w:r>
+      <w:r>
+        <w:rPr>
+          <w:b/>
+          <w:bCs/>
+        </w:rPr>
+        <w:t>)</w:t>
+      </w:r>
+      <w:r>
+        <w:t>, e</w:t>
+      </w:r>
+      <w:r>
+        <w:t>s el primer bloque Dense</w:t>
+      </w:r>
+      <w:r>
+        <w:t xml:space="preserve"> o capa densa que se añade al modelo.</w:t>
+      </w:r>
+    </w:p>
+    <w:p>
+      <w:pPr>
+        <w:pStyle w:val="Prrafocdigo"/>
+        <w:rPr>
+          <w:color w:val="121314"/>
+        </w:rPr>
+      </w:pPr>
+    </w:p>
+    <w:p>
+      <w:pPr>
+        <w:pStyle w:val="Prrafocdigo"/>
+        <w:rPr>
+          <w:color w:val="FFFF00"/>
+        </w:rPr>
+      </w:pPr>
+      <w:r>
+        <w:t xml:space="preserve">  </w:t>
+      </w:r>
+      <w:proofErr w:type="spellStart"/>
+      <w:r>
+        <w:t>m</w:t>
+      </w:r>
+      <w:r>
+        <w:t>odel.</w:t>
+      </w:r>
+      <w:r>
+        <w:rPr>
+          <w:color w:val="D2A8FF"/>
+        </w:rPr>
+        <w:t>add</w:t>
+      </w:r>
+      <w:proofErr w:type="spellEnd"/>
+      <w:r>
+        <w:rPr>
+          <w:color w:val="FFFF00"/>
+        </w:rPr>
+        <w:t>(</w:t>
+      </w:r>
+      <w:r>
+        <w:rPr>
+          <w:color w:val="92D050"/>
+        </w:rPr>
+        <w:t>Dense</w:t>
+      </w:r>
+      <w:r>
+        <w:rPr>
+          <w:color w:val="FFFF00"/>
+        </w:rPr>
+        <w:t>(</w:t>
+      </w:r>
+      <w:proofErr w:type="spellStart"/>
+      <w:r>
+        <w:rPr>
+          <w:color w:val="FFA657"/>
+        </w:rPr>
+        <w:t>units</w:t>
+      </w:r>
+      <w:proofErr w:type="spellEnd"/>
+      <w:r>
+        <w:t>=</w:t>
+      </w:r>
+      <w:r>
+        <w:rPr>
+          <w:color w:val="C5E0B3" w:themeColor="accent6" w:themeTint="66"/>
+        </w:rPr>
+        <w:t>64</w:t>
+      </w:r>
+      <w:r>
+        <w:t xml:space="preserve">, </w:t>
+      </w:r>
+      <w:proofErr w:type="spellStart"/>
+      <w:r>
+        <w:rPr>
+          <w:color w:val="FFA657"/>
+        </w:rPr>
+        <w:t>activation</w:t>
+      </w:r>
+      <w:proofErr w:type="spellEnd"/>
+      <w:r>
+        <w:t>=</w:t>
+      </w:r>
+      <w:r>
+        <w:rPr>
+          <w:color w:val="9CC2E5" w:themeColor="accent1" w:themeTint="99"/>
+        </w:rPr>
+        <w:t>'</w:t>
+      </w:r>
+      <w:proofErr w:type="spellStart"/>
+      <w:r>
+        <w:rPr>
+          <w:color w:val="9CC2E5" w:themeColor="accent1" w:themeTint="99"/>
+        </w:rPr>
+        <w:t>relu</w:t>
+      </w:r>
+      <w:proofErr w:type="spellEnd"/>
+      <w:r>
+        <w:rPr>
+          <w:color w:val="9CC2E5" w:themeColor="accent1" w:themeTint="99"/>
+        </w:rPr>
+        <w:t>'</w:t>
+      </w:r>
+      <w:r>
+        <w:t xml:space="preserve">, </w:t>
+      </w:r>
+      <w:proofErr w:type="spellStart"/>
+      <w:r>
+        <w:rPr>
+          <w:color w:val="FFA657"/>
+        </w:rPr>
+        <w:t>input_dim</w:t>
+      </w:r>
+      <w:proofErr w:type="spellEnd"/>
+      <w:r>
+        <w:t>=</w:t>
+      </w:r>
+      <w:r>
+        <w:rPr>
+          <w:color w:val="C5E0B3" w:themeColor="accent6" w:themeTint="66"/>
+        </w:rPr>
+        <w:t>10</w:t>
+      </w:r>
+      <w:r>
+        <w:rPr>
+          <w:color w:val="FFFF00"/>
+        </w:rPr>
+        <w:t>))</w:t>
+      </w:r>
+    </w:p>
+    <w:p>
+      <w:pPr>
+        <w:pStyle w:val="Prrafocdigo"/>
+      </w:pPr>
+      <w:r>
+        <w:tab/>
+      </w:r>
+    </w:p>
+    <w:p>
+      <w:pPr>
+        <w:pStyle w:val="PrrafoRespuestas"/>
+        <w:numPr>
+          <w:ilvl w:val="0"/>
+          <w:numId w:val="18"/>
+        </w:numPr>
+      </w:pPr>
+      <w:r>
+        <w:rPr>
+          <w:b/>
+          <w:bCs/>
+        </w:rPr>
+        <w:t>Capa 2 (Capa oculta intermedia)</w:t>
+      </w:r>
+      <w:r>
+        <w:t>, e</w:t>
+      </w:r>
+      <w:r>
+        <w:t xml:space="preserve">s el segundo bloque Dense. </w:t>
+      </w:r>
+      <w:r>
+        <w:t>Por apuntar, s</w:t>
+      </w:r>
+      <w:r>
+        <w:t>e llama</w:t>
+      </w:r>
+      <w:r>
+        <w:t>n</w:t>
+      </w:r>
+      <w:r>
+        <w:t xml:space="preserve"> "</w:t>
+      </w:r>
+      <w:r>
+        <w:t xml:space="preserve">capa </w:t>
+      </w:r>
+      <w:r>
+        <w:t xml:space="preserve">oculta" porque </w:t>
+      </w:r>
+      <w:r>
+        <w:t>los</w:t>
+      </w:r>
+      <w:r>
+        <w:t xml:space="preserve"> cálculos quedan en el interior de la red</w:t>
+      </w:r>
+      <w:r>
+        <w:t xml:space="preserve">, es decir, no </w:t>
+      </w:r>
+      <w:r>
+        <w:t xml:space="preserve">entrega la respuesta final </w:t>
+      </w:r>
+      <w:r>
+        <w:t>como hace la última capa o capa de salida</w:t>
+      </w:r>
+      <w:r>
+        <w:t>.</w:t>
+      </w:r>
+    </w:p>
+    <w:p>
+      <w:pPr>
+        <w:pStyle w:val="Prrafocdigo"/>
+        <w:rPr>
+          <w:color w:val="121314"/>
+        </w:rPr>
+      </w:pPr>
+    </w:p>
+    <w:p>
+      <w:pPr>
+        <w:pStyle w:val="Prrafocdigo"/>
+        <w:rPr>
+          <w:color w:val="FFFF00"/>
+        </w:rPr>
+      </w:pPr>
+      <w:r>
+        <w:t xml:space="preserve">  </w:t>
+      </w:r>
+      <w:proofErr w:type="spellStart"/>
+      <w:r>
+        <w:t>m</w:t>
+      </w:r>
+      <w:r>
+        <w:t>odel.</w:t>
+      </w:r>
+      <w:r>
+        <w:rPr>
+          <w:color w:val="D2A8FF"/>
+        </w:rPr>
+        <w:t>add</w:t>
+      </w:r>
+      <w:proofErr w:type="spellEnd"/>
+      <w:r>
+        <w:rPr>
+          <w:color w:val="FFFF00"/>
+        </w:rPr>
+        <w:t>(</w:t>
+      </w:r>
+      <w:r>
+        <w:rPr>
+          <w:color w:val="92D050"/>
+        </w:rPr>
+        <w:t>Dense</w:t>
+      </w:r>
+      <w:r>
+        <w:rPr>
+          <w:color w:val="FFFF00"/>
+        </w:rPr>
+        <w:t>(</w:t>
+      </w:r>
+      <w:proofErr w:type="spellStart"/>
+      <w:r>
+        <w:rPr>
+          <w:color w:val="FFA657"/>
+        </w:rPr>
+        <w:t>units</w:t>
+      </w:r>
+      <w:proofErr w:type="spellEnd"/>
+      <w:r>
+        <w:t>=</w:t>
+      </w:r>
+      <w:r>
+        <w:rPr>
+          <w:color w:val="C5E0B3" w:themeColor="accent6" w:themeTint="66"/>
+        </w:rPr>
+        <w:t>64</w:t>
+      </w:r>
+      <w:r>
+        <w:t xml:space="preserve">, </w:t>
+      </w:r>
+      <w:proofErr w:type="spellStart"/>
+      <w:r>
+        <w:rPr>
+          <w:color w:val="FFA657"/>
+        </w:rPr>
+        <w:t>activation</w:t>
+      </w:r>
+      <w:proofErr w:type="spellEnd"/>
+      <w:r>
+        <w:t>=</w:t>
+      </w:r>
+      <w:r>
+        <w:rPr>
+          <w:color w:val="9CC2E5" w:themeColor="accent1" w:themeTint="99"/>
+        </w:rPr>
+        <w:t>'</w:t>
+      </w:r>
+      <w:proofErr w:type="spellStart"/>
+      <w:r>
+        <w:rPr>
+          <w:color w:val="9CC2E5" w:themeColor="accent1" w:themeTint="99"/>
+        </w:rPr>
+        <w:t>relu</w:t>
+      </w:r>
+      <w:proofErr w:type="spellEnd"/>
+      <w:r>
+        <w:rPr>
+          <w:color w:val="9CC2E5" w:themeColor="accent1" w:themeTint="99"/>
+        </w:rPr>
+        <w:t>'</w:t>
+      </w:r>
+      <w:r>
+        <w:rPr>
+          <w:color w:val="FFFF00"/>
+        </w:rPr>
+        <w:t>))</w:t>
+      </w:r>
+    </w:p>
+    <w:p>
+      <w:pPr>
+        <w:pStyle w:val="Prrafocdigo"/>
+      </w:pPr>
+    </w:p>
+    <w:p>
+      <w:pPr>
+        <w:pStyle w:val="PrrafoRespuestas"/>
+        <w:numPr>
+          <w:ilvl w:val="0"/>
+          <w:numId w:val="18"/>
+        </w:numPr>
+      </w:pPr>
+      <w:r>
+        <w:rPr>
+          <w:b/>
+          <w:bCs/>
+        </w:rPr>
+        <w:t>Capa 3 (Capa de salida)</w:t>
+      </w:r>
+      <w:r>
+        <w:t>, e</w:t>
+      </w:r>
+      <w:r>
+        <w:t>s el último bloque</w:t>
+      </w:r>
+      <w:r>
+        <w:t xml:space="preserve"> y la salida</w:t>
+      </w:r>
+      <w:r>
+        <w:t xml:space="preserve"> de la red, la encargada de dar el resultado.</w:t>
+      </w:r>
+    </w:p>
+    <w:p>
+      <w:pPr>
+        <w:pStyle w:val="Prrafocdigo"/>
+        <w:rPr>
+          <w:color w:val="121314"/>
+        </w:rPr>
+      </w:pPr>
+    </w:p>
+    <w:p>
+      <w:pPr>
+        <w:pStyle w:val="Prrafocdigo"/>
+        <w:rPr>
+          <w:color w:val="FFFF00"/>
+        </w:rPr>
+      </w:pPr>
+      <w:r>
+        <w:t xml:space="preserve">  </w:t>
+      </w:r>
+      <w:proofErr w:type="spellStart"/>
+      <w:r>
+        <w:t>m</w:t>
+      </w:r>
+      <w:r>
+        <w:t>odel.</w:t>
+      </w:r>
+      <w:r>
+        <w:rPr>
+          <w:color w:val="D2A8FF"/>
+        </w:rPr>
+        <w:t>add</w:t>
+      </w:r>
+      <w:proofErr w:type="spellEnd"/>
+      <w:r>
+        <w:rPr>
+          <w:color w:val="FFFF00"/>
+        </w:rPr>
+        <w:t>(</w:t>
+      </w:r>
+      <w:r>
+        <w:rPr>
+          <w:color w:val="92D050"/>
+        </w:rPr>
+        <w:t>Dense</w:t>
+      </w:r>
+      <w:r>
+        <w:rPr>
+          <w:color w:val="FFFF00"/>
+        </w:rPr>
+        <w:t>(</w:t>
+      </w:r>
+      <w:proofErr w:type="spellStart"/>
+      <w:r>
+        <w:rPr>
+          <w:color w:val="FFA657"/>
+        </w:rPr>
+        <w:t>units</w:t>
+      </w:r>
+      <w:proofErr w:type="spellEnd"/>
+      <w:r>
+        <w:t>=</w:t>
+      </w:r>
+      <w:r>
+        <w:rPr>
+          <w:color w:val="C5E0B3" w:themeColor="accent6" w:themeTint="66"/>
+        </w:rPr>
+        <w:t>5</w:t>
+      </w:r>
+      <w:r>
+        <w:t xml:space="preserve">, </w:t>
+      </w:r>
+      <w:proofErr w:type="spellStart"/>
+      <w:r>
+        <w:rPr>
+          <w:color w:val="FFA657"/>
+        </w:rPr>
+        <w:t>activation</w:t>
+      </w:r>
+      <w:proofErr w:type="spellEnd"/>
+      <w:r>
+        <w:t>=</w:t>
+      </w:r>
+      <w:r>
+        <w:rPr>
+          <w:color w:val="9CC2E5" w:themeColor="accent1" w:themeTint="99"/>
+        </w:rPr>
+        <w:t>'</w:t>
+      </w:r>
+      <w:proofErr w:type="spellStart"/>
+      <w:r>
+        <w:rPr>
+          <w:color w:val="9CC2E5" w:themeColor="accent1" w:themeTint="99"/>
+        </w:rPr>
+        <w:t>softmax</w:t>
+      </w:r>
+      <w:proofErr w:type="spellEnd"/>
+      <w:r>
+        <w:rPr>
+          <w:color w:val="9CC2E5" w:themeColor="accent1" w:themeTint="99"/>
+        </w:rPr>
+        <w:t>'</w:t>
+      </w:r>
+      <w:r>
+        <w:rPr>
+          <w:color w:val="FFFF00"/>
+        </w:rPr>
+        <w:t>))</w:t>
+      </w:r>
+    </w:p>
+    <w:p>
+      <w:pPr>
+        <w:pStyle w:val="Prrafocdigo"/>
+      </w:pPr>
+    </w:p>
+    <w:p>
+      <w:pPr>
+        <w:pStyle w:val="Ttulo3"/>
+        <w:rPr>
+          <w:rFonts w:ascii="Montserrat" w:hAnsi="Montserrat"/>
+          <w:color w:val="0070C0"/>
+          <w:sz w:val="24"/>
+          <w:szCs w:val="24"/>
+        </w:rPr>
+      </w:pPr>
+      <w:r>
+        <w:rPr>
+          <w:rFonts w:ascii="Montserrat" w:hAnsi="Montserrat"/>
+          <w:color w:val="0070C0"/>
+          <w:sz w:val="24"/>
+          <w:szCs w:val="24"/>
+        </w:rPr>
+        <w:t>Volumen de cada capa</w:t>
+      </w:r>
+    </w:p>
+    <w:p>
+      <w:pPr>
+        <w:pStyle w:val="PrrafoRespuestas"/>
+      </w:pPr>
+      <w:r>
+        <w:t xml:space="preserve">El </w:t>
+      </w:r>
+      <w:r>
+        <w:rPr>
+          <w:b/>
+          <w:bCs/>
+        </w:rPr>
+        <w:t>v</w:t>
+      </w:r>
+      <w:r>
+        <w:rPr>
+          <w:b/>
+          <w:bCs/>
+        </w:rPr>
+        <w:t>olumen de la Capa 1</w:t>
+      </w:r>
+      <w:r>
+        <w:t>, d</w:t>
+      </w:r>
+      <w:r>
+        <w:t xml:space="preserve">e </w:t>
+      </w:r>
+      <w:r>
+        <w:rPr>
+          <w:b/>
+          <w:bCs/>
+        </w:rPr>
+        <w:t>64 neuronas</w:t>
+      </w:r>
+      <w:r>
+        <w:t xml:space="preserve"> (</w:t>
+      </w:r>
+      <w:r>
+        <w:rPr>
+          <w:rStyle w:val="PrrafocdigoCar"/>
+          <w:color w:val="121314"/>
+        </w:rPr>
+        <w:t>&lt;</w:t>
+      </w:r>
+      <w:proofErr w:type="spellStart"/>
+      <w:r>
+        <w:rPr>
+          <w:rStyle w:val="PrrafocdigoCar"/>
+          <w:color w:val="FFA657"/>
+        </w:rPr>
+        <w:t>u</w:t>
+      </w:r>
+      <w:r>
+        <w:rPr>
+          <w:rStyle w:val="PrrafocdigoCar"/>
+          <w:color w:val="FFA657"/>
+        </w:rPr>
+        <w:t>nit</w:t>
+      </w:r>
+      <w:r>
+        <w:rPr>
+          <w:rStyle w:val="PrrafocdigoCar"/>
+          <w:color w:val="FFA657"/>
+        </w:rPr>
+        <w:t>s</w:t>
+      </w:r>
+      <w:proofErr w:type="spellEnd"/>
+      <w:r>
+        <w:rPr>
+          <w:rStyle w:val="PrrafocdigoCar"/>
+        </w:rPr>
+        <w:t>=</w:t>
+      </w:r>
+      <w:r>
+        <w:rPr>
+          <w:rStyle w:val="PrrafocdigoCar"/>
+          <w:color w:val="C5E0B3" w:themeColor="accent6" w:themeTint="66"/>
+        </w:rPr>
+        <w:t>64</w:t>
+      </w:r>
+      <w:r>
+        <w:rPr>
+          <w:rStyle w:val="PrrafocdigoCar"/>
+          <w:color w:val="121314"/>
+        </w:rPr>
+        <w:t>&gt;</w:t>
+      </w:r>
+      <w:r>
+        <w:t>)</w:t>
+      </w:r>
+      <w:r>
+        <w:t>, lo que</w:t>
+      </w:r>
+      <w:r>
+        <w:t xml:space="preserve"> significa que hay 64 funciones matemáticas preparadas para recibir y procesar los 10 datos de entrada.</w:t>
+      </w:r>
+    </w:p>
+    <w:p>
+      <w:pPr>
+        <w:pStyle w:val="PrrafoRespuestas"/>
+      </w:pPr>
+      <w:r>
+        <w:t xml:space="preserve">El </w:t>
+      </w:r>
+      <w:r>
+        <w:rPr>
+          <w:b/>
+          <w:bCs/>
+        </w:rPr>
+        <w:t>v</w:t>
+      </w:r>
+      <w:r>
+        <w:rPr>
+          <w:b/>
+          <w:bCs/>
+        </w:rPr>
+        <w:t>olumen de la Capa 2</w:t>
+      </w:r>
+      <w:r>
+        <w:t xml:space="preserve">, de </w:t>
+      </w:r>
+      <w:r>
+        <w:rPr>
+          <w:b/>
+          <w:bCs/>
+        </w:rPr>
+        <w:t>64 neuronas</w:t>
+      </w:r>
+      <w:r>
+        <w:t xml:space="preserve"> (</w:t>
+      </w:r>
+      <w:r>
+        <w:rPr>
+          <w:rStyle w:val="PrrafocdigoCar"/>
+          <w:color w:val="121314"/>
+        </w:rPr>
+        <w:t>&lt;</w:t>
+      </w:r>
+      <w:proofErr w:type="spellStart"/>
+      <w:r>
+        <w:rPr>
+          <w:rStyle w:val="PrrafocdigoCar"/>
+          <w:color w:val="FFA657"/>
+        </w:rPr>
+        <w:t>u</w:t>
+      </w:r>
+      <w:r>
+        <w:rPr>
+          <w:rStyle w:val="PrrafocdigoCar"/>
+          <w:color w:val="FFA657"/>
+        </w:rPr>
+        <w:t>nit</w:t>
+      </w:r>
+      <w:r>
+        <w:rPr>
+          <w:rStyle w:val="PrrafocdigoCar"/>
+          <w:color w:val="FFA657"/>
+        </w:rPr>
+        <w:t>s</w:t>
+      </w:r>
+      <w:proofErr w:type="spellEnd"/>
+      <w:r>
+        <w:rPr>
+          <w:rStyle w:val="PrrafocdigoCar"/>
+        </w:rPr>
+        <w:t>=</w:t>
+      </w:r>
+      <w:r>
+        <w:rPr>
+          <w:rStyle w:val="PrrafocdigoCar"/>
+          <w:color w:val="C5E0B3" w:themeColor="accent6" w:themeTint="66"/>
+        </w:rPr>
+        <w:t>64</w:t>
+      </w:r>
+      <w:r>
+        <w:rPr>
+          <w:rStyle w:val="PrrafocdigoCar"/>
+          <w:color w:val="121314"/>
+        </w:rPr>
+        <w:t>&gt;</w:t>
+      </w:r>
+      <w:r>
+        <w:t>),</w:t>
+      </w:r>
+      <w:r>
+        <w:t xml:space="preserve"> </w:t>
+      </w:r>
+      <w:r>
+        <w:t>repite</w:t>
+      </w:r>
+      <w:r>
+        <w:t xml:space="preserve"> el mismo tamaño </w:t>
+      </w:r>
+      <w:r>
+        <w:t xml:space="preserve">que la anterior y </w:t>
+      </w:r>
+      <w:r>
+        <w:t xml:space="preserve">vuelve </w:t>
+      </w:r>
+      <w:r>
+        <w:t xml:space="preserve">a recibir y procesar </w:t>
+      </w:r>
+      <w:r>
+        <w:t xml:space="preserve">la información que le llega de </w:t>
+      </w:r>
+      <w:r>
+        <w:t>esta</w:t>
+      </w:r>
+      <w:r>
+        <w:t>.</w:t>
+      </w:r>
+    </w:p>
+    <w:p>
+      <w:pPr>
+        <w:pStyle w:val="PrrafoRespuestas"/>
+      </w:pPr>
+      <w:r>
+        <w:t xml:space="preserve">El </w:t>
+      </w:r>
+      <w:r>
+        <w:rPr>
+          <w:b/>
+          <w:bCs/>
+        </w:rPr>
+        <w:t>v</w:t>
+      </w:r>
+      <w:r>
+        <w:rPr>
+          <w:b/>
+          <w:bCs/>
+        </w:rPr>
+        <w:t>olumen de la Capa 3 (Capa de salida)</w:t>
+      </w:r>
+      <w:r>
+        <w:t xml:space="preserve">, de </w:t>
+      </w:r>
+      <w:r>
+        <w:rPr>
+          <w:b/>
+          <w:bCs/>
+        </w:rPr>
+        <w:t>5</w:t>
+      </w:r>
+      <w:r>
+        <w:rPr>
+          <w:b/>
+          <w:bCs/>
+        </w:rPr>
+        <w:t xml:space="preserve"> neuronas</w:t>
+      </w:r>
+      <w:r>
+        <w:t xml:space="preserve"> (</w:t>
+      </w:r>
+      <w:r>
+        <w:rPr>
+          <w:rStyle w:val="PrrafocdigoCar"/>
+          <w:color w:val="121314"/>
+        </w:rPr>
+        <w:t>&lt;</w:t>
+      </w:r>
+      <w:proofErr w:type="spellStart"/>
+      <w:r>
+        <w:rPr>
+          <w:rStyle w:val="PrrafocdigoCar"/>
+          <w:color w:val="FFA657"/>
+        </w:rPr>
+        <w:t>u</w:t>
+      </w:r>
+      <w:r>
+        <w:rPr>
+          <w:rStyle w:val="PrrafocdigoCar"/>
+          <w:color w:val="FFA657"/>
+        </w:rPr>
+        <w:t>nit</w:t>
+      </w:r>
+      <w:r>
+        <w:rPr>
+          <w:rStyle w:val="PrrafocdigoCar"/>
+          <w:color w:val="FFA657"/>
+        </w:rPr>
+        <w:t>s</w:t>
+      </w:r>
+      <w:proofErr w:type="spellEnd"/>
+      <w:r>
+        <w:rPr>
+          <w:rStyle w:val="PrrafocdigoCar"/>
+        </w:rPr>
+        <w:t>=</w:t>
+      </w:r>
+      <w:r>
+        <w:rPr>
+          <w:rStyle w:val="PrrafocdigoCar"/>
+          <w:color w:val="C5E0B3" w:themeColor="accent6" w:themeTint="66"/>
+        </w:rPr>
+        <w:t>5</w:t>
+      </w:r>
+      <w:r>
+        <w:rPr>
+          <w:rStyle w:val="PrrafocdigoCar"/>
+          <w:color w:val="121314"/>
+        </w:rPr>
+        <w:t>&gt;</w:t>
+      </w:r>
+      <w:r>
+        <w:t>)</w:t>
+      </w:r>
+      <w:r>
+        <w:t>. Otro apunte</w:t>
+      </w:r>
+      <w:r>
+        <w:t>:</w:t>
+      </w:r>
+      <w:r>
+        <w:t xml:space="preserve"> e</w:t>
+      </w:r>
+      <w:r>
+        <w:t xml:space="preserve">ste </w:t>
+      </w:r>
+      <w:r>
+        <w:t xml:space="preserve">volumen </w:t>
+      </w:r>
+      <w:r>
+        <w:t xml:space="preserve">de la capa de salida es el más rígido porque siempre tiene que coincidir con el número de respuestas posibles que tiene </w:t>
+      </w:r>
+      <w:r>
+        <w:t xml:space="preserve">el </w:t>
+      </w:r>
+      <w:r>
+        <w:t>problema, ni una más, ni una menos.</w:t>
+      </w:r>
+    </w:p>
+    <w:p>
+      <w:pPr>
+        <w:pStyle w:val="Ttulo3"/>
+        <w:rPr>
+          <w:rFonts w:ascii="Montserrat" w:hAnsi="Montserrat"/>
+          <w:color w:val="0070C0"/>
+          <w:sz w:val="24"/>
+          <w:szCs w:val="24"/>
+        </w:rPr>
+      </w:pPr>
+      <w:r>
+        <w:rPr>
+          <w:rFonts w:ascii="Montserrat" w:hAnsi="Montserrat"/>
+          <w:color w:val="0070C0"/>
+          <w:sz w:val="24"/>
+          <w:szCs w:val="24"/>
+        </w:rPr>
+        <w:t>Función de activación de cada capa</w:t>
+      </w:r>
+    </w:p>
+    <w:p>
+      <w:pPr>
+        <w:pStyle w:val="PrrafoRespuestas"/>
+      </w:pPr>
+      <w:r>
+        <w:t xml:space="preserve">La </w:t>
+      </w:r>
+      <w:r>
+        <w:rPr>
+          <w:b/>
+          <w:bCs/>
+        </w:rPr>
+        <w:t>Capa 1 (</w:t>
+      </w:r>
+      <w:r>
+        <w:rPr>
+          <w:b/>
+          <w:bCs/>
+        </w:rPr>
+        <w:t>entrada/o</w:t>
+      </w:r>
+      <w:r>
+        <w:rPr>
+          <w:b/>
+          <w:bCs/>
+        </w:rPr>
+        <w:t>culta)</w:t>
+      </w:r>
+      <w:r>
+        <w:t xml:space="preserve"> </w:t>
+      </w:r>
+      <w:r>
+        <w:t>u</w:t>
+      </w:r>
+      <w:r>
+        <w:t xml:space="preserve">tiliza la función de activación </w:t>
+      </w:r>
+      <w:proofErr w:type="spellStart"/>
+      <w:r>
+        <w:rPr>
+          <w:b/>
+          <w:bCs/>
+        </w:rPr>
+        <w:t>ReLU</w:t>
+      </w:r>
+      <w:proofErr w:type="spellEnd"/>
+      <w:r>
+        <w:t xml:space="preserve"> (Unidad Lineal Rectificada)</w:t>
+      </w:r>
+      <w:r>
+        <w:t xml:space="preserve"> </w:t>
+      </w:r>
+      <w:r>
+        <w:rPr>
+          <w:i/>
+          <w:iCs/>
+        </w:rPr>
+        <w:t>—</w:t>
+      </w:r>
+      <w:r>
+        <w:rPr>
+          <w:i/>
+          <w:iCs/>
+        </w:rPr>
+        <w:t>así le quitamos humor al asunto</w:t>
+      </w:r>
+      <w:r>
+        <w:rPr>
+          <w:i/>
+          <w:iCs/>
+        </w:rPr>
+        <w:t>—</w:t>
+      </w:r>
+      <w:r>
+        <w:rPr>
+          <w:i/>
+          <w:iCs/>
+        </w:rPr>
+        <w:t xml:space="preserve"> </w:t>
+      </w:r>
+      <w:r>
+        <w:t xml:space="preserve">Se coloca a la salida de </w:t>
+      </w:r>
+      <w:r>
+        <w:t>la primera capa</w:t>
+      </w:r>
+      <w:r>
+        <w:t xml:space="preserve"> para </w:t>
+      </w:r>
+      <w:r>
+        <w:t>que la red aprenda a buscar patrones básicos a</w:t>
+      </w:r>
+      <w:r>
+        <w:t>l convertir todos los resultados negativos en un 0 y dejar pasar los positivos</w:t>
+      </w:r>
+      <w:r>
+        <w:t>.</w:t>
+      </w:r>
+    </w:p>
+    <w:p>
+      <w:pPr>
+        <w:pStyle w:val="PrrafoRespuestas"/>
+      </w:pPr>
+      <w:r>
+        <w:t>La</w:t>
+      </w:r>
+      <w:r>
+        <w:t xml:space="preserve"> </w:t>
+      </w:r>
+      <w:r>
+        <w:rPr>
+          <w:b/>
+          <w:bCs/>
+        </w:rPr>
+        <w:t>Capa 2 (</w:t>
+      </w:r>
+      <w:r>
+        <w:rPr>
+          <w:b/>
+          <w:bCs/>
+        </w:rPr>
+        <w:t>o</w:t>
+      </w:r>
+      <w:r>
+        <w:rPr>
+          <w:b/>
+          <w:bCs/>
+        </w:rPr>
+        <w:t>culta)</w:t>
+      </w:r>
+      <w:r>
+        <w:t xml:space="preserve"> </w:t>
+      </w:r>
+      <w:r>
+        <w:t>v</w:t>
+      </w:r>
+      <w:r>
+        <w:t xml:space="preserve">uelve a utilizar la función de activación </w:t>
+      </w:r>
+      <w:proofErr w:type="spellStart"/>
+      <w:r>
+        <w:rPr>
+          <w:b/>
+          <w:bCs/>
+        </w:rPr>
+        <w:t>ReLU</w:t>
+      </w:r>
+      <w:proofErr w:type="spellEnd"/>
+      <w:r>
+        <w:t>.</w:t>
+      </w:r>
+      <w:r>
+        <w:t xml:space="preserve"> </w:t>
+      </w:r>
+      <w:r>
+        <w:t xml:space="preserve">Por </w:t>
+      </w:r>
+      <w:r>
+        <w:t>el m</w:t>
+      </w:r>
+      <w:r>
+        <w:t>ismo motivo</w:t>
+      </w:r>
+      <w:r>
+        <w:t>, a</w:t>
+      </w:r>
+      <w:r>
+        <w:t xml:space="preserve">l ser otra capa intermedia, </w:t>
+      </w:r>
+      <w:r>
+        <w:t>debe</w:t>
+      </w:r>
+      <w:r>
+        <w:t xml:space="preserve"> </w:t>
+      </w:r>
+      <w:r>
+        <w:t>tener la</w:t>
+      </w:r>
+      <w:r>
+        <w:t xml:space="preserve"> capacidad de "encender o apagar" neuronas para seguir </w:t>
+      </w:r>
+      <w:r>
+        <w:t>averiguando los posibles patrones ocultos</w:t>
+      </w:r>
+      <w:r>
+        <w:t xml:space="preserve"> de los datos.</w:t>
+      </w:r>
+    </w:p>
+    <w:p>
+      <w:pPr>
+        <w:pStyle w:val="PrrafoRespuestas"/>
+      </w:pPr>
+      <w:r>
+        <w:t>La</w:t>
+      </w:r>
+      <w:r>
+        <w:t xml:space="preserve"> </w:t>
+      </w:r>
+      <w:r>
+        <w:rPr>
+          <w:b/>
+          <w:bCs/>
+        </w:rPr>
+        <w:t>Capa 3 (</w:t>
+      </w:r>
+      <w:r>
+        <w:rPr>
+          <w:b/>
+          <w:bCs/>
+        </w:rPr>
+        <w:t>s</w:t>
+      </w:r>
+      <w:r>
+        <w:rPr>
+          <w:b/>
+          <w:bCs/>
+        </w:rPr>
+        <w:t>alida)</w:t>
+      </w:r>
+      <w:r>
+        <w:t xml:space="preserve"> </w:t>
+      </w:r>
+      <w:r>
+        <w:t>u</w:t>
+      </w:r>
+      <w:r>
+        <w:t xml:space="preserve">tiliza la función de activación </w:t>
+      </w:r>
+      <w:r>
+        <w:rPr>
+          <w:b/>
+          <w:bCs/>
+        </w:rPr>
+        <w:t>'</w:t>
+      </w:r>
+      <w:proofErr w:type="spellStart"/>
+      <w:r>
+        <w:rPr>
+          <w:b/>
+          <w:bCs/>
+        </w:rPr>
+        <w:t>softmax</w:t>
+      </w:r>
+      <w:proofErr w:type="spellEnd"/>
+      <w:r>
+        <w:rPr>
+          <w:b/>
+          <w:bCs/>
+        </w:rPr>
+        <w:t>'</w:t>
+      </w:r>
+      <w:r>
+        <w:t>.</w:t>
+      </w:r>
+      <w:r>
+        <w:t xml:space="preserve"> En este punto, habiendo definido la </w:t>
+      </w:r>
+      <w:hyperlink w:anchor="_Capa_3" w:history="1">
+        <w:r>
+          <w:rPr>
+            <w:rStyle w:val="Hipervnculo"/>
+          </w:rPr>
+          <w:t>Ca</w:t>
+        </w:r>
+        <w:r>
+          <w:rPr>
+            <w:rStyle w:val="Hipervnculo"/>
+          </w:rPr>
+          <w:t>p</w:t>
+        </w:r>
+        <w:r>
+          <w:rPr>
+            <w:rStyle w:val="Hipervnculo"/>
+          </w:rPr>
+          <w:t>a 3</w:t>
+        </w:r>
+      </w:hyperlink>
+      <w:r>
+        <w:t xml:space="preserve"> y que </w:t>
+      </w:r>
+      <w:r>
+        <w:t>responde igualmente a este apartado</w:t>
+      </w:r>
+      <w:r>
+        <w:t xml:space="preserve">, ya </w:t>
+      </w:r>
+      <w:hyperlink w:anchor="_Por_último,_con" w:history="1">
+        <w:r>
+          <w:rPr>
+            <w:rStyle w:val="Hipervnculo"/>
+          </w:rPr>
+          <w:t>sabemos cuál es la respue</w:t>
+        </w:r>
+        <w:r>
+          <w:rPr>
+            <w:rStyle w:val="Hipervnculo"/>
+          </w:rPr>
+          <w:t>s</w:t>
+        </w:r>
+        <w:r>
+          <w:rPr>
+            <w:rStyle w:val="Hipervnculo"/>
+          </w:rPr>
+          <w:t xml:space="preserve">ta </w:t>
+        </w:r>
+        <w:r>
+          <w:rPr>
+            <w:rStyle w:val="Hipervnculo"/>
+          </w:rPr>
+          <w:t>a la última pregunta</w:t>
+        </w:r>
+      </w:hyperlink>
+      <w:r>
+        <w:t>.</w:t>
+      </w:r>
+    </w:p>
+    <w:p>
+      <w:pPr>
+        <w:pStyle w:val="Ttulo3"/>
+        <w:rPr>
+          <w:rFonts w:ascii="Montserrat" w:hAnsi="Montserrat"/>
+          <w:color w:val="0070C0"/>
+          <w:sz w:val="24"/>
+          <w:szCs w:val="24"/>
+        </w:rPr>
+      </w:pPr>
+      <w:r>
+        <w:rPr>
+          <w:rFonts w:ascii="Montserrat" w:hAnsi="Montserrat"/>
+          <w:color w:val="0070C0"/>
+          <w:sz w:val="24"/>
+          <w:szCs w:val="24"/>
+        </w:rPr>
+        <w:t>Optimizador</w:t>
+      </w:r>
+    </w:p>
+    <w:p>
+      <w:pPr>
+        <w:pStyle w:val="PrrafoRespuestas"/>
+      </w:pPr>
+      <w:r>
+        <w:t xml:space="preserve">Lo primero, </w:t>
+      </w:r>
+      <w:r>
+        <w:t xml:space="preserve">identificarlo en </w:t>
+      </w:r>
+      <w:r>
+        <w:t>el</w:t>
+      </w:r>
+      <w:r>
+        <w:t xml:space="preserve"> código</w:t>
+      </w:r>
+      <w:r>
+        <w:t xml:space="preserve"> del enunciado, porque, hasta ahora, he definido las capas según el código, pero no he definido la línea que tiene este parámetro</w:t>
+      </w:r>
+      <w:r>
+        <w:t xml:space="preserve">. </w:t>
+      </w:r>
+    </w:p>
+    <w:p>
+      <w:pPr>
+        <w:rPr>
+          <w:rFonts w:ascii="Montserrat" w:eastAsia="Times New Roman" w:hAnsi="Montserrat" w:cs="Times New Roman"/>
+          <w:color w:val="000000" w:themeColor="text1"/>
+          <w:sz w:val="18"/>
+          <w:szCs w:val="24"/>
+        </w:rPr>
+      </w:pPr>
+      <w:r>
+        <w:br w:type="page"/>
+      </w:r>
+    </w:p>
+    <w:p>
+      <w:pPr>
+        <w:pStyle w:val="PrrafoRespuestas"/>
+      </w:pPr>
+    </w:p>
+    <w:p>
+      <w:pPr>
+        <w:pStyle w:val="Prrafocdigo"/>
+      </w:pPr>
+    </w:p>
+    <w:p>
+      <w:pPr>
+        <w:pStyle w:val="Prrafocdigo"/>
+      </w:pPr>
+      <w:r>
+        <w:t xml:space="preserve">  </w:t>
+      </w:r>
+      <w:proofErr w:type="spellStart"/>
+      <w:r>
+        <w:t>model.</w:t>
+      </w:r>
+      <w:r>
+        <w:t>compile</w:t>
+      </w:r>
+      <w:proofErr w:type="spellEnd"/>
+      <w:r>
+        <w:t>(</w:t>
+      </w:r>
+      <w:proofErr w:type="spellStart"/>
+      <w:r>
+        <w:rPr>
+          <w:b/>
+          <w:bCs/>
+          <w:color w:val="FFA657"/>
+        </w:rPr>
+        <w:t>optimizer</w:t>
+      </w:r>
+      <w:proofErr w:type="spellEnd"/>
+      <w:r>
+        <w:rPr>
+          <w:b/>
+          <w:bCs/>
+        </w:rPr>
+        <w:t>=</w:t>
+      </w:r>
+      <w:r>
+        <w:rPr>
+          <w:b/>
+          <w:bCs/>
+          <w:color w:val="9CC2E5" w:themeColor="accent1" w:themeTint="99"/>
+        </w:rPr>
+        <w:t>'</w:t>
+      </w:r>
+      <w:proofErr w:type="spellStart"/>
+      <w:r>
+        <w:rPr>
+          <w:b/>
+          <w:bCs/>
+          <w:color w:val="9CC2E5" w:themeColor="accent1" w:themeTint="99"/>
+        </w:rPr>
+        <w:t>adam</w:t>
+      </w:r>
+      <w:proofErr w:type="spellEnd"/>
+      <w:r>
+        <w:rPr>
+          <w:b/>
+          <w:bCs/>
+          <w:color w:val="9CC2E5" w:themeColor="accent1" w:themeTint="99"/>
+        </w:rPr>
+        <w:t>'</w:t>
+      </w:r>
+      <w:r>
+        <w:t xml:space="preserve">, </w:t>
+      </w:r>
+      <w:proofErr w:type="spellStart"/>
+      <w:r>
+        <w:t>loss</w:t>
+      </w:r>
+      <w:proofErr w:type="spellEnd"/>
+      <w:r>
+        <w:t>=</w:t>
+      </w:r>
+      <w:r>
+        <w:t>'</w:t>
+      </w:r>
+      <w:proofErr w:type="spellStart"/>
+      <w:r>
+        <w:t>categorical_crossentropy</w:t>
+      </w:r>
+      <w:proofErr w:type="spellEnd"/>
+      <w:r>
+        <w:t>'</w:t>
+      </w:r>
+      <w:r>
+        <w:t xml:space="preserve">, </w:t>
+      </w:r>
+      <w:proofErr w:type="spellStart"/>
+      <w:r>
+        <w:t>metrics</w:t>
+      </w:r>
+      <w:proofErr w:type="spellEnd"/>
+      <w:r>
+        <w:t>=</w:t>
+      </w:r>
+      <w:r>
+        <w:t>['</w:t>
+      </w:r>
+      <w:proofErr w:type="spellStart"/>
+      <w:r>
+        <w:t>accuracy</w:t>
+      </w:r>
+      <w:proofErr w:type="spellEnd"/>
+      <w:r>
+        <w:t>'])</w:t>
+      </w:r>
+    </w:p>
+    <w:p>
+      <w:pPr>
+        <w:pStyle w:val="Prrafocdigo"/>
+      </w:pPr>
+    </w:p>
+    <w:p>
+      <w:pPr>
+        <w:pStyle w:val="PrrafoRespuestas"/>
+      </w:pPr>
+      <w:r>
+        <w:t>D</w:t>
+      </w:r>
+      <w:r>
+        <w:t>entro de la función</w:t>
+      </w:r>
+      <w:r>
+        <w:t xml:space="preserve"> </w:t>
+      </w:r>
+      <w:r>
+        <w:rPr>
+          <w:rStyle w:val="PrrafocdigoCar"/>
+        </w:rPr>
+        <w:t xml:space="preserve"> </w:t>
+      </w:r>
+      <w:proofErr w:type="spellStart"/>
+      <w:r>
+        <w:rPr>
+          <w:rStyle w:val="PrrafocdigoCar"/>
+        </w:rPr>
+        <w:t>model.compil</w:t>
+      </w:r>
+      <w:r>
+        <w:rPr>
+          <w:rStyle w:val="PrrafocdigoCar"/>
+        </w:rPr>
+        <w:t>e</w:t>
+      </w:r>
+      <w:proofErr w:type="spellEnd"/>
+      <w:r>
+        <w:rPr>
+          <w:rStyle w:val="PrrafocdigoCar"/>
+          <w:color w:val="FFFF00"/>
+        </w:rPr>
+        <w:t>()</w:t>
+      </w:r>
+      <w:r>
+        <w:rPr>
+          <w:rStyle w:val="PrrafocdigoCar"/>
+        </w:rPr>
+        <w:t xml:space="preserve"> </w:t>
+      </w:r>
+      <w:r>
+        <w:t xml:space="preserve"> </w:t>
+      </w:r>
+      <w:r>
+        <w:t>vemos en el parámetro</w:t>
+      </w:r>
+      <w:r>
+        <w:t xml:space="preserve"> </w:t>
+      </w:r>
+      <w:r>
+        <w:rPr>
+          <w:rStyle w:val="PrrafocdigoCar"/>
+          <w:b/>
+          <w:bCs/>
+          <w:color w:val="121314"/>
+        </w:rPr>
+        <w:t>&lt;</w:t>
+      </w:r>
+      <w:proofErr w:type="spellStart"/>
+      <w:r>
+        <w:rPr>
+          <w:rStyle w:val="PrrafocdigoCar"/>
+          <w:b/>
+          <w:bCs/>
+          <w:color w:val="FFA657"/>
+        </w:rPr>
+        <w:t>optim</w:t>
+      </w:r>
+      <w:r>
+        <w:rPr>
+          <w:rStyle w:val="PrrafocdigoCar"/>
+          <w:b/>
+          <w:bCs/>
+          <w:color w:val="FFA657"/>
+        </w:rPr>
+        <w:t>i</w:t>
+      </w:r>
+      <w:r>
+        <w:rPr>
+          <w:rStyle w:val="PrrafocdigoCar"/>
+          <w:b/>
+          <w:bCs/>
+          <w:color w:val="FFA657"/>
+        </w:rPr>
+        <w:t>zer</w:t>
+      </w:r>
+      <w:proofErr w:type="spellEnd"/>
+      <w:r>
+        <w:rPr>
+          <w:rStyle w:val="PrrafocdigoCar"/>
+          <w:b/>
+          <w:bCs/>
+          <w:color w:val="121314"/>
+        </w:rPr>
+        <w:t>&gt;</w:t>
+      </w:r>
+      <w:r>
+        <w:rPr>
+          <w:b/>
+          <w:bCs/>
+        </w:rPr>
+        <w:t xml:space="preserve"> </w:t>
+      </w:r>
+      <w:r>
+        <w:t>la función</w:t>
+      </w:r>
+      <w:r>
+        <w:rPr>
+          <w:b/>
+          <w:bCs/>
+        </w:rPr>
+        <w:t xml:space="preserve"> A</w:t>
+      </w:r>
+      <w:r>
+        <w:rPr>
+          <w:b/>
+          <w:bCs/>
+        </w:rPr>
+        <w:t>dam</w:t>
+      </w:r>
+      <w:r>
+        <w:rPr>
+          <w:b/>
+          <w:bCs/>
+        </w:rPr>
+        <w:t xml:space="preserve"> </w:t>
+      </w:r>
+      <w:r>
+        <w:t>(</w:t>
+      </w:r>
+      <w:r>
+        <w:rPr>
+          <w:b/>
+          <w:bCs/>
+        </w:rPr>
+        <w:t>Ada</w:t>
+      </w:r>
+      <w:r>
+        <w:t>ptive</w:t>
+      </w:r>
+      <w:r>
+        <w:rPr>
+          <w:b/>
+          <w:bCs/>
+        </w:rPr>
+        <w:t xml:space="preserve"> M</w:t>
+      </w:r>
+      <w:r>
+        <w:t xml:space="preserve">oment </w:t>
+      </w:r>
+      <w:proofErr w:type="spellStart"/>
+      <w:r>
+        <w:t>Estimation</w:t>
+      </w:r>
+      <w:proofErr w:type="spellEnd"/>
+      <w:r>
+        <w:t>)</w:t>
+      </w:r>
+      <w:r>
+        <w:t>.</w:t>
+      </w:r>
+      <w:r>
+        <w:t xml:space="preserve"> </w:t>
+      </w:r>
+      <w:r>
+        <w:t xml:space="preserve">El optimizador es el algoritmo encargado de </w:t>
+      </w:r>
+      <w:r>
+        <w:rPr>
+          <w:b/>
+          <w:bCs/>
+        </w:rPr>
+        <w:t>ajustar los pesos y los sesgos</w:t>
+      </w:r>
+      <w:r>
+        <w:t xml:space="preserve"> de las neuronas durante el entrenamiento </w:t>
+      </w:r>
+      <w:r>
+        <w:t xml:space="preserve">y para esto </w:t>
+      </w:r>
+      <w:r>
+        <w:rPr>
+          <w:b/>
+          <w:bCs/>
+        </w:rPr>
+        <w:t>Adam</w:t>
+      </w:r>
+      <w:r>
+        <w:t>, por ser de los más rápidos y robustos,</w:t>
+      </w:r>
+      <w:r>
+        <w:t xml:space="preserve"> es </w:t>
+      </w:r>
+      <w:r>
+        <w:t xml:space="preserve">de los más utilizados por defecto en muchos </w:t>
+      </w:r>
+      <w:proofErr w:type="spellStart"/>
+      <w:r>
+        <w:t>frameworks</w:t>
+      </w:r>
+      <w:proofErr w:type="spellEnd"/>
+      <w:r>
+        <w:t xml:space="preserve"> de </w:t>
+      </w:r>
+      <w:r>
+        <w:t>D</w:t>
+      </w:r>
+      <w:r>
+        <w:t xml:space="preserve">eep </w:t>
+      </w:r>
+      <w:proofErr w:type="spellStart"/>
+      <w:r>
+        <w:t>L</w:t>
+      </w:r>
+      <w:r>
+        <w:t>earning</w:t>
+      </w:r>
+      <w:proofErr w:type="spellEnd"/>
+      <w:r>
+        <w:t xml:space="preserve">, como es </w:t>
+      </w:r>
+      <w:proofErr w:type="spellStart"/>
+      <w:r>
+        <w:t>Keras</w:t>
+      </w:r>
+      <w:proofErr w:type="spellEnd"/>
+      <w:r>
+        <w:t xml:space="preserve"> en este caso.</w:t>
+      </w:r>
+    </w:p>
+    <w:p>
+      <w:pPr>
+        <w:pStyle w:val="Ttulo3"/>
+        <w:rPr>
+          <w:rFonts w:ascii="Montserrat" w:hAnsi="Montserrat"/>
+          <w:color w:val="0070C0"/>
+          <w:sz w:val="24"/>
+          <w:szCs w:val="24"/>
+        </w:rPr>
+      </w:pPr>
+      <w:r>
+        <w:rPr>
+          <w:rFonts w:ascii="Montserrat" w:hAnsi="Montserrat"/>
+          <w:color w:val="0070C0"/>
+          <w:sz w:val="24"/>
+          <w:szCs w:val="24"/>
+        </w:rPr>
+        <w:t>Función de pérdida</w:t>
+      </w:r>
+    </w:p>
+    <w:p>
+      <w:pPr>
+        <w:pStyle w:val="PrrafoRespuestas"/>
+      </w:pPr>
+      <w:r>
+        <w:t xml:space="preserve">En la línea de código se encuentra bajo el parámetro </w:t>
+      </w:r>
+      <w:r>
+        <w:rPr>
+          <w:rStyle w:val="PrrafocdigoCar"/>
+          <w:b/>
+          <w:bCs/>
+          <w:color w:val="121314"/>
+        </w:rPr>
+        <w:t>&lt;</w:t>
+      </w:r>
+      <w:proofErr w:type="spellStart"/>
+      <w:r>
+        <w:rPr>
+          <w:rStyle w:val="PrrafocdigoCar"/>
+          <w:b/>
+          <w:bCs/>
+          <w:color w:val="FFA657"/>
+        </w:rPr>
+        <w:t>loss</w:t>
+      </w:r>
+      <w:proofErr w:type="spellEnd"/>
+      <w:r>
+        <w:rPr>
+          <w:rStyle w:val="PrrafocdigoCar"/>
+          <w:b/>
+          <w:bCs/>
+          <w:color w:val="121314"/>
+        </w:rPr>
+        <w:t>&gt;</w:t>
+      </w:r>
+      <w:r>
+        <w:t xml:space="preserve"> </w:t>
+      </w:r>
+      <w:r>
+        <w:t xml:space="preserve">y </w:t>
+      </w:r>
+      <w:r>
+        <w:t>la función</w:t>
+      </w:r>
+      <w:r>
+        <w:t xml:space="preserve"> de pérdida </w:t>
+      </w:r>
+      <w:r>
+        <w:t xml:space="preserve">asignada es </w:t>
+      </w:r>
+      <w:r>
+        <w:rPr>
+          <w:rStyle w:val="PrrafocdigoCar"/>
+          <w:b/>
+          <w:bCs/>
+          <w:color w:val="121314"/>
+        </w:rPr>
+        <w:t>&lt;</w:t>
+      </w:r>
+      <w:r>
+        <w:rPr>
+          <w:rStyle w:val="PrrafocdigoCar"/>
+          <w:b/>
+          <w:bCs/>
+          <w:color w:val="9CC2E5" w:themeColor="accent1" w:themeTint="99"/>
+        </w:rPr>
+        <w:t>'</w:t>
+      </w:r>
+      <w:proofErr w:type="spellStart"/>
+      <w:r>
+        <w:rPr>
+          <w:rStyle w:val="PrrafocdigoCar"/>
+          <w:b/>
+          <w:bCs/>
+          <w:color w:val="9CC2E5" w:themeColor="accent1" w:themeTint="99"/>
+        </w:rPr>
+        <w:t>categorical_crossentropy</w:t>
+      </w:r>
+      <w:proofErr w:type="spellEnd"/>
+      <w:r>
+        <w:rPr>
+          <w:rStyle w:val="PrrafocdigoCar"/>
+          <w:b/>
+          <w:bCs/>
+          <w:color w:val="9CC2E5" w:themeColor="accent1" w:themeTint="99"/>
+        </w:rPr>
+        <w:t>'</w:t>
+      </w:r>
+      <w:r>
+        <w:rPr>
+          <w:rStyle w:val="PrrafocdigoCar"/>
+          <w:b/>
+          <w:bCs/>
+          <w:color w:val="121314"/>
+        </w:rPr>
+        <w:t>&gt;</w:t>
+      </w:r>
+    </w:p>
+    <w:p>
+      <w:pPr>
+        <w:pStyle w:val="Prrafocdigo"/>
+      </w:pPr>
+    </w:p>
+    <w:p>
+      <w:pPr>
+        <w:pStyle w:val="Prrafocdigo"/>
+      </w:pPr>
+      <w:r>
+        <w:t xml:space="preserve">  </w:t>
+      </w:r>
+      <w:proofErr w:type="spellStart"/>
+      <w:r>
+        <w:t>model.</w:t>
+      </w:r>
+      <w:r>
+        <w:t>compile</w:t>
+      </w:r>
+      <w:proofErr w:type="spellEnd"/>
+      <w:r>
+        <w:t>(</w:t>
+      </w:r>
+      <w:proofErr w:type="spellStart"/>
+      <w:r>
+        <w:t>optimizer</w:t>
+      </w:r>
+      <w:proofErr w:type="spellEnd"/>
+      <w:r>
+        <w:t>='</w:t>
+      </w:r>
+      <w:proofErr w:type="spellStart"/>
+      <w:r>
+        <w:t>adam</w:t>
+      </w:r>
+      <w:proofErr w:type="spellEnd"/>
+      <w:r>
+        <w:t>'</w:t>
+      </w:r>
+      <w:r>
+        <w:t xml:space="preserve">, </w:t>
+      </w:r>
+      <w:proofErr w:type="spellStart"/>
+      <w:r>
+        <w:rPr>
+          <w:b/>
+          <w:bCs/>
+          <w:color w:val="FFA657"/>
+        </w:rPr>
+        <w:t>loss</w:t>
+      </w:r>
+      <w:proofErr w:type="spellEnd"/>
+      <w:r>
+        <w:rPr>
+          <w:b/>
+          <w:bCs/>
+        </w:rPr>
+        <w:t>=</w:t>
+      </w:r>
+      <w:r>
+        <w:rPr>
+          <w:b/>
+          <w:bCs/>
+          <w:color w:val="9CC2E5" w:themeColor="accent1" w:themeTint="99"/>
+        </w:rPr>
+        <w:t>'</w:t>
+      </w:r>
+      <w:proofErr w:type="spellStart"/>
+      <w:r>
+        <w:rPr>
+          <w:b/>
+          <w:bCs/>
+          <w:color w:val="9CC2E5" w:themeColor="accent1" w:themeTint="99"/>
+        </w:rPr>
+        <w:t>categorical_crossentropy</w:t>
+      </w:r>
+      <w:proofErr w:type="spellEnd"/>
+      <w:r>
+        <w:rPr>
+          <w:b/>
+          <w:bCs/>
+          <w:color w:val="9CC2E5" w:themeColor="accent1" w:themeTint="99"/>
+        </w:rPr>
+        <w:t>'</w:t>
+      </w:r>
+      <w:r>
+        <w:t xml:space="preserve">, </w:t>
+      </w:r>
+      <w:proofErr w:type="spellStart"/>
+      <w:r>
+        <w:t>metrics</w:t>
+      </w:r>
+      <w:proofErr w:type="spellEnd"/>
+      <w:r>
+        <w:t>=</w:t>
+      </w:r>
+      <w:r>
+        <w:t>['</w:t>
+      </w:r>
+      <w:proofErr w:type="spellStart"/>
+      <w:r>
+        <w:t>accuracy</w:t>
+      </w:r>
+      <w:proofErr w:type="spellEnd"/>
+      <w:r>
+        <w:t>'])</w:t>
+      </w:r>
+    </w:p>
+    <w:p>
+      <w:pPr>
+        <w:pStyle w:val="Prrafocdigo"/>
+      </w:pPr>
+    </w:p>
+    <w:p>
+      <w:pPr>
+        <w:pStyle w:val="PrrafoRespuestas"/>
+      </w:pPr>
+      <w:r>
+        <w:t>Por definición l</w:t>
+      </w:r>
+      <w:r>
+        <w:t xml:space="preserve">a función de pérdida es la herramienta que mide </w:t>
+      </w:r>
+      <w:r>
+        <w:rPr>
+          <w:b/>
+          <w:bCs/>
+        </w:rPr>
+        <w:t xml:space="preserve">cuánto se equivoca </w:t>
+      </w:r>
+      <w:r>
+        <w:t>el modelo</w:t>
+      </w:r>
+      <w:r>
+        <w:t xml:space="preserve">, en este caso </w:t>
+      </w:r>
+      <w:r>
+        <w:rPr>
+          <w:b/>
+          <w:bCs/>
+        </w:rPr>
+        <w:t>la red</w:t>
+      </w:r>
+      <w:r>
+        <w:t xml:space="preserve">. </w:t>
+      </w:r>
+      <w:r>
+        <w:t>M</w:t>
+      </w:r>
+      <w:r>
+        <w:t xml:space="preserve">ide el grado de error o </w:t>
+      </w:r>
+      <w:r>
+        <w:rPr>
+          <w:i/>
+          <w:iCs/>
+        </w:rPr>
+        <w:t>castigo</w:t>
+      </w:r>
+      <w:r>
+        <w:t xml:space="preserve"> del modelo al hacer las predicciones. El objetivo del entrenamiento es que este número sea lo más cercano </w:t>
+      </w:r>
+      <w:r>
+        <w:t xml:space="preserve">posible </w:t>
+      </w:r>
+      <w:r>
+        <w:t>a cero.</w:t>
+      </w:r>
+    </w:p>
+    <w:p>
+      <w:pPr>
+        <w:pStyle w:val="PrrafoRespuestas"/>
+      </w:pPr>
+      <w:r>
+        <w:t>Voy a adelantarme a la última pregunta del ejercicio (</w:t>
+      </w:r>
+      <w:hyperlink w:anchor="_Capa_3" w:history="1">
+        <w:r>
+          <w:rPr>
+            <w:rStyle w:val="Hipervnculo"/>
+          </w:rPr>
+          <w:t>otra vez</w:t>
+        </w:r>
+      </w:hyperlink>
+      <w:r>
+        <w:t xml:space="preserve">), </w:t>
+      </w:r>
+      <w:r>
+        <w:t xml:space="preserve">y </w:t>
+      </w:r>
+      <w:r>
+        <w:t xml:space="preserve">ya que sabemos </w:t>
+      </w:r>
+      <w:r>
+        <w:t xml:space="preserve">que </w:t>
+      </w:r>
+      <w:hyperlink w:anchor="_Por_último,_con" w:history="1">
+        <w:r>
+          <w:rPr>
+            <w:rStyle w:val="Hipervnculo"/>
+          </w:rPr>
+          <w:t>nuestro problema es de clasificació</w:t>
+        </w:r>
+        <w:r>
+          <w:rPr>
+            <w:rStyle w:val="Hipervnculo"/>
+          </w:rPr>
+          <w:t>n multiclase</w:t>
+        </w:r>
+      </w:hyperlink>
+      <w:r>
+        <w:t xml:space="preserve"> </w:t>
+      </w:r>
+      <w:r>
+        <w:t>(tenemos 5 opciones</w:t>
+      </w:r>
+      <w:r>
+        <w:t>, 5 neuronas en la capa de salida</w:t>
+      </w:r>
+      <w:r>
+        <w:t xml:space="preserve">) y </w:t>
+      </w:r>
+      <w:r>
+        <w:t>s</w:t>
+      </w:r>
+      <w:r>
+        <w:t>u uso</w:t>
+      </w:r>
+      <w:r>
+        <w:t xml:space="preserve">, induce a pensar que </w:t>
+      </w:r>
+      <w:r>
+        <w:t>las etiquetas de los datos reales deben estar en formato de vectores (</w:t>
+      </w:r>
+      <w:r>
+        <w:rPr>
+          <w:i/>
+          <w:iCs/>
+        </w:rPr>
+        <w:t>[0, 1, 0, 0, 0]</w:t>
+      </w:r>
+      <w:r>
+        <w:t xml:space="preserve">) para poder compararse con los porcentajes </w:t>
+      </w:r>
+      <w:r>
+        <w:t>de salidas de las 5 neuronas de</w:t>
+      </w:r>
+      <w:r>
+        <w:t xml:space="preserve"> la función </w:t>
+      </w:r>
+      <w:proofErr w:type="spellStart"/>
+      <w:r>
+        <w:t>S</w:t>
+      </w:r>
+      <w:r>
+        <w:rPr>
+          <w:i/>
+          <w:iCs/>
+        </w:rPr>
+        <w:t>oftmax</w:t>
+      </w:r>
+      <w:proofErr w:type="spellEnd"/>
+      <w:r>
+        <w:rPr>
+          <w:i/>
+          <w:iCs/>
+        </w:rPr>
+        <w:t>.</w:t>
+      </w:r>
+    </w:p>
+    <w:p>
+      <w:pPr>
+        <w:pStyle w:val="Ttulo3"/>
+        <w:rPr>
+          <w:rFonts w:ascii="Montserrat" w:hAnsi="Montserrat"/>
+          <w:color w:val="0070C0"/>
+          <w:sz w:val="24"/>
+          <w:szCs w:val="24"/>
+        </w:rPr>
+      </w:pPr>
+      <w:r>
+        <w:rPr>
+          <w:rFonts w:ascii="Montserrat" w:hAnsi="Montserrat"/>
+          <w:color w:val="0070C0"/>
+          <w:sz w:val="24"/>
+          <w:szCs w:val="24"/>
+        </w:rPr>
+        <w:t>Métrica de evaluación</w:t>
+      </w:r>
+    </w:p>
+    <w:p>
+      <w:pPr>
+        <w:pStyle w:val="PrrafoRespuestas"/>
+      </w:pPr>
+      <w:r>
+        <w:t>E</w:t>
+      </w:r>
+      <w:r>
+        <w:t xml:space="preserve">ste último parámetro </w:t>
+      </w:r>
+      <w:r>
+        <w:t>lo encontramos al</w:t>
+      </w:r>
+      <w:r>
+        <w:t xml:space="preserve"> final de</w:t>
+      </w:r>
+      <w:r>
+        <w:t xml:space="preserve"> </w:t>
+      </w:r>
+      <w:r>
+        <w:rPr>
+          <w:rStyle w:val="PrrafocdigoCar"/>
+        </w:rPr>
+        <w:t xml:space="preserve"> </w:t>
+      </w:r>
+      <w:proofErr w:type="spellStart"/>
+      <w:r>
+        <w:rPr>
+          <w:rStyle w:val="PrrafocdigoCar"/>
+        </w:rPr>
+        <w:t>model.compile</w:t>
+      </w:r>
+      <w:proofErr w:type="spellEnd"/>
+      <w:r>
+        <w:rPr>
+          <w:rStyle w:val="PrrafocdigoCar"/>
+          <w:color w:val="FFFF00"/>
+        </w:rPr>
+        <w:t>()</w:t>
+      </w:r>
+      <w:r>
+        <w:rPr>
+          <w:rStyle w:val="PrrafocdigoCar"/>
+        </w:rPr>
+        <w:t xml:space="preserve"> </w:t>
+      </w:r>
+      <w:r>
+        <w:t xml:space="preserve"> </w:t>
+      </w:r>
+      <w:r>
+        <w:t xml:space="preserve">en </w:t>
+      </w:r>
+      <w:r>
+        <w:rPr>
+          <w:rStyle w:val="PrrafocdigoCar"/>
+          <w:b/>
+          <w:bCs/>
+          <w:color w:val="121314"/>
+        </w:rPr>
+        <w:t>&lt;</w:t>
+      </w:r>
+      <w:proofErr w:type="spellStart"/>
+      <w:r>
+        <w:rPr>
+          <w:rStyle w:val="PrrafocdigoCar"/>
+          <w:b/>
+          <w:bCs/>
+          <w:color w:val="FFA657"/>
+        </w:rPr>
+        <w:t>metrics</w:t>
+      </w:r>
+      <w:proofErr w:type="spellEnd"/>
+      <w:r>
+        <w:rPr>
+          <w:rStyle w:val="PrrafocdigoCar"/>
+        </w:rPr>
+        <w:t>=</w:t>
+      </w:r>
+      <w:r>
+        <w:rPr>
+          <w:rStyle w:val="PrrafocdigoCar"/>
+          <w:b/>
+          <w:bCs/>
+          <w:color w:val="7030A0"/>
+        </w:rPr>
+        <w:t>[</w:t>
+      </w:r>
+      <w:r>
+        <w:rPr>
+          <w:rStyle w:val="PrrafocdigoCar"/>
+          <w:color w:val="9CC2E5" w:themeColor="accent1" w:themeTint="99"/>
+        </w:rPr>
+        <w:t>'</w:t>
+      </w:r>
+      <w:proofErr w:type="spellStart"/>
+      <w:r>
+        <w:rPr>
+          <w:rStyle w:val="PrrafocdigoCar"/>
+          <w:b/>
+          <w:bCs/>
+          <w:color w:val="9CC2E5" w:themeColor="accent1" w:themeTint="99"/>
+        </w:rPr>
+        <w:t>accuracy</w:t>
+      </w:r>
+      <w:proofErr w:type="spellEnd"/>
+      <w:r>
+        <w:rPr>
+          <w:rStyle w:val="PrrafocdigoCar"/>
+          <w:color w:val="9CC2E5" w:themeColor="accent1" w:themeTint="99"/>
+        </w:rPr>
+        <w:t>'</w:t>
+      </w:r>
+      <w:r>
+        <w:rPr>
+          <w:rStyle w:val="PrrafocdigoCar"/>
+          <w:b/>
+          <w:bCs/>
+          <w:color w:val="7030A0"/>
+        </w:rPr>
+        <w:t>]</w:t>
+      </w:r>
+      <w:r>
+        <w:rPr>
+          <w:rStyle w:val="PrrafocdigoCar"/>
+          <w:b/>
+          <w:bCs/>
+          <w:color w:val="121314"/>
+        </w:rPr>
+        <w:t>&gt;</w:t>
+      </w:r>
+      <w:r>
+        <w:t>.</w:t>
+      </w:r>
+    </w:p>
+    <w:p>
+      <w:pPr>
+        <w:pStyle w:val="Prrafocdigo"/>
+      </w:pPr>
+    </w:p>
+    <w:p>
+      <w:pPr>
+        <w:pStyle w:val="Prrafocdigo"/>
+      </w:pPr>
+      <w:r>
+        <w:t xml:space="preserve">  </w:t>
+      </w:r>
+      <w:proofErr w:type="spellStart"/>
+      <w:r>
+        <w:t>model.</w:t>
+      </w:r>
+      <w:r>
+        <w:t>compile</w:t>
+      </w:r>
+      <w:proofErr w:type="spellEnd"/>
+      <w:r>
+        <w:t>(</w:t>
+      </w:r>
+      <w:proofErr w:type="spellStart"/>
+      <w:r>
+        <w:t>optimizer</w:t>
+      </w:r>
+      <w:proofErr w:type="spellEnd"/>
+      <w:r>
+        <w:t>='</w:t>
+      </w:r>
+      <w:proofErr w:type="spellStart"/>
+      <w:r>
+        <w:t>adam</w:t>
+      </w:r>
+      <w:proofErr w:type="spellEnd"/>
+      <w:r>
+        <w:t>'</w:t>
+      </w:r>
+      <w:r>
+        <w:t xml:space="preserve">, </w:t>
+      </w:r>
+      <w:proofErr w:type="spellStart"/>
+      <w:r>
+        <w:t>loss</w:t>
+      </w:r>
+      <w:proofErr w:type="spellEnd"/>
+      <w:r>
+        <w:t>='</w:t>
+      </w:r>
+      <w:proofErr w:type="spellStart"/>
+      <w:r>
+        <w:t>categorical_crossentropy</w:t>
+      </w:r>
+      <w:proofErr w:type="spellEnd"/>
+      <w:r>
+        <w:t>',</w:t>
+      </w:r>
+      <w:r>
+        <w:t xml:space="preserve"> </w:t>
+      </w:r>
+      <w:proofErr w:type="spellStart"/>
+      <w:r>
+        <w:rPr>
+          <w:b/>
+          <w:bCs/>
+          <w:color w:val="FFA657"/>
+        </w:rPr>
+        <w:t>metrics</w:t>
+      </w:r>
+      <w:proofErr w:type="spellEnd"/>
+      <w:r>
+        <w:rPr>
+          <w:b/>
+          <w:bCs/>
+        </w:rPr>
+        <w:t>=</w:t>
+      </w:r>
+      <w:r>
+        <w:rPr>
+          <w:b/>
+          <w:bCs/>
+          <w:color w:val="7030A0"/>
+        </w:rPr>
+        <w:t>[</w:t>
+      </w:r>
+      <w:r>
+        <w:rPr>
+          <w:b/>
+          <w:bCs/>
+          <w:color w:val="9CC2E5" w:themeColor="accent1" w:themeTint="99"/>
+        </w:rPr>
+        <w:t>'</w:t>
+      </w:r>
+      <w:proofErr w:type="spellStart"/>
+      <w:r>
+        <w:rPr>
+          <w:b/>
+          <w:bCs/>
+          <w:color w:val="9CC2E5" w:themeColor="accent1" w:themeTint="99"/>
+        </w:rPr>
+        <w:t>accuracy</w:t>
+      </w:r>
+      <w:proofErr w:type="spellEnd"/>
+      <w:r>
+        <w:rPr>
+          <w:b/>
+          <w:bCs/>
+          <w:color w:val="9CC2E5" w:themeColor="accent1" w:themeTint="99"/>
+        </w:rPr>
+        <w:t>'</w:t>
+      </w:r>
+      <w:r>
+        <w:rPr>
+          <w:b/>
+          <w:bCs/>
+          <w:color w:val="7030A0"/>
+        </w:rPr>
+        <w:t>]</w:t>
+      </w:r>
+      <w:r>
+        <w:t>)</w:t>
+      </w:r>
+    </w:p>
+    <w:p>
+      <w:pPr>
+        <w:pStyle w:val="Prrafocdigo"/>
+      </w:pPr>
+    </w:p>
+    <w:p>
+      <w:pPr>
+        <w:pStyle w:val="PrrafoRespuestas"/>
+      </w:pPr>
+      <w:r>
+        <w:t xml:space="preserve">La </w:t>
+      </w:r>
+      <w:r>
+        <w:rPr>
+          <w:i/>
+          <w:iCs/>
+        </w:rPr>
+        <w:t xml:space="preserve">métrica de </w:t>
+      </w:r>
+      <w:r>
+        <w:rPr>
+          <w:i/>
+          <w:iCs/>
+        </w:rPr>
+        <w:t>evaluación</w:t>
+      </w:r>
+      <w:r>
+        <w:t xml:space="preserve"> es el indicador que usamos para ver </w:t>
+      </w:r>
+      <w:r>
+        <w:rPr>
+          <w:b/>
+          <w:bCs/>
+        </w:rPr>
+        <w:t xml:space="preserve">cómo de bien o </w:t>
+      </w:r>
+      <w:r>
+        <w:rPr>
+          <w:b/>
+          <w:bCs/>
+        </w:rPr>
+        <w:t xml:space="preserve">cómo </w:t>
+      </w:r>
+      <w:r>
+        <w:rPr>
+          <w:b/>
+          <w:bCs/>
+        </w:rPr>
+        <w:t>de mal funciona la red</w:t>
+      </w:r>
+      <w:r>
+        <w:t>.</w:t>
+      </w:r>
+      <w:r>
+        <w:t xml:space="preserve"> </w:t>
+      </w:r>
+      <w:r>
+        <w:t>La</w:t>
+      </w:r>
+      <w:r>
+        <w:t xml:space="preserve"> diferencia </w:t>
+      </w:r>
+      <w:r>
+        <w:t>con</w:t>
+      </w:r>
+      <w:r>
+        <w:t xml:space="preserve"> la función de pérdida </w:t>
+      </w:r>
+      <w:r>
+        <w:t xml:space="preserve">es que ésta </w:t>
+      </w:r>
+      <w:r>
+        <w:t xml:space="preserve">es un número </w:t>
+      </w:r>
+      <w:r>
+        <w:t xml:space="preserve">abstracto </w:t>
+      </w:r>
+      <w:r>
+        <w:t>para que la máquina calcule el error</w:t>
+      </w:r>
+      <w:r>
+        <w:t xml:space="preserve"> y </w:t>
+      </w:r>
+      <w:r>
+        <w:t xml:space="preserve">la métrica está pensada para que </w:t>
+      </w:r>
+      <w:r>
+        <w:t xml:space="preserve">se </w:t>
+      </w:r>
+      <w:r>
+        <w:t>ent</w:t>
+      </w:r>
+      <w:r>
+        <w:t>i</w:t>
+      </w:r>
+      <w:r>
+        <w:t>enda perfectamente</w:t>
+      </w:r>
+      <w:r>
+        <w:t>, nada de abstracciones</w:t>
+      </w:r>
+      <w:r>
+        <w:t>.</w:t>
+      </w:r>
+    </w:p>
+    <w:p>
+      <w:pPr>
+        <w:pStyle w:val="PrrafoRespuestas"/>
+      </w:pPr>
+      <w:r>
+        <w:t xml:space="preserve">El </w:t>
+      </w:r>
+      <w:r>
+        <w:t xml:space="preserve">valor </w:t>
+      </w:r>
+      <w:proofErr w:type="spellStart"/>
+      <w:r>
+        <w:rPr>
+          <w:i/>
+          <w:iCs/>
+        </w:rPr>
+        <w:t>accuracy</w:t>
+      </w:r>
+      <w:proofErr w:type="spellEnd"/>
+      <w:r>
+        <w:t xml:space="preserve"> </w:t>
+      </w:r>
+      <w:r>
+        <w:t xml:space="preserve">es la </w:t>
+      </w:r>
+      <w:r>
+        <w:rPr>
+          <w:b/>
+          <w:bCs/>
+        </w:rPr>
+        <w:t>exactitud</w:t>
+      </w:r>
+      <w:r>
+        <w:t xml:space="preserve"> y</w:t>
+      </w:r>
+      <w:r>
+        <w:t xml:space="preserve"> nos muestra el </w:t>
+      </w:r>
+      <w:r>
+        <w:rPr>
+          <w:b/>
+          <w:bCs/>
+        </w:rPr>
+        <w:t>porcentaje de aciertos puros</w:t>
+      </w:r>
+      <w:r>
+        <w:t xml:space="preserve"> que tiene la red durante el examen</w:t>
+      </w:r>
+      <w:r>
+        <w:t xml:space="preserve">, un 85% de acierto, </w:t>
+      </w:r>
+      <w:r>
+        <w:t>por así decirlo</w:t>
+      </w:r>
+      <w:r>
+        <w:t xml:space="preserve">, un </w:t>
+      </w:r>
+      <w:r>
+        <w:t>8.5 sobre 10</w:t>
+      </w:r>
+      <w:r>
+        <w:t xml:space="preserve"> de nota </w:t>
+      </w:r>
+      <w:r>
+        <w:rPr>
+          <w:i/>
+          <w:iCs/>
+        </w:rPr>
+        <w:t>—</w:t>
+      </w:r>
+      <w:r>
+        <w:rPr>
+          <w:i/>
+          <w:iCs/>
+        </w:rPr>
+        <w:t>aunque un 10 de 10 tampoco estaría mal</w:t>
+      </w:r>
+      <w:r>
+        <w:rPr>
+          <w:i/>
+          <w:iCs/>
+        </w:rPr>
+        <w:t>…</w:t>
+      </w:r>
+      <w:r>
+        <w:rPr>
+          <w:i/>
+          <w:iCs/>
+        </w:rPr>
+        <w:t>—</w:t>
+      </w:r>
+    </w:p>
+    <w:p>
+      <w:pPr>
+        <w:pStyle w:val="Ttulo3"/>
+        <w:rPr>
+          <w:rFonts w:ascii="Montserrat" w:hAnsi="Montserrat"/>
+          <w:color w:val="0070C0"/>
+          <w:sz w:val="24"/>
+          <w:szCs w:val="24"/>
+        </w:rPr>
+      </w:pPr>
+      <w:bookmarkStart w:id="2" w:name="_Por_último,_con"/>
+      <w:bookmarkEnd w:id="2"/>
+      <w:r>
+        <w:rPr>
+          <w:rFonts w:ascii="Montserrat" w:hAnsi="Montserrat"/>
+          <w:color w:val="0070C0"/>
+          <w:sz w:val="24"/>
+          <w:szCs w:val="24"/>
+        </w:rPr>
+        <w:t>Por último, con esta red neuronal que estamos implementando, ¿Qué tipo de problema estamos intentando resolver?</w:t>
+      </w:r>
+    </w:p>
+    <w:p>
+      <w:pPr>
+        <w:pStyle w:val="PrrafoRespuestas"/>
+      </w:pPr>
+      <w:r>
+        <w:t>Estamos intentando resolver un problema de Clasificación Multiclase.</w:t>
+      </w:r>
+    </w:p>
+    <w:p>
+      <w:pPr>
+        <w:pStyle w:val="PrrafoRespuestas"/>
+      </w:pPr>
+      <w:r>
+        <w:t>Como ya h</w:t>
+      </w:r>
+      <w:r>
+        <w:t>e</w:t>
+      </w:r>
+      <w:r>
+        <w:t xml:space="preserve"> explicado en la </w:t>
+      </w:r>
+      <w:hyperlink w:anchor="_Capa_3" w:history="1">
+        <w:r>
+          <w:rPr>
+            <w:rStyle w:val="Hipervnculo"/>
+          </w:rPr>
+          <w:t>definición de la Capa 3</w:t>
+        </w:r>
+      </w:hyperlink>
+      <w:r>
+        <w:t>, s</w:t>
+      </w:r>
+      <w:r>
+        <w:t xml:space="preserve">abemos esto gracias a </w:t>
+      </w:r>
+      <w:r>
+        <w:t>que su</w:t>
+      </w:r>
+      <w:r>
+        <w:t xml:space="preserve"> configuración</w:t>
+      </w:r>
+      <w:r>
+        <w:t xml:space="preserve"> (de la </w:t>
+      </w:r>
+      <w:hyperlink w:anchor="_Capa_3" w:history="1">
+        <w:r>
+          <w:rPr>
+            <w:rStyle w:val="Hipervnculo"/>
+          </w:rPr>
+          <w:t>Capa 3</w:t>
+        </w:r>
+      </w:hyperlink>
+      <w:r>
+        <w:t>)</w:t>
+      </w:r>
+      <w:r>
+        <w:t xml:space="preserve"> </w:t>
+      </w:r>
+      <w:r>
+        <w:t xml:space="preserve">marca </w:t>
+      </w:r>
+      <w:r>
+        <w:t>5</w:t>
+      </w:r>
+      <w:r>
+        <w:t xml:space="preserve"> neuronas y función de activación </w:t>
+      </w:r>
+      <w:proofErr w:type="spellStart"/>
+      <w:r>
+        <w:rPr>
+          <w:b/>
+          <w:bCs/>
+        </w:rPr>
+        <w:t>S</w:t>
+      </w:r>
+      <w:r>
+        <w:rPr>
+          <w:b/>
+          <w:bCs/>
+        </w:rPr>
+        <w:t>oftmax</w:t>
+      </w:r>
+      <w:proofErr w:type="spellEnd"/>
+      <w:r>
+        <w:t>). E</w:t>
+      </w:r>
+      <w:r>
+        <w:t>n res</w:t>
+      </w:r>
+      <w:r>
+        <w:t>u</w:t>
+      </w:r>
+      <w:r>
+        <w:t>men</w:t>
+      </w:r>
+      <w:r>
+        <w:t xml:space="preserve"> </w:t>
+      </w:r>
+      <w:r>
+        <w:t xml:space="preserve">el </w:t>
+      </w:r>
+      <w:r>
+        <w:t>hecho de tener 5</w:t>
+      </w:r>
+      <w:r>
+        <w:t xml:space="preserve"> neuronas</w:t>
+      </w:r>
+      <w:r>
+        <w:t xml:space="preserve"> indica que </w:t>
+      </w:r>
+      <w:r>
+        <w:t>se tiene que</w:t>
+      </w:r>
+      <w:r>
+        <w:t xml:space="preserve"> elegir entre 5 clases posibles. </w:t>
+      </w:r>
+      <w:r>
+        <w:t>Y a</w:t>
+      </w:r>
+      <w:r>
+        <w:t xml:space="preserve">l combinarlo con </w:t>
+      </w:r>
+      <w:proofErr w:type="spellStart"/>
+      <w:r>
+        <w:rPr>
+          <w:b/>
+          <w:bCs/>
+        </w:rPr>
+        <w:t>S</w:t>
+      </w:r>
+      <w:r>
+        <w:rPr>
+          <w:b/>
+          <w:bCs/>
+        </w:rPr>
+        <w:t>oftmax</w:t>
+      </w:r>
+      <w:proofErr w:type="spellEnd"/>
+      <w:r>
+        <w:t>, el modelo devolverá la probabilidad para cada una de esas 5 opciones, permiti</w:t>
+      </w:r>
+      <w:r>
+        <w:t>e</w:t>
+      </w:r>
+      <w:r>
+        <w:t>ndo identificar cuál es la más probable.</w:t>
+      </w:r>
     </w:p>
     <w:p>
       <w:pPr>
@@ -12533,7 +16975,7 @@
       <w:headerReference w:type="first" r:id="rId14"/>
       <w:footerReference w:type="first" r:id="rId15"/>
       <w:pgSz w:w="11906" w:h="16838"/>
-      <w:pgMar w:top="851" w:right="991" w:bottom="1843" w:left="993" w:header="284" w:footer="256" w:gutter="0"/>
+      <w:pgMar w:top="851" w:right="707" w:bottom="1843" w:left="993" w:header="284" w:footer="256" w:gutter="0"/>
       <w:pgNumType w:start="1"/>
       <w:cols w:space="720"/>
       <w:titlePg/>
@@ -13063,7 +17505,7 @@
           <wp:extent cx="1511935" cy="410210"/>
           <wp:effectExtent l="0" t="0" r="0" b="0"/>
           <wp:wrapNone/>
-          <wp:docPr id="1470399682" name="image2.jpg" descr="Z:\15_Dissenygrafico\04. Logo\encuesta_form_logo\Linkia_.jpg"/>
+          <wp:docPr id="2035015802" name="image2.jpg" descr="Z:\15_Dissenygrafico\04. Logo\encuesta_form_logo\Linkia_.jpg"/>
           <wp:cNvGraphicFramePr/>
           <a:graphic xmlns:a="http://schemas.openxmlformats.org/drawingml/2006/main">
             <a:graphicData uri="http://schemas.openxmlformats.org/drawingml/2006/picture">
@@ -13145,7 +17587,7 @@
             </wp:anchor>
           </w:drawing>
         </mc:Choice>
-        <mc:Fallback xmlns:sl="http://schemas.openxmlformats.org/schemaLibrary/2006/main" xmlns:a="http://schemas.openxmlformats.org/drawingml/2006/main" xmlns:pic="http://schemas.openxmlformats.org/drawingml/2006/picture" xmlns:c="http://schemas.openxmlformats.org/drawingml/2006/chart" xmlns:lc="http://schemas.openxmlformats.org/drawingml/2006/lockedCanvas" xmlns:dgm="http://schemas.openxmlformats.org/drawingml/2006/diagram" xmlns="http://schemas.microsoft.com/office/tasks/2019/documenttasks" xmlns:cr="http://schemas.microsoft.com/office/comments/2020/reactions">
+        <mc:Fallback xmlns:cr="http://schemas.microsoft.com/office/comments/2020/reactions" xmlns="http://schemas.microsoft.com/office/tasks/2019/documenttasks" xmlns:dgm="http://schemas.openxmlformats.org/drawingml/2006/diagram" xmlns:lc="http://schemas.openxmlformats.org/drawingml/2006/lockedCanvas" xmlns:c="http://schemas.openxmlformats.org/drawingml/2006/chart" xmlns:pic="http://schemas.openxmlformats.org/drawingml/2006/picture" xmlns:a="http://schemas.openxmlformats.org/drawingml/2006/main" xmlns:sl="http://schemas.openxmlformats.org/schemaLibrary/2006/main">
           <w:drawing>
             <wp:anchor allowOverlap="1" behindDoc="0" distB="0" distT="0" distL="114300" distR="114300" hidden="0" layoutInCell="1" locked="0" relativeHeight="0" simplePos="0">
               <wp:simplePos x="0" y="0"/>
@@ -13239,8 +17681,99 @@
       <w:rPr>
         <w:noProof/>
       </w:rPr>
+      <mc:AlternateContent>
+        <mc:Choice Requires="wps">
+          <w:drawing>
+            <wp:anchor distT="45720" distB="45720" distL="114300" distR="114300" simplePos="0" relativeHeight="251672576" behindDoc="0" locked="0" layoutInCell="1" hidden="0" allowOverlap="1" wp14:anchorId="3C107FF0" wp14:editId="1C057A9C">
+              <wp:simplePos x="0" y="0"/>
+              <wp:positionH relativeFrom="column">
+                <wp:posOffset>-164888</wp:posOffset>
+              </wp:positionH>
+              <wp:positionV relativeFrom="paragraph">
+                <wp:posOffset>-4448810</wp:posOffset>
+              </wp:positionV>
+              <wp:extent cx="3562985" cy="1425208"/>
+              <wp:effectExtent l="0" t="0" r="0" b="0"/>
+              <wp:wrapSquare wrapText="bothSides" distT="45720" distB="45720" distL="114300" distR="114300"/>
+              <wp:docPr id="415042663" name="Rectángulo 415042663"/>
+              <wp:cNvGraphicFramePr/>
+              <a:graphic xmlns:a="http://schemas.openxmlformats.org/drawingml/2006/main">
+                <a:graphicData uri="http://schemas.microsoft.com/office/word/2010/wordprocessingShape">
+                  <wps:wsp>
+                    <wps:cNvSpPr/>
+                    <wps:spPr>
+                      <a:xfrm>
+                        <a:off x="0" y="0"/>
+                        <a:ext cx="3562985" cy="1425208"/>
+                      </a:xfrm>
+                      <a:prstGeom prst="rect">
+                        <a:avLst/>
+                      </a:prstGeom>
+                      <a:noFill/>
+                      <a:ln>
+                        <a:noFill/>
+                      </a:ln>
+                    </wps:spPr>
+                    <wps:txbx>
+                      <w:txbxContent>
+                        <w:p>
+                          <w:pPr>
+                            <w:spacing w:after="0" w:line="240" w:lineRule="auto"/>
+                            <w:textDirection w:val="btLr"/>
+                          </w:pPr>
+                          <w:r>
+                            <w:rPr>
+                              <w:rFonts w:ascii="Arial" w:eastAsia="Arial" w:hAnsi="Arial" w:cs="Arial"/>
+                              <w:color w:val="0070C0"/>
+                              <w:sz w:val="70"/>
+                            </w:rPr>
+                            <w:t>Máster IA y Big Data</w:t>
+                          </w:r>
+                        </w:p>
+                      </w:txbxContent>
+                    </wps:txbx>
+                    <wps:bodyPr spcFirstLastPara="1" wrap="square" lIns="91425" tIns="45700" rIns="91425" bIns="45700" anchor="t" anchorCtr="0">
+                      <a:noAutofit/>
+                    </wps:bodyPr>
+                  </wps:wsp>
+                </a:graphicData>
+              </a:graphic>
+            </wp:anchor>
+          </w:drawing>
+        </mc:Choice>
+        <mc:Fallback>
+          <w:pict>
+            <v:rect w14:anchorId="3C107FF0" id="Rectángulo 415042663" o:spid="_x0000_s1058" style="position:absolute;left:0;text-align:left;margin-left:-13pt;margin-top:-350.3pt;width:280.55pt;height:112.2pt;z-index:251672576;visibility:visible;mso-wrap-style:square;mso-wrap-distance-left:9pt;mso-wrap-distance-top:3.6pt;mso-wrap-distance-right:9pt;mso-wrap-distance-bottom:3.6pt;mso-position-horizontal:absolute;mso-position-horizontal-relative:text;mso-position-vertical:absolute;mso-position-vertical-relative:text;v-text-anchor:top" o:gfxdata="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" filled="f" stroked="f">
+              <v:textbox inset="2.53958mm,1.2694mm,2.53958mm,1.2694mm">
+                <w:txbxContent>
+                  <w:p>
+                    <w:pPr>
+                      <w:spacing w:after="0" w:line="240" w:lineRule="auto"/>
+                      <w:textDirection w:val="btLr"/>
+                    </w:pPr>
+                    <w:r>
+                      <w:rPr>
+                        <w:rFonts w:ascii="Arial" w:eastAsia="Arial" w:hAnsi="Arial" w:cs="Arial"/>
+                        <w:color w:val="0070C0"/>
+                        <w:sz w:val="70"/>
+                      </w:rPr>
+                      <w:t>Máster IA y Big Data</w:t>
+                    </w:r>
+                  </w:p>
+                </w:txbxContent>
+              </v:textbox>
+              <w10:wrap type="square"/>
+            </v:rect>
+          </w:pict>
+        </mc:Fallback>
+      </mc:AlternateContent>
+    </w:r>
+    <w:r>
+      <w:rPr>
+        <w:noProof/>
+      </w:rPr>
       <w:drawing>
-        <wp:anchor distT="0" distB="0" distL="114300" distR="114300" simplePos="0" relativeHeight="251670528" behindDoc="0" locked="0" layoutInCell="1" hidden="0" allowOverlap="1" wp14:anchorId="277C2B59" wp14:editId="6197B2B2">
+        <wp:anchor distT="0" distB="0" distL="114300" distR="114300" simplePos="0" relativeHeight="251670528" behindDoc="0" locked="0" layoutInCell="1" hidden="0" allowOverlap="1" wp14:anchorId="277C2B59" wp14:editId="157FE064">
           <wp:simplePos x="0" y="0"/>
           <wp:positionH relativeFrom="column">
             <wp:posOffset>6352</wp:posOffset>
@@ -13251,7 +17784,7 @@
           <wp:extent cx="2795905" cy="758825"/>
           <wp:effectExtent l="0" t="0" r="0" b="0"/>
           <wp:wrapSquare wrapText="bothSides" distT="0" distB="0" distL="114300" distR="114300"/>
-          <wp:docPr id="1672083545" name="image2.jpg" descr="Z:\15_Dissenygrafico\04. Logo\encuesta_form_logo\Linkia_.jpg"/>
+          <wp:docPr id="2045605147" name="image2.jpg" descr="Z:\15_Dissenygrafico\04. Logo\encuesta_form_logo\Linkia_.jpg"/>
           <wp:cNvGraphicFramePr/>
           <a:graphic xmlns:a="http://schemas.openxmlformats.org/drawingml/2006/main">
             <a:graphicData uri="http://schemas.openxmlformats.org/drawingml/2006/picture">
@@ -13416,7 +17949,7 @@
             </wp:anchor>
           </w:drawing>
         </mc:Choice>
-        <mc:Fallback xmlns:sl="http://schemas.openxmlformats.org/schemaLibrary/2006/main" xmlns:a="http://schemas.openxmlformats.org/drawingml/2006/main" xmlns:pic="http://schemas.openxmlformats.org/drawingml/2006/picture" xmlns:c="http://schemas.openxmlformats.org/drawingml/2006/chart" xmlns:lc="http://schemas.openxmlformats.org/drawingml/2006/lockedCanvas" xmlns:dgm="http://schemas.openxmlformats.org/drawingml/2006/diagram" xmlns="http://schemas.microsoft.com/office/tasks/2019/documenttasks" xmlns:cr="http://schemas.microsoft.com/office/comments/2020/reactions">
+        <mc:Fallback xmlns:cr="http://schemas.microsoft.com/office/comments/2020/reactions" xmlns="http://schemas.microsoft.com/office/tasks/2019/documenttasks" xmlns:dgm="http://schemas.openxmlformats.org/drawingml/2006/diagram" xmlns:lc="http://schemas.openxmlformats.org/drawingml/2006/lockedCanvas" xmlns:c="http://schemas.openxmlformats.org/drawingml/2006/chart" xmlns:pic="http://schemas.openxmlformats.org/drawingml/2006/picture" xmlns:a="http://schemas.openxmlformats.org/drawingml/2006/main" xmlns:sl="http://schemas.openxmlformats.org/schemaLibrary/2006/main">
           <w:drawing>
             <wp:anchor allowOverlap="1" behindDoc="0" distB="0" distT="0" distL="114300" distR="114300" hidden="0" layoutInCell="1" locked="0" relativeHeight="0" simplePos="0">
               <wp:simplePos x="0" y="0"/>
@@ -13512,7 +18045,7 @@
             </wp:anchor>
           </w:drawing>
         </mc:Choice>
-        <mc:Fallback xmlns:sl="http://schemas.openxmlformats.org/schemaLibrary/2006/main" xmlns:a="http://schemas.openxmlformats.org/drawingml/2006/main" xmlns:pic="http://schemas.openxmlformats.org/drawingml/2006/picture" xmlns:c="http://schemas.openxmlformats.org/drawingml/2006/chart" xmlns:lc="http://schemas.openxmlformats.org/drawingml/2006/lockedCanvas" xmlns:dgm="http://schemas.openxmlformats.org/drawingml/2006/diagram" xmlns="http://schemas.microsoft.com/office/tasks/2019/documenttasks" xmlns:cr="http://schemas.microsoft.com/office/comments/2020/reactions">
+        <mc:Fallback xmlns:cr="http://schemas.microsoft.com/office/comments/2020/reactions" xmlns="http://schemas.microsoft.com/office/tasks/2019/documenttasks" xmlns:dgm="http://schemas.openxmlformats.org/drawingml/2006/diagram" xmlns:lc="http://schemas.openxmlformats.org/drawingml/2006/lockedCanvas" xmlns:c="http://schemas.openxmlformats.org/drawingml/2006/chart" xmlns:pic="http://schemas.openxmlformats.org/drawingml/2006/picture" xmlns:a="http://schemas.openxmlformats.org/drawingml/2006/main" xmlns:sl="http://schemas.openxmlformats.org/schemaLibrary/2006/main">
           <w:drawing>
             <wp:anchor allowOverlap="1" behindDoc="0" distB="0" distT="0" distL="114300" distR="114300" hidden="0" layoutInCell="1" locked="0" relativeHeight="0" simplePos="0">
               <wp:simplePos x="0" y="0"/>
@@ -13965,7 +18498,7 @@
             </wp:anchor>
           </w:drawing>
         </mc:Choice>
-        <mc:Fallback xmlns:sl="http://schemas.openxmlformats.org/schemaLibrary/2006/main" xmlns:a="http://schemas.openxmlformats.org/drawingml/2006/main" xmlns:pic="http://schemas.openxmlformats.org/drawingml/2006/picture" xmlns:c="http://schemas.openxmlformats.org/drawingml/2006/chart" xmlns:lc="http://schemas.openxmlformats.org/drawingml/2006/lockedCanvas" xmlns:dgm="http://schemas.openxmlformats.org/drawingml/2006/diagram" xmlns="http://schemas.microsoft.com/office/tasks/2019/documenttasks" xmlns:cr="http://schemas.microsoft.com/office/comments/2020/reactions">
+        <mc:Fallback xmlns:cr="http://schemas.microsoft.com/office/comments/2020/reactions" xmlns="http://schemas.microsoft.com/office/tasks/2019/documenttasks" xmlns:dgm="http://schemas.openxmlformats.org/drawingml/2006/diagram" xmlns:lc="http://schemas.openxmlformats.org/drawingml/2006/lockedCanvas" xmlns:c="http://schemas.openxmlformats.org/drawingml/2006/chart" xmlns:pic="http://schemas.openxmlformats.org/drawingml/2006/picture" xmlns:a="http://schemas.openxmlformats.org/drawingml/2006/main" xmlns:sl="http://schemas.openxmlformats.org/schemaLibrary/2006/main">
           <w:drawing>
             <wp:anchor allowOverlap="1" behindDoc="0" distB="0" distT="0" distL="114300" distR="114300" hidden="0" layoutInCell="1" locked="0" relativeHeight="0" simplePos="0">
               <wp:simplePos x="0" y="0"/>
@@ -14095,16 +18628,16 @@
       <mc:AlternateContent>
         <mc:Choice Requires="wps">
           <w:drawing>
-            <wp:anchor distT="45720" distB="45720" distL="114300" distR="114300" simplePos="0" relativeHeight="251663360" behindDoc="0" locked="0" layoutInCell="1" hidden="0" allowOverlap="1" wp14:anchorId="2BE17755" wp14:editId="03ABCEF3">
+            <wp:anchor distT="45720" distB="45720" distL="114300" distR="114300" simplePos="0" relativeHeight="251663360" behindDoc="0" locked="0" layoutInCell="1" hidden="0" allowOverlap="1" wp14:anchorId="2BE17755" wp14:editId="7C51A66D">
               <wp:simplePos x="0" y="0"/>
               <wp:positionH relativeFrom="column">
-                <wp:posOffset>-152399</wp:posOffset>
+                <wp:posOffset>-147955</wp:posOffset>
               </wp:positionH>
               <wp:positionV relativeFrom="paragraph">
-                <wp:posOffset>6129020</wp:posOffset>
+                <wp:posOffset>-4051300</wp:posOffset>
               </wp:positionV>
-              <wp:extent cx="3562985" cy="1425208"/>
-              <wp:effectExtent l="0" t="0" r="0" b="0"/>
+              <wp:extent cx="6375400" cy="1404620"/>
+              <wp:effectExtent l="0" t="0" r="0" b="5080"/>
               <wp:wrapSquare wrapText="bothSides" distT="45720" distB="45720" distL="114300" distR="114300"/>
               <wp:docPr id="264" name="Rectángulo 264"/>
               <wp:cNvGraphicFramePr/>
@@ -14114,8 +18647,8 @@
                     <wps:cNvSpPr/>
                     <wps:spPr>
                       <a:xfrm>
-                        <a:off x="3574033" y="3077690"/>
-                        <a:ext cx="3543935" cy="1404620"/>
+                        <a:off x="0" y="0"/>
+                        <a:ext cx="6375400" cy="1404620"/>
                       </a:xfrm>
                       <a:prstGeom prst="rect">
                         <a:avLst/>
@@ -14138,7 +18671,23 @@
                               <w:color w:val="0070C0"/>
                               <w:sz w:val="70"/>
                             </w:rPr>
-                            <w:t>Máster IA y Big Data</w:t>
+                            <w:t>Máster IA y Big</w:t>
+                          </w:r>
+                          <w:r>
+                            <w:rPr>
+                              <w:rFonts w:ascii="Arial" w:eastAsia="Arial" w:hAnsi="Arial" w:cs="Arial"/>
+                              <w:color w:val="0070C0"/>
+                              <w:sz w:val="70"/>
+                            </w:rPr>
+                            <w:t xml:space="preserve"> </w:t>
+                          </w:r>
+                          <w:r>
+                            <w:rPr>
+                              <w:rFonts w:ascii="Arial" w:eastAsia="Arial" w:hAnsi="Arial" w:cs="Arial"/>
+                              <w:color w:val="0070C0"/>
+                              <w:sz w:val="70"/>
+                            </w:rPr>
+                            <w:t>Data</w:t>
                           </w:r>
                         </w:p>
                       </w:txbxContent>
@@ -14149,12 +18698,18 @@
                   </wps:wsp>
                 </a:graphicData>
               </a:graphic>
+              <wp14:sizeRelH relativeFrom="margin">
+                <wp14:pctWidth>0</wp14:pctWidth>
+              </wp14:sizeRelH>
+              <wp14:sizeRelV relativeFrom="margin">
+                <wp14:pctHeight>0</wp14:pctHeight>
+              </wp14:sizeRelV>
             </wp:anchor>
           </w:drawing>
         </mc:Choice>
         <mc:Fallback>
           <w:pict>
-            <v:rect w14:anchorId="2BE17755" id="Rectángulo 264" o:spid="_x0000_s1057" style="position:absolute;margin-left:-12pt;margin-top:482.6pt;width:280.55pt;height:112.2pt;z-index:251663360;visibility:visible;mso-wrap-style:square;mso-wrap-distance-left:9pt;mso-wrap-distance-top:3.6pt;mso-wrap-distance-right:9pt;mso-wrap-distance-bottom:3.6pt;mso-position-horizontal:absolute;mso-position-horizontal-relative:text;mso-position-vertical:absolute;mso-position-vertical-relative:text;v-text-anchor:top" o:gfxdata="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" filled="f" stroked="f">
+            <v:rect w14:anchorId="2BE17755" id="Rectángulo 264" o:spid="_x0000_s1057" style="position:absolute;margin-left:-11.65pt;margin-top:-319pt;width:502pt;height:110.6pt;z-index:251663360;visibility:visible;mso-wrap-style:square;mso-width-percent:0;mso-height-percent:0;mso-wrap-distance-left:9pt;mso-wrap-distance-top:3.6pt;mso-wrap-distance-right:9pt;mso-wrap-distance-bottom:3.6pt;mso-position-horizontal:absolute;mso-position-horizontal-relative:text;mso-position-vertical:absolute;mso-position-vertical-relative:text;mso-width-percent:0;mso-height-percent:0;mso-width-relative:margin;mso-height-relative:margin;v-text-anchor:top" o:gfxdata="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" filled="f" stroked="f">
               <v:textbox inset="2.53958mm,1.2694mm,2.53958mm,1.2694mm">
                 <w:txbxContent>
                   <w:p>
@@ -14168,7 +18723,23 @@
                         <w:color w:val="0070C0"/>
                         <w:sz w:val="70"/>
                       </w:rPr>
-                      <w:t>Máster IA y Big Data</w:t>
+                      <w:t>Máster IA y Big</w:t>
+                    </w:r>
+                    <w:r>
+                      <w:rPr>
+                        <w:rFonts w:ascii="Arial" w:eastAsia="Arial" w:hAnsi="Arial" w:cs="Arial"/>
+                        <w:color w:val="0070C0"/>
+                        <w:sz w:val="70"/>
+                      </w:rPr>
+                      <w:t xml:space="preserve"> </w:t>
+                    </w:r>
+                    <w:r>
+                      <w:rPr>
+                        <w:rFonts w:ascii="Arial" w:eastAsia="Arial" w:hAnsi="Arial" w:cs="Arial"/>
+                        <w:color w:val="0070C0"/>
+                        <w:sz w:val="70"/>
+                      </w:rPr>
+                      <w:t>Data</w:t>
                     </w:r>
                   </w:p>
                 </w:txbxContent>
@@ -14186,7 +18757,7 @@
       <mc:AlternateContent>
         <mc:Choice Requires="wps">
           <w:drawing>
-            <wp:anchor distT="0" distB="0" distL="114300" distR="114300" simplePos="0" relativeHeight="251664384" behindDoc="0" locked="0" layoutInCell="1" hidden="0" allowOverlap="1" wp14:anchorId="712EF64C" wp14:editId="31ABC064">
+            <wp:anchor distT="0" distB="0" distL="114300" distR="114300" simplePos="0" relativeHeight="251664384" behindDoc="0" locked="0" layoutInCell="1" hidden="0" allowOverlap="1" wp14:anchorId="712EF64C" wp14:editId="12DCF095">
               <wp:simplePos x="0" y="0"/>
               <wp:positionH relativeFrom="column">
                 <wp:posOffset>-1193799</wp:posOffset>
@@ -14229,47 +18800,16 @@
             </wp:anchor>
           </w:drawing>
         </mc:Choice>
-        <mc:Fallback xmlns:sl="http://schemas.openxmlformats.org/schemaLibrary/2006/main" xmlns:a="http://schemas.openxmlformats.org/drawingml/2006/main" xmlns:pic="http://schemas.openxmlformats.org/drawingml/2006/picture" xmlns:c="http://schemas.openxmlformats.org/drawingml/2006/chart" xmlns:lc="http://schemas.openxmlformats.org/drawingml/2006/lockedCanvas" xmlns:dgm="http://schemas.openxmlformats.org/drawingml/2006/diagram" xmlns="http://schemas.microsoft.com/office/tasks/2019/documenttasks" xmlns:cr="http://schemas.microsoft.com/office/comments/2020/reactions">
-          <w:drawing>
-            <wp:anchor allowOverlap="1" behindDoc="0" distB="0" distT="0" distL="114300" distR="114300" hidden="0" layoutInCell="1" locked="0" relativeHeight="0" simplePos="0">
-              <wp:simplePos x="0" y="0"/>
-              <wp:positionH relativeFrom="column">
-                <wp:posOffset>-1193799</wp:posOffset>
-              </wp:positionH>
-              <wp:positionV relativeFrom="paragraph">
-                <wp:posOffset>2844800</wp:posOffset>
-              </wp:positionV>
-              <wp:extent cx="0" cy="57150"/>
-              <wp:effectExtent b="0" l="0" r="0" t="0"/>
-              <wp:wrapNone/>
-              <wp:docPr id="263" name="image9.png"/>
-              <a:graphic>
-                <a:graphicData uri="http://schemas.openxmlformats.org/drawingml/2006/picture">
-                  <pic:pic>
-                    <pic:nvPicPr>
-                      <pic:cNvPr id="0" name="image9.png"/>
-                      <pic:cNvPicPr preferRelativeResize="0"/>
-                    </pic:nvPicPr>
-                    <pic:blipFill>
-                      <a:blip r:embed="rId6"/>
-                      <a:srcRect/>
-                      <a:stretch>
-                        <a:fillRect/>
-                      </a:stretch>
-                    </pic:blipFill>
-                    <pic:spPr>
-                      <a:xfrm>
-                        <a:off x="0" y="0"/>
-                        <a:ext cx="0" cy="57150"/>
-                      </a:xfrm>
-                      <a:prstGeom prst="rect"/>
-                      <a:ln/>
-                    </pic:spPr>
-                  </pic:pic>
-                </a:graphicData>
-              </a:graphic>
-            </wp:anchor>
-          </w:drawing>
+        <mc:Fallback>
+          <w:pict>
+            <v:shapetype w14:anchorId="00F81D62" id="_x0000_t32" coordsize="21600,21600" o:spt="32" o:oned="t" path="m,l21600,21600e" filled="f">
+              <v:path arrowok="t" fillok="f" o:connecttype="none"/>
+              <o:lock v:ext="edit" shapetype="t"/>
+            </v:shapetype>
+            <v:shape id="Conector recto de flecha 263" o:spid="_x0000_s1026" type="#_x0000_t32" style="position:absolute;margin-left:-94pt;margin-top:224pt;width:0;height:4.5pt;z-index:251664384;visibility:visible;mso-wrap-style:square;mso-wrap-distance-left:9pt;mso-wrap-distance-top:0;mso-wrap-distance-right:9pt;mso-wrap-distance-bottom:0;mso-position-horizontal:absolute;mso-position-horizontal-relative:text;mso-position-vertical:absolute;mso-position-vertical-relative:text" o:gfxdata="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" strokecolor="#e1efd8" strokeweight="4.5pt">
+              <v:stroke startarrowwidth="narrow" startarrowlength="short" endarrow="block" joinstyle="miter"/>
+            </v:shape>
+          </w:pict>
         </mc:Fallback>
       </mc:AlternateContent>
     </w:r>
@@ -14323,7 +18863,7 @@
             </wp:anchor>
           </w:drawing>
         </mc:Choice>
-        <mc:Fallback xmlns:sl="http://schemas.openxmlformats.org/schemaLibrary/2006/main" xmlns:a="http://schemas.openxmlformats.org/drawingml/2006/main" xmlns:pic="http://schemas.openxmlformats.org/drawingml/2006/picture" xmlns:c="http://schemas.openxmlformats.org/drawingml/2006/chart" xmlns:lc="http://schemas.openxmlformats.org/drawingml/2006/lockedCanvas" xmlns:dgm="http://schemas.openxmlformats.org/drawingml/2006/diagram" xmlns="http://schemas.microsoft.com/office/tasks/2019/documenttasks" xmlns:cr="http://schemas.microsoft.com/office/comments/2020/reactions">
+        <mc:Fallback xmlns:cr="http://schemas.microsoft.com/office/comments/2020/reactions" xmlns="http://schemas.microsoft.com/office/tasks/2019/documenttasks" xmlns:dgm="http://schemas.openxmlformats.org/drawingml/2006/diagram" xmlns:lc="http://schemas.openxmlformats.org/drawingml/2006/lockedCanvas" xmlns:c="http://schemas.openxmlformats.org/drawingml/2006/chart" xmlns:pic="http://schemas.openxmlformats.org/drawingml/2006/picture" xmlns:a="http://schemas.openxmlformats.org/drawingml/2006/main" xmlns:sl="http://schemas.openxmlformats.org/schemaLibrary/2006/main">
           <w:drawing>
             <wp:anchor allowOverlap="1" behindDoc="0" distB="0" distT="0" distL="114300" distR="114300" hidden="0" layoutInCell="1" locked="0" relativeHeight="0" simplePos="0">
               <wp:simplePos x="0" y="0"/>
@@ -14417,7 +18957,7 @@
             </wp:anchor>
           </w:drawing>
         </mc:Choice>
-        <mc:Fallback xmlns:sl="http://schemas.openxmlformats.org/schemaLibrary/2006/main" xmlns:a="http://schemas.openxmlformats.org/drawingml/2006/main" xmlns:pic="http://schemas.openxmlformats.org/drawingml/2006/picture" xmlns:c="http://schemas.openxmlformats.org/drawingml/2006/chart" xmlns:lc="http://schemas.openxmlformats.org/drawingml/2006/lockedCanvas" xmlns:dgm="http://schemas.openxmlformats.org/drawingml/2006/diagram" xmlns="http://schemas.microsoft.com/office/tasks/2019/documenttasks" xmlns:cr="http://schemas.microsoft.com/office/comments/2020/reactions">
+        <mc:Fallback xmlns:cr="http://schemas.microsoft.com/office/comments/2020/reactions" xmlns="http://schemas.microsoft.com/office/tasks/2019/documenttasks" xmlns:dgm="http://schemas.openxmlformats.org/drawingml/2006/diagram" xmlns:lc="http://schemas.openxmlformats.org/drawingml/2006/lockedCanvas" xmlns:c="http://schemas.openxmlformats.org/drawingml/2006/chart" xmlns:pic="http://schemas.openxmlformats.org/drawingml/2006/picture" xmlns:a="http://schemas.openxmlformats.org/drawingml/2006/main" xmlns:sl="http://schemas.openxmlformats.org/schemaLibrary/2006/main">
           <w:drawing>
             <wp:anchor allowOverlap="1" behindDoc="0" distB="0" distT="0" distL="114300" distR="114300" hidden="0" layoutInCell="1" locked="0" relativeHeight="0" simplePos="0">
               <wp:simplePos x="0" y="0"/>
@@ -14468,122 +19008,9 @@
 <file path=word/numbering.xml><?xml version="1.0" encoding="utf-8"?>
 <w:numbering xmlns:wpc="http://schemas.microsoft.com/office/word/2010/wordprocessingCanvas" xmlns:cx="http://schemas.microsoft.com/office/drawing/2014/chartex" xmlns:cx1="http://schemas.microsoft.com/office/drawing/2015/9/8/chartex" xmlns:cx2="http://schemas.microsoft.com/office/drawing/2015/10/21/chartex" xmlns:cx3="http://schemas.microsoft.com/office/drawing/2016/5/9/chartex" xmlns:cx4="http://schemas.microsoft.com/office/drawing/2016/5/10/chartex" xmlns:cx5="http://schemas.microsoft.com/office/drawing/2016/5/11/chartex" xmlns:cx6="http://schemas.microsoft.com/office/drawing/2016/5/12/chartex" xmlns:cx7="http://schemas.microsoft.com/office/drawing/2016/5/13/chartex" xmlns:cx8="http://schemas.microsoft.com/office/drawing/2016/5/14/chartex" xmlns:mc="http://schemas.openxmlformats.org/markup-compatibility/2006" xmlns:aink="http://schemas.microsoft.com/office/drawing/2016/ink" xmlns:am3d="http://schemas.microsoft.com/office/drawing/2017/model3d" xmlns:o="urn:schemas-microsoft-com:office:office" xmlns:oel="http://schemas.microsoft.com/office/2019/extlst" xmlns:r="http://schemas.openxmlformats.org/officeDocument/2006/relationships" xmlns:m="http://schemas.openxmlformats.org/officeDocument/2006/math" xmlns:v="urn:schemas-microsoft-com:vml" xmlns:wp14="http://schemas.microsoft.com/office/word/2010/wordprocessingDrawing" xmlns:wp="http://schemas.openxmlformats.org/drawingml/2006/wordprocessingDrawing" xmlns:w10="urn:schemas-microsoft-com:office:word" xmlns:w="http://schemas.openxmlformats.org/wordprocessingml/2006/main" xmlns:w14="http://schemas.microsoft.com/office/word/2010/wordml" xmlns:w15="http://schemas.microsoft.com/office/word/2012/wordml" xmlns:w16cex="http://schemas.microsoft.com/office/word/2018/wordml/cex" xmlns:w16cid="http://schemas.microsoft.com/office/word/2016/wordml/cid" xmlns:w16="http://schemas.microsoft.com/office/word/2018/wordml" xmlns:w16du="http://schemas.microsoft.com/office/word/2023/wordml/word16du" xmlns:w16sdtdh="http://schemas.microsoft.com/office/word/2020/wordml/sdtdatahash" xmlns:w16sdtfl="http://schemas.microsoft.com/office/word/2024/wordml/sdtformatlock" xmlns:w16se="http://schemas.microsoft.com/office/word/2015/wordml/symex" xmlns:wpg="http://schemas.microsoft.com/office/word/2010/wordprocessingGroup" xmlns:wpi="http://schemas.microsoft.com/office/word/2010/wordprocessingInk" xmlns:wne="http://schemas.microsoft.com/office/word/2006/wordml" xmlns:wps="http://schemas.microsoft.com/office/word/2010/wordprocessingShape" mc:Ignorable="w14 w15 w16se w16cid w16 w16cex w16sdtdh w16sdtfl w16du wp14">
   <w:abstractNum w:abstractNumId="0" w15:restartNumberingAfterBreak="0">
-    <w:nsid w:val="1FD90DBB"/>
-    <w:multiLevelType w:val="hybridMultilevel"/>
-    <w:tmpl w:val="CF4C4408"/>
-    <w:lvl w:ilvl="0" w:tplc="0C0A0001">
-      <w:start w:val="1"/>
-      <w:numFmt w:val="bullet"/>
-      <w:lvlText w:val=""/>
-      <w:lvlJc w:val="left"/>
-      <w:pPr>
-        <w:ind w:left="720" w:hanging="360"/>
-      </w:pPr>
-      <w:rPr>
-        <w:rFonts w:ascii="Symbol" w:hAnsi="Symbol" w:hint="default"/>
-      </w:rPr>
-    </w:lvl>
-    <w:lvl w:ilvl="1" w:tplc="0C0A0003" w:tentative="1">
-      <w:start w:val="1"/>
-      <w:numFmt w:val="bullet"/>
-      <w:lvlText w:val="o"/>
-      <w:lvlJc w:val="left"/>
-      <w:pPr>
-        <w:ind w:left="1440" w:hanging="360"/>
-      </w:pPr>
-      <w:rPr>
-        <w:rFonts w:ascii="Courier New" w:hAnsi="Courier New" w:cs="Courier New" w:hint="default"/>
-      </w:rPr>
-    </w:lvl>
-    <w:lvl w:ilvl="2" w:tplc="0C0A0005" w:tentative="1">
-      <w:start w:val="1"/>
-      <w:numFmt w:val="bullet"/>
-      <w:lvlText w:val=""/>
-      <w:lvlJc w:val="left"/>
-      <w:pPr>
-        <w:ind w:left="2160" w:hanging="360"/>
-      </w:pPr>
-      <w:rPr>
-        <w:rFonts w:ascii="Wingdings" w:hAnsi="Wingdings" w:hint="default"/>
-      </w:rPr>
-    </w:lvl>
-    <w:lvl w:ilvl="3" w:tplc="0C0A0001" w:tentative="1">
-      <w:start w:val="1"/>
-      <w:numFmt w:val="bullet"/>
-      <w:lvlText w:val=""/>
-      <w:lvlJc w:val="left"/>
-      <w:pPr>
-        <w:ind w:left="2880" w:hanging="360"/>
-      </w:pPr>
-      <w:rPr>
-        <w:rFonts w:ascii="Symbol" w:hAnsi="Symbol" w:hint="default"/>
-      </w:rPr>
-    </w:lvl>
-    <w:lvl w:ilvl="4" w:tplc="0C0A0003" w:tentative="1">
-      <w:start w:val="1"/>
-      <w:numFmt w:val="bullet"/>
-      <w:lvlText w:val="o"/>
-      <w:lvlJc w:val="left"/>
-      <w:pPr>
-        <w:ind w:left="3600" w:hanging="360"/>
-      </w:pPr>
-      <w:rPr>
-        <w:rFonts w:ascii="Courier New" w:hAnsi="Courier New" w:cs="Courier New" w:hint="default"/>
-      </w:rPr>
-    </w:lvl>
-    <w:lvl w:ilvl="5" w:tplc="0C0A0005" w:tentative="1">
-      <w:start w:val="1"/>
-      <w:numFmt w:val="bullet"/>
-      <w:lvlText w:val=""/>
-      <w:lvlJc w:val="left"/>
-      <w:pPr>
-        <w:ind w:left="4320" w:hanging="360"/>
-      </w:pPr>
-      <w:rPr>
-        <w:rFonts w:ascii="Wingdings" w:hAnsi="Wingdings" w:hint="default"/>
-      </w:rPr>
-    </w:lvl>
-    <w:lvl w:ilvl="6" w:tplc="0C0A0001" w:tentative="1">
-      <w:start w:val="1"/>
-      <w:numFmt w:val="bullet"/>
-      <w:lvlText w:val=""/>
-      <w:lvlJc w:val="left"/>
-      <w:pPr>
-        <w:ind w:left="5040" w:hanging="360"/>
-      </w:pPr>
-      <w:rPr>
-        <w:rFonts w:ascii="Symbol" w:hAnsi="Symbol" w:hint="default"/>
-      </w:rPr>
-    </w:lvl>
-    <w:lvl w:ilvl="7" w:tplc="0C0A0003" w:tentative="1">
-      <w:start w:val="1"/>
-      <w:numFmt w:val="bullet"/>
-      <w:lvlText w:val="o"/>
-      <w:lvlJc w:val="left"/>
-      <w:pPr>
-        <w:ind w:left="5760" w:hanging="360"/>
-      </w:pPr>
-      <w:rPr>
-        <w:rFonts w:ascii="Courier New" w:hAnsi="Courier New" w:cs="Courier New" w:hint="default"/>
-      </w:rPr>
-    </w:lvl>
-    <w:lvl w:ilvl="8" w:tplc="0C0A0005" w:tentative="1">
-      <w:start w:val="1"/>
-      <w:numFmt w:val="bullet"/>
-      <w:lvlText w:val=""/>
-      <w:lvlJc w:val="left"/>
-      <w:pPr>
-        <w:ind w:left="6480" w:hanging="360"/>
-      </w:pPr>
-      <w:rPr>
-        <w:rFonts w:ascii="Wingdings" w:hAnsi="Wingdings" w:hint="default"/>
-      </w:rPr>
-    </w:lvl>
-  </w:abstractNum>
-  <w:abstractNum w:abstractNumId="1" w15:restartNumberingAfterBreak="0">
-    <w:nsid w:val="21322E63"/>
+    <w:nsid w:val="026C214E"/>
     <w:multiLevelType w:val="multilevel"/>
-    <w:tmpl w:val="8548B3E6"/>
+    <w:tmpl w:val="E0D61C44"/>
     <w:lvl w:ilvl="0">
       <w:start w:val="1"/>
       <w:numFmt w:val="bullet"/>
@@ -14729,123 +19156,10 @@
       </w:rPr>
     </w:lvl>
   </w:abstractNum>
-  <w:abstractNum w:abstractNumId="2" w15:restartNumberingAfterBreak="0">
-    <w:nsid w:val="299023D9"/>
+  <w:abstractNum w:abstractNumId="1" w15:restartNumberingAfterBreak="0">
+    <w:nsid w:val="031B5798"/>
     <w:multiLevelType w:val="multilevel"/>
-    <w:tmpl w:val="D00CDEE0"/>
-    <w:lvl w:ilvl="0">
-      <w:start w:val="1"/>
-      <w:numFmt w:val="decimal"/>
-      <w:lvlText w:val="%1."/>
-      <w:lvlJc w:val="left"/>
-      <w:pPr>
-        <w:tabs>
-          <w:tab w:val="num" w:pos="720"/>
-        </w:tabs>
-        <w:ind w:left="720" w:hanging="360"/>
-      </w:pPr>
-    </w:lvl>
-    <w:lvl w:ilvl="1" w:tentative="1">
-      <w:start w:val="1"/>
-      <w:numFmt w:val="decimal"/>
-      <w:lvlText w:val="%2."/>
-      <w:lvlJc w:val="left"/>
-      <w:pPr>
-        <w:tabs>
-          <w:tab w:val="num" w:pos="1440"/>
-        </w:tabs>
-        <w:ind w:left="1440" w:hanging="360"/>
-      </w:pPr>
-    </w:lvl>
-    <w:lvl w:ilvl="2" w:tentative="1">
-      <w:start w:val="1"/>
-      <w:numFmt w:val="decimal"/>
-      <w:lvlText w:val="%3."/>
-      <w:lvlJc w:val="left"/>
-      <w:pPr>
-        <w:tabs>
-          <w:tab w:val="num" w:pos="2160"/>
-        </w:tabs>
-        <w:ind w:left="2160" w:hanging="360"/>
-      </w:pPr>
-    </w:lvl>
-    <w:lvl w:ilvl="3" w:tentative="1">
-      <w:start w:val="1"/>
-      <w:numFmt w:val="decimal"/>
-      <w:lvlText w:val="%4."/>
-      <w:lvlJc w:val="left"/>
-      <w:pPr>
-        <w:tabs>
-          <w:tab w:val="num" w:pos="2880"/>
-        </w:tabs>
-        <w:ind w:left="2880" w:hanging="360"/>
-      </w:pPr>
-    </w:lvl>
-    <w:lvl w:ilvl="4" w:tentative="1">
-      <w:start w:val="1"/>
-      <w:numFmt w:val="decimal"/>
-      <w:lvlText w:val="%5."/>
-      <w:lvlJc w:val="left"/>
-      <w:pPr>
-        <w:tabs>
-          <w:tab w:val="num" w:pos="3600"/>
-        </w:tabs>
-        <w:ind w:left="3600" w:hanging="360"/>
-      </w:pPr>
-    </w:lvl>
-    <w:lvl w:ilvl="5" w:tentative="1">
-      <w:start w:val="1"/>
-      <w:numFmt w:val="decimal"/>
-      <w:lvlText w:val="%6."/>
-      <w:lvlJc w:val="left"/>
-      <w:pPr>
-        <w:tabs>
-          <w:tab w:val="num" w:pos="4320"/>
-        </w:tabs>
-        <w:ind w:left="4320" w:hanging="360"/>
-      </w:pPr>
-    </w:lvl>
-    <w:lvl w:ilvl="6" w:tentative="1">
-      <w:start w:val="1"/>
-      <w:numFmt w:val="decimal"/>
-      <w:lvlText w:val="%7."/>
-      <w:lvlJc w:val="left"/>
-      <w:pPr>
-        <w:tabs>
-          <w:tab w:val="num" w:pos="5040"/>
-        </w:tabs>
-        <w:ind w:left="5040" w:hanging="360"/>
-      </w:pPr>
-    </w:lvl>
-    <w:lvl w:ilvl="7" w:tentative="1">
-      <w:start w:val="1"/>
-      <w:numFmt w:val="decimal"/>
-      <w:lvlText w:val="%8."/>
-      <w:lvlJc w:val="left"/>
-      <w:pPr>
-        <w:tabs>
-          <w:tab w:val="num" w:pos="5760"/>
-        </w:tabs>
-        <w:ind w:left="5760" w:hanging="360"/>
-      </w:pPr>
-    </w:lvl>
-    <w:lvl w:ilvl="8" w:tentative="1">
-      <w:start w:val="1"/>
-      <w:numFmt w:val="decimal"/>
-      <w:lvlText w:val="%9."/>
-      <w:lvlJc w:val="left"/>
-      <w:pPr>
-        <w:tabs>
-          <w:tab w:val="num" w:pos="6480"/>
-        </w:tabs>
-        <w:ind w:left="6480" w:hanging="360"/>
-      </w:pPr>
-    </w:lvl>
-  </w:abstractNum>
-  <w:abstractNum w:abstractNumId="3" w15:restartNumberingAfterBreak="0">
-    <w:nsid w:val="2D455A4A"/>
-    <w:multiLevelType w:val="multilevel"/>
-    <w:tmpl w:val="302C77AA"/>
+    <w:tmpl w:val="77904DC6"/>
     <w:lvl w:ilvl="0">
       <w:start w:val="1"/>
       <w:numFmt w:val="bullet"/>
@@ -14991,183 +19305,95 @@
       </w:rPr>
     </w:lvl>
   </w:abstractNum>
-  <w:abstractNum w:abstractNumId="4" w15:restartNumberingAfterBreak="0">
-    <w:nsid w:val="2F38257C"/>
-    <w:multiLevelType w:val="hybridMultilevel"/>
-    <w:tmpl w:val="9746C8D2"/>
-    <w:lvl w:ilvl="0" w:tplc="0C0A000F">
+  <w:abstractNum w:abstractNumId="2" w15:restartNumberingAfterBreak="0">
+    <w:nsid w:val="18F94E81"/>
+    <w:multiLevelType w:val="multilevel"/>
+    <w:tmpl w:val="FC12EC1C"/>
+    <w:lvl w:ilvl="0">
       <w:start w:val="1"/>
       <w:numFmt w:val="decimal"/>
       <w:lvlText w:val="%1."/>
       <w:lvlJc w:val="left"/>
       <w:pPr>
+        <w:tabs>
+          <w:tab w:val="num" w:pos="720"/>
+        </w:tabs>
         <w:ind w:left="720" w:hanging="360"/>
       </w:pPr>
     </w:lvl>
-    <w:lvl w:ilvl="1" w:tplc="0C0A0019" w:tentative="1">
+    <w:lvl w:ilvl="1" w:tentative="1">
       <w:start w:val="1"/>
-      <w:numFmt w:val="lowerLetter"/>
+      <w:numFmt w:val="decimal"/>
       <w:lvlText w:val="%2."/>
       <w:lvlJc w:val="left"/>
       <w:pPr>
+        <w:tabs>
+          <w:tab w:val="num" w:pos="1440"/>
+        </w:tabs>
         <w:ind w:left="1440" w:hanging="360"/>
       </w:pPr>
     </w:lvl>
-    <w:lvl w:ilvl="2" w:tplc="0C0A001B" w:tentative="1">
+    <w:lvl w:ilvl="2" w:tentative="1">
       <w:start w:val="1"/>
-      <w:numFmt w:val="lowerRoman"/>
+      <w:numFmt w:val="decimal"/>
       <w:lvlText w:val="%3."/>
-      <w:lvlJc w:val="right"/>
-      <w:pPr>
-        <w:ind w:left="2160" w:hanging="180"/>
+      <w:lvlJc w:val="left"/>
+      <w:pPr>
+        <w:tabs>
+          <w:tab w:val="num" w:pos="2160"/>
+        </w:tabs>
+        <w:ind w:left="2160" w:hanging="360"/>
       </w:pPr>
     </w:lvl>
-    <w:lvl w:ilvl="3" w:tplc="0C0A000F" w:tentative="1">
+    <w:lvl w:ilvl="3" w:tentative="1">
       <w:start w:val="1"/>
       <w:numFmt w:val="decimal"/>
       <w:lvlText w:val="%4."/>
       <w:lvlJc w:val="left"/>
       <w:pPr>
+        <w:tabs>
+          <w:tab w:val="num" w:pos="2880"/>
+        </w:tabs>
         <w:ind w:left="2880" w:hanging="360"/>
       </w:pPr>
     </w:lvl>
-    <w:lvl w:ilvl="4" w:tplc="0C0A0019" w:tentative="1">
+    <w:lvl w:ilvl="4" w:tentative="1">
       <w:start w:val="1"/>
-      <w:numFmt w:val="lowerLetter"/>
+      <w:numFmt w:val="decimal"/>
       <w:lvlText w:val="%5."/>
       <w:lvlJc w:val="left"/>
       <w:pPr>
+        <w:tabs>
+          <w:tab w:val="num" w:pos="3600"/>
+        </w:tabs>
         <w:ind w:left="3600" w:hanging="360"/>
       </w:pPr>
     </w:lvl>
-    <w:lvl w:ilvl="5" w:tplc="0C0A001B" w:tentative="1">
+    <w:lvl w:ilvl="5" w:tentative="1">
       <w:start w:val="1"/>
-      <w:numFmt w:val="lowerRoman"/>
+      <w:numFmt w:val="decimal"/>
       <w:lvlText w:val="%6."/>
-      <w:lvlJc w:val="right"/>
-      <w:pPr>
-        <w:ind w:left="4320" w:hanging="180"/>
+      <w:lvlJc w:val="left"/>
+      <w:pPr>
+        <w:tabs>
+          <w:tab w:val="num" w:pos="4320"/>
+        </w:tabs>
+        <w:ind w:left="4320" w:hanging="360"/>
       </w:pPr>
     </w:lvl>
-    <w:lvl w:ilvl="6" w:tplc="0C0A000F" w:tentative="1">
+    <w:lvl w:ilvl="6" w:tentative="1">
       <w:start w:val="1"/>
       <w:numFmt w:val="decimal"/>
       <w:lvlText w:val="%7."/>
       <w:lvlJc w:val="left"/>
       <w:pPr>
-        <w:ind w:left="5040" w:hanging="360"/>
-      </w:pPr>
-    </w:lvl>
-    <w:lvl w:ilvl="7" w:tplc="0C0A0019" w:tentative="1">
-      <w:start w:val="1"/>
-      <w:numFmt w:val="lowerLetter"/>
-      <w:lvlText w:val="%8."/>
-      <w:lvlJc w:val="left"/>
-      <w:pPr>
-        <w:ind w:left="5760" w:hanging="360"/>
-      </w:pPr>
-    </w:lvl>
-    <w:lvl w:ilvl="8" w:tplc="0C0A001B" w:tentative="1">
-      <w:start w:val="1"/>
-      <w:numFmt w:val="lowerRoman"/>
-      <w:lvlText w:val="%9."/>
-      <w:lvlJc w:val="right"/>
-      <w:pPr>
-        <w:ind w:left="6480" w:hanging="180"/>
-      </w:pPr>
-    </w:lvl>
-  </w:abstractNum>
-  <w:abstractNum w:abstractNumId="5" w15:restartNumberingAfterBreak="0">
-    <w:nsid w:val="48FD533A"/>
-    <w:multiLevelType w:val="multilevel"/>
-    <w:tmpl w:val="2716D796"/>
-    <w:lvl w:ilvl="0">
-      <w:start w:val="1"/>
-      <w:numFmt w:val="decimal"/>
-      <w:pStyle w:val="Numeracin"/>
-      <w:lvlText w:val="%1."/>
-      <w:lvlJc w:val="left"/>
-      <w:pPr>
-        <w:tabs>
-          <w:tab w:val="num" w:pos="720"/>
-        </w:tabs>
-        <w:ind w:left="720" w:hanging="720"/>
-      </w:pPr>
-    </w:lvl>
-    <w:lvl w:ilvl="1">
-      <w:start w:val="1"/>
-      <w:numFmt w:val="decimal"/>
-      <w:pStyle w:val="2NumeracinLINKIA"/>
-      <w:lvlText w:val="%2."/>
-      <w:lvlJc w:val="left"/>
-      <w:pPr>
-        <w:tabs>
-          <w:tab w:val="num" w:pos="1440"/>
-        </w:tabs>
-        <w:ind w:left="1440" w:hanging="720"/>
-      </w:pPr>
-    </w:lvl>
-    <w:lvl w:ilvl="2">
-      <w:start w:val="1"/>
-      <w:numFmt w:val="decimal"/>
-      <w:lvlText w:val="%3."/>
-      <w:lvlJc w:val="left"/>
-      <w:pPr>
-        <w:tabs>
-          <w:tab w:val="num" w:pos="2160"/>
-        </w:tabs>
-        <w:ind w:left="2160" w:hanging="720"/>
-      </w:pPr>
-    </w:lvl>
-    <w:lvl w:ilvl="3">
-      <w:start w:val="1"/>
-      <w:numFmt w:val="decimal"/>
-      <w:lvlText w:val="%4."/>
-      <w:lvlJc w:val="left"/>
-      <w:pPr>
-        <w:tabs>
-          <w:tab w:val="num" w:pos="2880"/>
-        </w:tabs>
-        <w:ind w:left="2880" w:hanging="720"/>
-      </w:pPr>
-    </w:lvl>
-    <w:lvl w:ilvl="4">
-      <w:start w:val="1"/>
-      <w:numFmt w:val="decimal"/>
-      <w:lvlText w:val="%5."/>
-      <w:lvlJc w:val="left"/>
-      <w:pPr>
-        <w:tabs>
-          <w:tab w:val="num" w:pos="3600"/>
-        </w:tabs>
-        <w:ind w:left="3600" w:hanging="720"/>
-      </w:pPr>
-    </w:lvl>
-    <w:lvl w:ilvl="5">
-      <w:start w:val="1"/>
-      <w:numFmt w:val="decimal"/>
-      <w:lvlText w:val="%6."/>
-      <w:lvlJc w:val="left"/>
-      <w:pPr>
-        <w:tabs>
-          <w:tab w:val="num" w:pos="4320"/>
-        </w:tabs>
-        <w:ind w:left="4320" w:hanging="720"/>
-      </w:pPr>
-    </w:lvl>
-    <w:lvl w:ilvl="6">
-      <w:start w:val="1"/>
-      <w:numFmt w:val="decimal"/>
-      <w:lvlText w:val="%7."/>
-      <w:lvlJc w:val="left"/>
-      <w:pPr>
         <w:tabs>
           <w:tab w:val="num" w:pos="5040"/>
         </w:tabs>
-        <w:ind w:left="5040" w:hanging="720"/>
+        <w:ind w:left="5040" w:hanging="360"/>
       </w:pPr>
     </w:lvl>
-    <w:lvl w:ilvl="7">
+    <w:lvl w:ilvl="7" w:tentative="1">
       <w:start w:val="1"/>
       <w:numFmt w:val="decimal"/>
       <w:lvlText w:val="%8."/>
@@ -15176,10 +19402,10 @@
         <w:tabs>
           <w:tab w:val="num" w:pos="5760"/>
         </w:tabs>
-        <w:ind w:left="5760" w:hanging="720"/>
+        <w:ind w:left="5760" w:hanging="360"/>
       </w:pPr>
     </w:lvl>
-    <w:lvl w:ilvl="8">
+    <w:lvl w:ilvl="8" w:tentative="1">
       <w:start w:val="1"/>
       <w:numFmt w:val="decimal"/>
       <w:lvlText w:val="%9."/>
@@ -15188,240 +19414,14 @@
         <w:tabs>
           <w:tab w:val="num" w:pos="6480"/>
         </w:tabs>
-        <w:ind w:left="6480" w:hanging="720"/>
+        <w:ind w:left="6480" w:hanging="360"/>
       </w:pPr>
     </w:lvl>
   </w:abstractNum>
-  <w:abstractNum w:abstractNumId="6" w15:restartNumberingAfterBreak="0">
-    <w:nsid w:val="5F2E3D3F"/>
+  <w:abstractNum w:abstractNumId="3" w15:restartNumberingAfterBreak="0">
+    <w:nsid w:val="1DF90EB7"/>
     <w:multiLevelType w:val="multilevel"/>
-    <w:tmpl w:val="C4E4E86E"/>
-    <w:lvl w:ilvl="0">
-      <w:start w:val="1"/>
-      <w:numFmt w:val="bullet"/>
-      <w:lvlText w:val="●"/>
-      <w:lvlJc w:val="left"/>
-      <w:pPr>
-        <w:ind w:left="720" w:hanging="360"/>
-      </w:pPr>
-      <w:rPr>
-        <w:u w:val="none"/>
-      </w:rPr>
-    </w:lvl>
-    <w:lvl w:ilvl="1">
-      <w:start w:val="1"/>
-      <w:numFmt w:val="bullet"/>
-      <w:lvlText w:val="○"/>
-      <w:lvlJc w:val="left"/>
-      <w:pPr>
-        <w:ind w:left="1440" w:hanging="360"/>
-      </w:pPr>
-      <w:rPr>
-        <w:u w:val="none"/>
-      </w:rPr>
-    </w:lvl>
-    <w:lvl w:ilvl="2">
-      <w:start w:val="1"/>
-      <w:numFmt w:val="bullet"/>
-      <w:lvlText w:val="■"/>
-      <w:lvlJc w:val="left"/>
-      <w:pPr>
-        <w:ind w:left="2160" w:hanging="360"/>
-      </w:pPr>
-      <w:rPr>
-        <w:u w:val="none"/>
-      </w:rPr>
-    </w:lvl>
-    <w:lvl w:ilvl="3">
-      <w:start w:val="1"/>
-      <w:numFmt w:val="bullet"/>
-      <w:lvlText w:val="●"/>
-      <w:lvlJc w:val="left"/>
-      <w:pPr>
-        <w:ind w:left="2880" w:hanging="360"/>
-      </w:pPr>
-      <w:rPr>
-        <w:u w:val="none"/>
-      </w:rPr>
-    </w:lvl>
-    <w:lvl w:ilvl="4">
-      <w:start w:val="1"/>
-      <w:numFmt w:val="bullet"/>
-      <w:lvlText w:val="○"/>
-      <w:lvlJc w:val="left"/>
-      <w:pPr>
-        <w:ind w:left="3600" w:hanging="360"/>
-      </w:pPr>
-      <w:rPr>
-        <w:u w:val="none"/>
-      </w:rPr>
-    </w:lvl>
-    <w:lvl w:ilvl="5">
-      <w:start w:val="1"/>
-      <w:numFmt w:val="bullet"/>
-      <w:lvlText w:val="■"/>
-      <w:lvlJc w:val="left"/>
-      <w:pPr>
-        <w:ind w:left="4320" w:hanging="360"/>
-      </w:pPr>
-      <w:rPr>
-        <w:u w:val="none"/>
-      </w:rPr>
-    </w:lvl>
-    <w:lvl w:ilvl="6">
-      <w:start w:val="1"/>
-      <w:numFmt w:val="bullet"/>
-      <w:lvlText w:val="●"/>
-      <w:lvlJc w:val="left"/>
-      <w:pPr>
-        <w:ind w:left="5040" w:hanging="360"/>
-      </w:pPr>
-      <w:rPr>
-        <w:u w:val="none"/>
-      </w:rPr>
-    </w:lvl>
-    <w:lvl w:ilvl="7">
-      <w:start w:val="1"/>
-      <w:numFmt w:val="bullet"/>
-      <w:lvlText w:val="○"/>
-      <w:lvlJc w:val="left"/>
-      <w:pPr>
-        <w:ind w:left="5760" w:hanging="360"/>
-      </w:pPr>
-      <w:rPr>
-        <w:u w:val="none"/>
-      </w:rPr>
-    </w:lvl>
-    <w:lvl w:ilvl="8">
-      <w:start w:val="1"/>
-      <w:numFmt w:val="bullet"/>
-      <w:lvlText w:val="■"/>
-      <w:lvlJc w:val="left"/>
-      <w:pPr>
-        <w:ind w:left="6480" w:hanging="360"/>
-      </w:pPr>
-      <w:rPr>
-        <w:u w:val="none"/>
-      </w:rPr>
-    </w:lvl>
-  </w:abstractNum>
-  <w:abstractNum w:abstractNumId="7" w15:restartNumberingAfterBreak="0">
-    <w:nsid w:val="61B1158E"/>
-    <w:multiLevelType w:val="multilevel"/>
-    <w:tmpl w:val="5928D834"/>
-    <w:lvl w:ilvl="0">
-      <w:start w:val="1"/>
-      <w:numFmt w:val="bullet"/>
-      <w:lvlText w:val="●"/>
-      <w:lvlJc w:val="left"/>
-      <w:pPr>
-        <w:ind w:left="2160" w:hanging="360"/>
-      </w:pPr>
-      <w:rPr>
-        <w:u w:val="none"/>
-      </w:rPr>
-    </w:lvl>
-    <w:lvl w:ilvl="1">
-      <w:start w:val="1"/>
-      <w:numFmt w:val="bullet"/>
-      <w:lvlText w:val="○"/>
-      <w:lvlJc w:val="left"/>
-      <w:pPr>
-        <w:ind w:left="2880" w:hanging="360"/>
-      </w:pPr>
-      <w:rPr>
-        <w:u w:val="none"/>
-      </w:rPr>
-    </w:lvl>
-    <w:lvl w:ilvl="2">
-      <w:start w:val="1"/>
-      <w:numFmt w:val="bullet"/>
-      <w:lvlText w:val="■"/>
-      <w:lvlJc w:val="left"/>
-      <w:pPr>
-        <w:ind w:left="3600" w:hanging="360"/>
-      </w:pPr>
-      <w:rPr>
-        <w:u w:val="none"/>
-      </w:rPr>
-    </w:lvl>
-    <w:lvl w:ilvl="3">
-      <w:start w:val="1"/>
-      <w:numFmt w:val="bullet"/>
-      <w:lvlText w:val="●"/>
-      <w:lvlJc w:val="left"/>
-      <w:pPr>
-        <w:ind w:left="4320" w:hanging="360"/>
-      </w:pPr>
-      <w:rPr>
-        <w:u w:val="none"/>
-      </w:rPr>
-    </w:lvl>
-    <w:lvl w:ilvl="4">
-      <w:start w:val="1"/>
-      <w:numFmt w:val="bullet"/>
-      <w:lvlText w:val="○"/>
-      <w:lvlJc w:val="left"/>
-      <w:pPr>
-        <w:ind w:left="5040" w:hanging="360"/>
-      </w:pPr>
-      <w:rPr>
-        <w:u w:val="none"/>
-      </w:rPr>
-    </w:lvl>
-    <w:lvl w:ilvl="5">
-      <w:start w:val="1"/>
-      <w:numFmt w:val="bullet"/>
-      <w:lvlText w:val="■"/>
-      <w:lvlJc w:val="left"/>
-      <w:pPr>
-        <w:ind w:left="5760" w:hanging="360"/>
-      </w:pPr>
-      <w:rPr>
-        <w:u w:val="none"/>
-      </w:rPr>
-    </w:lvl>
-    <w:lvl w:ilvl="6">
-      <w:start w:val="1"/>
-      <w:numFmt w:val="bullet"/>
-      <w:lvlText w:val="●"/>
-      <w:lvlJc w:val="left"/>
-      <w:pPr>
-        <w:ind w:left="6480" w:hanging="360"/>
-      </w:pPr>
-      <w:rPr>
-        <w:u w:val="none"/>
-      </w:rPr>
-    </w:lvl>
-    <w:lvl w:ilvl="7">
-      <w:start w:val="1"/>
-      <w:numFmt w:val="bullet"/>
-      <w:lvlText w:val="○"/>
-      <w:lvlJc w:val="left"/>
-      <w:pPr>
-        <w:ind w:left="7200" w:hanging="360"/>
-      </w:pPr>
-      <w:rPr>
-        <w:u w:val="none"/>
-      </w:rPr>
-    </w:lvl>
-    <w:lvl w:ilvl="8">
-      <w:start w:val="1"/>
-      <w:numFmt w:val="bullet"/>
-      <w:lvlText w:val="■"/>
-      <w:lvlJc w:val="left"/>
-      <w:pPr>
-        <w:ind w:left="7920" w:hanging="360"/>
-      </w:pPr>
-      <w:rPr>
-        <w:u w:val="none"/>
-      </w:rPr>
-    </w:lvl>
-  </w:abstractNum>
-  <w:abstractNum w:abstractNumId="8" w15:restartNumberingAfterBreak="0">
-    <w:nsid w:val="66632547"/>
-    <w:multiLevelType w:val="multilevel"/>
-    <w:tmpl w:val="B824DC92"/>
+    <w:tmpl w:val="70D653F2"/>
     <w:lvl w:ilvl="0">
       <w:start w:val="1"/>
       <w:numFmt w:val="bullet"/>
@@ -15567,10 +19567,10 @@
       </w:rPr>
     </w:lvl>
   </w:abstractNum>
-  <w:abstractNum w:abstractNumId="9" w15:restartNumberingAfterBreak="0">
-    <w:nsid w:val="6A4949DE"/>
+  <w:abstractNum w:abstractNumId="4" w15:restartNumberingAfterBreak="0">
+    <w:nsid w:val="1FD90DBB"/>
     <w:multiLevelType w:val="hybridMultilevel"/>
-    <w:tmpl w:val="25489DEA"/>
+    <w:tmpl w:val="CF4C4408"/>
     <w:lvl w:ilvl="0" w:tplc="0C0A0001">
       <w:start w:val="1"/>
       <w:numFmt w:val="bullet"/>
@@ -15680,10 +19680,570 @@
       </w:rPr>
     </w:lvl>
   </w:abstractNum>
-  <w:abstractNum w:abstractNumId="10" w15:restartNumberingAfterBreak="0">
-    <w:nsid w:val="6F670A57"/>
+  <w:abstractNum w:abstractNumId="5" w15:restartNumberingAfterBreak="0">
+    <w:nsid w:val="21322E63"/>
+    <w:multiLevelType w:val="multilevel"/>
+    <w:tmpl w:val="8548B3E6"/>
+    <w:lvl w:ilvl="0">
+      <w:start w:val="1"/>
+      <w:numFmt w:val="bullet"/>
+      <w:lvlText w:val=""/>
+      <w:lvlJc w:val="left"/>
+      <w:pPr>
+        <w:tabs>
+          <w:tab w:val="num" w:pos="720"/>
+        </w:tabs>
+        <w:ind w:left="720" w:hanging="360"/>
+      </w:pPr>
+      <w:rPr>
+        <w:rFonts w:ascii="Symbol" w:hAnsi="Symbol" w:hint="default"/>
+        <w:sz w:val="20"/>
+      </w:rPr>
+    </w:lvl>
+    <w:lvl w:ilvl="1" w:tentative="1">
+      <w:start w:val="1"/>
+      <w:numFmt w:val="bullet"/>
+      <w:lvlText w:val="o"/>
+      <w:lvlJc w:val="left"/>
+      <w:pPr>
+        <w:tabs>
+          <w:tab w:val="num" w:pos="1440"/>
+        </w:tabs>
+        <w:ind w:left="1440" w:hanging="360"/>
+      </w:pPr>
+      <w:rPr>
+        <w:rFonts w:ascii="Courier New" w:hAnsi="Courier New" w:hint="default"/>
+        <w:sz w:val="20"/>
+      </w:rPr>
+    </w:lvl>
+    <w:lvl w:ilvl="2" w:tentative="1">
+      <w:start w:val="1"/>
+      <w:numFmt w:val="bullet"/>
+      <w:lvlText w:val=""/>
+      <w:lvlJc w:val="left"/>
+      <w:pPr>
+        <w:tabs>
+          <w:tab w:val="num" w:pos="2160"/>
+        </w:tabs>
+        <w:ind w:left="2160" w:hanging="360"/>
+      </w:pPr>
+      <w:rPr>
+        <w:rFonts w:ascii="Wingdings" w:hAnsi="Wingdings" w:hint="default"/>
+        <w:sz w:val="20"/>
+      </w:rPr>
+    </w:lvl>
+    <w:lvl w:ilvl="3" w:tentative="1">
+      <w:start w:val="1"/>
+      <w:numFmt w:val="bullet"/>
+      <w:lvlText w:val=""/>
+      <w:lvlJc w:val="left"/>
+      <w:pPr>
+        <w:tabs>
+          <w:tab w:val="num" w:pos="2880"/>
+        </w:tabs>
+        <w:ind w:left="2880" w:hanging="360"/>
+      </w:pPr>
+      <w:rPr>
+        <w:rFonts w:ascii="Wingdings" w:hAnsi="Wingdings" w:hint="default"/>
+        <w:sz w:val="20"/>
+      </w:rPr>
+    </w:lvl>
+    <w:lvl w:ilvl="4" w:tentative="1">
+      <w:start w:val="1"/>
+      <w:numFmt w:val="bullet"/>
+      <w:lvlText w:val=""/>
+      <w:lvlJc w:val="left"/>
+      <w:pPr>
+        <w:tabs>
+          <w:tab w:val="num" w:pos="3600"/>
+        </w:tabs>
+        <w:ind w:left="3600" w:hanging="360"/>
+      </w:pPr>
+      <w:rPr>
+        <w:rFonts w:ascii="Wingdings" w:hAnsi="Wingdings" w:hint="default"/>
+        <w:sz w:val="20"/>
+      </w:rPr>
+    </w:lvl>
+    <w:lvl w:ilvl="5" w:tentative="1">
+      <w:start w:val="1"/>
+      <w:numFmt w:val="bullet"/>
+      <w:lvlText w:val=""/>
+      <w:lvlJc w:val="left"/>
+      <w:pPr>
+        <w:tabs>
+          <w:tab w:val="num" w:pos="4320"/>
+        </w:tabs>
+        <w:ind w:left="4320" w:hanging="360"/>
+      </w:pPr>
+      <w:rPr>
+        <w:rFonts w:ascii="Wingdings" w:hAnsi="Wingdings" w:hint="default"/>
+        <w:sz w:val="20"/>
+      </w:rPr>
+    </w:lvl>
+    <w:lvl w:ilvl="6" w:tentative="1">
+      <w:start w:val="1"/>
+      <w:numFmt w:val="bullet"/>
+      <w:lvlText w:val=""/>
+      <w:lvlJc w:val="left"/>
+      <w:pPr>
+        <w:tabs>
+          <w:tab w:val="num" w:pos="5040"/>
+        </w:tabs>
+        <w:ind w:left="5040" w:hanging="360"/>
+      </w:pPr>
+      <w:rPr>
+        <w:rFonts w:ascii="Wingdings" w:hAnsi="Wingdings" w:hint="default"/>
+        <w:sz w:val="20"/>
+      </w:rPr>
+    </w:lvl>
+    <w:lvl w:ilvl="7" w:tentative="1">
+      <w:start w:val="1"/>
+      <w:numFmt w:val="bullet"/>
+      <w:lvlText w:val=""/>
+      <w:lvlJc w:val="left"/>
+      <w:pPr>
+        <w:tabs>
+          <w:tab w:val="num" w:pos="5760"/>
+        </w:tabs>
+        <w:ind w:left="5760" w:hanging="360"/>
+      </w:pPr>
+      <w:rPr>
+        <w:rFonts w:ascii="Wingdings" w:hAnsi="Wingdings" w:hint="default"/>
+        <w:sz w:val="20"/>
+      </w:rPr>
+    </w:lvl>
+    <w:lvl w:ilvl="8" w:tentative="1">
+      <w:start w:val="1"/>
+      <w:numFmt w:val="bullet"/>
+      <w:lvlText w:val=""/>
+      <w:lvlJc w:val="left"/>
+      <w:pPr>
+        <w:tabs>
+          <w:tab w:val="num" w:pos="6480"/>
+        </w:tabs>
+        <w:ind w:left="6480" w:hanging="360"/>
+      </w:pPr>
+      <w:rPr>
+        <w:rFonts w:ascii="Wingdings" w:hAnsi="Wingdings" w:hint="default"/>
+        <w:sz w:val="20"/>
+      </w:rPr>
+    </w:lvl>
+  </w:abstractNum>
+  <w:abstractNum w:abstractNumId="6" w15:restartNumberingAfterBreak="0">
+    <w:nsid w:val="299023D9"/>
+    <w:multiLevelType w:val="multilevel"/>
+    <w:tmpl w:val="D00CDEE0"/>
+    <w:lvl w:ilvl="0">
+      <w:start w:val="1"/>
+      <w:numFmt w:val="decimal"/>
+      <w:lvlText w:val="%1."/>
+      <w:lvlJc w:val="left"/>
+      <w:pPr>
+        <w:tabs>
+          <w:tab w:val="num" w:pos="720"/>
+        </w:tabs>
+        <w:ind w:left="720" w:hanging="360"/>
+      </w:pPr>
+    </w:lvl>
+    <w:lvl w:ilvl="1" w:tentative="1">
+      <w:start w:val="1"/>
+      <w:numFmt w:val="decimal"/>
+      <w:lvlText w:val="%2."/>
+      <w:lvlJc w:val="left"/>
+      <w:pPr>
+        <w:tabs>
+          <w:tab w:val="num" w:pos="1440"/>
+        </w:tabs>
+        <w:ind w:left="1440" w:hanging="360"/>
+      </w:pPr>
+    </w:lvl>
+    <w:lvl w:ilvl="2" w:tentative="1">
+      <w:start w:val="1"/>
+      <w:numFmt w:val="decimal"/>
+      <w:lvlText w:val="%3."/>
+      <w:lvlJc w:val="left"/>
+      <w:pPr>
+        <w:tabs>
+          <w:tab w:val="num" w:pos="2160"/>
+        </w:tabs>
+        <w:ind w:left="2160" w:hanging="360"/>
+      </w:pPr>
+    </w:lvl>
+    <w:lvl w:ilvl="3" w:tentative="1">
+      <w:start w:val="1"/>
+      <w:numFmt w:val="decimal"/>
+      <w:lvlText w:val="%4."/>
+      <w:lvlJc w:val="left"/>
+      <w:pPr>
+        <w:tabs>
+          <w:tab w:val="num" w:pos="2880"/>
+        </w:tabs>
+        <w:ind w:left="2880" w:hanging="360"/>
+      </w:pPr>
+    </w:lvl>
+    <w:lvl w:ilvl="4" w:tentative="1">
+      <w:start w:val="1"/>
+      <w:numFmt w:val="decimal"/>
+      <w:lvlText w:val="%5."/>
+      <w:lvlJc w:val="left"/>
+      <w:pPr>
+        <w:tabs>
+          <w:tab w:val="num" w:pos="3600"/>
+        </w:tabs>
+        <w:ind w:left="3600" w:hanging="360"/>
+      </w:pPr>
+    </w:lvl>
+    <w:lvl w:ilvl="5" w:tentative="1">
+      <w:start w:val="1"/>
+      <w:numFmt w:val="decimal"/>
+      <w:lvlText w:val="%6."/>
+      <w:lvlJc w:val="left"/>
+      <w:pPr>
+        <w:tabs>
+          <w:tab w:val="num" w:pos="4320"/>
+        </w:tabs>
+        <w:ind w:left="4320" w:hanging="360"/>
+      </w:pPr>
+    </w:lvl>
+    <w:lvl w:ilvl="6" w:tentative="1">
+      <w:start w:val="1"/>
+      <w:numFmt w:val="decimal"/>
+      <w:lvlText w:val="%7."/>
+      <w:lvlJc w:val="left"/>
+      <w:pPr>
+        <w:tabs>
+          <w:tab w:val="num" w:pos="5040"/>
+        </w:tabs>
+        <w:ind w:left="5040" w:hanging="360"/>
+      </w:pPr>
+    </w:lvl>
+    <w:lvl w:ilvl="7" w:tentative="1">
+      <w:start w:val="1"/>
+      <w:numFmt w:val="decimal"/>
+      <w:lvlText w:val="%8."/>
+      <w:lvlJc w:val="left"/>
+      <w:pPr>
+        <w:tabs>
+          <w:tab w:val="num" w:pos="5760"/>
+        </w:tabs>
+        <w:ind w:left="5760" w:hanging="360"/>
+      </w:pPr>
+    </w:lvl>
+    <w:lvl w:ilvl="8" w:tentative="1">
+      <w:start w:val="1"/>
+      <w:numFmt w:val="decimal"/>
+      <w:lvlText w:val="%9."/>
+      <w:lvlJc w:val="left"/>
+      <w:pPr>
+        <w:tabs>
+          <w:tab w:val="num" w:pos="6480"/>
+        </w:tabs>
+        <w:ind w:left="6480" w:hanging="360"/>
+      </w:pPr>
+    </w:lvl>
+  </w:abstractNum>
+  <w:abstractNum w:abstractNumId="7" w15:restartNumberingAfterBreak="0">
+    <w:nsid w:val="299F7BFC"/>
+    <w:multiLevelType w:val="multilevel"/>
+    <w:tmpl w:val="99D63CFA"/>
+    <w:lvl w:ilvl="0">
+      <w:start w:val="1"/>
+      <w:numFmt w:val="bullet"/>
+      <w:lvlText w:val=""/>
+      <w:lvlJc w:val="left"/>
+      <w:pPr>
+        <w:tabs>
+          <w:tab w:val="num" w:pos="720"/>
+        </w:tabs>
+        <w:ind w:left="720" w:hanging="360"/>
+      </w:pPr>
+      <w:rPr>
+        <w:rFonts w:ascii="Symbol" w:hAnsi="Symbol" w:hint="default"/>
+        <w:sz w:val="20"/>
+      </w:rPr>
+    </w:lvl>
+    <w:lvl w:ilvl="1" w:tentative="1">
+      <w:start w:val="1"/>
+      <w:numFmt w:val="bullet"/>
+      <w:lvlText w:val="o"/>
+      <w:lvlJc w:val="left"/>
+      <w:pPr>
+        <w:tabs>
+          <w:tab w:val="num" w:pos="1440"/>
+        </w:tabs>
+        <w:ind w:left="1440" w:hanging="360"/>
+      </w:pPr>
+      <w:rPr>
+        <w:rFonts w:ascii="Courier New" w:hAnsi="Courier New" w:hint="default"/>
+        <w:sz w:val="20"/>
+      </w:rPr>
+    </w:lvl>
+    <w:lvl w:ilvl="2" w:tentative="1">
+      <w:start w:val="1"/>
+      <w:numFmt w:val="bullet"/>
+      <w:lvlText w:val=""/>
+      <w:lvlJc w:val="left"/>
+      <w:pPr>
+        <w:tabs>
+          <w:tab w:val="num" w:pos="2160"/>
+        </w:tabs>
+        <w:ind w:left="2160" w:hanging="360"/>
+      </w:pPr>
+      <w:rPr>
+        <w:rFonts w:ascii="Wingdings" w:hAnsi="Wingdings" w:hint="default"/>
+        <w:sz w:val="20"/>
+      </w:rPr>
+    </w:lvl>
+    <w:lvl w:ilvl="3" w:tentative="1">
+      <w:start w:val="1"/>
+      <w:numFmt w:val="bullet"/>
+      <w:lvlText w:val=""/>
+      <w:lvlJc w:val="left"/>
+      <w:pPr>
+        <w:tabs>
+          <w:tab w:val="num" w:pos="2880"/>
+        </w:tabs>
+        <w:ind w:left="2880" w:hanging="360"/>
+      </w:pPr>
+      <w:rPr>
+        <w:rFonts w:ascii="Wingdings" w:hAnsi="Wingdings" w:hint="default"/>
+        <w:sz w:val="20"/>
+      </w:rPr>
+    </w:lvl>
+    <w:lvl w:ilvl="4" w:tentative="1">
+      <w:start w:val="1"/>
+      <w:numFmt w:val="bullet"/>
+      <w:lvlText w:val=""/>
+      <w:lvlJc w:val="left"/>
+      <w:pPr>
+        <w:tabs>
+          <w:tab w:val="num" w:pos="3600"/>
+        </w:tabs>
+        <w:ind w:left="3600" w:hanging="360"/>
+      </w:pPr>
+      <w:rPr>
+        <w:rFonts w:ascii="Wingdings" w:hAnsi="Wingdings" w:hint="default"/>
+        <w:sz w:val="20"/>
+      </w:rPr>
+    </w:lvl>
+    <w:lvl w:ilvl="5" w:tentative="1">
+      <w:start w:val="1"/>
+      <w:numFmt w:val="bullet"/>
+      <w:lvlText w:val=""/>
+      <w:lvlJc w:val="left"/>
+      <w:pPr>
+        <w:tabs>
+          <w:tab w:val="num" w:pos="4320"/>
+        </w:tabs>
+        <w:ind w:left="4320" w:hanging="360"/>
+      </w:pPr>
+      <w:rPr>
+        <w:rFonts w:ascii="Wingdings" w:hAnsi="Wingdings" w:hint="default"/>
+        <w:sz w:val="20"/>
+      </w:rPr>
+    </w:lvl>
+    <w:lvl w:ilvl="6" w:tentative="1">
+      <w:start w:val="1"/>
+      <w:numFmt w:val="bullet"/>
+      <w:lvlText w:val=""/>
+      <w:lvlJc w:val="left"/>
+      <w:pPr>
+        <w:tabs>
+          <w:tab w:val="num" w:pos="5040"/>
+        </w:tabs>
+        <w:ind w:left="5040" w:hanging="360"/>
+      </w:pPr>
+      <w:rPr>
+        <w:rFonts w:ascii="Wingdings" w:hAnsi="Wingdings" w:hint="default"/>
+        <w:sz w:val="20"/>
+      </w:rPr>
+    </w:lvl>
+    <w:lvl w:ilvl="7" w:tentative="1">
+      <w:start w:val="1"/>
+      <w:numFmt w:val="bullet"/>
+      <w:lvlText w:val=""/>
+      <w:lvlJc w:val="left"/>
+      <w:pPr>
+        <w:tabs>
+          <w:tab w:val="num" w:pos="5760"/>
+        </w:tabs>
+        <w:ind w:left="5760" w:hanging="360"/>
+      </w:pPr>
+      <w:rPr>
+        <w:rFonts w:ascii="Wingdings" w:hAnsi="Wingdings" w:hint="default"/>
+        <w:sz w:val="20"/>
+      </w:rPr>
+    </w:lvl>
+    <w:lvl w:ilvl="8" w:tentative="1">
+      <w:start w:val="1"/>
+      <w:numFmt w:val="bullet"/>
+      <w:lvlText w:val=""/>
+      <w:lvlJc w:val="left"/>
+      <w:pPr>
+        <w:tabs>
+          <w:tab w:val="num" w:pos="6480"/>
+        </w:tabs>
+        <w:ind w:left="6480" w:hanging="360"/>
+      </w:pPr>
+      <w:rPr>
+        <w:rFonts w:ascii="Wingdings" w:hAnsi="Wingdings" w:hint="default"/>
+        <w:sz w:val="20"/>
+      </w:rPr>
+    </w:lvl>
+  </w:abstractNum>
+  <w:abstractNum w:abstractNumId="8" w15:restartNumberingAfterBreak="0">
+    <w:nsid w:val="29E56DCA"/>
+    <w:multiLevelType w:val="multilevel"/>
+    <w:tmpl w:val="71DC95B8"/>
+    <w:lvl w:ilvl="0">
+      <w:start w:val="1"/>
+      <w:numFmt w:val="bullet"/>
+      <w:lvlText w:val=""/>
+      <w:lvlJc w:val="left"/>
+      <w:pPr>
+        <w:tabs>
+          <w:tab w:val="num" w:pos="720"/>
+        </w:tabs>
+        <w:ind w:left="720" w:hanging="360"/>
+      </w:pPr>
+      <w:rPr>
+        <w:rFonts w:ascii="Symbol" w:hAnsi="Symbol" w:hint="default"/>
+        <w:sz w:val="20"/>
+      </w:rPr>
+    </w:lvl>
+    <w:lvl w:ilvl="1" w:tentative="1">
+      <w:start w:val="1"/>
+      <w:numFmt w:val="bullet"/>
+      <w:lvlText w:val="o"/>
+      <w:lvlJc w:val="left"/>
+      <w:pPr>
+        <w:tabs>
+          <w:tab w:val="num" w:pos="1440"/>
+        </w:tabs>
+        <w:ind w:left="1440" w:hanging="360"/>
+      </w:pPr>
+      <w:rPr>
+        <w:rFonts w:ascii="Courier New" w:hAnsi="Courier New" w:hint="default"/>
+        <w:sz w:val="20"/>
+      </w:rPr>
+    </w:lvl>
+    <w:lvl w:ilvl="2" w:tentative="1">
+      <w:start w:val="1"/>
+      <w:numFmt w:val="bullet"/>
+      <w:lvlText w:val=""/>
+      <w:lvlJc w:val="left"/>
+      <w:pPr>
+        <w:tabs>
+          <w:tab w:val="num" w:pos="2160"/>
+        </w:tabs>
+        <w:ind w:left="2160" w:hanging="360"/>
+      </w:pPr>
+      <w:rPr>
+        <w:rFonts w:ascii="Wingdings" w:hAnsi="Wingdings" w:hint="default"/>
+        <w:sz w:val="20"/>
+      </w:rPr>
+    </w:lvl>
+    <w:lvl w:ilvl="3" w:tentative="1">
+      <w:start w:val="1"/>
+      <w:numFmt w:val="bullet"/>
+      <w:lvlText w:val=""/>
+      <w:lvlJc w:val="left"/>
+      <w:pPr>
+        <w:tabs>
+          <w:tab w:val="num" w:pos="2880"/>
+        </w:tabs>
+        <w:ind w:left="2880" w:hanging="360"/>
+      </w:pPr>
+      <w:rPr>
+        <w:rFonts w:ascii="Wingdings" w:hAnsi="Wingdings" w:hint="default"/>
+        <w:sz w:val="20"/>
+      </w:rPr>
+    </w:lvl>
+    <w:lvl w:ilvl="4" w:tentative="1">
+      <w:start w:val="1"/>
+      <w:numFmt w:val="bullet"/>
+      <w:lvlText w:val=""/>
+      <w:lvlJc w:val="left"/>
+      <w:pPr>
+        <w:tabs>
+          <w:tab w:val="num" w:pos="3600"/>
+        </w:tabs>
+        <w:ind w:left="3600" w:hanging="360"/>
+      </w:pPr>
+      <w:rPr>
+        <w:rFonts w:ascii="Wingdings" w:hAnsi="Wingdings" w:hint="default"/>
+        <w:sz w:val="20"/>
+      </w:rPr>
+    </w:lvl>
+    <w:lvl w:ilvl="5" w:tentative="1">
+      <w:start w:val="1"/>
+      <w:numFmt w:val="bullet"/>
+      <w:lvlText w:val=""/>
+      <w:lvlJc w:val="left"/>
+      <w:pPr>
+        <w:tabs>
+          <w:tab w:val="num" w:pos="4320"/>
+        </w:tabs>
+        <w:ind w:left="4320" w:hanging="360"/>
+      </w:pPr>
+      <w:rPr>
+        <w:rFonts w:ascii="Wingdings" w:hAnsi="Wingdings" w:hint="default"/>
+        <w:sz w:val="20"/>
+      </w:rPr>
+    </w:lvl>
+    <w:lvl w:ilvl="6" w:tentative="1">
+      <w:start w:val="1"/>
+      <w:numFmt w:val="bullet"/>
+      <w:lvlText w:val=""/>
+      <w:lvlJc w:val="left"/>
+      <w:pPr>
+        <w:tabs>
+          <w:tab w:val="num" w:pos="5040"/>
+        </w:tabs>
+        <w:ind w:left="5040" w:hanging="360"/>
+      </w:pPr>
+      <w:rPr>
+        <w:rFonts w:ascii="Wingdings" w:hAnsi="Wingdings" w:hint="default"/>
+        <w:sz w:val="20"/>
+      </w:rPr>
+    </w:lvl>
+    <w:lvl w:ilvl="7" w:tentative="1">
+      <w:start w:val="1"/>
+      <w:numFmt w:val="bullet"/>
+      <w:lvlText w:val=""/>
+      <w:lvlJc w:val="left"/>
+      <w:pPr>
+        <w:tabs>
+          <w:tab w:val="num" w:pos="5760"/>
+        </w:tabs>
+        <w:ind w:left="5760" w:hanging="360"/>
+      </w:pPr>
+      <w:rPr>
+        <w:rFonts w:ascii="Wingdings" w:hAnsi="Wingdings" w:hint="default"/>
+        <w:sz w:val="20"/>
+      </w:rPr>
+    </w:lvl>
+    <w:lvl w:ilvl="8" w:tentative="1">
+      <w:start w:val="1"/>
+      <w:numFmt w:val="bullet"/>
+      <w:lvlText w:val=""/>
+      <w:lvlJc w:val="left"/>
+      <w:pPr>
+        <w:tabs>
+          <w:tab w:val="num" w:pos="6480"/>
+        </w:tabs>
+        <w:ind w:left="6480" w:hanging="360"/>
+      </w:pPr>
+      <w:rPr>
+        <w:rFonts w:ascii="Wingdings" w:hAnsi="Wingdings" w:hint="default"/>
+        <w:sz w:val="20"/>
+      </w:rPr>
+    </w:lvl>
+  </w:abstractNum>
+  <w:abstractNum w:abstractNumId="9" w15:restartNumberingAfterBreak="0">
+    <w:nsid w:val="2A617846"/>
     <w:multiLevelType w:val="hybridMultilevel"/>
-    <w:tmpl w:val="C5304CC4"/>
+    <w:tmpl w:val="B0A056F2"/>
     <w:lvl w:ilvl="0" w:tplc="0C0A0001">
       <w:start w:val="1"/>
       <w:numFmt w:val="bullet"/>
@@ -15793,17 +20353,1564 @@
       </w:rPr>
     </w:lvl>
   </w:abstractNum>
+  <w:abstractNum w:abstractNumId="10" w15:restartNumberingAfterBreak="0">
+    <w:nsid w:val="2D455A4A"/>
+    <w:multiLevelType w:val="multilevel"/>
+    <w:tmpl w:val="302C77AA"/>
+    <w:lvl w:ilvl="0">
+      <w:start w:val="1"/>
+      <w:numFmt w:val="bullet"/>
+      <w:lvlText w:val=""/>
+      <w:lvlJc w:val="left"/>
+      <w:pPr>
+        <w:tabs>
+          <w:tab w:val="num" w:pos="720"/>
+        </w:tabs>
+        <w:ind w:left="720" w:hanging="360"/>
+      </w:pPr>
+      <w:rPr>
+        <w:rFonts w:ascii="Symbol" w:hAnsi="Symbol" w:hint="default"/>
+        <w:sz w:val="20"/>
+      </w:rPr>
+    </w:lvl>
+    <w:lvl w:ilvl="1" w:tentative="1">
+      <w:start w:val="1"/>
+      <w:numFmt w:val="bullet"/>
+      <w:lvlText w:val="o"/>
+      <w:lvlJc w:val="left"/>
+      <w:pPr>
+        <w:tabs>
+          <w:tab w:val="num" w:pos="1440"/>
+        </w:tabs>
+        <w:ind w:left="1440" w:hanging="360"/>
+      </w:pPr>
+      <w:rPr>
+        <w:rFonts w:ascii="Courier New" w:hAnsi="Courier New" w:hint="default"/>
+        <w:sz w:val="20"/>
+      </w:rPr>
+    </w:lvl>
+    <w:lvl w:ilvl="2" w:tentative="1">
+      <w:start w:val="1"/>
+      <w:numFmt w:val="bullet"/>
+      <w:lvlText w:val=""/>
+      <w:lvlJc w:val="left"/>
+      <w:pPr>
+        <w:tabs>
+          <w:tab w:val="num" w:pos="2160"/>
+        </w:tabs>
+        <w:ind w:left="2160" w:hanging="360"/>
+      </w:pPr>
+      <w:rPr>
+        <w:rFonts w:ascii="Wingdings" w:hAnsi="Wingdings" w:hint="default"/>
+        <w:sz w:val="20"/>
+      </w:rPr>
+    </w:lvl>
+    <w:lvl w:ilvl="3" w:tentative="1">
+      <w:start w:val="1"/>
+      <w:numFmt w:val="bullet"/>
+      <w:lvlText w:val=""/>
+      <w:lvlJc w:val="left"/>
+      <w:pPr>
+        <w:tabs>
+          <w:tab w:val="num" w:pos="2880"/>
+        </w:tabs>
+        <w:ind w:left="2880" w:hanging="360"/>
+      </w:pPr>
+      <w:rPr>
+        <w:rFonts w:ascii="Wingdings" w:hAnsi="Wingdings" w:hint="default"/>
+        <w:sz w:val="20"/>
+      </w:rPr>
+    </w:lvl>
+    <w:lvl w:ilvl="4" w:tentative="1">
+      <w:start w:val="1"/>
+      <w:numFmt w:val="bullet"/>
+      <w:lvlText w:val=""/>
+      <w:lvlJc w:val="left"/>
+      <w:pPr>
+        <w:tabs>
+          <w:tab w:val="num" w:pos="3600"/>
+        </w:tabs>
+        <w:ind w:left="3600" w:hanging="360"/>
+      </w:pPr>
+      <w:rPr>
+        <w:rFonts w:ascii="Wingdings" w:hAnsi="Wingdings" w:hint="default"/>
+        <w:sz w:val="20"/>
+      </w:rPr>
+    </w:lvl>
+    <w:lvl w:ilvl="5" w:tentative="1">
+      <w:start w:val="1"/>
+      <w:numFmt w:val="bullet"/>
+      <w:lvlText w:val=""/>
+      <w:lvlJc w:val="left"/>
+      <w:pPr>
+        <w:tabs>
+          <w:tab w:val="num" w:pos="4320"/>
+        </w:tabs>
+        <w:ind w:left="4320" w:hanging="360"/>
+      </w:pPr>
+      <w:rPr>
+        <w:rFonts w:ascii="Wingdings" w:hAnsi="Wingdings" w:hint="default"/>
+        <w:sz w:val="20"/>
+      </w:rPr>
+    </w:lvl>
+    <w:lvl w:ilvl="6" w:tentative="1">
+      <w:start w:val="1"/>
+      <w:numFmt w:val="bullet"/>
+      <w:lvlText w:val=""/>
+      <w:lvlJc w:val="left"/>
+      <w:pPr>
+        <w:tabs>
+          <w:tab w:val="num" w:pos="5040"/>
+        </w:tabs>
+        <w:ind w:left="5040" w:hanging="360"/>
+      </w:pPr>
+      <w:rPr>
+        <w:rFonts w:ascii="Wingdings" w:hAnsi="Wingdings" w:hint="default"/>
+        <w:sz w:val="20"/>
+      </w:rPr>
+    </w:lvl>
+    <w:lvl w:ilvl="7" w:tentative="1">
+      <w:start w:val="1"/>
+      <w:numFmt w:val="bullet"/>
+      <w:lvlText w:val=""/>
+      <w:lvlJc w:val="left"/>
+      <w:pPr>
+        <w:tabs>
+          <w:tab w:val="num" w:pos="5760"/>
+        </w:tabs>
+        <w:ind w:left="5760" w:hanging="360"/>
+      </w:pPr>
+      <w:rPr>
+        <w:rFonts w:ascii="Wingdings" w:hAnsi="Wingdings" w:hint="default"/>
+        <w:sz w:val="20"/>
+      </w:rPr>
+    </w:lvl>
+    <w:lvl w:ilvl="8" w:tentative="1">
+      <w:start w:val="1"/>
+      <w:numFmt w:val="bullet"/>
+      <w:lvlText w:val=""/>
+      <w:lvlJc w:val="left"/>
+      <w:pPr>
+        <w:tabs>
+          <w:tab w:val="num" w:pos="6480"/>
+        </w:tabs>
+        <w:ind w:left="6480" w:hanging="360"/>
+      </w:pPr>
+      <w:rPr>
+        <w:rFonts w:ascii="Wingdings" w:hAnsi="Wingdings" w:hint="default"/>
+        <w:sz w:val="20"/>
+      </w:rPr>
+    </w:lvl>
+  </w:abstractNum>
+  <w:abstractNum w:abstractNumId="11" w15:restartNumberingAfterBreak="0">
+    <w:nsid w:val="2F38257C"/>
+    <w:multiLevelType w:val="hybridMultilevel"/>
+    <w:tmpl w:val="9746C8D2"/>
+    <w:lvl w:ilvl="0" w:tplc="0C0A000F">
+      <w:start w:val="1"/>
+      <w:numFmt w:val="decimal"/>
+      <w:lvlText w:val="%1."/>
+      <w:lvlJc w:val="left"/>
+      <w:pPr>
+        <w:ind w:left="720" w:hanging="360"/>
+      </w:pPr>
+    </w:lvl>
+    <w:lvl w:ilvl="1" w:tplc="0C0A0019" w:tentative="1">
+      <w:start w:val="1"/>
+      <w:numFmt w:val="lowerLetter"/>
+      <w:lvlText w:val="%2."/>
+      <w:lvlJc w:val="left"/>
+      <w:pPr>
+        <w:ind w:left="1440" w:hanging="360"/>
+      </w:pPr>
+    </w:lvl>
+    <w:lvl w:ilvl="2" w:tplc="0C0A001B" w:tentative="1">
+      <w:start w:val="1"/>
+      <w:numFmt w:val="lowerRoman"/>
+      <w:lvlText w:val="%3."/>
+      <w:lvlJc w:val="right"/>
+      <w:pPr>
+        <w:ind w:left="2160" w:hanging="180"/>
+      </w:pPr>
+    </w:lvl>
+    <w:lvl w:ilvl="3" w:tplc="0C0A000F" w:tentative="1">
+      <w:start w:val="1"/>
+      <w:numFmt w:val="decimal"/>
+      <w:lvlText w:val="%4."/>
+      <w:lvlJc w:val="left"/>
+      <w:pPr>
+        <w:ind w:left="2880" w:hanging="360"/>
+      </w:pPr>
+    </w:lvl>
+    <w:lvl w:ilvl="4" w:tplc="0C0A0019" w:tentative="1">
+      <w:start w:val="1"/>
+      <w:numFmt w:val="lowerLetter"/>
+      <w:lvlText w:val="%5."/>
+      <w:lvlJc w:val="left"/>
+      <w:pPr>
+        <w:ind w:left="3600" w:hanging="360"/>
+      </w:pPr>
+    </w:lvl>
+    <w:lvl w:ilvl="5" w:tplc="0C0A001B" w:tentative="1">
+      <w:start w:val="1"/>
+      <w:numFmt w:val="lowerRoman"/>
+      <w:lvlText w:val="%6."/>
+      <w:lvlJc w:val="right"/>
+      <w:pPr>
+        <w:ind w:left="4320" w:hanging="180"/>
+      </w:pPr>
+    </w:lvl>
+    <w:lvl w:ilvl="6" w:tplc="0C0A000F" w:tentative="1">
+      <w:start w:val="1"/>
+      <w:numFmt w:val="decimal"/>
+      <w:lvlText w:val="%7."/>
+      <w:lvlJc w:val="left"/>
+      <w:pPr>
+        <w:ind w:left="5040" w:hanging="360"/>
+      </w:pPr>
+    </w:lvl>
+    <w:lvl w:ilvl="7" w:tplc="0C0A0019" w:tentative="1">
+      <w:start w:val="1"/>
+      <w:numFmt w:val="lowerLetter"/>
+      <w:lvlText w:val="%8."/>
+      <w:lvlJc w:val="left"/>
+      <w:pPr>
+        <w:ind w:left="5760" w:hanging="360"/>
+      </w:pPr>
+    </w:lvl>
+    <w:lvl w:ilvl="8" w:tplc="0C0A001B" w:tentative="1">
+      <w:start w:val="1"/>
+      <w:numFmt w:val="lowerRoman"/>
+      <w:lvlText w:val="%9."/>
+      <w:lvlJc w:val="right"/>
+      <w:pPr>
+        <w:ind w:left="6480" w:hanging="180"/>
+      </w:pPr>
+    </w:lvl>
+  </w:abstractNum>
+  <w:abstractNum w:abstractNumId="12" w15:restartNumberingAfterBreak="0">
+    <w:nsid w:val="48FD533A"/>
+    <w:multiLevelType w:val="multilevel"/>
+    <w:tmpl w:val="2716D796"/>
+    <w:lvl w:ilvl="0">
+      <w:start w:val="1"/>
+      <w:numFmt w:val="decimal"/>
+      <w:pStyle w:val="Numeracin"/>
+      <w:lvlText w:val="%1."/>
+      <w:lvlJc w:val="left"/>
+      <w:pPr>
+        <w:tabs>
+          <w:tab w:val="num" w:pos="720"/>
+        </w:tabs>
+        <w:ind w:left="720" w:hanging="720"/>
+      </w:pPr>
+    </w:lvl>
+    <w:lvl w:ilvl="1">
+      <w:start w:val="1"/>
+      <w:numFmt w:val="decimal"/>
+      <w:pStyle w:val="2NumeracinLINKIA"/>
+      <w:lvlText w:val="%2."/>
+      <w:lvlJc w:val="left"/>
+      <w:pPr>
+        <w:tabs>
+          <w:tab w:val="num" w:pos="1440"/>
+        </w:tabs>
+        <w:ind w:left="1440" w:hanging="720"/>
+      </w:pPr>
+    </w:lvl>
+    <w:lvl w:ilvl="2">
+      <w:start w:val="1"/>
+      <w:numFmt w:val="decimal"/>
+      <w:lvlText w:val="%3."/>
+      <w:lvlJc w:val="left"/>
+      <w:pPr>
+        <w:tabs>
+          <w:tab w:val="num" w:pos="2160"/>
+        </w:tabs>
+        <w:ind w:left="2160" w:hanging="720"/>
+      </w:pPr>
+    </w:lvl>
+    <w:lvl w:ilvl="3">
+      <w:start w:val="1"/>
+      <w:numFmt w:val="decimal"/>
+      <w:lvlText w:val="%4."/>
+      <w:lvlJc w:val="left"/>
+      <w:pPr>
+        <w:tabs>
+          <w:tab w:val="num" w:pos="2880"/>
+        </w:tabs>
+        <w:ind w:left="2880" w:hanging="720"/>
+      </w:pPr>
+    </w:lvl>
+    <w:lvl w:ilvl="4">
+      <w:start w:val="1"/>
+      <w:numFmt w:val="decimal"/>
+      <w:lvlText w:val="%5."/>
+      <w:lvlJc w:val="left"/>
+      <w:pPr>
+        <w:tabs>
+          <w:tab w:val="num" w:pos="3600"/>
+        </w:tabs>
+        <w:ind w:left="3600" w:hanging="720"/>
+      </w:pPr>
+    </w:lvl>
+    <w:lvl w:ilvl="5">
+      <w:start w:val="1"/>
+      <w:numFmt w:val="decimal"/>
+      <w:lvlText w:val="%6."/>
+      <w:lvlJc w:val="left"/>
+      <w:pPr>
+        <w:tabs>
+          <w:tab w:val="num" w:pos="4320"/>
+        </w:tabs>
+        <w:ind w:left="4320" w:hanging="720"/>
+      </w:pPr>
+    </w:lvl>
+    <w:lvl w:ilvl="6">
+      <w:start w:val="1"/>
+      <w:numFmt w:val="decimal"/>
+      <w:lvlText w:val="%7."/>
+      <w:lvlJc w:val="left"/>
+      <w:pPr>
+        <w:tabs>
+          <w:tab w:val="num" w:pos="5040"/>
+        </w:tabs>
+        <w:ind w:left="5040" w:hanging="720"/>
+      </w:pPr>
+    </w:lvl>
+    <w:lvl w:ilvl="7">
+      <w:start w:val="1"/>
+      <w:numFmt w:val="decimal"/>
+      <w:lvlText w:val="%8."/>
+      <w:lvlJc w:val="left"/>
+      <w:pPr>
+        <w:tabs>
+          <w:tab w:val="num" w:pos="5760"/>
+        </w:tabs>
+        <w:ind w:left="5760" w:hanging="720"/>
+      </w:pPr>
+    </w:lvl>
+    <w:lvl w:ilvl="8">
+      <w:start w:val="1"/>
+      <w:numFmt w:val="decimal"/>
+      <w:lvlText w:val="%9."/>
+      <w:lvlJc w:val="left"/>
+      <w:pPr>
+        <w:tabs>
+          <w:tab w:val="num" w:pos="6480"/>
+        </w:tabs>
+        <w:ind w:left="6480" w:hanging="720"/>
+      </w:pPr>
+    </w:lvl>
+  </w:abstractNum>
+  <w:abstractNum w:abstractNumId="13" w15:restartNumberingAfterBreak="0">
+    <w:nsid w:val="5D3914F3"/>
+    <w:multiLevelType w:val="multilevel"/>
+    <w:tmpl w:val="A3B26098"/>
+    <w:lvl w:ilvl="0">
+      <w:start w:val="1"/>
+      <w:numFmt w:val="bullet"/>
+      <w:lvlText w:val=""/>
+      <w:lvlJc w:val="left"/>
+      <w:pPr>
+        <w:tabs>
+          <w:tab w:val="num" w:pos="720"/>
+        </w:tabs>
+        <w:ind w:left="720" w:hanging="360"/>
+      </w:pPr>
+      <w:rPr>
+        <w:rFonts w:ascii="Symbol" w:hAnsi="Symbol" w:hint="default"/>
+        <w:sz w:val="20"/>
+      </w:rPr>
+    </w:lvl>
+    <w:lvl w:ilvl="1" w:tentative="1">
+      <w:start w:val="1"/>
+      <w:numFmt w:val="bullet"/>
+      <w:lvlText w:val="o"/>
+      <w:lvlJc w:val="left"/>
+      <w:pPr>
+        <w:tabs>
+          <w:tab w:val="num" w:pos="1440"/>
+        </w:tabs>
+        <w:ind w:left="1440" w:hanging="360"/>
+      </w:pPr>
+      <w:rPr>
+        <w:rFonts w:ascii="Courier New" w:hAnsi="Courier New" w:hint="default"/>
+        <w:sz w:val="20"/>
+      </w:rPr>
+    </w:lvl>
+    <w:lvl w:ilvl="2" w:tentative="1">
+      <w:start w:val="1"/>
+      <w:numFmt w:val="bullet"/>
+      <w:lvlText w:val=""/>
+      <w:lvlJc w:val="left"/>
+      <w:pPr>
+        <w:tabs>
+          <w:tab w:val="num" w:pos="2160"/>
+        </w:tabs>
+        <w:ind w:left="2160" w:hanging="360"/>
+      </w:pPr>
+      <w:rPr>
+        <w:rFonts w:ascii="Wingdings" w:hAnsi="Wingdings" w:hint="default"/>
+        <w:sz w:val="20"/>
+      </w:rPr>
+    </w:lvl>
+    <w:lvl w:ilvl="3" w:tentative="1">
+      <w:start w:val="1"/>
+      <w:numFmt w:val="bullet"/>
+      <w:lvlText w:val=""/>
+      <w:lvlJc w:val="left"/>
+      <w:pPr>
+        <w:tabs>
+          <w:tab w:val="num" w:pos="2880"/>
+        </w:tabs>
+        <w:ind w:left="2880" w:hanging="360"/>
+      </w:pPr>
+      <w:rPr>
+        <w:rFonts w:ascii="Wingdings" w:hAnsi="Wingdings" w:hint="default"/>
+        <w:sz w:val="20"/>
+      </w:rPr>
+    </w:lvl>
+    <w:lvl w:ilvl="4" w:tentative="1">
+      <w:start w:val="1"/>
+      <w:numFmt w:val="bullet"/>
+      <w:lvlText w:val=""/>
+      <w:lvlJc w:val="left"/>
+      <w:pPr>
+        <w:tabs>
+          <w:tab w:val="num" w:pos="3600"/>
+        </w:tabs>
+        <w:ind w:left="3600" w:hanging="360"/>
+      </w:pPr>
+      <w:rPr>
+        <w:rFonts w:ascii="Wingdings" w:hAnsi="Wingdings" w:hint="default"/>
+        <w:sz w:val="20"/>
+      </w:rPr>
+    </w:lvl>
+    <w:lvl w:ilvl="5" w:tentative="1">
+      <w:start w:val="1"/>
+      <w:numFmt w:val="bullet"/>
+      <w:lvlText w:val=""/>
+      <w:lvlJc w:val="left"/>
+      <w:pPr>
+        <w:tabs>
+          <w:tab w:val="num" w:pos="4320"/>
+        </w:tabs>
+        <w:ind w:left="4320" w:hanging="360"/>
+      </w:pPr>
+      <w:rPr>
+        <w:rFonts w:ascii="Wingdings" w:hAnsi="Wingdings" w:hint="default"/>
+        <w:sz w:val="20"/>
+      </w:rPr>
+    </w:lvl>
+    <w:lvl w:ilvl="6" w:tentative="1">
+      <w:start w:val="1"/>
+      <w:numFmt w:val="bullet"/>
+      <w:lvlText w:val=""/>
+      <w:lvlJc w:val="left"/>
+      <w:pPr>
+        <w:tabs>
+          <w:tab w:val="num" w:pos="5040"/>
+        </w:tabs>
+        <w:ind w:left="5040" w:hanging="360"/>
+      </w:pPr>
+      <w:rPr>
+        <w:rFonts w:ascii="Wingdings" w:hAnsi="Wingdings" w:hint="default"/>
+        <w:sz w:val="20"/>
+      </w:rPr>
+    </w:lvl>
+    <w:lvl w:ilvl="7" w:tentative="1">
+      <w:start w:val="1"/>
+      <w:numFmt w:val="bullet"/>
+      <w:lvlText w:val=""/>
+      <w:lvlJc w:val="left"/>
+      <w:pPr>
+        <w:tabs>
+          <w:tab w:val="num" w:pos="5760"/>
+        </w:tabs>
+        <w:ind w:left="5760" w:hanging="360"/>
+      </w:pPr>
+      <w:rPr>
+        <w:rFonts w:ascii="Wingdings" w:hAnsi="Wingdings" w:hint="default"/>
+        <w:sz w:val="20"/>
+      </w:rPr>
+    </w:lvl>
+    <w:lvl w:ilvl="8" w:tentative="1">
+      <w:start w:val="1"/>
+      <w:numFmt w:val="bullet"/>
+      <w:lvlText w:val=""/>
+      <w:lvlJc w:val="left"/>
+      <w:pPr>
+        <w:tabs>
+          <w:tab w:val="num" w:pos="6480"/>
+        </w:tabs>
+        <w:ind w:left="6480" w:hanging="360"/>
+      </w:pPr>
+      <w:rPr>
+        <w:rFonts w:ascii="Wingdings" w:hAnsi="Wingdings" w:hint="default"/>
+        <w:sz w:val="20"/>
+      </w:rPr>
+    </w:lvl>
+  </w:abstractNum>
+  <w:abstractNum w:abstractNumId="14" w15:restartNumberingAfterBreak="0">
+    <w:nsid w:val="5F2E3D3F"/>
+    <w:multiLevelType w:val="multilevel"/>
+    <w:tmpl w:val="C4E4E86E"/>
+    <w:lvl w:ilvl="0">
+      <w:start w:val="1"/>
+      <w:numFmt w:val="bullet"/>
+      <w:lvlText w:val="●"/>
+      <w:lvlJc w:val="left"/>
+      <w:pPr>
+        <w:ind w:left="1440" w:hanging="360"/>
+      </w:pPr>
+      <w:rPr>
+        <w:u w:val="none"/>
+      </w:rPr>
+    </w:lvl>
+    <w:lvl w:ilvl="1">
+      <w:start w:val="1"/>
+      <w:numFmt w:val="bullet"/>
+      <w:lvlText w:val="○"/>
+      <w:lvlJc w:val="left"/>
+      <w:pPr>
+        <w:ind w:left="2160" w:hanging="360"/>
+      </w:pPr>
+      <w:rPr>
+        <w:u w:val="none"/>
+      </w:rPr>
+    </w:lvl>
+    <w:lvl w:ilvl="2">
+      <w:start w:val="1"/>
+      <w:numFmt w:val="bullet"/>
+      <w:lvlText w:val="■"/>
+      <w:lvlJc w:val="left"/>
+      <w:pPr>
+        <w:ind w:left="2880" w:hanging="360"/>
+      </w:pPr>
+      <w:rPr>
+        <w:u w:val="none"/>
+      </w:rPr>
+    </w:lvl>
+    <w:lvl w:ilvl="3">
+      <w:start w:val="1"/>
+      <w:numFmt w:val="bullet"/>
+      <w:lvlText w:val="●"/>
+      <w:lvlJc w:val="left"/>
+      <w:pPr>
+        <w:ind w:left="3600" w:hanging="360"/>
+      </w:pPr>
+      <w:rPr>
+        <w:u w:val="none"/>
+      </w:rPr>
+    </w:lvl>
+    <w:lvl w:ilvl="4">
+      <w:start w:val="1"/>
+      <w:numFmt w:val="bullet"/>
+      <w:lvlText w:val="○"/>
+      <w:lvlJc w:val="left"/>
+      <w:pPr>
+        <w:ind w:left="4320" w:hanging="360"/>
+      </w:pPr>
+      <w:rPr>
+        <w:u w:val="none"/>
+      </w:rPr>
+    </w:lvl>
+    <w:lvl w:ilvl="5">
+      <w:start w:val="1"/>
+      <w:numFmt w:val="bullet"/>
+      <w:lvlText w:val="■"/>
+      <w:lvlJc w:val="left"/>
+      <w:pPr>
+        <w:ind w:left="5040" w:hanging="360"/>
+      </w:pPr>
+      <w:rPr>
+        <w:u w:val="none"/>
+      </w:rPr>
+    </w:lvl>
+    <w:lvl w:ilvl="6">
+      <w:start w:val="1"/>
+      <w:numFmt w:val="bullet"/>
+      <w:lvlText w:val="●"/>
+      <w:lvlJc w:val="left"/>
+      <w:pPr>
+        <w:ind w:left="5760" w:hanging="360"/>
+      </w:pPr>
+      <w:rPr>
+        <w:u w:val="none"/>
+      </w:rPr>
+    </w:lvl>
+    <w:lvl w:ilvl="7">
+      <w:start w:val="1"/>
+      <w:numFmt w:val="bullet"/>
+      <w:lvlText w:val="○"/>
+      <w:lvlJc w:val="left"/>
+      <w:pPr>
+        <w:ind w:left="6480" w:hanging="360"/>
+      </w:pPr>
+      <w:rPr>
+        <w:u w:val="none"/>
+      </w:rPr>
+    </w:lvl>
+    <w:lvl w:ilvl="8">
+      <w:start w:val="1"/>
+      <w:numFmt w:val="bullet"/>
+      <w:lvlText w:val="■"/>
+      <w:lvlJc w:val="left"/>
+      <w:pPr>
+        <w:ind w:left="7200" w:hanging="360"/>
+      </w:pPr>
+      <w:rPr>
+        <w:u w:val="none"/>
+      </w:rPr>
+    </w:lvl>
+  </w:abstractNum>
+  <w:abstractNum w:abstractNumId="15" w15:restartNumberingAfterBreak="0">
+    <w:nsid w:val="61B1158E"/>
+    <w:multiLevelType w:val="multilevel"/>
+    <w:tmpl w:val="5928D834"/>
+    <w:lvl w:ilvl="0">
+      <w:start w:val="1"/>
+      <w:numFmt w:val="bullet"/>
+      <w:lvlText w:val="●"/>
+      <w:lvlJc w:val="left"/>
+      <w:pPr>
+        <w:ind w:left="2160" w:hanging="360"/>
+      </w:pPr>
+      <w:rPr>
+        <w:u w:val="none"/>
+      </w:rPr>
+    </w:lvl>
+    <w:lvl w:ilvl="1">
+      <w:start w:val="1"/>
+      <w:numFmt w:val="bullet"/>
+      <w:lvlText w:val="○"/>
+      <w:lvlJc w:val="left"/>
+      <w:pPr>
+        <w:ind w:left="2880" w:hanging="360"/>
+      </w:pPr>
+      <w:rPr>
+        <w:u w:val="none"/>
+      </w:rPr>
+    </w:lvl>
+    <w:lvl w:ilvl="2">
+      <w:start w:val="1"/>
+      <w:numFmt w:val="bullet"/>
+      <w:lvlText w:val="■"/>
+      <w:lvlJc w:val="left"/>
+      <w:pPr>
+        <w:ind w:left="3600" w:hanging="360"/>
+      </w:pPr>
+      <w:rPr>
+        <w:u w:val="none"/>
+      </w:rPr>
+    </w:lvl>
+    <w:lvl w:ilvl="3">
+      <w:start w:val="1"/>
+      <w:numFmt w:val="bullet"/>
+      <w:lvlText w:val="●"/>
+      <w:lvlJc w:val="left"/>
+      <w:pPr>
+        <w:ind w:left="4320" w:hanging="360"/>
+      </w:pPr>
+      <w:rPr>
+        <w:u w:val="none"/>
+      </w:rPr>
+    </w:lvl>
+    <w:lvl w:ilvl="4">
+      <w:start w:val="1"/>
+      <w:numFmt w:val="bullet"/>
+      <w:lvlText w:val="○"/>
+      <w:lvlJc w:val="left"/>
+      <w:pPr>
+        <w:ind w:left="5040" w:hanging="360"/>
+      </w:pPr>
+      <w:rPr>
+        <w:u w:val="none"/>
+      </w:rPr>
+    </w:lvl>
+    <w:lvl w:ilvl="5">
+      <w:start w:val="1"/>
+      <w:numFmt w:val="bullet"/>
+      <w:lvlText w:val="■"/>
+      <w:lvlJc w:val="left"/>
+      <w:pPr>
+        <w:ind w:left="5760" w:hanging="360"/>
+      </w:pPr>
+      <w:rPr>
+        <w:u w:val="none"/>
+      </w:rPr>
+    </w:lvl>
+    <w:lvl w:ilvl="6">
+      <w:start w:val="1"/>
+      <w:numFmt w:val="bullet"/>
+      <w:lvlText w:val="●"/>
+      <w:lvlJc w:val="left"/>
+      <w:pPr>
+        <w:ind w:left="6480" w:hanging="360"/>
+      </w:pPr>
+      <w:rPr>
+        <w:u w:val="none"/>
+      </w:rPr>
+    </w:lvl>
+    <w:lvl w:ilvl="7">
+      <w:start w:val="1"/>
+      <w:numFmt w:val="bullet"/>
+      <w:lvlText w:val="○"/>
+      <w:lvlJc w:val="left"/>
+      <w:pPr>
+        <w:ind w:left="7200" w:hanging="360"/>
+      </w:pPr>
+      <w:rPr>
+        <w:u w:val="none"/>
+      </w:rPr>
+    </w:lvl>
+    <w:lvl w:ilvl="8">
+      <w:start w:val="1"/>
+      <w:numFmt w:val="bullet"/>
+      <w:lvlText w:val="■"/>
+      <w:lvlJc w:val="left"/>
+      <w:pPr>
+        <w:ind w:left="7920" w:hanging="360"/>
+      </w:pPr>
+      <w:rPr>
+        <w:u w:val="none"/>
+      </w:rPr>
+    </w:lvl>
+  </w:abstractNum>
+  <w:abstractNum w:abstractNumId="16" w15:restartNumberingAfterBreak="0">
+    <w:nsid w:val="62A04EAC"/>
+    <w:multiLevelType w:val="multilevel"/>
+    <w:tmpl w:val="BA0CE8EA"/>
+    <w:lvl w:ilvl="0">
+      <w:start w:val="1"/>
+      <w:numFmt w:val="bullet"/>
+      <w:lvlText w:val=""/>
+      <w:lvlJc w:val="left"/>
+      <w:pPr>
+        <w:tabs>
+          <w:tab w:val="num" w:pos="720"/>
+        </w:tabs>
+        <w:ind w:left="720" w:hanging="360"/>
+      </w:pPr>
+      <w:rPr>
+        <w:rFonts w:ascii="Symbol" w:hAnsi="Symbol" w:hint="default"/>
+        <w:sz w:val="20"/>
+      </w:rPr>
+    </w:lvl>
+    <w:lvl w:ilvl="1" w:tentative="1">
+      <w:start w:val="1"/>
+      <w:numFmt w:val="bullet"/>
+      <w:lvlText w:val="o"/>
+      <w:lvlJc w:val="left"/>
+      <w:pPr>
+        <w:tabs>
+          <w:tab w:val="num" w:pos="1440"/>
+        </w:tabs>
+        <w:ind w:left="1440" w:hanging="360"/>
+      </w:pPr>
+      <w:rPr>
+        <w:rFonts w:ascii="Courier New" w:hAnsi="Courier New" w:hint="default"/>
+        <w:sz w:val="20"/>
+      </w:rPr>
+    </w:lvl>
+    <w:lvl w:ilvl="2" w:tentative="1">
+      <w:start w:val="1"/>
+      <w:numFmt w:val="bullet"/>
+      <w:lvlText w:val=""/>
+      <w:lvlJc w:val="left"/>
+      <w:pPr>
+        <w:tabs>
+          <w:tab w:val="num" w:pos="2160"/>
+        </w:tabs>
+        <w:ind w:left="2160" w:hanging="360"/>
+      </w:pPr>
+      <w:rPr>
+        <w:rFonts w:ascii="Wingdings" w:hAnsi="Wingdings" w:hint="default"/>
+        <w:sz w:val="20"/>
+      </w:rPr>
+    </w:lvl>
+    <w:lvl w:ilvl="3" w:tentative="1">
+      <w:start w:val="1"/>
+      <w:numFmt w:val="bullet"/>
+      <w:lvlText w:val=""/>
+      <w:lvlJc w:val="left"/>
+      <w:pPr>
+        <w:tabs>
+          <w:tab w:val="num" w:pos="2880"/>
+        </w:tabs>
+        <w:ind w:left="2880" w:hanging="360"/>
+      </w:pPr>
+      <w:rPr>
+        <w:rFonts w:ascii="Wingdings" w:hAnsi="Wingdings" w:hint="default"/>
+        <w:sz w:val="20"/>
+      </w:rPr>
+    </w:lvl>
+    <w:lvl w:ilvl="4" w:tentative="1">
+      <w:start w:val="1"/>
+      <w:numFmt w:val="bullet"/>
+      <w:lvlText w:val=""/>
+      <w:lvlJc w:val="left"/>
+      <w:pPr>
+        <w:tabs>
+          <w:tab w:val="num" w:pos="3600"/>
+        </w:tabs>
+        <w:ind w:left="3600" w:hanging="360"/>
+      </w:pPr>
+      <w:rPr>
+        <w:rFonts w:ascii="Wingdings" w:hAnsi="Wingdings" w:hint="default"/>
+        <w:sz w:val="20"/>
+      </w:rPr>
+    </w:lvl>
+    <w:lvl w:ilvl="5" w:tentative="1">
+      <w:start w:val="1"/>
+      <w:numFmt w:val="bullet"/>
+      <w:lvlText w:val=""/>
+      <w:lvlJc w:val="left"/>
+      <w:pPr>
+        <w:tabs>
+          <w:tab w:val="num" w:pos="4320"/>
+        </w:tabs>
+        <w:ind w:left="4320" w:hanging="360"/>
+      </w:pPr>
+      <w:rPr>
+        <w:rFonts w:ascii="Wingdings" w:hAnsi="Wingdings" w:hint="default"/>
+        <w:sz w:val="20"/>
+      </w:rPr>
+    </w:lvl>
+    <w:lvl w:ilvl="6" w:tentative="1">
+      <w:start w:val="1"/>
+      <w:numFmt w:val="bullet"/>
+      <w:lvlText w:val=""/>
+      <w:lvlJc w:val="left"/>
+      <w:pPr>
+        <w:tabs>
+          <w:tab w:val="num" w:pos="5040"/>
+        </w:tabs>
+        <w:ind w:left="5040" w:hanging="360"/>
+      </w:pPr>
+      <w:rPr>
+        <w:rFonts w:ascii="Wingdings" w:hAnsi="Wingdings" w:hint="default"/>
+        <w:sz w:val="20"/>
+      </w:rPr>
+    </w:lvl>
+    <w:lvl w:ilvl="7" w:tentative="1">
+      <w:start w:val="1"/>
+      <w:numFmt w:val="bullet"/>
+      <w:lvlText w:val=""/>
+      <w:lvlJc w:val="left"/>
+      <w:pPr>
+        <w:tabs>
+          <w:tab w:val="num" w:pos="5760"/>
+        </w:tabs>
+        <w:ind w:left="5760" w:hanging="360"/>
+      </w:pPr>
+      <w:rPr>
+        <w:rFonts w:ascii="Wingdings" w:hAnsi="Wingdings" w:hint="default"/>
+        <w:sz w:val="20"/>
+      </w:rPr>
+    </w:lvl>
+    <w:lvl w:ilvl="8" w:tentative="1">
+      <w:start w:val="1"/>
+      <w:numFmt w:val="bullet"/>
+      <w:lvlText w:val=""/>
+      <w:lvlJc w:val="left"/>
+      <w:pPr>
+        <w:tabs>
+          <w:tab w:val="num" w:pos="6480"/>
+        </w:tabs>
+        <w:ind w:left="6480" w:hanging="360"/>
+      </w:pPr>
+      <w:rPr>
+        <w:rFonts w:ascii="Wingdings" w:hAnsi="Wingdings" w:hint="default"/>
+        <w:sz w:val="20"/>
+      </w:rPr>
+    </w:lvl>
+  </w:abstractNum>
+  <w:abstractNum w:abstractNumId="17" w15:restartNumberingAfterBreak="0">
+    <w:nsid w:val="633A7398"/>
+    <w:multiLevelType w:val="multilevel"/>
+    <w:tmpl w:val="C908E68C"/>
+    <w:lvl w:ilvl="0">
+      <w:start w:val="1"/>
+      <w:numFmt w:val="bullet"/>
+      <w:lvlText w:val=""/>
+      <w:lvlJc w:val="left"/>
+      <w:pPr>
+        <w:tabs>
+          <w:tab w:val="num" w:pos="720"/>
+        </w:tabs>
+        <w:ind w:left="720" w:hanging="360"/>
+      </w:pPr>
+      <w:rPr>
+        <w:rFonts w:ascii="Symbol" w:hAnsi="Symbol" w:hint="default"/>
+        <w:sz w:val="20"/>
+      </w:rPr>
+    </w:lvl>
+    <w:lvl w:ilvl="1" w:tentative="1">
+      <w:start w:val="1"/>
+      <w:numFmt w:val="bullet"/>
+      <w:lvlText w:val="o"/>
+      <w:lvlJc w:val="left"/>
+      <w:pPr>
+        <w:tabs>
+          <w:tab w:val="num" w:pos="1440"/>
+        </w:tabs>
+        <w:ind w:left="1440" w:hanging="360"/>
+      </w:pPr>
+      <w:rPr>
+        <w:rFonts w:ascii="Courier New" w:hAnsi="Courier New" w:hint="default"/>
+        <w:sz w:val="20"/>
+      </w:rPr>
+    </w:lvl>
+    <w:lvl w:ilvl="2" w:tentative="1">
+      <w:start w:val="1"/>
+      <w:numFmt w:val="bullet"/>
+      <w:lvlText w:val=""/>
+      <w:lvlJc w:val="left"/>
+      <w:pPr>
+        <w:tabs>
+          <w:tab w:val="num" w:pos="2160"/>
+        </w:tabs>
+        <w:ind w:left="2160" w:hanging="360"/>
+      </w:pPr>
+      <w:rPr>
+        <w:rFonts w:ascii="Wingdings" w:hAnsi="Wingdings" w:hint="default"/>
+        <w:sz w:val="20"/>
+      </w:rPr>
+    </w:lvl>
+    <w:lvl w:ilvl="3" w:tentative="1">
+      <w:start w:val="1"/>
+      <w:numFmt w:val="bullet"/>
+      <w:lvlText w:val=""/>
+      <w:lvlJc w:val="left"/>
+      <w:pPr>
+        <w:tabs>
+          <w:tab w:val="num" w:pos="2880"/>
+        </w:tabs>
+        <w:ind w:left="2880" w:hanging="360"/>
+      </w:pPr>
+      <w:rPr>
+        <w:rFonts w:ascii="Wingdings" w:hAnsi="Wingdings" w:hint="default"/>
+        <w:sz w:val="20"/>
+      </w:rPr>
+    </w:lvl>
+    <w:lvl w:ilvl="4" w:tentative="1">
+      <w:start w:val="1"/>
+      <w:numFmt w:val="bullet"/>
+      <w:lvlText w:val=""/>
+      <w:lvlJc w:val="left"/>
+      <w:pPr>
+        <w:tabs>
+          <w:tab w:val="num" w:pos="3600"/>
+        </w:tabs>
+        <w:ind w:left="3600" w:hanging="360"/>
+      </w:pPr>
+      <w:rPr>
+        <w:rFonts w:ascii="Wingdings" w:hAnsi="Wingdings" w:hint="default"/>
+        <w:sz w:val="20"/>
+      </w:rPr>
+    </w:lvl>
+    <w:lvl w:ilvl="5" w:tentative="1">
+      <w:start w:val="1"/>
+      <w:numFmt w:val="bullet"/>
+      <w:lvlText w:val=""/>
+      <w:lvlJc w:val="left"/>
+      <w:pPr>
+        <w:tabs>
+          <w:tab w:val="num" w:pos="4320"/>
+        </w:tabs>
+        <w:ind w:left="4320" w:hanging="360"/>
+      </w:pPr>
+      <w:rPr>
+        <w:rFonts w:ascii="Wingdings" w:hAnsi="Wingdings" w:hint="default"/>
+        <w:sz w:val="20"/>
+      </w:rPr>
+    </w:lvl>
+    <w:lvl w:ilvl="6" w:tentative="1">
+      <w:start w:val="1"/>
+      <w:numFmt w:val="bullet"/>
+      <w:lvlText w:val=""/>
+      <w:lvlJc w:val="left"/>
+      <w:pPr>
+        <w:tabs>
+          <w:tab w:val="num" w:pos="5040"/>
+        </w:tabs>
+        <w:ind w:left="5040" w:hanging="360"/>
+      </w:pPr>
+      <w:rPr>
+        <w:rFonts w:ascii="Wingdings" w:hAnsi="Wingdings" w:hint="default"/>
+        <w:sz w:val="20"/>
+      </w:rPr>
+    </w:lvl>
+    <w:lvl w:ilvl="7" w:tentative="1">
+      <w:start w:val="1"/>
+      <w:numFmt w:val="bullet"/>
+      <w:lvlText w:val=""/>
+      <w:lvlJc w:val="left"/>
+      <w:pPr>
+        <w:tabs>
+          <w:tab w:val="num" w:pos="5760"/>
+        </w:tabs>
+        <w:ind w:left="5760" w:hanging="360"/>
+      </w:pPr>
+      <w:rPr>
+        <w:rFonts w:ascii="Wingdings" w:hAnsi="Wingdings" w:hint="default"/>
+        <w:sz w:val="20"/>
+      </w:rPr>
+    </w:lvl>
+    <w:lvl w:ilvl="8" w:tentative="1">
+      <w:start w:val="1"/>
+      <w:numFmt w:val="bullet"/>
+      <w:lvlText w:val=""/>
+      <w:lvlJc w:val="left"/>
+      <w:pPr>
+        <w:tabs>
+          <w:tab w:val="num" w:pos="6480"/>
+        </w:tabs>
+        <w:ind w:left="6480" w:hanging="360"/>
+      </w:pPr>
+      <w:rPr>
+        <w:rFonts w:ascii="Wingdings" w:hAnsi="Wingdings" w:hint="default"/>
+        <w:sz w:val="20"/>
+      </w:rPr>
+    </w:lvl>
+  </w:abstractNum>
+  <w:abstractNum w:abstractNumId="18" w15:restartNumberingAfterBreak="0">
+    <w:nsid w:val="66632547"/>
+    <w:multiLevelType w:val="multilevel"/>
+    <w:tmpl w:val="B824DC92"/>
+    <w:lvl w:ilvl="0">
+      <w:start w:val="1"/>
+      <w:numFmt w:val="bullet"/>
+      <w:lvlText w:val=""/>
+      <w:lvlJc w:val="left"/>
+      <w:pPr>
+        <w:tabs>
+          <w:tab w:val="num" w:pos="720"/>
+        </w:tabs>
+        <w:ind w:left="720" w:hanging="360"/>
+      </w:pPr>
+      <w:rPr>
+        <w:rFonts w:ascii="Symbol" w:hAnsi="Symbol" w:hint="default"/>
+        <w:sz w:val="20"/>
+      </w:rPr>
+    </w:lvl>
+    <w:lvl w:ilvl="1" w:tentative="1">
+      <w:start w:val="1"/>
+      <w:numFmt w:val="bullet"/>
+      <w:lvlText w:val="o"/>
+      <w:lvlJc w:val="left"/>
+      <w:pPr>
+        <w:tabs>
+          <w:tab w:val="num" w:pos="1440"/>
+        </w:tabs>
+        <w:ind w:left="1440" w:hanging="360"/>
+      </w:pPr>
+      <w:rPr>
+        <w:rFonts w:ascii="Courier New" w:hAnsi="Courier New" w:hint="default"/>
+        <w:sz w:val="20"/>
+      </w:rPr>
+    </w:lvl>
+    <w:lvl w:ilvl="2" w:tentative="1">
+      <w:start w:val="1"/>
+      <w:numFmt w:val="bullet"/>
+      <w:lvlText w:val=""/>
+      <w:lvlJc w:val="left"/>
+      <w:pPr>
+        <w:tabs>
+          <w:tab w:val="num" w:pos="2160"/>
+        </w:tabs>
+        <w:ind w:left="2160" w:hanging="360"/>
+      </w:pPr>
+      <w:rPr>
+        <w:rFonts w:ascii="Wingdings" w:hAnsi="Wingdings" w:hint="default"/>
+        <w:sz w:val="20"/>
+      </w:rPr>
+    </w:lvl>
+    <w:lvl w:ilvl="3" w:tentative="1">
+      <w:start w:val="1"/>
+      <w:numFmt w:val="bullet"/>
+      <w:lvlText w:val=""/>
+      <w:lvlJc w:val="left"/>
+      <w:pPr>
+        <w:tabs>
+          <w:tab w:val="num" w:pos="2880"/>
+        </w:tabs>
+        <w:ind w:left="2880" w:hanging="360"/>
+      </w:pPr>
+      <w:rPr>
+        <w:rFonts w:ascii="Wingdings" w:hAnsi="Wingdings" w:hint="default"/>
+        <w:sz w:val="20"/>
+      </w:rPr>
+    </w:lvl>
+    <w:lvl w:ilvl="4" w:tentative="1">
+      <w:start w:val="1"/>
+      <w:numFmt w:val="bullet"/>
+      <w:lvlText w:val=""/>
+      <w:lvlJc w:val="left"/>
+      <w:pPr>
+        <w:tabs>
+          <w:tab w:val="num" w:pos="3600"/>
+        </w:tabs>
+        <w:ind w:left="3600" w:hanging="360"/>
+      </w:pPr>
+      <w:rPr>
+        <w:rFonts w:ascii="Wingdings" w:hAnsi="Wingdings" w:hint="default"/>
+        <w:sz w:val="20"/>
+      </w:rPr>
+    </w:lvl>
+    <w:lvl w:ilvl="5" w:tentative="1">
+      <w:start w:val="1"/>
+      <w:numFmt w:val="bullet"/>
+      <w:lvlText w:val=""/>
+      <w:lvlJc w:val="left"/>
+      <w:pPr>
+        <w:tabs>
+          <w:tab w:val="num" w:pos="4320"/>
+        </w:tabs>
+        <w:ind w:left="4320" w:hanging="360"/>
+      </w:pPr>
+      <w:rPr>
+        <w:rFonts w:ascii="Wingdings" w:hAnsi="Wingdings" w:hint="default"/>
+        <w:sz w:val="20"/>
+      </w:rPr>
+    </w:lvl>
+    <w:lvl w:ilvl="6" w:tentative="1">
+      <w:start w:val="1"/>
+      <w:numFmt w:val="bullet"/>
+      <w:lvlText w:val=""/>
+      <w:lvlJc w:val="left"/>
+      <w:pPr>
+        <w:tabs>
+          <w:tab w:val="num" w:pos="5040"/>
+        </w:tabs>
+        <w:ind w:left="5040" w:hanging="360"/>
+      </w:pPr>
+      <w:rPr>
+        <w:rFonts w:ascii="Wingdings" w:hAnsi="Wingdings" w:hint="default"/>
+        <w:sz w:val="20"/>
+      </w:rPr>
+    </w:lvl>
+    <w:lvl w:ilvl="7" w:tentative="1">
+      <w:start w:val="1"/>
+      <w:numFmt w:val="bullet"/>
+      <w:lvlText w:val=""/>
+      <w:lvlJc w:val="left"/>
+      <w:pPr>
+        <w:tabs>
+          <w:tab w:val="num" w:pos="5760"/>
+        </w:tabs>
+        <w:ind w:left="5760" w:hanging="360"/>
+      </w:pPr>
+      <w:rPr>
+        <w:rFonts w:ascii="Wingdings" w:hAnsi="Wingdings" w:hint="default"/>
+        <w:sz w:val="20"/>
+      </w:rPr>
+    </w:lvl>
+    <w:lvl w:ilvl="8" w:tentative="1">
+      <w:start w:val="1"/>
+      <w:numFmt w:val="bullet"/>
+      <w:lvlText w:val=""/>
+      <w:lvlJc w:val="left"/>
+      <w:pPr>
+        <w:tabs>
+          <w:tab w:val="num" w:pos="6480"/>
+        </w:tabs>
+        <w:ind w:left="6480" w:hanging="360"/>
+      </w:pPr>
+      <w:rPr>
+        <w:rFonts w:ascii="Wingdings" w:hAnsi="Wingdings" w:hint="default"/>
+        <w:sz w:val="20"/>
+      </w:rPr>
+    </w:lvl>
+  </w:abstractNum>
+  <w:abstractNum w:abstractNumId="19" w15:restartNumberingAfterBreak="0">
+    <w:nsid w:val="6A4949DE"/>
+    <w:multiLevelType w:val="hybridMultilevel"/>
+    <w:tmpl w:val="25489DEA"/>
+    <w:lvl w:ilvl="0" w:tplc="0C0A0001">
+      <w:start w:val="1"/>
+      <w:numFmt w:val="bullet"/>
+      <w:lvlText w:val=""/>
+      <w:lvlJc w:val="left"/>
+      <w:pPr>
+        <w:ind w:left="720" w:hanging="360"/>
+      </w:pPr>
+      <w:rPr>
+        <w:rFonts w:ascii="Symbol" w:hAnsi="Symbol" w:hint="default"/>
+      </w:rPr>
+    </w:lvl>
+    <w:lvl w:ilvl="1" w:tplc="0C0A0003" w:tentative="1">
+      <w:start w:val="1"/>
+      <w:numFmt w:val="bullet"/>
+      <w:lvlText w:val="o"/>
+      <w:lvlJc w:val="left"/>
+      <w:pPr>
+        <w:ind w:left="1440" w:hanging="360"/>
+      </w:pPr>
+      <w:rPr>
+        <w:rFonts w:ascii="Courier New" w:hAnsi="Courier New" w:cs="Courier New" w:hint="default"/>
+      </w:rPr>
+    </w:lvl>
+    <w:lvl w:ilvl="2" w:tplc="0C0A0005" w:tentative="1">
+      <w:start w:val="1"/>
+      <w:numFmt w:val="bullet"/>
+      <w:lvlText w:val=""/>
+      <w:lvlJc w:val="left"/>
+      <w:pPr>
+        <w:ind w:left="2160" w:hanging="360"/>
+      </w:pPr>
+      <w:rPr>
+        <w:rFonts w:ascii="Wingdings" w:hAnsi="Wingdings" w:hint="default"/>
+      </w:rPr>
+    </w:lvl>
+    <w:lvl w:ilvl="3" w:tplc="0C0A0001" w:tentative="1">
+      <w:start w:val="1"/>
+      <w:numFmt w:val="bullet"/>
+      <w:lvlText w:val=""/>
+      <w:lvlJc w:val="left"/>
+      <w:pPr>
+        <w:ind w:left="2880" w:hanging="360"/>
+      </w:pPr>
+      <w:rPr>
+        <w:rFonts w:ascii="Symbol" w:hAnsi="Symbol" w:hint="default"/>
+      </w:rPr>
+    </w:lvl>
+    <w:lvl w:ilvl="4" w:tplc="0C0A0003" w:tentative="1">
+      <w:start w:val="1"/>
+      <w:numFmt w:val="bullet"/>
+      <w:lvlText w:val="o"/>
+      <w:lvlJc w:val="left"/>
+      <w:pPr>
+        <w:ind w:left="3600" w:hanging="360"/>
+      </w:pPr>
+      <w:rPr>
+        <w:rFonts w:ascii="Courier New" w:hAnsi="Courier New" w:cs="Courier New" w:hint="default"/>
+      </w:rPr>
+    </w:lvl>
+    <w:lvl w:ilvl="5" w:tplc="0C0A0005" w:tentative="1">
+      <w:start w:val="1"/>
+      <w:numFmt w:val="bullet"/>
+      <w:lvlText w:val=""/>
+      <w:lvlJc w:val="left"/>
+      <w:pPr>
+        <w:ind w:left="4320" w:hanging="360"/>
+      </w:pPr>
+      <w:rPr>
+        <w:rFonts w:ascii="Wingdings" w:hAnsi="Wingdings" w:hint="default"/>
+      </w:rPr>
+    </w:lvl>
+    <w:lvl w:ilvl="6" w:tplc="0C0A0001" w:tentative="1">
+      <w:start w:val="1"/>
+      <w:numFmt w:val="bullet"/>
+      <w:lvlText w:val=""/>
+      <w:lvlJc w:val="left"/>
+      <w:pPr>
+        <w:ind w:left="5040" w:hanging="360"/>
+      </w:pPr>
+      <w:rPr>
+        <w:rFonts w:ascii="Symbol" w:hAnsi="Symbol" w:hint="default"/>
+      </w:rPr>
+    </w:lvl>
+    <w:lvl w:ilvl="7" w:tplc="0C0A0003" w:tentative="1">
+      <w:start w:val="1"/>
+      <w:numFmt w:val="bullet"/>
+      <w:lvlText w:val="o"/>
+      <w:lvlJc w:val="left"/>
+      <w:pPr>
+        <w:ind w:left="5760" w:hanging="360"/>
+      </w:pPr>
+      <w:rPr>
+        <w:rFonts w:ascii="Courier New" w:hAnsi="Courier New" w:cs="Courier New" w:hint="default"/>
+      </w:rPr>
+    </w:lvl>
+    <w:lvl w:ilvl="8" w:tplc="0C0A0005" w:tentative="1">
+      <w:start w:val="1"/>
+      <w:numFmt w:val="bullet"/>
+      <w:lvlText w:val=""/>
+      <w:lvlJc w:val="left"/>
+      <w:pPr>
+        <w:ind w:left="6480" w:hanging="360"/>
+      </w:pPr>
+      <w:rPr>
+        <w:rFonts w:ascii="Wingdings" w:hAnsi="Wingdings" w:hint="default"/>
+      </w:rPr>
+    </w:lvl>
+  </w:abstractNum>
+  <w:abstractNum w:abstractNumId="20" w15:restartNumberingAfterBreak="0">
+    <w:nsid w:val="6F670A57"/>
+    <w:multiLevelType w:val="hybridMultilevel"/>
+    <w:tmpl w:val="C5304CC4"/>
+    <w:lvl w:ilvl="0" w:tplc="0C0A0001">
+      <w:start w:val="1"/>
+      <w:numFmt w:val="bullet"/>
+      <w:lvlText w:val=""/>
+      <w:lvlJc w:val="left"/>
+      <w:pPr>
+        <w:ind w:left="720" w:hanging="360"/>
+      </w:pPr>
+      <w:rPr>
+        <w:rFonts w:ascii="Symbol" w:hAnsi="Symbol" w:hint="default"/>
+      </w:rPr>
+    </w:lvl>
+    <w:lvl w:ilvl="1" w:tplc="0C0A0003" w:tentative="1">
+      <w:start w:val="1"/>
+      <w:numFmt w:val="bullet"/>
+      <w:lvlText w:val="o"/>
+      <w:lvlJc w:val="left"/>
+      <w:pPr>
+        <w:ind w:left="1440" w:hanging="360"/>
+      </w:pPr>
+      <w:rPr>
+        <w:rFonts w:ascii="Courier New" w:hAnsi="Courier New" w:cs="Courier New" w:hint="default"/>
+      </w:rPr>
+    </w:lvl>
+    <w:lvl w:ilvl="2" w:tplc="0C0A0005" w:tentative="1">
+      <w:start w:val="1"/>
+      <w:numFmt w:val="bullet"/>
+      <w:lvlText w:val=""/>
+      <w:lvlJc w:val="left"/>
+      <w:pPr>
+        <w:ind w:left="2160" w:hanging="360"/>
+      </w:pPr>
+      <w:rPr>
+        <w:rFonts w:ascii="Wingdings" w:hAnsi="Wingdings" w:hint="default"/>
+      </w:rPr>
+    </w:lvl>
+    <w:lvl w:ilvl="3" w:tplc="0C0A0001" w:tentative="1">
+      <w:start w:val="1"/>
+      <w:numFmt w:val="bullet"/>
+      <w:lvlText w:val=""/>
+      <w:lvlJc w:val="left"/>
+      <w:pPr>
+        <w:ind w:left="2880" w:hanging="360"/>
+      </w:pPr>
+      <w:rPr>
+        <w:rFonts w:ascii="Symbol" w:hAnsi="Symbol" w:hint="default"/>
+      </w:rPr>
+    </w:lvl>
+    <w:lvl w:ilvl="4" w:tplc="0C0A0003" w:tentative="1">
+      <w:start w:val="1"/>
+      <w:numFmt w:val="bullet"/>
+      <w:lvlText w:val="o"/>
+      <w:lvlJc w:val="left"/>
+      <w:pPr>
+        <w:ind w:left="3600" w:hanging="360"/>
+      </w:pPr>
+      <w:rPr>
+        <w:rFonts w:ascii="Courier New" w:hAnsi="Courier New" w:cs="Courier New" w:hint="default"/>
+      </w:rPr>
+    </w:lvl>
+    <w:lvl w:ilvl="5" w:tplc="0C0A0005" w:tentative="1">
+      <w:start w:val="1"/>
+      <w:numFmt w:val="bullet"/>
+      <w:lvlText w:val=""/>
+      <w:lvlJc w:val="left"/>
+      <w:pPr>
+        <w:ind w:left="4320" w:hanging="360"/>
+      </w:pPr>
+      <w:rPr>
+        <w:rFonts w:ascii="Wingdings" w:hAnsi="Wingdings" w:hint="default"/>
+      </w:rPr>
+    </w:lvl>
+    <w:lvl w:ilvl="6" w:tplc="0C0A0001" w:tentative="1">
+      <w:start w:val="1"/>
+      <w:numFmt w:val="bullet"/>
+      <w:lvlText w:val=""/>
+      <w:lvlJc w:val="left"/>
+      <w:pPr>
+        <w:ind w:left="5040" w:hanging="360"/>
+      </w:pPr>
+      <w:rPr>
+        <w:rFonts w:ascii="Symbol" w:hAnsi="Symbol" w:hint="default"/>
+      </w:rPr>
+    </w:lvl>
+    <w:lvl w:ilvl="7" w:tplc="0C0A0003" w:tentative="1">
+      <w:start w:val="1"/>
+      <w:numFmt w:val="bullet"/>
+      <w:lvlText w:val="o"/>
+      <w:lvlJc w:val="left"/>
+      <w:pPr>
+        <w:ind w:left="5760" w:hanging="360"/>
+      </w:pPr>
+      <w:rPr>
+        <w:rFonts w:ascii="Courier New" w:hAnsi="Courier New" w:cs="Courier New" w:hint="default"/>
+      </w:rPr>
+    </w:lvl>
+    <w:lvl w:ilvl="8" w:tplc="0C0A0005" w:tentative="1">
+      <w:start w:val="1"/>
+      <w:numFmt w:val="bullet"/>
+      <w:lvlText w:val=""/>
+      <w:lvlJc w:val="left"/>
+      <w:pPr>
+        <w:ind w:left="6480" w:hanging="360"/>
+      </w:pPr>
+      <w:rPr>
+        <w:rFonts w:ascii="Wingdings" w:hAnsi="Wingdings" w:hint="default"/>
+      </w:rPr>
+    </w:lvl>
+  </w:abstractNum>
+  <w:abstractNum w:abstractNumId="21" w15:restartNumberingAfterBreak="0">
+    <w:nsid w:val="71F47900"/>
+    <w:multiLevelType w:val="multilevel"/>
+    <w:tmpl w:val="978C4E56"/>
+    <w:lvl w:ilvl="0">
+      <w:start w:val="1"/>
+      <w:numFmt w:val="bullet"/>
+      <w:lvlText w:val=""/>
+      <w:lvlJc w:val="left"/>
+      <w:pPr>
+        <w:tabs>
+          <w:tab w:val="num" w:pos="720"/>
+        </w:tabs>
+        <w:ind w:left="720" w:hanging="360"/>
+      </w:pPr>
+      <w:rPr>
+        <w:rFonts w:ascii="Symbol" w:hAnsi="Symbol" w:hint="default"/>
+        <w:sz w:val="20"/>
+      </w:rPr>
+    </w:lvl>
+    <w:lvl w:ilvl="1" w:tentative="1">
+      <w:start w:val="1"/>
+      <w:numFmt w:val="bullet"/>
+      <w:lvlText w:val="o"/>
+      <w:lvlJc w:val="left"/>
+      <w:pPr>
+        <w:tabs>
+          <w:tab w:val="num" w:pos="1440"/>
+        </w:tabs>
+        <w:ind w:left="1440" w:hanging="360"/>
+      </w:pPr>
+      <w:rPr>
+        <w:rFonts w:ascii="Courier New" w:hAnsi="Courier New" w:hint="default"/>
+        <w:sz w:val="20"/>
+      </w:rPr>
+    </w:lvl>
+    <w:lvl w:ilvl="2" w:tentative="1">
+      <w:start w:val="1"/>
+      <w:numFmt w:val="bullet"/>
+      <w:lvlText w:val=""/>
+      <w:lvlJc w:val="left"/>
+      <w:pPr>
+        <w:tabs>
+          <w:tab w:val="num" w:pos="2160"/>
+        </w:tabs>
+        <w:ind w:left="2160" w:hanging="360"/>
+      </w:pPr>
+      <w:rPr>
+        <w:rFonts w:ascii="Wingdings" w:hAnsi="Wingdings" w:hint="default"/>
+        <w:sz w:val="20"/>
+      </w:rPr>
+    </w:lvl>
+    <w:lvl w:ilvl="3" w:tentative="1">
+      <w:start w:val="1"/>
+      <w:numFmt w:val="bullet"/>
+      <w:lvlText w:val=""/>
+      <w:lvlJc w:val="left"/>
+      <w:pPr>
+        <w:tabs>
+          <w:tab w:val="num" w:pos="2880"/>
+        </w:tabs>
+        <w:ind w:left="2880" w:hanging="360"/>
+      </w:pPr>
+      <w:rPr>
+        <w:rFonts w:ascii="Wingdings" w:hAnsi="Wingdings" w:hint="default"/>
+        <w:sz w:val="20"/>
+      </w:rPr>
+    </w:lvl>
+    <w:lvl w:ilvl="4" w:tentative="1">
+      <w:start w:val="1"/>
+      <w:numFmt w:val="bullet"/>
+      <w:lvlText w:val=""/>
+      <w:lvlJc w:val="left"/>
+      <w:pPr>
+        <w:tabs>
+          <w:tab w:val="num" w:pos="3600"/>
+        </w:tabs>
+        <w:ind w:left="3600" w:hanging="360"/>
+      </w:pPr>
+      <w:rPr>
+        <w:rFonts w:ascii="Wingdings" w:hAnsi="Wingdings" w:hint="default"/>
+        <w:sz w:val="20"/>
+      </w:rPr>
+    </w:lvl>
+    <w:lvl w:ilvl="5" w:tentative="1">
+      <w:start w:val="1"/>
+      <w:numFmt w:val="bullet"/>
+      <w:lvlText w:val=""/>
+      <w:lvlJc w:val="left"/>
+      <w:pPr>
+        <w:tabs>
+          <w:tab w:val="num" w:pos="4320"/>
+        </w:tabs>
+        <w:ind w:left="4320" w:hanging="360"/>
+      </w:pPr>
+      <w:rPr>
+        <w:rFonts w:ascii="Wingdings" w:hAnsi="Wingdings" w:hint="default"/>
+        <w:sz w:val="20"/>
+      </w:rPr>
+    </w:lvl>
+    <w:lvl w:ilvl="6" w:tentative="1">
+      <w:start w:val="1"/>
+      <w:numFmt w:val="bullet"/>
+      <w:lvlText w:val=""/>
+      <w:lvlJc w:val="left"/>
+      <w:pPr>
+        <w:tabs>
+          <w:tab w:val="num" w:pos="5040"/>
+        </w:tabs>
+        <w:ind w:left="5040" w:hanging="360"/>
+      </w:pPr>
+      <w:rPr>
+        <w:rFonts w:ascii="Wingdings" w:hAnsi="Wingdings" w:hint="default"/>
+        <w:sz w:val="20"/>
+      </w:rPr>
+    </w:lvl>
+    <w:lvl w:ilvl="7" w:tentative="1">
+      <w:start w:val="1"/>
+      <w:numFmt w:val="bullet"/>
+      <w:lvlText w:val=""/>
+      <w:lvlJc w:val="left"/>
+      <w:pPr>
+        <w:tabs>
+          <w:tab w:val="num" w:pos="5760"/>
+        </w:tabs>
+        <w:ind w:left="5760" w:hanging="360"/>
+      </w:pPr>
+      <w:rPr>
+        <w:rFonts w:ascii="Wingdings" w:hAnsi="Wingdings" w:hint="default"/>
+        <w:sz w:val="20"/>
+      </w:rPr>
+    </w:lvl>
+    <w:lvl w:ilvl="8" w:tentative="1">
+      <w:start w:val="1"/>
+      <w:numFmt w:val="bullet"/>
+      <w:lvlText w:val=""/>
+      <w:lvlJc w:val="left"/>
+      <w:pPr>
+        <w:tabs>
+          <w:tab w:val="num" w:pos="6480"/>
+        </w:tabs>
+        <w:ind w:left="6480" w:hanging="360"/>
+      </w:pPr>
+      <w:rPr>
+        <w:rFonts w:ascii="Wingdings" w:hAnsi="Wingdings" w:hint="default"/>
+        <w:sz w:val="20"/>
+      </w:rPr>
+    </w:lvl>
+  </w:abstractNum>
   <w:num w:numId="1" w16cid:durableId="1636137530">
-    <w:abstractNumId w:val="7"/>
+    <w:abstractNumId w:val="15"/>
   </w:num>
   <w:num w:numId="2" w16cid:durableId="1021584495">
-    <w:abstractNumId w:val="6"/>
+    <w:abstractNumId w:val="14"/>
   </w:num>
   <w:num w:numId="3" w16cid:durableId="699937844">
-    <w:abstractNumId w:val="5"/>
+    <w:abstractNumId w:val="12"/>
   </w:num>
   <w:num w:numId="4" w16cid:durableId="1969778436">
-    <w:abstractNumId w:val="5"/>
+    <w:abstractNumId w:val="12"/>
     <w:lvlOverride w:ilvl="0">
       <w:startOverride w:val="1"/>
     </w:lvlOverride>
@@ -15833,7 +21940,7 @@
     </w:lvlOverride>
   </w:num>
   <w:num w:numId="5" w16cid:durableId="1306860583">
-    <w:abstractNumId w:val="5"/>
+    <w:abstractNumId w:val="12"/>
     <w:lvlOverride w:ilvl="0">
       <w:startOverride w:val="1"/>
     </w:lvlOverride>
@@ -15863,7 +21970,7 @@
     </w:lvlOverride>
   </w:num>
   <w:num w:numId="6" w16cid:durableId="817917407">
-    <w:abstractNumId w:val="5"/>
+    <w:abstractNumId w:val="12"/>
     <w:lvlOverride w:ilvl="0">
       <w:startOverride w:val="1"/>
     </w:lvlOverride>
@@ -15893,28 +22000,61 @@
     </w:lvlOverride>
   </w:num>
   <w:num w:numId="7" w16cid:durableId="2109765664">
+    <w:abstractNumId w:val="6"/>
+  </w:num>
+  <w:num w:numId="8" w16cid:durableId="173350948">
+    <w:abstractNumId w:val="11"/>
+  </w:num>
+  <w:num w:numId="9" w16cid:durableId="433014549">
+    <w:abstractNumId w:val="5"/>
+  </w:num>
+  <w:num w:numId="10" w16cid:durableId="1065225879">
+    <w:abstractNumId w:val="20"/>
+  </w:num>
+  <w:num w:numId="11" w16cid:durableId="16541853">
+    <w:abstractNumId w:val="4"/>
+  </w:num>
+  <w:num w:numId="12" w16cid:durableId="2026010424">
+    <w:abstractNumId w:val="19"/>
+  </w:num>
+  <w:num w:numId="13" w16cid:durableId="1006442429">
+    <w:abstractNumId w:val="18"/>
+  </w:num>
+  <w:num w:numId="14" w16cid:durableId="742333814">
+    <w:abstractNumId w:val="10"/>
+  </w:num>
+  <w:num w:numId="15" w16cid:durableId="2060133008">
+    <w:abstractNumId w:val="16"/>
+  </w:num>
+  <w:num w:numId="16" w16cid:durableId="1382556455">
     <w:abstractNumId w:val="2"/>
   </w:num>
-  <w:num w:numId="8" w16cid:durableId="173350948">
-    <w:abstractNumId w:val="4"/>
+  <w:num w:numId="17" w16cid:durableId="575826298">
+    <w:abstractNumId w:val="9"/>
   </w:num>
-  <w:num w:numId="9" w16cid:durableId="433014549">
-    <w:abstractNumId w:val="1"/>
+  <w:num w:numId="18" w16cid:durableId="648677954">
+    <w:abstractNumId w:val="17"/>
   </w:num>
-  <w:num w:numId="10" w16cid:durableId="1065225879">
-    <w:abstractNumId w:val="10"/>
+  <w:num w:numId="19" w16cid:durableId="1762675761">
+    <w:abstractNumId w:val="3"/>
   </w:num>
-  <w:num w:numId="11" w16cid:durableId="16541853">
+  <w:num w:numId="20" w16cid:durableId="1539778004">
+    <w:abstractNumId w:val="7"/>
+  </w:num>
+  <w:num w:numId="21" w16cid:durableId="351804653">
+    <w:abstractNumId w:val="13"/>
+  </w:num>
+  <w:num w:numId="22" w16cid:durableId="1498764519">
+    <w:abstractNumId w:val="21"/>
+  </w:num>
+  <w:num w:numId="23" w16cid:durableId="551354864">
+    <w:abstractNumId w:val="8"/>
+  </w:num>
+  <w:num w:numId="24" w16cid:durableId="1446265062">
     <w:abstractNumId w:val="0"/>
   </w:num>
-  <w:num w:numId="12" w16cid:durableId="2026010424">
-    <w:abstractNumId w:val="9"/>
-  </w:num>
-  <w:num w:numId="13" w16cid:durableId="1006442429">
-    <w:abstractNumId w:val="8"/>
-  </w:num>
-  <w:num w:numId="14" w16cid:durableId="742333814">
-    <w:abstractNumId w:val="3"/>
+  <w:num w:numId="25" w16cid:durableId="74017142">
+    <w:abstractNumId w:val="1"/>
   </w:num>
 </w:numbering>
 </file>
@@ -16317,7 +22457,7 @@
   <w:style w:type="paragraph" w:default="1" w:styleId="Normal">
     <w:name w:val="Normal"/>
     <w:qFormat/>
-    <w:rsid w:val="00B76F65"/>
+    <w:rsid w:val="00096557"/>
     <w:rPr>
       <w:lang w:val="es-ES"/>
     </w:rPr>
@@ -16365,7 +22505,6 @@
     <w:basedOn w:val="Normal"/>
     <w:next w:val="Normal"/>
     <w:uiPriority w:val="9"/>
-    <w:semiHidden/>
     <w:unhideWhenUsed/>
     <w:qFormat/>
     <w:pPr>
@@ -17329,6 +23468,86 @@
       <w:lang w:val="es-ES"/>
     </w:rPr>
   </w:style>
+  <w:style w:type="paragraph" w:customStyle="1" w:styleId="Prrafocdigo">
+    <w:name w:val="Párrafo código"/>
+    <w:basedOn w:val="Normal"/>
+    <w:link w:val="PrrafocdigoCar"/>
+    <w:qFormat/>
+    <w:rsid w:val="007207C1"/>
+    <w:pPr>
+      <w:shd w:val="clear" w:color="auto" w:fill="121314"/>
+      <w:spacing w:after="0" w:line="0" w:lineRule="atLeast"/>
+      <w:contextualSpacing/>
+    </w:pPr>
+    <w:rPr>
+      <w:rFonts w:ascii="Consolas" w:eastAsia="Times New Roman" w:hAnsi="Consolas" w:cs="Times New Roman"/>
+      <w:color w:val="BBBEBF"/>
+      <w:sz w:val="16"/>
+      <w:szCs w:val="16"/>
+    </w:rPr>
+  </w:style>
+  <w:style w:type="character" w:customStyle="1" w:styleId="PrrafocdigoCar">
+    <w:name w:val="Párrafo código Car"/>
+    <w:basedOn w:val="Fuentedeprrafopredeter"/>
+    <w:link w:val="Prrafocdigo"/>
+    <w:rsid w:val="007207C1"/>
+    <w:rPr>
+      <w:rFonts w:ascii="Consolas" w:eastAsia="Times New Roman" w:hAnsi="Consolas" w:cs="Times New Roman"/>
+      <w:color w:val="BBBEBF"/>
+      <w:sz w:val="16"/>
+      <w:szCs w:val="16"/>
+      <w:shd w:val="clear" w:color="auto" w:fill="121314"/>
+      <w:lang w:val="es-ES"/>
+    </w:rPr>
+  </w:style>
+  <w:style w:type="character" w:styleId="CdigoHTML">
+    <w:name w:val="HTML Code"/>
+    <w:basedOn w:val="Fuentedeprrafopredeter"/>
+    <w:uiPriority w:val="99"/>
+    <w:semiHidden/>
+    <w:unhideWhenUsed/>
+    <w:rsid w:val="00096557"/>
+    <w:rPr>
+      <w:rFonts w:ascii="Courier New" w:eastAsia="Times New Roman" w:hAnsi="Courier New" w:cs="Courier New"/>
+      <w:sz w:val="20"/>
+      <w:szCs w:val="20"/>
+    </w:rPr>
+  </w:style>
+  <w:style w:type="character" w:styleId="Hipervnculo">
+    <w:name w:val="Hyperlink"/>
+    <w:basedOn w:val="Fuentedeprrafopredeter"/>
+    <w:uiPriority w:val="99"/>
+    <w:unhideWhenUsed/>
+    <w:rsid w:val="00225F62"/>
+    <w:rPr>
+      <w:color w:val="0563C1" w:themeColor="hyperlink"/>
+      <w:u w:val="single"/>
+    </w:rPr>
+  </w:style>
+  <w:style w:type="character" w:styleId="Mencinsinresolver">
+    <w:name w:val="Unresolved Mention"/>
+    <w:basedOn w:val="Fuentedeprrafopredeter"/>
+    <w:uiPriority w:val="99"/>
+    <w:semiHidden/>
+    <w:unhideWhenUsed/>
+    <w:rsid w:val="00225F62"/>
+    <w:rPr>
+      <w:color w:val="605E5C"/>
+      <w:shd w:val="clear" w:color="auto" w:fill="E1DFDD"/>
+    </w:rPr>
+  </w:style>
+  <w:style w:type="character" w:styleId="Hipervnculovisitado">
+    <w:name w:val="FollowedHyperlink"/>
+    <w:basedOn w:val="Fuentedeprrafopredeter"/>
+    <w:uiPriority w:val="99"/>
+    <w:semiHidden/>
+    <w:unhideWhenUsed/>
+    <w:rsid w:val="00464AA1"/>
+    <w:rPr>
+      <w:color w:val="954F72" w:themeColor="followedHyperlink"/>
+      <w:u w:val="single"/>
+    </w:rPr>
+  </w:style>
 </w:styles>
 </file>
 

--- a/handover/doing/ra5/DCC-IABD_MP2_ACTOBL_T04-DOING.docx
+++ b/handover/doing/ra5/DCC-IABD_MP2_ACTOBL_T04-DOING.docx
@@ -18,6 +18,8 @@
           <w:szCs w:val="70"/>
         </w:rPr>
       </w:pPr>
+      <w:bookmarkStart w:id="0" w:name="_top"/>
+      <w:bookmarkEnd w:id="0"/>
       <w:r>
         <w:rPr>
           <w:noProof/>
@@ -254,9 +256,1537 @@
         </mc:AlternateContent>
       </w:r>
     </w:p>
+    <w:bookmarkStart w:id="1" w:name="_ÍNDICE" w:displacedByCustomXml="next"/>
+    <w:bookmarkEnd w:id="1" w:displacedByCustomXml="next"/>
+    <w:sdt>
+      <w:sdtPr>
+        <w:rPr>
+          <w:b w:val="0"/>
+          <w:sz w:val="20"/>
+          <w:szCs w:val="20"/>
+        </w:rPr>
+        <w:id w:val="-1440674098"/>
+        <w:docPartObj>
+          <w:docPartGallery w:val="Table of Contents"/>
+          <w:docPartUnique/>
+        </w:docPartObj>
+      </w:sdtPr>
+      <w:sdtEndPr>
+        <w:rPr>
+          <w:rFonts w:ascii="Montserrat" w:hAnsi="Montserrat"/>
+          <w:bCs/>
+        </w:rPr>
+      </w:sdtEndPr>
+      <w:sdtContent>
+        <w:p>
+          <w:pPr>
+            <w:pStyle w:val="Ttulo1"/>
+            <w:rPr>
+              <w:rFonts w:ascii="Montserrat" w:hAnsi="Montserrat"/>
+            </w:rPr>
+          </w:pPr>
+          <w:r>
+            <w:rPr>
+              <w:rFonts w:ascii="Montserrat" w:hAnsi="Montserrat"/>
+            </w:rPr>
+            <w:t>ÍNDICE</w:t>
+          </w:r>
+        </w:p>
+        <w:p>
+          <w:pPr>
+            <w:pStyle w:val="TDC2"/>
+            <w:tabs>
+              <w:tab w:val="right" w:leader="dot" w:pos="10196"/>
+            </w:tabs>
+            <w:rPr>
+              <w:rFonts w:ascii="Montserrat" w:eastAsiaTheme="minorEastAsia" w:hAnsi="Montserrat" w:cstheme="minorBidi"/>
+              <w:noProof/>
+              <w:kern w:val="2"/>
+              <w:sz w:val="20"/>
+              <w:szCs w:val="20"/>
+              <w14:ligatures w14:val="standardContextual"/>
+            </w:rPr>
+          </w:pPr>
+          <w:r>
+            <w:rPr>
+              <w:rFonts w:ascii="Montserrat" w:hAnsi="Montserrat"/>
+              <w:sz w:val="20"/>
+              <w:szCs w:val="20"/>
+            </w:rPr>
+            <w:fldChar w:fldCharType="begin"/>
+          </w:r>
+          <w:r>
+            <w:rPr>
+              <w:rFonts w:ascii="Montserrat" w:hAnsi="Montserrat"/>
+              <w:sz w:val="20"/>
+              <w:szCs w:val="20"/>
+            </w:rPr>
+            <w:instrText xml:space="preserve"> TOC \o "1-3" \h \z \u </w:instrText>
+          </w:r>
+          <w:r>
+            <w:rPr>
+              <w:rFonts w:ascii="Montserrat" w:hAnsi="Montserrat"/>
+              <w:sz w:val="20"/>
+              <w:szCs w:val="20"/>
+            </w:rPr>
+            <w:fldChar w:fldCharType="separate"/>
+          </w:r>
+          <w:hyperlink w:anchor="_Toc232212217" w:history="1">
+            <w:r>
+              <w:rPr>
+                <w:rStyle w:val="Hipervnculo"/>
+                <w:rFonts w:ascii="Montserrat" w:hAnsi="Montserrat"/>
+                <w:noProof/>
+                <w:sz w:val="20"/>
+                <w:szCs w:val="20"/>
+              </w:rPr>
+              <w:t>EJERCICIO 1</w:t>
+            </w:r>
+            <w:r>
+              <w:rPr>
+                <w:rFonts w:ascii="Montserrat" w:hAnsi="Montserrat"/>
+                <w:noProof/>
+                <w:webHidden/>
+                <w:sz w:val="20"/>
+                <w:szCs w:val="20"/>
+              </w:rPr>
+              <w:tab/>
+            </w:r>
+            <w:r>
+              <w:rPr>
+                <w:rFonts w:ascii="Montserrat" w:hAnsi="Montserrat"/>
+                <w:noProof/>
+                <w:webHidden/>
+                <w:sz w:val="20"/>
+                <w:szCs w:val="20"/>
+              </w:rPr>
+              <w:fldChar w:fldCharType="begin"/>
+            </w:r>
+            <w:r>
+              <w:rPr>
+                <w:rFonts w:ascii="Montserrat" w:hAnsi="Montserrat"/>
+                <w:noProof/>
+                <w:webHidden/>
+                <w:sz w:val="20"/>
+                <w:szCs w:val="20"/>
+              </w:rPr>
+              <w:instrText xml:space="preserve"> PAGEREF _Toc232212217 \h </w:instrText>
+            </w:r>
+            <w:r>
+              <w:rPr>
+                <w:rFonts w:ascii="Montserrat" w:hAnsi="Montserrat"/>
+                <w:noProof/>
+                <w:webHidden/>
+                <w:sz w:val="20"/>
+                <w:szCs w:val="20"/>
+              </w:rPr>
+            </w:r>
+            <w:r>
+              <w:rPr>
+                <w:rFonts w:ascii="Montserrat" w:hAnsi="Montserrat"/>
+                <w:noProof/>
+                <w:webHidden/>
+                <w:sz w:val="20"/>
+                <w:szCs w:val="20"/>
+              </w:rPr>
+              <w:fldChar w:fldCharType="separate"/>
+            </w:r>
+            <w:r>
+              <w:rPr>
+                <w:rFonts w:ascii="Montserrat" w:hAnsi="Montserrat"/>
+                <w:noProof/>
+                <w:webHidden/>
+                <w:sz w:val="20"/>
+                <w:szCs w:val="20"/>
+              </w:rPr>
+              <w:t>3</w:t>
+            </w:r>
+            <w:r>
+              <w:rPr>
+                <w:rFonts w:ascii="Montserrat" w:hAnsi="Montserrat"/>
+                <w:noProof/>
+                <w:webHidden/>
+                <w:sz w:val="20"/>
+                <w:szCs w:val="20"/>
+              </w:rPr>
+              <w:fldChar w:fldCharType="end"/>
+            </w:r>
+          </w:hyperlink>
+        </w:p>
+        <w:p>
+          <w:pPr>
+            <w:pStyle w:val="TDC3"/>
+            <w:tabs>
+              <w:tab w:val="right" w:leader="dot" w:pos="10196"/>
+            </w:tabs>
+            <w:rPr>
+              <w:rFonts w:ascii="Montserrat" w:eastAsiaTheme="minorEastAsia" w:hAnsi="Montserrat" w:cstheme="minorBidi"/>
+              <w:noProof/>
+              <w:kern w:val="2"/>
+              <w:sz w:val="20"/>
+              <w:szCs w:val="20"/>
+              <w14:ligatures w14:val="standardContextual"/>
+            </w:rPr>
+          </w:pPr>
+          <w:hyperlink w:anchor="_Toc232212218" w:history="1">
+            <w:r>
+              <w:rPr>
+                <w:rStyle w:val="Hipervnculo"/>
+                <w:rFonts w:ascii="Montserrat" w:hAnsi="Montserrat"/>
+                <w:noProof/>
+                <w:sz w:val="20"/>
+                <w:szCs w:val="20"/>
+              </w:rPr>
+              <w:t>Punto (2, 3) | Clase 1</w:t>
+            </w:r>
+            <w:r>
+              <w:rPr>
+                <w:rFonts w:ascii="Montserrat" w:hAnsi="Montserrat"/>
+                <w:noProof/>
+                <w:webHidden/>
+                <w:sz w:val="20"/>
+                <w:szCs w:val="20"/>
+              </w:rPr>
+              <w:tab/>
+            </w:r>
+            <w:r>
+              <w:rPr>
+                <w:rFonts w:ascii="Montserrat" w:hAnsi="Montserrat"/>
+                <w:noProof/>
+                <w:webHidden/>
+                <w:sz w:val="20"/>
+                <w:szCs w:val="20"/>
+              </w:rPr>
+              <w:fldChar w:fldCharType="begin"/>
+            </w:r>
+            <w:r>
+              <w:rPr>
+                <w:rFonts w:ascii="Montserrat" w:hAnsi="Montserrat"/>
+                <w:noProof/>
+                <w:webHidden/>
+                <w:sz w:val="20"/>
+                <w:szCs w:val="20"/>
+              </w:rPr>
+              <w:instrText xml:space="preserve"> PAGEREF _Toc232212218 \h </w:instrText>
+            </w:r>
+            <w:r>
+              <w:rPr>
+                <w:rFonts w:ascii="Montserrat" w:hAnsi="Montserrat"/>
+                <w:noProof/>
+                <w:webHidden/>
+                <w:sz w:val="20"/>
+                <w:szCs w:val="20"/>
+              </w:rPr>
+            </w:r>
+            <w:r>
+              <w:rPr>
+                <w:rFonts w:ascii="Montserrat" w:hAnsi="Montserrat"/>
+                <w:noProof/>
+                <w:webHidden/>
+                <w:sz w:val="20"/>
+                <w:szCs w:val="20"/>
+              </w:rPr>
+              <w:fldChar w:fldCharType="separate"/>
+            </w:r>
+            <w:r>
+              <w:rPr>
+                <w:rFonts w:ascii="Montserrat" w:hAnsi="Montserrat"/>
+                <w:noProof/>
+                <w:webHidden/>
+                <w:sz w:val="20"/>
+                <w:szCs w:val="20"/>
+              </w:rPr>
+              <w:t>3</w:t>
+            </w:r>
+            <w:r>
+              <w:rPr>
+                <w:rFonts w:ascii="Montserrat" w:hAnsi="Montserrat"/>
+                <w:noProof/>
+                <w:webHidden/>
+                <w:sz w:val="20"/>
+                <w:szCs w:val="20"/>
+              </w:rPr>
+              <w:fldChar w:fldCharType="end"/>
+            </w:r>
+          </w:hyperlink>
+        </w:p>
+        <w:p>
+          <w:pPr>
+            <w:pStyle w:val="TDC3"/>
+            <w:tabs>
+              <w:tab w:val="right" w:leader="dot" w:pos="10196"/>
+            </w:tabs>
+            <w:rPr>
+              <w:rFonts w:ascii="Montserrat" w:eastAsiaTheme="minorEastAsia" w:hAnsi="Montserrat" w:cstheme="minorBidi"/>
+              <w:noProof/>
+              <w:kern w:val="2"/>
+              <w:sz w:val="20"/>
+              <w:szCs w:val="20"/>
+              <w14:ligatures w14:val="standardContextual"/>
+            </w:rPr>
+          </w:pPr>
+          <w:hyperlink w:anchor="_Toc232212219" w:history="1">
+            <w:r>
+              <w:rPr>
+                <w:rStyle w:val="Hipervnculo"/>
+                <w:rFonts w:ascii="Montserrat" w:hAnsi="Montserrat"/>
+                <w:noProof/>
+                <w:sz w:val="20"/>
+                <w:szCs w:val="20"/>
+              </w:rPr>
+              <w:t>Punto (4, 5) | Clase 1</w:t>
+            </w:r>
+            <w:r>
+              <w:rPr>
+                <w:rFonts w:ascii="Montserrat" w:hAnsi="Montserrat"/>
+                <w:noProof/>
+                <w:webHidden/>
+                <w:sz w:val="20"/>
+                <w:szCs w:val="20"/>
+              </w:rPr>
+              <w:tab/>
+            </w:r>
+            <w:r>
+              <w:rPr>
+                <w:rFonts w:ascii="Montserrat" w:hAnsi="Montserrat"/>
+                <w:noProof/>
+                <w:webHidden/>
+                <w:sz w:val="20"/>
+                <w:szCs w:val="20"/>
+              </w:rPr>
+              <w:fldChar w:fldCharType="begin"/>
+            </w:r>
+            <w:r>
+              <w:rPr>
+                <w:rFonts w:ascii="Montserrat" w:hAnsi="Montserrat"/>
+                <w:noProof/>
+                <w:webHidden/>
+                <w:sz w:val="20"/>
+                <w:szCs w:val="20"/>
+              </w:rPr>
+              <w:instrText xml:space="preserve"> PAGEREF _Toc232212219 \h </w:instrText>
+            </w:r>
+            <w:r>
+              <w:rPr>
+                <w:rFonts w:ascii="Montserrat" w:hAnsi="Montserrat"/>
+                <w:noProof/>
+                <w:webHidden/>
+                <w:sz w:val="20"/>
+                <w:szCs w:val="20"/>
+              </w:rPr>
+            </w:r>
+            <w:r>
+              <w:rPr>
+                <w:rFonts w:ascii="Montserrat" w:hAnsi="Montserrat"/>
+                <w:noProof/>
+                <w:webHidden/>
+                <w:sz w:val="20"/>
+                <w:szCs w:val="20"/>
+              </w:rPr>
+              <w:fldChar w:fldCharType="separate"/>
+            </w:r>
+            <w:r>
+              <w:rPr>
+                <w:rFonts w:ascii="Montserrat" w:hAnsi="Montserrat"/>
+                <w:noProof/>
+                <w:webHidden/>
+                <w:sz w:val="20"/>
+                <w:szCs w:val="20"/>
+              </w:rPr>
+              <w:t>5</w:t>
+            </w:r>
+            <w:r>
+              <w:rPr>
+                <w:rFonts w:ascii="Montserrat" w:hAnsi="Montserrat"/>
+                <w:noProof/>
+                <w:webHidden/>
+                <w:sz w:val="20"/>
+                <w:szCs w:val="20"/>
+              </w:rPr>
+              <w:fldChar w:fldCharType="end"/>
+            </w:r>
+          </w:hyperlink>
+        </w:p>
+        <w:p>
+          <w:pPr>
+            <w:pStyle w:val="TDC3"/>
+            <w:tabs>
+              <w:tab w:val="right" w:leader="dot" w:pos="10196"/>
+            </w:tabs>
+            <w:rPr>
+              <w:rFonts w:ascii="Montserrat" w:eastAsiaTheme="minorEastAsia" w:hAnsi="Montserrat" w:cstheme="minorBidi"/>
+              <w:noProof/>
+              <w:kern w:val="2"/>
+              <w:sz w:val="20"/>
+              <w:szCs w:val="20"/>
+              <w14:ligatures w14:val="standardContextual"/>
+            </w:rPr>
+          </w:pPr>
+          <w:hyperlink w:anchor="_Toc232212220" w:history="1">
+            <w:r>
+              <w:rPr>
+                <w:rStyle w:val="Hipervnculo"/>
+                <w:rFonts w:ascii="Montserrat" w:hAnsi="Montserrat"/>
+                <w:noProof/>
+                <w:sz w:val="20"/>
+                <w:szCs w:val="20"/>
+              </w:rPr>
+              <w:t>Punto (1,1) | Clase 0</w:t>
+            </w:r>
+            <w:r>
+              <w:rPr>
+                <w:rFonts w:ascii="Montserrat" w:hAnsi="Montserrat"/>
+                <w:noProof/>
+                <w:webHidden/>
+                <w:sz w:val="20"/>
+                <w:szCs w:val="20"/>
+              </w:rPr>
+              <w:tab/>
+            </w:r>
+            <w:r>
+              <w:rPr>
+                <w:rFonts w:ascii="Montserrat" w:hAnsi="Montserrat"/>
+                <w:noProof/>
+                <w:webHidden/>
+                <w:sz w:val="20"/>
+                <w:szCs w:val="20"/>
+              </w:rPr>
+              <w:fldChar w:fldCharType="begin"/>
+            </w:r>
+            <w:r>
+              <w:rPr>
+                <w:rFonts w:ascii="Montserrat" w:hAnsi="Montserrat"/>
+                <w:noProof/>
+                <w:webHidden/>
+                <w:sz w:val="20"/>
+                <w:szCs w:val="20"/>
+              </w:rPr>
+              <w:instrText xml:space="preserve"> PAGEREF _Toc232212220 \h </w:instrText>
+            </w:r>
+            <w:r>
+              <w:rPr>
+                <w:rFonts w:ascii="Montserrat" w:hAnsi="Montserrat"/>
+                <w:noProof/>
+                <w:webHidden/>
+                <w:sz w:val="20"/>
+                <w:szCs w:val="20"/>
+              </w:rPr>
+            </w:r>
+            <w:r>
+              <w:rPr>
+                <w:rFonts w:ascii="Montserrat" w:hAnsi="Montserrat"/>
+                <w:noProof/>
+                <w:webHidden/>
+                <w:sz w:val="20"/>
+                <w:szCs w:val="20"/>
+              </w:rPr>
+              <w:fldChar w:fldCharType="separate"/>
+            </w:r>
+            <w:r>
+              <w:rPr>
+                <w:rFonts w:ascii="Montserrat" w:hAnsi="Montserrat"/>
+                <w:noProof/>
+                <w:webHidden/>
+                <w:sz w:val="20"/>
+                <w:szCs w:val="20"/>
+              </w:rPr>
+              <w:t>5</w:t>
+            </w:r>
+            <w:r>
+              <w:rPr>
+                <w:rFonts w:ascii="Montserrat" w:hAnsi="Montserrat"/>
+                <w:noProof/>
+                <w:webHidden/>
+                <w:sz w:val="20"/>
+                <w:szCs w:val="20"/>
+              </w:rPr>
+              <w:fldChar w:fldCharType="end"/>
+            </w:r>
+          </w:hyperlink>
+        </w:p>
+        <w:p>
+          <w:pPr>
+            <w:pStyle w:val="TDC3"/>
+            <w:tabs>
+              <w:tab w:val="right" w:leader="dot" w:pos="10196"/>
+            </w:tabs>
+            <w:rPr>
+              <w:rFonts w:ascii="Montserrat" w:eastAsiaTheme="minorEastAsia" w:hAnsi="Montserrat" w:cstheme="minorBidi"/>
+              <w:noProof/>
+              <w:kern w:val="2"/>
+              <w:sz w:val="20"/>
+              <w:szCs w:val="20"/>
+              <w14:ligatures w14:val="standardContextual"/>
+            </w:rPr>
+          </w:pPr>
+          <w:hyperlink w:anchor="_Toc232212221" w:history="1">
+            <w:r>
+              <w:rPr>
+                <w:rStyle w:val="Hipervnculo"/>
+                <w:rFonts w:ascii="Montserrat" w:hAnsi="Montserrat"/>
+                <w:noProof/>
+                <w:sz w:val="20"/>
+                <w:szCs w:val="20"/>
+              </w:rPr>
+              <w:t>Punto (0,2) | Clase 0</w:t>
+            </w:r>
+            <w:r>
+              <w:rPr>
+                <w:rFonts w:ascii="Montserrat" w:hAnsi="Montserrat"/>
+                <w:noProof/>
+                <w:webHidden/>
+                <w:sz w:val="20"/>
+                <w:szCs w:val="20"/>
+              </w:rPr>
+              <w:tab/>
+            </w:r>
+            <w:r>
+              <w:rPr>
+                <w:rFonts w:ascii="Montserrat" w:hAnsi="Montserrat"/>
+                <w:noProof/>
+                <w:webHidden/>
+                <w:sz w:val="20"/>
+                <w:szCs w:val="20"/>
+              </w:rPr>
+              <w:fldChar w:fldCharType="begin"/>
+            </w:r>
+            <w:r>
+              <w:rPr>
+                <w:rFonts w:ascii="Montserrat" w:hAnsi="Montserrat"/>
+                <w:noProof/>
+                <w:webHidden/>
+                <w:sz w:val="20"/>
+                <w:szCs w:val="20"/>
+              </w:rPr>
+              <w:instrText xml:space="preserve"> PAGEREF _Toc232212221 \h </w:instrText>
+            </w:r>
+            <w:r>
+              <w:rPr>
+                <w:rFonts w:ascii="Montserrat" w:hAnsi="Montserrat"/>
+                <w:noProof/>
+                <w:webHidden/>
+                <w:sz w:val="20"/>
+                <w:szCs w:val="20"/>
+              </w:rPr>
+            </w:r>
+            <w:r>
+              <w:rPr>
+                <w:rFonts w:ascii="Montserrat" w:hAnsi="Montserrat"/>
+                <w:noProof/>
+                <w:webHidden/>
+                <w:sz w:val="20"/>
+                <w:szCs w:val="20"/>
+              </w:rPr>
+              <w:fldChar w:fldCharType="separate"/>
+            </w:r>
+            <w:r>
+              <w:rPr>
+                <w:rFonts w:ascii="Montserrat" w:hAnsi="Montserrat"/>
+                <w:noProof/>
+                <w:webHidden/>
+                <w:sz w:val="20"/>
+                <w:szCs w:val="20"/>
+              </w:rPr>
+              <w:t>5</w:t>
+            </w:r>
+            <w:r>
+              <w:rPr>
+                <w:rFonts w:ascii="Montserrat" w:hAnsi="Montserrat"/>
+                <w:noProof/>
+                <w:webHidden/>
+                <w:sz w:val="20"/>
+                <w:szCs w:val="20"/>
+              </w:rPr>
+              <w:fldChar w:fldCharType="end"/>
+            </w:r>
+          </w:hyperlink>
+        </w:p>
+        <w:p>
+          <w:pPr>
+            <w:pStyle w:val="TDC3"/>
+            <w:tabs>
+              <w:tab w:val="right" w:leader="dot" w:pos="10196"/>
+            </w:tabs>
+            <w:rPr>
+              <w:rFonts w:ascii="Montserrat" w:eastAsiaTheme="minorEastAsia" w:hAnsi="Montserrat" w:cstheme="minorBidi"/>
+              <w:noProof/>
+              <w:kern w:val="2"/>
+              <w:sz w:val="20"/>
+              <w:szCs w:val="20"/>
+              <w14:ligatures w14:val="standardContextual"/>
+            </w:rPr>
+          </w:pPr>
+          <w:hyperlink w:anchor="_Toc232212222" w:history="1">
+            <w:r>
+              <w:rPr>
+                <w:rStyle w:val="Hipervnculo"/>
+                <w:rFonts w:ascii="Montserrat" w:hAnsi="Montserrat"/>
+                <w:noProof/>
+                <w:sz w:val="20"/>
+                <w:szCs w:val="20"/>
+              </w:rPr>
+              <w:t>Predicción final para el punto (1,2)</w:t>
+            </w:r>
+            <w:r>
+              <w:rPr>
+                <w:rFonts w:ascii="Montserrat" w:hAnsi="Montserrat"/>
+                <w:noProof/>
+                <w:webHidden/>
+                <w:sz w:val="20"/>
+                <w:szCs w:val="20"/>
+              </w:rPr>
+              <w:tab/>
+            </w:r>
+            <w:r>
+              <w:rPr>
+                <w:rFonts w:ascii="Montserrat" w:hAnsi="Montserrat"/>
+                <w:noProof/>
+                <w:webHidden/>
+                <w:sz w:val="20"/>
+                <w:szCs w:val="20"/>
+              </w:rPr>
+              <w:fldChar w:fldCharType="begin"/>
+            </w:r>
+            <w:r>
+              <w:rPr>
+                <w:rFonts w:ascii="Montserrat" w:hAnsi="Montserrat"/>
+                <w:noProof/>
+                <w:webHidden/>
+                <w:sz w:val="20"/>
+                <w:szCs w:val="20"/>
+              </w:rPr>
+              <w:instrText xml:space="preserve"> PAGEREF _Toc232212222 \h </w:instrText>
+            </w:r>
+            <w:r>
+              <w:rPr>
+                <w:rFonts w:ascii="Montserrat" w:hAnsi="Montserrat"/>
+                <w:noProof/>
+                <w:webHidden/>
+                <w:sz w:val="20"/>
+                <w:szCs w:val="20"/>
+              </w:rPr>
+            </w:r>
+            <w:r>
+              <w:rPr>
+                <w:rFonts w:ascii="Montserrat" w:hAnsi="Montserrat"/>
+                <w:noProof/>
+                <w:webHidden/>
+                <w:sz w:val="20"/>
+                <w:szCs w:val="20"/>
+              </w:rPr>
+              <w:fldChar w:fldCharType="separate"/>
+            </w:r>
+            <w:r>
+              <w:rPr>
+                <w:rFonts w:ascii="Montserrat" w:hAnsi="Montserrat"/>
+                <w:noProof/>
+                <w:webHidden/>
+                <w:sz w:val="20"/>
+                <w:szCs w:val="20"/>
+              </w:rPr>
+              <w:t>5</w:t>
+            </w:r>
+            <w:r>
+              <w:rPr>
+                <w:rFonts w:ascii="Montserrat" w:hAnsi="Montserrat"/>
+                <w:noProof/>
+                <w:webHidden/>
+                <w:sz w:val="20"/>
+                <w:szCs w:val="20"/>
+              </w:rPr>
+              <w:fldChar w:fldCharType="end"/>
+            </w:r>
+          </w:hyperlink>
+        </w:p>
+        <w:p>
+          <w:pPr>
+            <w:pStyle w:val="TDC2"/>
+            <w:tabs>
+              <w:tab w:val="right" w:leader="dot" w:pos="10196"/>
+            </w:tabs>
+            <w:rPr>
+              <w:rFonts w:ascii="Montserrat" w:eastAsiaTheme="minorEastAsia" w:hAnsi="Montserrat" w:cstheme="minorBidi"/>
+              <w:noProof/>
+              <w:kern w:val="2"/>
+              <w:sz w:val="20"/>
+              <w:szCs w:val="20"/>
+              <w14:ligatures w14:val="standardContextual"/>
+            </w:rPr>
+          </w:pPr>
+          <w:hyperlink w:anchor="_Toc232212223" w:history="1">
+            <w:r>
+              <w:rPr>
+                <w:rStyle w:val="Hipervnculo"/>
+                <w:rFonts w:ascii="Montserrat" w:hAnsi="Montserrat"/>
+                <w:noProof/>
+                <w:sz w:val="20"/>
+                <w:szCs w:val="20"/>
+              </w:rPr>
+              <w:t>EJERCICIO 2</w:t>
+            </w:r>
+            <w:r>
+              <w:rPr>
+                <w:rFonts w:ascii="Montserrat" w:hAnsi="Montserrat"/>
+                <w:noProof/>
+                <w:webHidden/>
+                <w:sz w:val="20"/>
+                <w:szCs w:val="20"/>
+              </w:rPr>
+              <w:tab/>
+            </w:r>
+            <w:r>
+              <w:rPr>
+                <w:rFonts w:ascii="Montserrat" w:hAnsi="Montserrat"/>
+                <w:noProof/>
+                <w:webHidden/>
+                <w:sz w:val="20"/>
+                <w:szCs w:val="20"/>
+              </w:rPr>
+              <w:fldChar w:fldCharType="begin"/>
+            </w:r>
+            <w:r>
+              <w:rPr>
+                <w:rFonts w:ascii="Montserrat" w:hAnsi="Montserrat"/>
+                <w:noProof/>
+                <w:webHidden/>
+                <w:sz w:val="20"/>
+                <w:szCs w:val="20"/>
+              </w:rPr>
+              <w:instrText xml:space="preserve"> PAGEREF _Toc232212223 \h </w:instrText>
+            </w:r>
+            <w:r>
+              <w:rPr>
+                <w:rFonts w:ascii="Montserrat" w:hAnsi="Montserrat"/>
+                <w:noProof/>
+                <w:webHidden/>
+                <w:sz w:val="20"/>
+                <w:szCs w:val="20"/>
+              </w:rPr>
+            </w:r>
+            <w:r>
+              <w:rPr>
+                <w:rFonts w:ascii="Montserrat" w:hAnsi="Montserrat"/>
+                <w:noProof/>
+                <w:webHidden/>
+                <w:sz w:val="20"/>
+                <w:szCs w:val="20"/>
+              </w:rPr>
+              <w:fldChar w:fldCharType="separate"/>
+            </w:r>
+            <w:r>
+              <w:rPr>
+                <w:rFonts w:ascii="Montserrat" w:hAnsi="Montserrat"/>
+                <w:noProof/>
+                <w:webHidden/>
+                <w:sz w:val="20"/>
+                <w:szCs w:val="20"/>
+              </w:rPr>
+              <w:t>6</w:t>
+            </w:r>
+            <w:r>
+              <w:rPr>
+                <w:rFonts w:ascii="Montserrat" w:hAnsi="Montserrat"/>
+                <w:noProof/>
+                <w:webHidden/>
+                <w:sz w:val="20"/>
+                <w:szCs w:val="20"/>
+              </w:rPr>
+              <w:fldChar w:fldCharType="end"/>
+            </w:r>
+          </w:hyperlink>
+        </w:p>
+        <w:p>
+          <w:pPr>
+            <w:pStyle w:val="TDC3"/>
+            <w:tabs>
+              <w:tab w:val="right" w:leader="dot" w:pos="10196"/>
+            </w:tabs>
+            <w:rPr>
+              <w:rFonts w:ascii="Montserrat" w:eastAsiaTheme="minorEastAsia" w:hAnsi="Montserrat" w:cstheme="minorBidi"/>
+              <w:noProof/>
+              <w:kern w:val="2"/>
+              <w:sz w:val="20"/>
+              <w:szCs w:val="20"/>
+              <w14:ligatures w14:val="standardContextual"/>
+            </w:rPr>
+          </w:pPr>
+          <w:hyperlink w:anchor="_Toc232212224" w:history="1">
+            <w:r>
+              <w:rPr>
+                <w:rStyle w:val="Hipervnculo"/>
+                <w:rFonts w:ascii="Montserrat" w:hAnsi="Montserrat"/>
+                <w:noProof/>
+                <w:sz w:val="20"/>
+                <w:szCs w:val="20"/>
+              </w:rPr>
+              <w:t>Paso 1: Esquina superior izquierda</w:t>
+            </w:r>
+            <w:r>
+              <w:rPr>
+                <w:rFonts w:ascii="Montserrat" w:hAnsi="Montserrat"/>
+                <w:noProof/>
+                <w:webHidden/>
+                <w:sz w:val="20"/>
+                <w:szCs w:val="20"/>
+              </w:rPr>
+              <w:tab/>
+            </w:r>
+            <w:r>
+              <w:rPr>
+                <w:rFonts w:ascii="Montserrat" w:hAnsi="Montserrat"/>
+                <w:noProof/>
+                <w:webHidden/>
+                <w:sz w:val="20"/>
+                <w:szCs w:val="20"/>
+              </w:rPr>
+              <w:fldChar w:fldCharType="begin"/>
+            </w:r>
+            <w:r>
+              <w:rPr>
+                <w:rFonts w:ascii="Montserrat" w:hAnsi="Montserrat"/>
+                <w:noProof/>
+                <w:webHidden/>
+                <w:sz w:val="20"/>
+                <w:szCs w:val="20"/>
+              </w:rPr>
+              <w:instrText xml:space="preserve"> PAGEREF _Toc232212224 \h </w:instrText>
+            </w:r>
+            <w:r>
+              <w:rPr>
+                <w:rFonts w:ascii="Montserrat" w:hAnsi="Montserrat"/>
+                <w:noProof/>
+                <w:webHidden/>
+                <w:sz w:val="20"/>
+                <w:szCs w:val="20"/>
+              </w:rPr>
+            </w:r>
+            <w:r>
+              <w:rPr>
+                <w:rFonts w:ascii="Montserrat" w:hAnsi="Montserrat"/>
+                <w:noProof/>
+                <w:webHidden/>
+                <w:sz w:val="20"/>
+                <w:szCs w:val="20"/>
+              </w:rPr>
+              <w:fldChar w:fldCharType="separate"/>
+            </w:r>
+            <w:r>
+              <w:rPr>
+                <w:rFonts w:ascii="Montserrat" w:hAnsi="Montserrat"/>
+                <w:noProof/>
+                <w:webHidden/>
+                <w:sz w:val="20"/>
+                <w:szCs w:val="20"/>
+              </w:rPr>
+              <w:t>6</w:t>
+            </w:r>
+            <w:r>
+              <w:rPr>
+                <w:rFonts w:ascii="Montserrat" w:hAnsi="Montserrat"/>
+                <w:noProof/>
+                <w:webHidden/>
+                <w:sz w:val="20"/>
+                <w:szCs w:val="20"/>
+              </w:rPr>
+              <w:fldChar w:fldCharType="end"/>
+            </w:r>
+          </w:hyperlink>
+        </w:p>
+        <w:p>
+          <w:pPr>
+            <w:pStyle w:val="TDC3"/>
+            <w:tabs>
+              <w:tab w:val="right" w:leader="dot" w:pos="10196"/>
+            </w:tabs>
+            <w:rPr>
+              <w:rFonts w:ascii="Montserrat" w:eastAsiaTheme="minorEastAsia" w:hAnsi="Montserrat" w:cstheme="minorBidi"/>
+              <w:noProof/>
+              <w:kern w:val="2"/>
+              <w:sz w:val="20"/>
+              <w:szCs w:val="20"/>
+              <w14:ligatures w14:val="standardContextual"/>
+            </w:rPr>
+          </w:pPr>
+          <w:hyperlink w:anchor="_Toc232212225" w:history="1">
+            <w:r>
+              <w:rPr>
+                <w:rStyle w:val="Hipervnculo"/>
+                <w:rFonts w:ascii="Montserrat" w:hAnsi="Montserrat"/>
+                <w:noProof/>
+                <w:sz w:val="20"/>
+                <w:szCs w:val="20"/>
+              </w:rPr>
+              <w:t>Paso 2: Esquina superior derecha (desplazamiento a la derecha)</w:t>
+            </w:r>
+            <w:r>
+              <w:rPr>
+                <w:rFonts w:ascii="Montserrat" w:hAnsi="Montserrat"/>
+                <w:noProof/>
+                <w:webHidden/>
+                <w:sz w:val="20"/>
+                <w:szCs w:val="20"/>
+              </w:rPr>
+              <w:tab/>
+            </w:r>
+            <w:r>
+              <w:rPr>
+                <w:rFonts w:ascii="Montserrat" w:hAnsi="Montserrat"/>
+                <w:noProof/>
+                <w:webHidden/>
+                <w:sz w:val="20"/>
+                <w:szCs w:val="20"/>
+              </w:rPr>
+              <w:fldChar w:fldCharType="begin"/>
+            </w:r>
+            <w:r>
+              <w:rPr>
+                <w:rFonts w:ascii="Montserrat" w:hAnsi="Montserrat"/>
+                <w:noProof/>
+                <w:webHidden/>
+                <w:sz w:val="20"/>
+                <w:szCs w:val="20"/>
+              </w:rPr>
+              <w:instrText xml:space="preserve"> PAGEREF _Toc232212225 \h </w:instrText>
+            </w:r>
+            <w:r>
+              <w:rPr>
+                <w:rFonts w:ascii="Montserrat" w:hAnsi="Montserrat"/>
+                <w:noProof/>
+                <w:webHidden/>
+                <w:sz w:val="20"/>
+                <w:szCs w:val="20"/>
+              </w:rPr>
+            </w:r>
+            <w:r>
+              <w:rPr>
+                <w:rFonts w:ascii="Montserrat" w:hAnsi="Montserrat"/>
+                <w:noProof/>
+                <w:webHidden/>
+                <w:sz w:val="20"/>
+                <w:szCs w:val="20"/>
+              </w:rPr>
+              <w:fldChar w:fldCharType="separate"/>
+            </w:r>
+            <w:r>
+              <w:rPr>
+                <w:rFonts w:ascii="Montserrat" w:hAnsi="Montserrat"/>
+                <w:noProof/>
+                <w:webHidden/>
+                <w:sz w:val="20"/>
+                <w:szCs w:val="20"/>
+              </w:rPr>
+              <w:t>7</w:t>
+            </w:r>
+            <w:r>
+              <w:rPr>
+                <w:rFonts w:ascii="Montserrat" w:hAnsi="Montserrat"/>
+                <w:noProof/>
+                <w:webHidden/>
+                <w:sz w:val="20"/>
+                <w:szCs w:val="20"/>
+              </w:rPr>
+              <w:fldChar w:fldCharType="end"/>
+            </w:r>
+          </w:hyperlink>
+        </w:p>
+        <w:p>
+          <w:pPr>
+            <w:pStyle w:val="TDC3"/>
+            <w:tabs>
+              <w:tab w:val="right" w:leader="dot" w:pos="10196"/>
+            </w:tabs>
+            <w:rPr>
+              <w:rFonts w:ascii="Montserrat" w:eastAsiaTheme="minorEastAsia" w:hAnsi="Montserrat" w:cstheme="minorBidi"/>
+              <w:noProof/>
+              <w:kern w:val="2"/>
+              <w:sz w:val="20"/>
+              <w:szCs w:val="20"/>
+              <w14:ligatures w14:val="standardContextual"/>
+            </w:rPr>
+          </w:pPr>
+          <w:hyperlink w:anchor="_Toc232212226" w:history="1">
+            <w:r>
+              <w:rPr>
+                <w:rStyle w:val="Hipervnculo"/>
+                <w:rFonts w:ascii="Montserrat" w:hAnsi="Montserrat"/>
+                <w:noProof/>
+                <w:sz w:val="20"/>
+                <w:szCs w:val="20"/>
+              </w:rPr>
+              <w:t>Paso 3: Esquina inferior izquierda (desplazamiento hacia abajo)</w:t>
+            </w:r>
+            <w:r>
+              <w:rPr>
+                <w:rFonts w:ascii="Montserrat" w:hAnsi="Montserrat"/>
+                <w:noProof/>
+                <w:webHidden/>
+                <w:sz w:val="20"/>
+                <w:szCs w:val="20"/>
+              </w:rPr>
+              <w:tab/>
+            </w:r>
+            <w:r>
+              <w:rPr>
+                <w:rFonts w:ascii="Montserrat" w:hAnsi="Montserrat"/>
+                <w:noProof/>
+                <w:webHidden/>
+                <w:sz w:val="20"/>
+                <w:szCs w:val="20"/>
+              </w:rPr>
+              <w:fldChar w:fldCharType="begin"/>
+            </w:r>
+            <w:r>
+              <w:rPr>
+                <w:rFonts w:ascii="Montserrat" w:hAnsi="Montserrat"/>
+                <w:noProof/>
+                <w:webHidden/>
+                <w:sz w:val="20"/>
+                <w:szCs w:val="20"/>
+              </w:rPr>
+              <w:instrText xml:space="preserve"> PAGEREF _Toc232212226 \h </w:instrText>
+            </w:r>
+            <w:r>
+              <w:rPr>
+                <w:rFonts w:ascii="Montserrat" w:hAnsi="Montserrat"/>
+                <w:noProof/>
+                <w:webHidden/>
+                <w:sz w:val="20"/>
+                <w:szCs w:val="20"/>
+              </w:rPr>
+            </w:r>
+            <w:r>
+              <w:rPr>
+                <w:rFonts w:ascii="Montserrat" w:hAnsi="Montserrat"/>
+                <w:noProof/>
+                <w:webHidden/>
+                <w:sz w:val="20"/>
+                <w:szCs w:val="20"/>
+              </w:rPr>
+              <w:fldChar w:fldCharType="separate"/>
+            </w:r>
+            <w:r>
+              <w:rPr>
+                <w:rFonts w:ascii="Montserrat" w:hAnsi="Montserrat"/>
+                <w:noProof/>
+                <w:webHidden/>
+                <w:sz w:val="20"/>
+                <w:szCs w:val="20"/>
+              </w:rPr>
+              <w:t>7</w:t>
+            </w:r>
+            <w:r>
+              <w:rPr>
+                <w:rFonts w:ascii="Montserrat" w:hAnsi="Montserrat"/>
+                <w:noProof/>
+                <w:webHidden/>
+                <w:sz w:val="20"/>
+                <w:szCs w:val="20"/>
+              </w:rPr>
+              <w:fldChar w:fldCharType="end"/>
+            </w:r>
+          </w:hyperlink>
+        </w:p>
+        <w:p>
+          <w:pPr>
+            <w:pStyle w:val="TDC3"/>
+            <w:tabs>
+              <w:tab w:val="right" w:leader="dot" w:pos="10196"/>
+            </w:tabs>
+            <w:rPr>
+              <w:rFonts w:ascii="Montserrat" w:eastAsiaTheme="minorEastAsia" w:hAnsi="Montserrat" w:cstheme="minorBidi"/>
+              <w:noProof/>
+              <w:kern w:val="2"/>
+              <w:sz w:val="20"/>
+              <w:szCs w:val="20"/>
+              <w14:ligatures w14:val="standardContextual"/>
+            </w:rPr>
+          </w:pPr>
+          <w:hyperlink w:anchor="_Toc232212227" w:history="1">
+            <w:r>
+              <w:rPr>
+                <w:rStyle w:val="Hipervnculo"/>
+                <w:rFonts w:ascii="Montserrat" w:hAnsi="Montserrat"/>
+                <w:noProof/>
+                <w:sz w:val="20"/>
+                <w:szCs w:val="20"/>
+              </w:rPr>
+              <w:t>Paso 4: Esquina inferior derecha (desplazamiento a la derecha)</w:t>
+            </w:r>
+            <w:r>
+              <w:rPr>
+                <w:rFonts w:ascii="Montserrat" w:hAnsi="Montserrat"/>
+                <w:noProof/>
+                <w:webHidden/>
+                <w:sz w:val="20"/>
+                <w:szCs w:val="20"/>
+              </w:rPr>
+              <w:tab/>
+            </w:r>
+            <w:r>
+              <w:rPr>
+                <w:rFonts w:ascii="Montserrat" w:hAnsi="Montserrat"/>
+                <w:noProof/>
+                <w:webHidden/>
+                <w:sz w:val="20"/>
+                <w:szCs w:val="20"/>
+              </w:rPr>
+              <w:fldChar w:fldCharType="begin"/>
+            </w:r>
+            <w:r>
+              <w:rPr>
+                <w:rFonts w:ascii="Montserrat" w:hAnsi="Montserrat"/>
+                <w:noProof/>
+                <w:webHidden/>
+                <w:sz w:val="20"/>
+                <w:szCs w:val="20"/>
+              </w:rPr>
+              <w:instrText xml:space="preserve"> PAGEREF _Toc232212227 \h </w:instrText>
+            </w:r>
+            <w:r>
+              <w:rPr>
+                <w:rFonts w:ascii="Montserrat" w:hAnsi="Montserrat"/>
+                <w:noProof/>
+                <w:webHidden/>
+                <w:sz w:val="20"/>
+                <w:szCs w:val="20"/>
+              </w:rPr>
+            </w:r>
+            <w:r>
+              <w:rPr>
+                <w:rFonts w:ascii="Montserrat" w:hAnsi="Montserrat"/>
+                <w:noProof/>
+                <w:webHidden/>
+                <w:sz w:val="20"/>
+                <w:szCs w:val="20"/>
+              </w:rPr>
+              <w:fldChar w:fldCharType="separate"/>
+            </w:r>
+            <w:r>
+              <w:rPr>
+                <w:rFonts w:ascii="Montserrat" w:hAnsi="Montserrat"/>
+                <w:noProof/>
+                <w:webHidden/>
+                <w:sz w:val="20"/>
+                <w:szCs w:val="20"/>
+              </w:rPr>
+              <w:t>7</w:t>
+            </w:r>
+            <w:r>
+              <w:rPr>
+                <w:rFonts w:ascii="Montserrat" w:hAnsi="Montserrat"/>
+                <w:noProof/>
+                <w:webHidden/>
+                <w:sz w:val="20"/>
+                <w:szCs w:val="20"/>
+              </w:rPr>
+              <w:fldChar w:fldCharType="end"/>
+            </w:r>
+          </w:hyperlink>
+        </w:p>
+        <w:p>
+          <w:pPr>
+            <w:pStyle w:val="TDC3"/>
+            <w:tabs>
+              <w:tab w:val="right" w:leader="dot" w:pos="10196"/>
+            </w:tabs>
+            <w:rPr>
+              <w:rFonts w:ascii="Montserrat" w:eastAsiaTheme="minorEastAsia" w:hAnsi="Montserrat" w:cstheme="minorBidi"/>
+              <w:noProof/>
+              <w:kern w:val="2"/>
+              <w:sz w:val="20"/>
+              <w:szCs w:val="20"/>
+              <w14:ligatures w14:val="standardContextual"/>
+            </w:rPr>
+          </w:pPr>
+          <w:hyperlink w:anchor="_Toc232212228" w:history="1">
+            <w:r>
+              <w:rPr>
+                <w:rStyle w:val="Hipervnculo"/>
+                <w:rFonts w:ascii="Montserrat" w:hAnsi="Montserrat"/>
+                <w:noProof/>
+                <w:sz w:val="20"/>
+                <w:szCs w:val="20"/>
+              </w:rPr>
+              <w:t>Matriz Resultante Final</w:t>
+            </w:r>
+            <w:r>
+              <w:rPr>
+                <w:rFonts w:ascii="Montserrat" w:hAnsi="Montserrat"/>
+                <w:noProof/>
+                <w:webHidden/>
+                <w:sz w:val="20"/>
+                <w:szCs w:val="20"/>
+              </w:rPr>
+              <w:tab/>
+            </w:r>
+            <w:r>
+              <w:rPr>
+                <w:rFonts w:ascii="Montserrat" w:hAnsi="Montserrat"/>
+                <w:noProof/>
+                <w:webHidden/>
+                <w:sz w:val="20"/>
+                <w:szCs w:val="20"/>
+              </w:rPr>
+              <w:fldChar w:fldCharType="begin"/>
+            </w:r>
+            <w:r>
+              <w:rPr>
+                <w:rFonts w:ascii="Montserrat" w:hAnsi="Montserrat"/>
+                <w:noProof/>
+                <w:webHidden/>
+                <w:sz w:val="20"/>
+                <w:szCs w:val="20"/>
+              </w:rPr>
+              <w:instrText xml:space="preserve"> PAGEREF _Toc232212228 \h </w:instrText>
+            </w:r>
+            <w:r>
+              <w:rPr>
+                <w:rFonts w:ascii="Montserrat" w:hAnsi="Montserrat"/>
+                <w:noProof/>
+                <w:webHidden/>
+                <w:sz w:val="20"/>
+                <w:szCs w:val="20"/>
+              </w:rPr>
+            </w:r>
+            <w:r>
+              <w:rPr>
+                <w:rFonts w:ascii="Montserrat" w:hAnsi="Montserrat"/>
+                <w:noProof/>
+                <w:webHidden/>
+                <w:sz w:val="20"/>
+                <w:szCs w:val="20"/>
+              </w:rPr>
+              <w:fldChar w:fldCharType="separate"/>
+            </w:r>
+            <w:r>
+              <w:rPr>
+                <w:rFonts w:ascii="Montserrat" w:hAnsi="Montserrat"/>
+                <w:noProof/>
+                <w:webHidden/>
+                <w:sz w:val="20"/>
+                <w:szCs w:val="20"/>
+              </w:rPr>
+              <w:t>7</w:t>
+            </w:r>
+            <w:r>
+              <w:rPr>
+                <w:rFonts w:ascii="Montserrat" w:hAnsi="Montserrat"/>
+                <w:noProof/>
+                <w:webHidden/>
+                <w:sz w:val="20"/>
+                <w:szCs w:val="20"/>
+              </w:rPr>
+              <w:fldChar w:fldCharType="end"/>
+            </w:r>
+          </w:hyperlink>
+        </w:p>
+        <w:p>
+          <w:pPr>
+            <w:pStyle w:val="TDC2"/>
+            <w:tabs>
+              <w:tab w:val="right" w:leader="dot" w:pos="10196"/>
+            </w:tabs>
+            <w:rPr>
+              <w:rFonts w:ascii="Montserrat" w:eastAsiaTheme="minorEastAsia" w:hAnsi="Montserrat" w:cstheme="minorBidi"/>
+              <w:noProof/>
+              <w:kern w:val="2"/>
+              <w:sz w:val="20"/>
+              <w:szCs w:val="20"/>
+              <w14:ligatures w14:val="standardContextual"/>
+            </w:rPr>
+          </w:pPr>
+          <w:hyperlink w:anchor="_Toc232212229" w:history="1">
+            <w:r>
+              <w:rPr>
+                <w:rStyle w:val="Hipervnculo"/>
+                <w:rFonts w:ascii="Montserrat" w:hAnsi="Montserrat"/>
+                <w:noProof/>
+                <w:sz w:val="20"/>
+                <w:szCs w:val="20"/>
+              </w:rPr>
+              <w:t>EJERCICIO 3</w:t>
+            </w:r>
+            <w:r>
+              <w:rPr>
+                <w:rFonts w:ascii="Montserrat" w:hAnsi="Montserrat"/>
+                <w:noProof/>
+                <w:webHidden/>
+                <w:sz w:val="20"/>
+                <w:szCs w:val="20"/>
+              </w:rPr>
+              <w:tab/>
+            </w:r>
+            <w:r>
+              <w:rPr>
+                <w:rFonts w:ascii="Montserrat" w:hAnsi="Montserrat"/>
+                <w:noProof/>
+                <w:webHidden/>
+                <w:sz w:val="20"/>
+                <w:szCs w:val="20"/>
+              </w:rPr>
+              <w:fldChar w:fldCharType="begin"/>
+            </w:r>
+            <w:r>
+              <w:rPr>
+                <w:rFonts w:ascii="Montserrat" w:hAnsi="Montserrat"/>
+                <w:noProof/>
+                <w:webHidden/>
+                <w:sz w:val="20"/>
+                <w:szCs w:val="20"/>
+              </w:rPr>
+              <w:instrText xml:space="preserve"> PAGEREF _Toc232212229 \h </w:instrText>
+            </w:r>
+            <w:r>
+              <w:rPr>
+                <w:rFonts w:ascii="Montserrat" w:hAnsi="Montserrat"/>
+                <w:noProof/>
+                <w:webHidden/>
+                <w:sz w:val="20"/>
+                <w:szCs w:val="20"/>
+              </w:rPr>
+            </w:r>
+            <w:r>
+              <w:rPr>
+                <w:rFonts w:ascii="Montserrat" w:hAnsi="Montserrat"/>
+                <w:noProof/>
+                <w:webHidden/>
+                <w:sz w:val="20"/>
+                <w:szCs w:val="20"/>
+              </w:rPr>
+              <w:fldChar w:fldCharType="separate"/>
+            </w:r>
+            <w:r>
+              <w:rPr>
+                <w:rFonts w:ascii="Montserrat" w:hAnsi="Montserrat"/>
+                <w:noProof/>
+                <w:webHidden/>
+                <w:sz w:val="20"/>
+                <w:szCs w:val="20"/>
+              </w:rPr>
+              <w:t>8</w:t>
+            </w:r>
+            <w:r>
+              <w:rPr>
+                <w:rFonts w:ascii="Montserrat" w:hAnsi="Montserrat"/>
+                <w:noProof/>
+                <w:webHidden/>
+                <w:sz w:val="20"/>
+                <w:szCs w:val="20"/>
+              </w:rPr>
+              <w:fldChar w:fldCharType="end"/>
+            </w:r>
+          </w:hyperlink>
+        </w:p>
+        <w:p>
+          <w:pPr>
+            <w:pStyle w:val="TDC3"/>
+            <w:tabs>
+              <w:tab w:val="right" w:leader="dot" w:pos="10196"/>
+            </w:tabs>
+            <w:rPr>
+              <w:rFonts w:ascii="Montserrat" w:eastAsiaTheme="minorEastAsia" w:hAnsi="Montserrat" w:cstheme="minorBidi"/>
+              <w:noProof/>
+              <w:kern w:val="2"/>
+              <w:sz w:val="20"/>
+              <w:szCs w:val="20"/>
+              <w14:ligatures w14:val="standardContextual"/>
+            </w:rPr>
+          </w:pPr>
+          <w:hyperlink w:anchor="_Toc232212230" w:history="1">
+            <w:r>
+              <w:rPr>
+                <w:rStyle w:val="Hipervnculo"/>
+                <w:rFonts w:ascii="Montserrat" w:hAnsi="Montserrat"/>
+                <w:noProof/>
+                <w:sz w:val="20"/>
+                <w:szCs w:val="20"/>
+              </w:rPr>
+              <w:t>La estructura de la red</w:t>
+            </w:r>
+            <w:r>
+              <w:rPr>
+                <w:rFonts w:ascii="Montserrat" w:hAnsi="Montserrat"/>
+                <w:noProof/>
+                <w:webHidden/>
+                <w:sz w:val="20"/>
+                <w:szCs w:val="20"/>
+              </w:rPr>
+              <w:tab/>
+            </w:r>
+            <w:r>
+              <w:rPr>
+                <w:rFonts w:ascii="Montserrat" w:hAnsi="Montserrat"/>
+                <w:noProof/>
+                <w:webHidden/>
+                <w:sz w:val="20"/>
+                <w:szCs w:val="20"/>
+              </w:rPr>
+              <w:fldChar w:fldCharType="begin"/>
+            </w:r>
+            <w:r>
+              <w:rPr>
+                <w:rFonts w:ascii="Montserrat" w:hAnsi="Montserrat"/>
+                <w:noProof/>
+                <w:webHidden/>
+                <w:sz w:val="20"/>
+                <w:szCs w:val="20"/>
+              </w:rPr>
+              <w:instrText xml:space="preserve"> PAGEREF _Toc232212230 \h </w:instrText>
+            </w:r>
+            <w:r>
+              <w:rPr>
+                <w:rFonts w:ascii="Montserrat" w:hAnsi="Montserrat"/>
+                <w:noProof/>
+                <w:webHidden/>
+                <w:sz w:val="20"/>
+                <w:szCs w:val="20"/>
+              </w:rPr>
+            </w:r>
+            <w:r>
+              <w:rPr>
+                <w:rFonts w:ascii="Montserrat" w:hAnsi="Montserrat"/>
+                <w:noProof/>
+                <w:webHidden/>
+                <w:sz w:val="20"/>
+                <w:szCs w:val="20"/>
+              </w:rPr>
+              <w:fldChar w:fldCharType="separate"/>
+            </w:r>
+            <w:r>
+              <w:rPr>
+                <w:rFonts w:ascii="Montserrat" w:hAnsi="Montserrat"/>
+                <w:noProof/>
+                <w:webHidden/>
+                <w:sz w:val="20"/>
+                <w:szCs w:val="20"/>
+              </w:rPr>
+              <w:t>8</w:t>
+            </w:r>
+            <w:r>
+              <w:rPr>
+                <w:rFonts w:ascii="Montserrat" w:hAnsi="Montserrat"/>
+                <w:noProof/>
+                <w:webHidden/>
+                <w:sz w:val="20"/>
+                <w:szCs w:val="20"/>
+              </w:rPr>
+              <w:fldChar w:fldCharType="end"/>
+            </w:r>
+          </w:hyperlink>
+        </w:p>
+        <w:p>
+          <w:pPr>
+            <w:pStyle w:val="TDC3"/>
+            <w:tabs>
+              <w:tab w:val="right" w:leader="dot" w:pos="10196"/>
+            </w:tabs>
+            <w:rPr>
+              <w:rFonts w:ascii="Montserrat" w:eastAsiaTheme="minorEastAsia" w:hAnsi="Montserrat" w:cstheme="minorBidi"/>
+              <w:noProof/>
+              <w:kern w:val="2"/>
+              <w:sz w:val="20"/>
+              <w:szCs w:val="20"/>
+              <w14:ligatures w14:val="standardContextual"/>
+            </w:rPr>
+          </w:pPr>
+          <w:hyperlink w:anchor="_Toc232212231" w:history="1">
+            <w:r>
+              <w:rPr>
+                <w:rStyle w:val="Hipervnculo"/>
+                <w:rFonts w:ascii="Montserrat" w:hAnsi="Montserrat"/>
+                <w:noProof/>
+                <w:sz w:val="20"/>
+                <w:szCs w:val="20"/>
+              </w:rPr>
+              <w:t>Describe qué valores hemos elegido para los siguientes parámetros en la implementación</w:t>
+            </w:r>
+            <w:r>
+              <w:rPr>
+                <w:rFonts w:ascii="Montserrat" w:hAnsi="Montserrat"/>
+                <w:noProof/>
+                <w:webHidden/>
+                <w:sz w:val="20"/>
+                <w:szCs w:val="20"/>
+              </w:rPr>
+              <w:tab/>
+            </w:r>
+            <w:r>
+              <w:rPr>
+                <w:rFonts w:ascii="Montserrat" w:hAnsi="Montserrat"/>
+                <w:noProof/>
+                <w:webHidden/>
+                <w:sz w:val="20"/>
+                <w:szCs w:val="20"/>
+              </w:rPr>
+              <w:fldChar w:fldCharType="begin"/>
+            </w:r>
+            <w:r>
+              <w:rPr>
+                <w:rFonts w:ascii="Montserrat" w:hAnsi="Montserrat"/>
+                <w:noProof/>
+                <w:webHidden/>
+                <w:sz w:val="20"/>
+                <w:szCs w:val="20"/>
+              </w:rPr>
+              <w:instrText xml:space="preserve"> PAGEREF _Toc232212231 \h </w:instrText>
+            </w:r>
+            <w:r>
+              <w:rPr>
+                <w:rFonts w:ascii="Montserrat" w:hAnsi="Montserrat"/>
+                <w:noProof/>
+                <w:webHidden/>
+                <w:sz w:val="20"/>
+                <w:szCs w:val="20"/>
+              </w:rPr>
+            </w:r>
+            <w:r>
+              <w:rPr>
+                <w:rFonts w:ascii="Montserrat" w:hAnsi="Montserrat"/>
+                <w:noProof/>
+                <w:webHidden/>
+                <w:sz w:val="20"/>
+                <w:szCs w:val="20"/>
+              </w:rPr>
+              <w:fldChar w:fldCharType="separate"/>
+            </w:r>
+            <w:r>
+              <w:rPr>
+                <w:rFonts w:ascii="Montserrat" w:hAnsi="Montserrat"/>
+                <w:noProof/>
+                <w:webHidden/>
+                <w:sz w:val="20"/>
+                <w:szCs w:val="20"/>
+              </w:rPr>
+              <w:t>9</w:t>
+            </w:r>
+            <w:r>
+              <w:rPr>
+                <w:rFonts w:ascii="Montserrat" w:hAnsi="Montserrat"/>
+                <w:noProof/>
+                <w:webHidden/>
+                <w:sz w:val="20"/>
+                <w:szCs w:val="20"/>
+              </w:rPr>
+              <w:fldChar w:fldCharType="end"/>
+            </w:r>
+          </w:hyperlink>
+        </w:p>
+        <w:p>
+          <w:r>
+            <w:rPr>
+              <w:rFonts w:ascii="Montserrat" w:hAnsi="Montserrat"/>
+              <w:b/>
+              <w:bCs/>
+              <w:sz w:val="20"/>
+              <w:szCs w:val="20"/>
+            </w:rPr>
+            <w:fldChar w:fldCharType="end"/>
+          </w:r>
+        </w:p>
+      </w:sdtContent>
+    </w:sdt>
     <w:p>
       <w:pPr>
-        <w:spacing w:after="120" w:line="240" w:lineRule="auto"/>
         <w:rPr>
           <w:b/>
           <w:sz w:val="24"/>
@@ -269,8 +1799,52 @@
           <w:sz w:val="24"/>
           <w:szCs w:val="24"/>
         </w:rPr>
+        <w:br w:type="page"/>
+      </w:r>
+    </w:p>
+    <w:p>
+      <w:pPr>
+        <w:pStyle w:val="Ttulo2"/>
+      </w:pPr>
+      <w:bookmarkStart w:id="2" w:name="_Toc232212217"/>
+      <w:r>
         <w:lastRenderedPageBreak/>
-        <w:t xml:space="preserve">EJERCICIO 1: Un perceptrón es el modelo más simple de una red neuronal artificial. Consta de una única neurona que toma varias entradas, las combina linealmente con pesos asignados, y pasa el resultado a través de una función de activación para producir una salida. </w:t>
+        <w:t>EJERCICIO 1</w:t>
+      </w:r>
+      <w:bookmarkEnd w:id="2"/>
+      <w:r>
+        <w:t xml:space="preserve"> </w:t>
+      </w:r>
+      <w:hyperlink w:anchor="_ÍNDICE" w:history="1">
+        <w:r>
+          <w:rPr>
+            <w:rStyle w:val="Hipervnculo"/>
+            <w:rFonts w:ascii="Montserrat" w:hAnsi="Montserrat"/>
+            <w:b w:val="0"/>
+            <w:bCs/>
+            <w:sz w:val="20"/>
+            <w:szCs w:val="20"/>
+          </w:rPr>
+          <w:t>-Ir al Índice-</w:t>
+        </w:r>
+      </w:hyperlink>
+    </w:p>
+    <w:p>
+      <w:pPr>
+        <w:spacing w:after="120" w:line="240" w:lineRule="auto"/>
+        <w:rPr>
+          <w:b/>
+          <w:sz w:val="24"/>
+          <w:szCs w:val="24"/>
+        </w:rPr>
+      </w:pPr>
+      <w:r>
+        <w:rPr>
+          <w:b/>
+          <w:sz w:val="24"/>
+          <w:szCs w:val="24"/>
+        </w:rPr>
+        <w:t xml:space="preserve">Un perceptrón es el modelo más simple de una red neuronal artificial. Consta de una única neurona que toma varias entradas, las combina linealmente con pesos asignados, y pasa el resultado a través de una función de activación para producir una salida. </w:t>
       </w:r>
     </w:p>
     <w:p>
@@ -611,7 +2185,7 @@
     <w:p>
       <w:pPr>
         <w:pStyle w:val="Ecuacinnica"/>
-        <w:spacing w:before="240" w:after="240"/>
+        <w:spacing w:before="120" w:after="120"/>
         <w:rPr>
           <w:rFonts w:ascii="Montserrat" w:hAnsi="Montserrat"/>
           <w:sz w:val="18"/>
@@ -700,7 +2274,7 @@
     <w:p>
       <w:pPr>
         <w:pStyle w:val="Ecuacinnica"/>
-        <w:spacing w:before="240" w:after="240"/>
+        <w:spacing w:before="120" w:after="120"/>
         <w:rPr>
           <w:rFonts w:ascii="Montserrat" w:hAnsi="Montserrat"/>
           <w:sz w:val="18"/>
@@ -1374,9 +2948,10 @@
     </w:tbl>
     <w:p>
       <w:pPr>
-        <w:pStyle w:val="Ttulo2"/>
+        <w:pStyle w:val="Ttulo3"/>
         <w:spacing w:before="120"/>
       </w:pPr>
+      <w:bookmarkStart w:id="3" w:name="_Toc232212218"/>
       <w:r>
         <w:t xml:space="preserve">Punto </w:t>
       </w:r>
@@ -1389,6 +2964,23 @@
       <w:r>
         <w:t>1</w:t>
       </w:r>
+      <w:bookmarkEnd w:id="3"/>
+      <w:r>
+        <w:t xml:space="preserve"> </w:t>
+      </w:r>
+      <w:hyperlink w:anchor="_ÍNDICE" w:history="1">
+        <w:r>
+          <w:rPr>
+            <w:rStyle w:val="Hipervnculo"/>
+            <w:rFonts w:ascii="Montserrat" w:hAnsi="Montserrat"/>
+            <w:b w:val="0"/>
+            <w:bCs/>
+            <w:sz w:val="18"/>
+            <w:szCs w:val="18"/>
+          </w:rPr>
+          <w:t>-Ir al Índice-</w:t>
+        </w:r>
+      </w:hyperlink>
     </w:p>
     <w:p>
       <w:pPr>
@@ -2281,19 +3873,7 @@
                       <m:rPr>
                         <m:sty m:val="b"/>
                       </m:rPr>
-                      <m:t>(</m:t>
-                    </m:r>
-                    <m:r>
-                      <m:rPr>
-                        <m:sty m:val="b"/>
-                      </m:rPr>
-                      <m:t>nuevo</m:t>
-                    </m:r>
-                    <m:r>
-                      <m:rPr>
-                        <m:sty m:val="b"/>
-                      </m:rPr>
-                      <m:t>)</m:t>
+                      <m:t>(nuevo)</m:t>
                     </m:r>
                   </m:sub>
                 </m:sSub>
@@ -2320,19 +3900,7 @@
                       <m:rPr>
                         <m:sty m:val="b"/>
                       </m:rPr>
-                      <m:t>(</m:t>
-                    </m:r>
-                    <m:r>
-                      <m:rPr>
-                        <m:sty m:val="b"/>
-                      </m:rPr>
-                      <m:t>actual</m:t>
-                    </m:r>
-                    <m:r>
-                      <m:rPr>
-                        <m:sty m:val="b"/>
-                      </m:rPr>
-                      <m:t>)</m:t>
+                      <m:t>(actual)</m:t>
                     </m:r>
                   </m:sub>
                 </m:sSub>
@@ -2352,25 +3920,7 @@
                   <m:rPr>
                     <m:sty m:val="b"/>
                   </m:rPr>
-                  <m:t xml:space="preserve"> * </m:t>
-                </m:r>
-                <m:r>
-                  <m:rPr>
-                    <m:sty m:val="b"/>
-                  </m:rPr>
-                  <m:t>Error</m:t>
-                </m:r>
-                <m:r>
-                  <m:rPr>
-                    <m:sty m:val="b"/>
-                  </m:rPr>
-                  <m:t xml:space="preserve"> * </m:t>
-                </m:r>
-                <m:r>
-                  <m:rPr>
-                    <m:sty m:val="b"/>
-                  </m:rPr>
-                  <m:t>x</m:t>
+                  <m:t xml:space="preserve"> * Error * x</m:t>
                 </m:r>
               </m:oMath>
             </m:oMathPara>
@@ -2446,19 +3996,7 @@
                       <m:rPr>
                         <m:sty m:val="b"/>
                       </m:rPr>
-                      <m:t>(</m:t>
-                    </m:r>
-                    <m:r>
-                      <m:rPr>
-                        <m:sty m:val="b"/>
-                      </m:rPr>
-                      <m:t>nuevo</m:t>
-                    </m:r>
-                    <m:r>
-                      <m:rPr>
-                        <m:sty m:val="b"/>
-                      </m:rPr>
-                      <m:t>)</m:t>
+                      <m:t>(nuevo)</m:t>
                     </m:r>
                   </m:sub>
                 </m:sSub>
@@ -2489,19 +4027,7 @@
                       <m:rPr>
                         <m:sty m:val="b"/>
                       </m:rPr>
-                      <m:t>(</m:t>
-                    </m:r>
-                    <m:r>
-                      <m:rPr>
-                        <m:sty m:val="b"/>
-                      </m:rPr>
-                      <m:t>actual</m:t>
-                    </m:r>
-                    <m:r>
-                      <m:rPr>
-                        <m:sty m:val="b"/>
-                      </m:rPr>
-                      <m:t>)</m:t>
+                      <m:t>(actual)</m:t>
                     </m:r>
                   </m:sub>
                 </m:sSub>
@@ -2521,13 +4047,7 @@
                   <m:rPr>
                     <m:sty m:val="b"/>
                   </m:rPr>
-                  <m:t xml:space="preserve"> * </m:t>
-                </m:r>
-                <m:r>
-                  <m:rPr>
-                    <m:sty m:val="b"/>
-                  </m:rPr>
-                  <m:t>Error</m:t>
+                  <m:t xml:space="preserve"> * Error</m:t>
                 </m:r>
               </m:oMath>
             </m:oMathPara>
@@ -2761,19 +4281,7 @@
                 <m:rPr>
                   <m:sty m:val="b"/>
                 </m:rPr>
-                <m:t>(</m:t>
-              </m:r>
-              <m:r>
-                <m:rPr>
-                  <m:sty m:val="b"/>
-                </m:rPr>
-                <m:t>nuevo</m:t>
-              </m:r>
-              <m:r>
-                <m:rPr>
-                  <m:sty m:val="b"/>
-                </m:rPr>
-                <m:t>)</m:t>
+                <m:t>(nuevo)</m:t>
               </m:r>
             </m:sub>
           </m:sSub>
@@ -2805,19 +4313,7 @@
             <m:rPr>
               <m:sty m:val="b"/>
             </m:rPr>
-            <m:t>0</m:t>
-          </m:r>
-          <m:r>
-            <m:rPr>
-              <m:sty m:val="b"/>
-            </m:rPr>
-            <m:t>.</m:t>
-          </m:r>
-          <m:r>
-            <m:rPr>
-              <m:sty m:val="b"/>
-            </m:rPr>
-            <m:t>7</m:t>
+            <m:t>0.7</m:t>
           </m:r>
         </m:oMath>
       </m:oMathPara>
@@ -2899,10 +4395,7 @@
             <m:t>=(</m:t>
           </m:r>
           <m:r>
-            <m:t>-</m:t>
-          </m:r>
-          <m:r>
-            <m:t>0.5)</m:t>
+            <m:t>-0.5)</m:t>
           </m:r>
           <m:r>
             <m:rPr>
@@ -2920,10 +4413,7 @@
             <m:t>×1×3=(</m:t>
           </m:r>
           <m:r>
-            <m:t>-</m:t>
-          </m:r>
-          <m:r>
-            <m:t>0.5)</m:t>
+            <m:t>-0.5)</m:t>
           </m:r>
           <m:r>
             <m:rPr>
@@ -3120,9 +4610,9 @@
     </w:p>
     <w:p>
       <w:pPr>
-        <w:pStyle w:val="Ttulo2"/>
-        <w:spacing w:before="120"/>
-      </w:pPr>
+        <w:pStyle w:val="Ttulo3"/>
+      </w:pPr>
+      <w:bookmarkStart w:id="4" w:name="_Toc232212219"/>
       <w:r>
         <w:lastRenderedPageBreak/>
         <w:t xml:space="preserve">Punto </w:t>
@@ -3136,6 +4626,23 @@
       <w:r>
         <w:t>1</w:t>
       </w:r>
+      <w:bookmarkEnd w:id="4"/>
+      <w:r>
+        <w:t xml:space="preserve"> </w:t>
+      </w:r>
+      <w:hyperlink w:anchor="_ÍNDICE" w:history="1">
+        <w:r>
+          <w:rPr>
+            <w:rStyle w:val="Hipervnculo"/>
+            <w:rFonts w:ascii="Montserrat" w:hAnsi="Montserrat"/>
+            <w:b w:val="0"/>
+            <w:bCs/>
+            <w:sz w:val="18"/>
+            <w:szCs w:val="18"/>
+          </w:rPr>
+          <w:t>-Ir al Índice-</w:t>
+        </w:r>
+      </w:hyperlink>
     </w:p>
     <w:p>
       <w:pPr>
@@ -3412,19 +4919,7 @@
                 <m:rPr>
                   <m:sty m:val="b"/>
                 </m:rPr>
-                <m:t>(</m:t>
-              </m:r>
-              <m:r>
-                <m:rPr>
-                  <m:sty m:val="b"/>
-                </m:rPr>
-                <m:t>nuevo</m:t>
-              </m:r>
-              <m:r>
-                <m:rPr>
-                  <m:sty m:val="b"/>
-                </m:rPr>
-                <m:t>)</m:t>
+                <m:t>(nuevo)</m:t>
               </m:r>
             </m:sub>
           </m:sSub>
@@ -3456,19 +4951,7 @@
             <m:rPr>
               <m:sty m:val="b"/>
             </m:rPr>
-            <m:t>0</m:t>
-          </m:r>
-          <m:r>
-            <m:rPr>
-              <m:sty m:val="b"/>
-            </m:rPr>
-            <m:t>.</m:t>
-          </m:r>
-          <m:r>
-            <m:rPr>
-              <m:sty m:val="b"/>
-            </m:rPr>
-            <m:t>34</m:t>
+            <m:t>0.34</m:t>
           </m:r>
         </m:oMath>
       </m:oMathPara>
@@ -3525,31 +5008,7 @@
             <m:rPr>
               <m:sty m:val="bi"/>
             </m:rPr>
-            <m:t>-</m:t>
-          </m:r>
-          <m:r>
-            <m:rPr>
-              <m:sty m:val="bi"/>
-            </m:rPr>
-            <m:t>0</m:t>
-          </m:r>
-          <m:r>
-            <m:rPr>
-              <m:sty m:val="bi"/>
-            </m:rPr>
-            <m:t>.</m:t>
-          </m:r>
-          <m:r>
-            <m:rPr>
-              <m:sty m:val="bi"/>
-            </m:rPr>
-            <m:t>2</m:t>
-          </m:r>
-          <m:r>
-            <m:rPr>
-              <m:sty m:val="bi"/>
-            </m:rPr>
-            <m:t>)</m:t>
+            <m:t>-0.2)</m:t>
           </m:r>
           <m:r>
             <m:rPr>
@@ -3561,85 +5020,19 @@
             <m:rPr>
               <m:sty m:val="bi"/>
             </m:rPr>
-            <m:t>0</m:t>
+            <m:t>0.1</m:t>
+          </m:r>
+          <m:r>
+            <m:rPr>
+              <m:sty m:val="b"/>
+            </m:rPr>
+            <m:t>×(-0.9)×5=</m:t>
           </m:r>
           <m:r>
             <m:rPr>
               <m:sty m:val="bi"/>
             </m:rPr>
-            <m:t>.</m:t>
-          </m:r>
-          <m:r>
-            <m:rPr>
-              <m:sty m:val="bi"/>
-            </m:rPr>
-            <m:t>1</m:t>
-          </m:r>
-          <m:r>
-            <m:rPr>
-              <m:sty m:val="b"/>
-            </m:rPr>
-            <m:t>×(-</m:t>
-          </m:r>
-          <m:r>
-            <m:rPr>
-              <m:sty m:val="b"/>
-            </m:rPr>
-            <m:t>0</m:t>
-          </m:r>
-          <m:r>
-            <m:rPr>
-              <m:sty m:val="b"/>
-            </m:rPr>
-            <m:t>.</m:t>
-          </m:r>
-          <m:r>
-            <m:rPr>
-              <m:sty m:val="b"/>
-            </m:rPr>
-            <m:t>9</m:t>
-          </m:r>
-          <m:r>
-            <m:rPr>
-              <m:sty m:val="b"/>
-            </m:rPr>
-            <m:t>)×</m:t>
-          </m:r>
-          <m:r>
-            <m:rPr>
-              <m:sty m:val="b"/>
-            </m:rPr>
-            <m:t>5</m:t>
-          </m:r>
-          <m:r>
-            <m:rPr>
-              <m:sty m:val="b"/>
-            </m:rPr>
-            <m:t>=</m:t>
-          </m:r>
-          <m:r>
-            <m:rPr>
-              <m:sty m:val="bi"/>
-            </m:rPr>
-            <m:t>-</m:t>
-          </m:r>
-          <m:r>
-            <m:rPr>
-              <m:sty m:val="bi"/>
-            </m:rPr>
-            <m:t>0</m:t>
-          </m:r>
-          <m:r>
-            <m:rPr>
-              <m:sty m:val="bi"/>
-            </m:rPr>
-            <m:t>.</m:t>
-          </m:r>
-          <m:r>
-            <m:rPr>
-              <m:sty m:val="bi"/>
-            </m:rPr>
-            <m:t>2</m:t>
+            <m:t>-0.2</m:t>
           </m:r>
           <m:r>
             <m:rPr>
@@ -3651,25 +5044,7 @@
             <m:rPr>
               <m:sty m:val="bi"/>
             </m:rPr>
-            <m:t>0</m:t>
-          </m:r>
-          <m:r>
-            <m:rPr>
-              <m:sty m:val="bi"/>
-            </m:rPr>
-            <m:t>.</m:t>
-          </m:r>
-          <m:r>
-            <m:rPr>
-              <m:sty m:val="bi"/>
-            </m:rPr>
-            <m:t>45</m:t>
-          </m:r>
-          <m:r>
-            <m:rPr>
-              <m:sty m:val="bi"/>
-            </m:rPr>
-            <m:t>)</m:t>
+            <m:t>0.45)</m:t>
           </m:r>
           <m:r>
             <m:rPr>
@@ -3750,133 +5125,7 @@
             <m:rPr>
               <m:sty m:val="b"/>
             </m:rPr>
-            <m:t>=</m:t>
-          </m:r>
-          <m:r>
-            <m:rPr>
-              <m:sty m:val="b"/>
-            </m:rPr>
-            <m:t>0</m:t>
-          </m:r>
-          <m:r>
-            <m:rPr>
-              <m:sty m:val="b"/>
-            </m:rPr>
-            <m:t>.</m:t>
-          </m:r>
-          <m:r>
-            <m:rPr>
-              <m:sty m:val="b"/>
-            </m:rPr>
-            <m:t>1</m:t>
-          </m:r>
-          <m:r>
-            <m:rPr>
-              <m:sty m:val="b"/>
-            </m:rPr>
-            <m:t>+</m:t>
-          </m:r>
-          <m:r>
-            <m:rPr>
-              <m:sty m:val="b"/>
-            </m:rPr>
-            <m:t>0</m:t>
-          </m:r>
-          <m:r>
-            <m:rPr>
-              <m:sty m:val="b"/>
-            </m:rPr>
-            <m:t>.</m:t>
-          </m:r>
-          <m:r>
-            <m:rPr>
-              <m:sty m:val="b"/>
-            </m:rPr>
-            <m:t>1</m:t>
-          </m:r>
-          <m:r>
-            <m:rPr>
-              <m:sty m:val="b"/>
-            </m:rPr>
-            <m:t>×(-</m:t>
-          </m:r>
-          <m:r>
-            <m:rPr>
-              <m:sty m:val="b"/>
-            </m:rPr>
-            <m:t>0</m:t>
-          </m:r>
-          <m:r>
-            <m:rPr>
-              <m:sty m:val="b"/>
-            </m:rPr>
-            <m:t>.</m:t>
-          </m:r>
-          <m:r>
-            <m:rPr>
-              <m:sty m:val="b"/>
-            </m:rPr>
-            <m:t>9</m:t>
-          </m:r>
-          <m:r>
-            <m:rPr>
-              <m:sty m:val="b"/>
-            </m:rPr>
-            <m:t>)=</m:t>
-          </m:r>
-          <m:r>
-            <m:rPr>
-              <m:sty m:val="b"/>
-            </m:rPr>
-            <m:t>0</m:t>
-          </m:r>
-          <m:r>
-            <m:rPr>
-              <m:sty m:val="b"/>
-            </m:rPr>
-            <m:t>.</m:t>
-          </m:r>
-          <m:r>
-            <m:rPr>
-              <m:sty m:val="b"/>
-            </m:rPr>
-            <m:t>1</m:t>
-          </m:r>
-          <m:r>
-            <m:rPr>
-              <m:sty m:val="b"/>
-            </m:rPr>
-            <m:t>+(-</m:t>
-          </m:r>
-          <m:r>
-            <m:rPr>
-              <m:sty m:val="b"/>
-            </m:rPr>
-            <m:t>0</m:t>
-          </m:r>
-          <m:r>
-            <m:rPr>
-              <m:sty m:val="b"/>
-            </m:rPr>
-            <m:t>.</m:t>
-          </m:r>
-          <m:r>
-            <m:rPr>
-              <m:sty m:val="b"/>
-            </m:rPr>
-            <m:t>09</m:t>
-          </m:r>
-          <m:r>
-            <m:rPr>
-              <m:sty m:val="b"/>
-            </m:rPr>
-            <m:t>)=</m:t>
-          </m:r>
-          <m:r>
-            <m:rPr>
-              <m:sty m:val="b"/>
-            </m:rPr>
-            <m:t>0</m:t>
+            <m:t>=0.1+0.1×(-0.9)=0.1+(-0.09)=0</m:t>
           </m:r>
           <m:r>
             <m:rPr>
@@ -3967,9 +5216,9 @@
     </w:p>
     <w:p>
       <w:pPr>
-        <w:pStyle w:val="Ttulo2"/>
-        <w:spacing w:before="120"/>
-      </w:pPr>
+        <w:pStyle w:val="Ttulo3"/>
+      </w:pPr>
+      <w:bookmarkStart w:id="5" w:name="_Toc232212220"/>
       <w:r>
         <w:t xml:space="preserve">Punto </w:t>
       </w:r>
@@ -3982,6 +5231,23 @@
       <w:r>
         <w:t>0</w:t>
       </w:r>
+      <w:bookmarkEnd w:id="5"/>
+      <w:r>
+        <w:t xml:space="preserve"> </w:t>
+      </w:r>
+      <w:hyperlink w:anchor="_ÍNDICE" w:history="1">
+        <w:r>
+          <w:rPr>
+            <w:rStyle w:val="Hipervnculo"/>
+            <w:rFonts w:ascii="Montserrat" w:hAnsi="Montserrat"/>
+            <w:b w:val="0"/>
+            <w:bCs/>
+            <w:sz w:val="18"/>
+            <w:szCs w:val="18"/>
+          </w:rPr>
+          <w:t>-Ir al Índice-</w:t>
+        </w:r>
+      </w:hyperlink>
     </w:p>
     <w:p>
       <w:pPr>
@@ -4160,19 +5426,7 @@
                 <m:rPr>
                   <m:sty m:val="b"/>
                 </m:rPr>
-                <m:t>(</m:t>
-              </m:r>
-              <m:r>
-                <m:rPr>
-                  <m:sty m:val="b"/>
-                </m:rPr>
-                <m:t>nuevo</m:t>
-              </m:r>
-              <m:r>
-                <m:rPr>
-                  <m:sty m:val="b"/>
-                </m:rPr>
-                <m:t>)</m:t>
+                <m:t>(nuevo)</m:t>
               </m:r>
             </m:sub>
           </m:sSub>
@@ -4204,19 +5458,7 @@
             <m:rPr>
               <m:sty m:val="b"/>
             </m:rPr>
-            <m:t>0</m:t>
-          </m:r>
-          <m:r>
-            <m:rPr>
-              <m:sty m:val="b"/>
-            </m:rPr>
-            <m:t>.</m:t>
-          </m:r>
-          <m:r>
-            <m:rPr>
-              <m:sty m:val="b"/>
-            </m:rPr>
-            <m:t>34</m:t>
+            <m:t>0.34</m:t>
           </m:r>
         </m:oMath>
       </m:oMathPara>
@@ -4273,31 +5515,7 @@
             <m:rPr>
               <m:sty m:val="bi"/>
             </m:rPr>
-            <m:t>-</m:t>
-          </m:r>
-          <m:r>
-            <m:rPr>
-              <m:sty m:val="bi"/>
-            </m:rPr>
-            <m:t>0</m:t>
-          </m:r>
-          <m:r>
-            <m:rPr>
-              <m:sty m:val="bi"/>
-            </m:rPr>
-            <m:t>.</m:t>
-          </m:r>
-          <m:r>
-            <m:rPr>
-              <m:sty m:val="bi"/>
-            </m:rPr>
-            <m:t>65</m:t>
-          </m:r>
-          <m:r>
-            <m:rPr>
-              <m:sty m:val="bi"/>
-            </m:rPr>
-            <m:t>)</m:t>
+            <m:t>-0.65)</m:t>
           </m:r>
           <m:r>
             <m:rPr>
@@ -4309,91 +5527,25 @@
             <m:rPr>
               <m:sty m:val="bi"/>
             </m:rPr>
-            <m:t>0</m:t>
+            <m:t>0.1</m:t>
+          </m:r>
+          <m:r>
+            <m:rPr>
+              <m:sty m:val="b"/>
+            </m:rPr>
+            <m:t>×0×1=</m:t>
           </m:r>
           <m:r>
             <m:rPr>
               <m:sty m:val="bi"/>
             </m:rPr>
-            <m:t>.</m:t>
-          </m:r>
-          <m:r>
-            <m:rPr>
-              <m:sty m:val="bi"/>
-            </m:rPr>
-            <m:t>1</m:t>
+            <m:t>-0.65</m:t>
           </m:r>
           <m:r>
             <m:rPr>
               <m:sty m:val="b"/>
             </m:rPr>
-            <m:t>×</m:t>
-          </m:r>
-          <m:r>
-            <m:rPr>
-              <m:sty m:val="b"/>
-            </m:rPr>
-            <m:t>0</m:t>
-          </m:r>
-          <m:r>
-            <m:rPr>
-              <m:sty m:val="b"/>
-            </m:rPr>
-            <m:t>×</m:t>
-          </m:r>
-          <m:r>
-            <m:rPr>
-              <m:sty m:val="b"/>
-            </m:rPr>
-            <m:t>1</m:t>
-          </m:r>
-          <m:r>
-            <m:rPr>
-              <m:sty m:val="b"/>
-            </m:rPr>
-            <m:t>=</m:t>
-          </m:r>
-          <m:r>
-            <m:rPr>
-              <m:sty m:val="bi"/>
-            </m:rPr>
-            <m:t>-</m:t>
-          </m:r>
-          <m:r>
-            <m:rPr>
-              <m:sty m:val="bi"/>
-            </m:rPr>
-            <m:t>0</m:t>
-          </m:r>
-          <m:r>
-            <m:rPr>
-              <m:sty m:val="bi"/>
-            </m:rPr>
-            <m:t>.</m:t>
-          </m:r>
-          <m:r>
-            <m:rPr>
-              <m:sty m:val="bi"/>
-            </m:rPr>
-            <m:t>65</m:t>
-          </m:r>
-          <m:r>
-            <m:rPr>
-              <m:sty m:val="b"/>
-            </m:rPr>
-            <m:t>+</m:t>
-          </m:r>
-          <m:r>
-            <m:rPr>
-              <m:sty m:val="b"/>
-            </m:rPr>
-            <m:t>0</m:t>
-          </m:r>
-          <m:r>
-            <m:rPr>
-              <m:sty m:val="b"/>
-            </m:rPr>
-            <m:t>=</m:t>
+            <m:t>+0=</m:t>
           </m:r>
           <m:r>
             <m:rPr>
@@ -4468,109 +5620,7 @@
             <m:rPr>
               <m:sty m:val="b"/>
             </m:rPr>
-            <m:t>=</m:t>
-          </m:r>
-          <m:r>
-            <m:rPr>
-              <m:sty m:val="b"/>
-            </m:rPr>
-            <m:t>0</m:t>
-          </m:r>
-          <m:r>
-            <m:rPr>
-              <m:sty m:val="b"/>
-            </m:rPr>
-            <m:t>.</m:t>
-          </m:r>
-          <m:r>
-            <m:rPr>
-              <m:sty m:val="b"/>
-            </m:rPr>
-            <m:t>1</m:t>
-          </m:r>
-          <m:r>
-            <m:rPr>
-              <m:sty m:val="b"/>
-            </m:rPr>
-            <m:t>+</m:t>
-          </m:r>
-          <m:r>
-            <m:rPr>
-              <m:sty m:val="b"/>
-            </m:rPr>
-            <m:t>0</m:t>
-          </m:r>
-          <m:r>
-            <m:rPr>
-              <m:sty m:val="b"/>
-            </m:rPr>
-            <m:t>.</m:t>
-          </m:r>
-          <m:r>
-            <m:rPr>
-              <m:sty m:val="b"/>
-            </m:rPr>
-            <m:t>1</m:t>
-          </m:r>
-          <m:r>
-            <m:rPr>
-              <m:sty m:val="b"/>
-            </m:rPr>
-            <m:t>×</m:t>
-          </m:r>
-          <m:r>
-            <m:rPr>
-              <m:sty m:val="b"/>
-            </m:rPr>
-            <m:t>0</m:t>
-          </m:r>
-          <m:r>
-            <m:rPr>
-              <m:sty m:val="b"/>
-            </m:rPr>
-            <m:t>=</m:t>
-          </m:r>
-          <m:r>
-            <m:rPr>
-              <m:sty m:val="b"/>
-            </m:rPr>
-            <m:t>0</m:t>
-          </m:r>
-          <m:r>
-            <m:rPr>
-              <m:sty m:val="b"/>
-            </m:rPr>
-            <m:t>.</m:t>
-          </m:r>
-          <m:r>
-            <m:rPr>
-              <m:sty m:val="b"/>
-            </m:rPr>
-            <m:t>1</m:t>
-          </m:r>
-          <m:r>
-            <m:rPr>
-              <m:sty m:val="b"/>
-            </m:rPr>
-            <m:t>+</m:t>
-          </m:r>
-          <m:r>
-            <m:rPr>
-              <m:sty m:val="b"/>
-            </m:rPr>
-            <m:t>0</m:t>
-          </m:r>
-          <m:r>
-            <m:rPr>
-              <m:sty m:val="b"/>
-            </m:rPr>
-            <m:t>=</m:t>
-          </m:r>
-          <m:r>
-            <m:rPr>
-              <m:sty m:val="b"/>
-            </m:rPr>
-            <m:t>0</m:t>
+            <m:t>=0.1+0.1×0=0.1+0=0</m:t>
           </m:r>
           <m:r>
             <m:rPr>
@@ -4667,9 +5717,9 @@
     </w:p>
     <w:p>
       <w:pPr>
-        <w:pStyle w:val="Ttulo2"/>
-        <w:spacing w:before="120"/>
-      </w:pPr>
+        <w:pStyle w:val="Ttulo3"/>
+      </w:pPr>
+      <w:bookmarkStart w:id="6" w:name="_Toc232212221"/>
       <w:r>
         <w:t xml:space="preserve">Punto </w:t>
       </w:r>
@@ -4694,6 +5744,23 @@
       <w:r>
         <w:t>0</w:t>
       </w:r>
+      <w:bookmarkEnd w:id="6"/>
+      <w:r>
+        <w:t xml:space="preserve"> </w:t>
+      </w:r>
+      <w:hyperlink w:anchor="_ÍNDICE" w:history="1">
+        <w:r>
+          <w:rPr>
+            <w:rStyle w:val="Hipervnculo"/>
+            <w:rFonts w:ascii="Montserrat" w:hAnsi="Montserrat"/>
+            <w:b w:val="0"/>
+            <w:bCs/>
+            <w:sz w:val="18"/>
+            <w:szCs w:val="18"/>
+          </w:rPr>
+          <w:t>-Ir al Índice-</w:t>
+        </w:r>
+      </w:hyperlink>
     </w:p>
     <w:p>
       <w:pPr>
@@ -4913,36 +5980,32 @@
     </w:p>
     <w:p>
       <w:pPr>
-        <w:pBdr>
-          <w:top w:val="nil"/>
-          <w:left w:val="nil"/>
-          <w:bottom w:val="nil"/>
-          <w:right w:val="nil"/>
-          <w:between w:val="nil"/>
-        </w:pBdr>
-        <w:spacing w:after="120" w:line="240" w:lineRule="auto"/>
-        <w:rPr>
-          <w:b/>
-          <w:sz w:val="36"/>
-          <w:szCs w:val="36"/>
-        </w:rPr>
-      </w:pPr>
-      <w:r>
-        <w:rPr>
-          <w:b/>
-          <w:sz w:val="36"/>
-          <w:szCs w:val="36"/>
-        </w:rPr>
+        <w:pStyle w:val="Ttulo3"/>
+      </w:pPr>
+      <w:bookmarkStart w:id="7" w:name="_Toc232212222"/>
+      <w:r>
         <w:t>P</w:t>
       </w:r>
       <w:r>
-        <w:rPr>
-          <w:b/>
-          <w:sz w:val="36"/>
-          <w:szCs w:val="36"/>
-        </w:rPr>
         <w:t>redicción final para el punto (1,2)</w:t>
       </w:r>
+      <w:bookmarkEnd w:id="7"/>
+      <w:r>
+        <w:t xml:space="preserve"> </w:t>
+      </w:r>
+      <w:hyperlink w:anchor="_ÍNDICE" w:history="1">
+        <w:r>
+          <w:rPr>
+            <w:rStyle w:val="Hipervnculo"/>
+            <w:rFonts w:ascii="Montserrat" w:hAnsi="Montserrat"/>
+            <w:b w:val="0"/>
+            <w:bCs/>
+            <w:sz w:val="18"/>
+            <w:szCs w:val="18"/>
+          </w:rPr>
+          <w:t>-Ir al Índice-</w:t>
+        </w:r>
+      </w:hyperlink>
     </w:p>
     <w:p>
       <w:pPr>
@@ -5205,6 +6268,34 @@
     </w:p>
     <w:p>
       <w:pPr>
+        <w:pStyle w:val="Ttulo2"/>
+        <w:spacing w:before="0"/>
+      </w:pPr>
+      <w:bookmarkStart w:id="8" w:name="_Toc232212223"/>
+      <w:r>
+        <w:lastRenderedPageBreak/>
+        <w:t>EJERCICIO 2</w:t>
+      </w:r>
+      <w:bookmarkEnd w:id="8"/>
+      <w:r>
+        <w:t xml:space="preserve"> </w:t>
+      </w:r>
+      <w:hyperlink w:anchor="_ÍNDICE" w:history="1">
+        <w:r>
+          <w:rPr>
+            <w:rStyle w:val="Hipervnculo"/>
+            <w:rFonts w:ascii="Montserrat" w:hAnsi="Montserrat"/>
+            <w:b w:val="0"/>
+            <w:bCs/>
+            <w:sz w:val="18"/>
+            <w:szCs w:val="18"/>
+          </w:rPr>
+          <w:t>-Ir al Índice-</w:t>
+        </w:r>
+      </w:hyperlink>
+    </w:p>
+    <w:p>
+      <w:pPr>
         <w:pBdr>
           <w:top w:val="nil"/>
           <w:left w:val="nil"/>
@@ -5213,24 +6304,6 @@
           <w:between w:val="nil"/>
         </w:pBdr>
         <w:spacing w:after="120" w:line="240" w:lineRule="auto"/>
-        <w:ind w:left="357"/>
-        <w:rPr>
-          <w:b/>
-          <w:sz w:val="24"/>
-          <w:szCs w:val="24"/>
-        </w:rPr>
-      </w:pPr>
-    </w:p>
-    <w:p>
-      <w:pPr>
-        <w:pBdr>
-          <w:top w:val="nil"/>
-          <w:left w:val="nil"/>
-          <w:bottom w:val="nil"/>
-          <w:right w:val="nil"/>
-          <w:between w:val="nil"/>
-        </w:pBdr>
-        <w:spacing w:after="120" w:line="240" w:lineRule="auto"/>
         <w:rPr>
           <w:b/>
           <w:sz w:val="24"/>
@@ -5244,24 +6317,7 @@
           <w:sz w:val="24"/>
           <w:szCs w:val="24"/>
         </w:rPr>
-        <w:t xml:space="preserve">EJERCICIO </w:t>
-      </w:r>
-      <w:r>
-        <w:rPr>
-          <w:b/>
-          <w:sz w:val="24"/>
-          <w:szCs w:val="24"/>
-        </w:rPr>
-        <w:t>2</w:t>
-      </w:r>
-      <w:r>
-        <w:rPr>
-          <w:b/>
-          <w:color w:val="000000"/>
-          <w:sz w:val="24"/>
-          <w:szCs w:val="24"/>
-        </w:rPr>
-        <w:t xml:space="preserve">: Vamos a </w:t>
+        <w:t xml:space="preserve">Vamos a </w:t>
       </w:r>
       <w:r>
         <w:rPr>
@@ -5342,7 +6398,7 @@
                     <pic:cNvPicPr preferRelativeResize="0"/>
                   </pic:nvPicPr>
                   <pic:blipFill>
-                    <a:blip r:embed="rId8"/>
+                    <a:blip r:embed="rId9"/>
                     <a:srcRect/>
                     <a:stretch>
                       <a:fillRect/>
@@ -5427,7 +6483,7 @@
                     <pic:cNvPicPr preferRelativeResize="0"/>
                   </pic:nvPicPr>
                   <pic:blipFill>
-                    <a:blip r:embed="rId9"/>
+                    <a:blip r:embed="rId10"/>
                     <a:srcRect/>
                     <a:stretch>
                       <a:fillRect/>
@@ -5705,22 +6761,29 @@
     </w:p>
     <w:p>
       <w:pPr>
-        <w:pStyle w:val="Ttulo2"/>
-        <w:spacing w:before="120"/>
-        <w:rPr>
-          <w:rFonts w:ascii="Montserrat" w:hAnsi="Montserrat"/>
-          <w:sz w:val="28"/>
-          <w:szCs w:val="28"/>
-        </w:rPr>
-      </w:pPr>
-      <w:r>
-        <w:rPr>
-          <w:rFonts w:ascii="Montserrat" w:hAnsi="Montserrat"/>
-          <w:sz w:val="28"/>
-          <w:szCs w:val="28"/>
-        </w:rPr>
+        <w:pStyle w:val="Ttulo3"/>
+      </w:pPr>
+      <w:bookmarkStart w:id="9" w:name="_Toc232212224"/>
+      <w:r>
         <w:t>Paso 1: Esquina superior izquierda</w:t>
       </w:r>
+      <w:bookmarkEnd w:id="9"/>
+      <w:r>
+        <w:t xml:space="preserve"> </w:t>
+      </w:r>
+      <w:hyperlink w:anchor="_ÍNDICE" w:history="1">
+        <w:r>
+          <w:rPr>
+            <w:rStyle w:val="Hipervnculo"/>
+            <w:rFonts w:ascii="Montserrat" w:hAnsi="Montserrat"/>
+            <w:b w:val="0"/>
+            <w:bCs/>
+            <w:sz w:val="18"/>
+            <w:szCs w:val="18"/>
+          </w:rPr>
+          <w:t>-Ir al Índice-</w:t>
+        </w:r>
+      </w:hyperlink>
     </w:p>
     <w:p>
       <w:pPr>
@@ -7194,23 +8257,30 @@
     </w:p>
     <w:p>
       <w:pPr>
-        <w:pStyle w:val="Ttulo2"/>
-        <w:spacing w:before="120"/>
-        <w:rPr>
-          <w:rFonts w:ascii="Montserrat" w:hAnsi="Montserrat"/>
-          <w:sz w:val="28"/>
-          <w:szCs w:val="28"/>
-        </w:rPr>
-      </w:pPr>
-      <w:r>
-        <w:rPr>
-          <w:rFonts w:ascii="Montserrat" w:hAnsi="Montserrat"/>
-          <w:sz w:val="28"/>
-          <w:szCs w:val="28"/>
-        </w:rPr>
+        <w:pStyle w:val="Ttulo3"/>
+      </w:pPr>
+      <w:bookmarkStart w:id="10" w:name="_Toc232212225"/>
+      <w:r>
         <w:lastRenderedPageBreak/>
         <w:t>Paso 2: Esquina superior derecha (desplazamiento a la derecha)</w:t>
       </w:r>
+      <w:bookmarkEnd w:id="10"/>
+      <w:r>
+        <w:t xml:space="preserve"> </w:t>
+      </w:r>
+      <w:hyperlink w:anchor="_ÍNDICE" w:history="1">
+        <w:r>
+          <w:rPr>
+            <w:rStyle w:val="Hipervnculo"/>
+            <w:rFonts w:ascii="Montserrat" w:hAnsi="Montserrat"/>
+            <w:b w:val="0"/>
+            <w:bCs/>
+            <w:sz w:val="18"/>
+            <w:szCs w:val="18"/>
+          </w:rPr>
+          <w:t>-Ir al Índice-</w:t>
+        </w:r>
+      </w:hyperlink>
     </w:p>
     <w:p>
       <w:pPr>
@@ -8726,22 +9796,30 @@
     </w:tbl>
     <w:p>
       <w:pPr>
-        <w:pStyle w:val="Ttulo2"/>
-        <w:spacing w:before="120"/>
-        <w:rPr>
-          <w:rFonts w:ascii="Montserrat" w:hAnsi="Montserrat"/>
-          <w:sz w:val="28"/>
-          <w:szCs w:val="28"/>
-        </w:rPr>
-      </w:pPr>
-      <w:r>
-        <w:rPr>
-          <w:rFonts w:ascii="Montserrat" w:hAnsi="Montserrat"/>
-          <w:sz w:val="28"/>
-          <w:szCs w:val="28"/>
-        </w:rPr>
+        <w:pStyle w:val="Ttulo3"/>
+        <w:spacing w:before="240"/>
+      </w:pPr>
+      <w:bookmarkStart w:id="11" w:name="_Toc232212226"/>
+      <w:r>
         <w:t>Paso 3: Esquina inferior izquierda (desplazamiento hacia abajo)</w:t>
       </w:r>
+      <w:bookmarkEnd w:id="11"/>
+      <w:r>
+        <w:t xml:space="preserve"> </w:t>
+      </w:r>
+      <w:hyperlink w:anchor="_ÍNDICE" w:history="1">
+        <w:r>
+          <w:rPr>
+            <w:rStyle w:val="Hipervnculo"/>
+            <w:rFonts w:ascii="Montserrat" w:hAnsi="Montserrat"/>
+            <w:b w:val="0"/>
+            <w:bCs/>
+            <w:sz w:val="18"/>
+            <w:szCs w:val="18"/>
+          </w:rPr>
+          <w:t>-Ir al Índice-</w:t>
+        </w:r>
+      </w:hyperlink>
     </w:p>
     <w:p>
       <w:pPr>
@@ -10263,22 +11341,30 @@
     </w:tbl>
     <w:p>
       <w:pPr>
-        <w:pStyle w:val="Ttulo2"/>
-        <w:spacing w:before="120"/>
-        <w:rPr>
-          <w:rFonts w:ascii="Montserrat" w:hAnsi="Montserrat"/>
-          <w:sz w:val="28"/>
-          <w:szCs w:val="28"/>
-        </w:rPr>
-      </w:pPr>
-      <w:r>
-        <w:rPr>
-          <w:rFonts w:ascii="Montserrat" w:hAnsi="Montserrat"/>
-          <w:sz w:val="28"/>
-          <w:szCs w:val="28"/>
-        </w:rPr>
+        <w:pStyle w:val="Ttulo3"/>
+        <w:spacing w:before="240"/>
+      </w:pPr>
+      <w:bookmarkStart w:id="12" w:name="_Toc232212227"/>
+      <w:r>
         <w:t>Paso 4: Esquina inferior derecha (desplazamiento a la derecha)</w:t>
       </w:r>
+      <w:bookmarkEnd w:id="12"/>
+      <w:r>
+        <w:t xml:space="preserve"> </w:t>
+      </w:r>
+      <w:hyperlink w:anchor="_ÍNDICE" w:history="1">
+        <w:r>
+          <w:rPr>
+            <w:rStyle w:val="Hipervnculo"/>
+            <w:rFonts w:ascii="Montserrat" w:hAnsi="Montserrat"/>
+            <w:b w:val="0"/>
+            <w:bCs/>
+            <w:sz w:val="18"/>
+            <w:szCs w:val="18"/>
+          </w:rPr>
+          <w:t>-Ir al Índice-</w:t>
+        </w:r>
+      </w:hyperlink>
     </w:p>
     <w:p>
       <w:pPr>
@@ -11810,22 +12896,30 @@
     </w:tbl>
     <w:p>
       <w:pPr>
-        <w:pStyle w:val="Ttulo2"/>
-        <w:spacing w:before="120"/>
-        <w:rPr>
-          <w:rFonts w:ascii="Montserrat" w:hAnsi="Montserrat"/>
-          <w:sz w:val="28"/>
-          <w:szCs w:val="28"/>
-        </w:rPr>
-      </w:pPr>
-      <w:r>
-        <w:rPr>
-          <w:rFonts w:ascii="Montserrat" w:hAnsi="Montserrat"/>
-          <w:sz w:val="28"/>
-          <w:szCs w:val="28"/>
-        </w:rPr>
+        <w:pStyle w:val="Ttulo3"/>
+        <w:spacing w:before="240"/>
+      </w:pPr>
+      <w:bookmarkStart w:id="13" w:name="_Toc232212228"/>
+      <w:r>
         <w:t>Matriz Resultante Final</w:t>
       </w:r>
+      <w:bookmarkEnd w:id="13"/>
+      <w:r>
+        <w:t xml:space="preserve"> </w:t>
+      </w:r>
+      <w:hyperlink w:anchor="_ÍNDICE" w:history="1">
+        <w:r>
+          <w:rPr>
+            <w:rStyle w:val="Hipervnculo"/>
+            <w:rFonts w:ascii="Montserrat" w:hAnsi="Montserrat"/>
+            <w:b w:val="0"/>
+            <w:bCs/>
+            <w:sz w:val="18"/>
+            <w:szCs w:val="18"/>
+          </w:rPr>
+          <w:t>-Ir al Índice-</w:t>
+        </w:r>
+      </w:hyperlink>
     </w:p>
     <w:p>
       <w:pPr>
@@ -11973,16 +13067,73 @@
     </w:tbl>
     <w:p>
       <w:pPr>
-        <w:spacing w:after="120" w:line="240" w:lineRule="auto"/>
-        <w:ind w:left="357"/>
-        <w:rPr>
-          <w:b/>
-          <w:sz w:val="24"/>
-          <w:szCs w:val="24"/>
-        </w:rPr>
-      </w:pPr>
-      <w:r>
-        <w:br w:type="page"/>
+        <w:pStyle w:val="Ttulo2"/>
+      </w:pPr>
+      <w:bookmarkStart w:id="14" w:name="_Toc232212229"/>
+      <w:r>
+        <w:lastRenderedPageBreak/>
+        <w:t>EJERCICIO 3</w:t>
+      </w:r>
+      <w:bookmarkEnd w:id="14"/>
+      <w:r>
+        <w:rPr>
+          <w:rFonts w:ascii="Montserrat" w:hAnsi="Montserrat"/>
+          <w:b w:val="0"/>
+          <w:bCs/>
+          <w:sz w:val="18"/>
+          <w:szCs w:val="18"/>
+        </w:rPr>
+        <w:fldChar w:fldCharType="begin"/>
+      </w:r>
+      <w:r>
+        <w:rPr>
+          <w:rFonts w:ascii="Montserrat" w:hAnsi="Montserrat"/>
+          <w:b w:val="0"/>
+          <w:bCs/>
+          <w:sz w:val="18"/>
+          <w:szCs w:val="18"/>
+        </w:rPr>
+        <w:instrText>HYPERLINK  \l "_ÍNDICE"</w:instrText>
+      </w:r>
+      <w:r>
+        <w:rPr>
+          <w:rFonts w:ascii="Montserrat" w:hAnsi="Montserrat"/>
+          <w:b w:val="0"/>
+          <w:bCs/>
+          <w:sz w:val="18"/>
+          <w:szCs w:val="18"/>
+        </w:rPr>
+      </w:r>
+      <w:r>
+        <w:rPr>
+          <w:rFonts w:ascii="Montserrat" w:hAnsi="Montserrat"/>
+          <w:b w:val="0"/>
+          <w:bCs/>
+          <w:sz w:val="18"/>
+          <w:szCs w:val="18"/>
+        </w:rPr>
+        <w:fldChar w:fldCharType="separate"/>
+      </w:r>
+      <w:r>
+        <w:rPr>
+          <w:rStyle w:val="Hipervnculo"/>
+          <w:rFonts w:ascii="Montserrat" w:hAnsi="Montserrat"/>
+          <w:b w:val="0"/>
+          <w:bCs/>
+          <w:sz w:val="18"/>
+          <w:szCs w:val="18"/>
+        </w:rPr>
+        <w:t>-Ir al Índice-</w:t>
+      </w:r>
+      <w:r>
+        <w:rPr>
+          <w:rFonts w:ascii="Montserrat" w:hAnsi="Montserrat"/>
+          <w:b w:val="0"/>
+          <w:bCs/>
+          <w:sz w:val="18"/>
+          <w:szCs w:val="18"/>
+        </w:rPr>
+        <w:fldChar w:fldCharType="end"/>
       </w:r>
     </w:p>
     <w:p>
@@ -11995,15 +13146,6 @@
           <w:szCs w:val="24"/>
         </w:rPr>
       </w:pPr>
-      <w:r>
-        <w:rPr>
-          <w:b/>
-          <w:sz w:val="24"/>
-          <w:szCs w:val="24"/>
-        </w:rPr>
-        <w:lastRenderedPageBreak/>
-        <w:t xml:space="preserve">EJERCICIO 3: </w:t>
-      </w:r>
       <w:proofErr w:type="spellStart"/>
       <w:r>
         <w:rPr>
@@ -12765,6 +13907,85 @@
         <w:pStyle w:val="PrrafoRespuestas"/>
       </w:pPr>
       <w:r>
+        <w:rPr>
+          <w:noProof/>
+        </w:rPr>
+        <mc:AlternateContent>
+          <mc:Choice Requires="wps">
+            <w:drawing>
+              <wp:anchor distT="0" distB="0" distL="114300" distR="114300" simplePos="0" relativeHeight="251663360" behindDoc="0" locked="0" layoutInCell="1" allowOverlap="1" wp14:anchorId="3BBD8CD4" wp14:editId="28768EAF">
+                <wp:simplePos x="0" y="0"/>
+                <wp:positionH relativeFrom="margin">
+                  <wp:align>left</wp:align>
+                </wp:positionH>
+                <wp:positionV relativeFrom="paragraph">
+                  <wp:posOffset>52807</wp:posOffset>
+                </wp:positionV>
+                <wp:extent cx="6466637" cy="0"/>
+                <wp:effectExtent l="0" t="0" r="0" b="0"/>
+                <wp:wrapNone/>
+                <wp:docPr id="758203737" name="Conector recto 20"/>
+                <wp:cNvGraphicFramePr/>
+                <a:graphic xmlns:a="http://schemas.openxmlformats.org/drawingml/2006/main">
+                  <a:graphicData uri="http://schemas.microsoft.com/office/word/2010/wordprocessingShape">
+                    <wps:wsp>
+                      <wps:cNvCnPr/>
+                      <wps:spPr>
+                        <a:xfrm>
+                          <a:off x="0" y="0"/>
+                          <a:ext cx="6466637" cy="0"/>
+                        </a:xfrm>
+                        <a:prstGeom prst="line">
+                          <a:avLst/>
+                        </a:prstGeom>
+                        <a:ln>
+                          <a:solidFill>
+                            <a:schemeClr val="bg1">
+                              <a:lumMod val="85000"/>
+                            </a:schemeClr>
+                          </a:solidFill>
+                        </a:ln>
+                      </wps:spPr>
+                      <wps:style>
+                        <a:lnRef idx="1">
+                          <a:schemeClr val="dk1"/>
+                        </a:lnRef>
+                        <a:fillRef idx="0">
+                          <a:schemeClr val="dk1"/>
+                        </a:fillRef>
+                        <a:effectRef idx="0">
+                          <a:schemeClr val="dk1"/>
+                        </a:effectRef>
+                        <a:fontRef idx="minor">
+                          <a:schemeClr val="tx1"/>
+                        </a:fontRef>
+                      </wps:style>
+                      <wps:bodyPr/>
+                    </wps:wsp>
+                  </a:graphicData>
+                </a:graphic>
+                <wp14:sizeRelH relativeFrom="margin">
+                  <wp14:pctWidth>0</wp14:pctWidth>
+                </wp14:sizeRelH>
+              </wp:anchor>
+            </w:drawing>
+          </mc:Choice>
+          <mc:Fallback>
+            <w:pict>
+              <v:line w14:anchorId="79D10423" id="Conector recto 20" o:spid="_x0000_s1026" style="position:absolute;z-index:251663360;visibility:visible;mso-wrap-style:square;mso-width-percent:0;mso-wrap-distance-left:9pt;mso-wrap-distance-top:0;mso-wrap-distance-right:9pt;mso-wrap-distance-bottom:0;mso-position-horizontal:left;mso-position-horizontal-relative:margin;mso-position-vertical:absolute;mso-position-vertical-relative:text;mso-width-percent:0;mso-width-relative:margin" from="0,4.15pt" to="509.2pt,4.15pt" o:gfxdata="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" strokecolor="#d8d8d8 [2732]" strokeweight=".5pt">
+                <v:stroke joinstyle="miter"/>
+                <w10:wrap anchorx="margin"/>
+              </v:line>
+            </w:pict>
+          </mc:Fallback>
+        </mc:AlternateContent>
+      </w:r>
+    </w:p>
+    <w:p>
+      <w:pPr>
+        <w:pStyle w:val="PrrafoRespuestas"/>
+      </w:pPr>
+      <w:r>
         <w:t>Siguiendo la misma dinámica</w:t>
       </w:r>
       <w:r>
@@ -12849,187 +14070,202 @@
     </w:p>
     <w:p>
       <w:pPr>
-        <w:pStyle w:val="Ttulo2"/>
-        <w:spacing w:before="0" w:after="0"/>
+        <w:pStyle w:val="Ttulo3"/>
+        <w:spacing w:before="0"/>
+        <w:rPr>
+          <w:rFonts w:ascii="Montserrat" w:hAnsi="Montserrat"/>
+          <w:sz w:val="32"/>
+          <w:szCs w:val="32"/>
+        </w:rPr>
+      </w:pPr>
+      <w:bookmarkStart w:id="15" w:name="_La_estructura_de"/>
+      <w:bookmarkStart w:id="16" w:name="_Toc232212230"/>
+      <w:bookmarkEnd w:id="15"/>
+      <w:r>
+        <w:rPr>
+          <w:rFonts w:ascii="Montserrat" w:hAnsi="Montserrat"/>
+          <w:sz w:val="32"/>
+          <w:szCs w:val="32"/>
+        </w:rPr>
+        <w:t>La estructura de la red</w:t>
+      </w:r>
+      <w:bookmarkEnd w:id="16"/>
+      <w:r>
+        <w:rPr>
+          <w:rFonts w:ascii="Montserrat" w:hAnsi="Montserrat"/>
+          <w:sz w:val="32"/>
+          <w:szCs w:val="32"/>
+        </w:rPr>
+        <w:t xml:space="preserve"> </w:t>
+      </w:r>
+      <w:hyperlink w:anchor="_ÍNDICE" w:history="1">
+        <w:r>
+          <w:rPr>
+            <w:rStyle w:val="Hipervnculo"/>
+            <w:rFonts w:ascii="Montserrat" w:hAnsi="Montserrat"/>
+            <w:b w:val="0"/>
+            <w:bCs/>
+            <w:sz w:val="18"/>
+            <w:szCs w:val="18"/>
+          </w:rPr>
+          <w:t>-Ir al Índice-</w:t>
+        </w:r>
+      </w:hyperlink>
+    </w:p>
+    <w:p>
+      <w:pPr>
+        <w:pStyle w:val="Ttulo4"/>
+        <w:spacing w:before="0"/>
         <w:rPr>
           <w:rFonts w:ascii="Montserrat" w:hAnsi="Montserrat"/>
           <w:sz w:val="28"/>
           <w:szCs w:val="28"/>
         </w:rPr>
       </w:pPr>
-      <w:bookmarkStart w:id="0" w:name="_La_estructura_de"/>
-      <w:bookmarkEnd w:id="0"/>
       <w:r>
         <w:rPr>
           <w:rFonts w:ascii="Montserrat" w:hAnsi="Montserrat"/>
           <w:sz w:val="28"/>
           <w:szCs w:val="28"/>
         </w:rPr>
-        <w:t>L</w:t>
-      </w:r>
-      <w:r>
-        <w:rPr>
-          <w:rFonts w:ascii="Montserrat" w:hAnsi="Montserrat"/>
-          <w:sz w:val="28"/>
-          <w:szCs w:val="28"/>
-        </w:rPr>
-        <w:t>a estructura de la red</w:t>
+        <w:t>Capa 1</w:t>
       </w:r>
     </w:p>
     <w:p>
       <w:pPr>
-        <w:pStyle w:val="Ttulo3"/>
-        <w:spacing w:before="0"/>
-        <w:rPr>
-          <w:rFonts w:ascii="Montserrat" w:hAnsi="Montserrat"/>
-          <w:sz w:val="24"/>
-          <w:szCs w:val="24"/>
-        </w:rPr>
-      </w:pPr>
-      <w:r>
-        <w:rPr>
-          <w:rFonts w:ascii="Montserrat" w:hAnsi="Montserrat"/>
-          <w:sz w:val="24"/>
-          <w:szCs w:val="24"/>
-        </w:rPr>
-        <w:t>Capa 1</w:t>
-      </w:r>
+        <w:pStyle w:val="Prrafocdigo"/>
+        <w:rPr>
+          <w:color w:val="121314"/>
+        </w:rPr>
+      </w:pPr>
     </w:p>
     <w:p>
       <w:pPr>
         <w:pStyle w:val="Prrafocdigo"/>
         <w:rPr>
-          <w:color w:val="121314"/>
-        </w:rPr>
-      </w:pPr>
+          <w:color w:val="FFFF00"/>
+        </w:rPr>
+      </w:pPr>
+      <w:r>
+        <w:t xml:space="preserve">  </w:t>
+      </w:r>
+      <w:proofErr w:type="spellStart"/>
+      <w:r>
+        <w:t>m</w:t>
+      </w:r>
+      <w:r>
+        <w:t>odel.</w:t>
+      </w:r>
+      <w:r>
+        <w:rPr>
+          <w:color w:val="D2A8FF"/>
+        </w:rPr>
+        <w:t>add</w:t>
+      </w:r>
+      <w:proofErr w:type="spellEnd"/>
+      <w:r>
+        <w:rPr>
+          <w:color w:val="FFFF00"/>
+        </w:rPr>
+        <w:t>(</w:t>
+      </w:r>
+      <w:r>
+        <w:rPr>
+          <w:color w:val="92D050"/>
+        </w:rPr>
+        <w:t>Dense</w:t>
+      </w:r>
+      <w:r>
+        <w:rPr>
+          <w:color w:val="FFFF00"/>
+        </w:rPr>
+        <w:t>(</w:t>
+      </w:r>
+      <w:proofErr w:type="spellStart"/>
+      <w:r>
+        <w:rPr>
+          <w:color w:val="FFA657"/>
+        </w:rPr>
+        <w:t>units</w:t>
+      </w:r>
+      <w:proofErr w:type="spellEnd"/>
+      <w:r>
+        <w:t>=</w:t>
+      </w:r>
+      <w:r>
+        <w:rPr>
+          <w:color w:val="C5E0B3" w:themeColor="accent6" w:themeTint="66"/>
+        </w:rPr>
+        <w:t>64</w:t>
+      </w:r>
+      <w:r>
+        <w:t xml:space="preserve">, </w:t>
+      </w:r>
+      <w:proofErr w:type="spellStart"/>
+      <w:r>
+        <w:rPr>
+          <w:color w:val="FFA657"/>
+        </w:rPr>
+        <w:t>activation</w:t>
+      </w:r>
+      <w:proofErr w:type="spellEnd"/>
+      <w:r>
+        <w:t>=</w:t>
+      </w:r>
+      <w:r>
+        <w:rPr>
+          <w:color w:val="9CC2E5" w:themeColor="accent1" w:themeTint="99"/>
+        </w:rPr>
+        <w:t>'</w:t>
+      </w:r>
+      <w:proofErr w:type="spellStart"/>
+      <w:r>
+        <w:rPr>
+          <w:color w:val="9CC2E5" w:themeColor="accent1" w:themeTint="99"/>
+        </w:rPr>
+        <w:t>relu</w:t>
+      </w:r>
+      <w:proofErr w:type="spellEnd"/>
+      <w:r>
+        <w:rPr>
+          <w:color w:val="9CC2E5" w:themeColor="accent1" w:themeTint="99"/>
+        </w:rPr>
+        <w:t>'</w:t>
+      </w:r>
+      <w:r>
+        <w:t xml:space="preserve">, </w:t>
+      </w:r>
+      <w:proofErr w:type="spellStart"/>
+      <w:r>
+        <w:rPr>
+          <w:color w:val="FFA657"/>
+        </w:rPr>
+        <w:t>input_dim</w:t>
+      </w:r>
+      <w:proofErr w:type="spellEnd"/>
+      <w:r>
+        <w:t>=</w:t>
+      </w:r>
+      <w:r>
+        <w:rPr>
+          <w:color w:val="C5E0B3" w:themeColor="accent6" w:themeTint="66"/>
+        </w:rPr>
+        <w:t>10</w:t>
+      </w:r>
+      <w:r>
+        <w:rPr>
+          <w:color w:val="FFFF00"/>
+        </w:rPr>
+        <w:t>))</w:t>
+      </w:r>
     </w:p>
     <w:p>
       <w:pPr>
         <w:pStyle w:val="Prrafocdigo"/>
-        <w:rPr>
-          <w:color w:val="FFFF00"/>
-        </w:rPr>
-      </w:pPr>
-      <w:r>
-        <w:t xml:space="preserve">  </w:t>
-      </w:r>
-      <w:proofErr w:type="spellStart"/>
-      <w:r>
-        <w:t>m</w:t>
-      </w:r>
-      <w:r>
-        <w:t>odel.</w:t>
-      </w:r>
-      <w:r>
-        <w:rPr>
-          <w:color w:val="D2A8FF"/>
-        </w:rPr>
-        <w:t>add</w:t>
-      </w:r>
-      <w:proofErr w:type="spellEnd"/>
-      <w:r>
-        <w:rPr>
-          <w:color w:val="FFFF00"/>
-        </w:rPr>
-        <w:t>(</w:t>
-      </w:r>
-      <w:r>
-        <w:rPr>
-          <w:color w:val="92D050"/>
-        </w:rPr>
-        <w:t>Dense</w:t>
-      </w:r>
-      <w:r>
-        <w:rPr>
-          <w:color w:val="FFFF00"/>
-        </w:rPr>
-        <w:t>(</w:t>
-      </w:r>
-      <w:proofErr w:type="spellStart"/>
-      <w:r>
-        <w:rPr>
-          <w:color w:val="FFA657"/>
-        </w:rPr>
-        <w:t>units</w:t>
-      </w:r>
-      <w:proofErr w:type="spellEnd"/>
-      <w:r>
-        <w:t>=</w:t>
-      </w:r>
-      <w:r>
-        <w:rPr>
-          <w:color w:val="C5E0B3" w:themeColor="accent6" w:themeTint="66"/>
-        </w:rPr>
-        <w:t>64</w:t>
-      </w:r>
-      <w:r>
-        <w:t xml:space="preserve">, </w:t>
-      </w:r>
-      <w:proofErr w:type="spellStart"/>
-      <w:r>
-        <w:rPr>
-          <w:color w:val="FFA657"/>
-        </w:rPr>
-        <w:t>activation</w:t>
-      </w:r>
-      <w:proofErr w:type="spellEnd"/>
-      <w:r>
-        <w:t>=</w:t>
-      </w:r>
-      <w:r>
-        <w:rPr>
-          <w:color w:val="9CC2E5" w:themeColor="accent1" w:themeTint="99"/>
-        </w:rPr>
-        <w:t>'</w:t>
-      </w:r>
-      <w:proofErr w:type="spellStart"/>
-      <w:r>
-        <w:rPr>
-          <w:color w:val="9CC2E5" w:themeColor="accent1" w:themeTint="99"/>
-        </w:rPr>
-        <w:t>relu</w:t>
-      </w:r>
-      <w:proofErr w:type="spellEnd"/>
-      <w:r>
-        <w:rPr>
-          <w:color w:val="9CC2E5" w:themeColor="accent1" w:themeTint="99"/>
-        </w:rPr>
-        <w:t>'</w:t>
-      </w:r>
-      <w:r>
-        <w:t xml:space="preserve">, </w:t>
-      </w:r>
-      <w:proofErr w:type="spellStart"/>
-      <w:r>
-        <w:rPr>
-          <w:color w:val="FFA657"/>
-        </w:rPr>
-        <w:t>input_dim</w:t>
-      </w:r>
-      <w:proofErr w:type="spellEnd"/>
-      <w:r>
-        <w:t>=</w:t>
-      </w:r>
-      <w:r>
-        <w:rPr>
-          <w:color w:val="C5E0B3" w:themeColor="accent6" w:themeTint="66"/>
-        </w:rPr>
-        <w:t>10</w:t>
-      </w:r>
-      <w:r>
-        <w:rPr>
-          <w:color w:val="FFFF00"/>
-        </w:rPr>
-        <w:t>))</w:t>
-      </w:r>
+      </w:pPr>
     </w:p>
     <w:p>
       <w:pPr>
-        <w:pStyle w:val="Prrafocdigo"/>
-      </w:pPr>
-    </w:p>
-    <w:p>
-      <w:pPr>
         <w:pStyle w:val="PrrafoRespuestas"/>
       </w:pPr>
       <w:r>
@@ -13051,10 +14287,7 @@
         <w:t>capa</w:t>
       </w:r>
       <w:r>
-        <w:t xml:space="preserve">, la primera </w:t>
-      </w:r>
-      <w:r>
-        <w:t>d</w:t>
+        <w:t>, la primera d</w:t>
       </w:r>
       <w:r>
         <w:t>el modelo</w:t>
@@ -13530,29 +14763,21 @@
     </w:p>
     <w:p>
       <w:pPr>
-        <w:pStyle w:val="Ttulo3"/>
+        <w:pStyle w:val="Ttulo4"/>
         <w:spacing w:before="0"/>
         <w:rPr>
           <w:rFonts w:ascii="Montserrat" w:hAnsi="Montserrat"/>
-          <w:sz w:val="24"/>
-          <w:szCs w:val="24"/>
+          <w:sz w:val="28"/>
+          <w:szCs w:val="28"/>
         </w:rPr>
       </w:pPr>
       <w:r>
         <w:rPr>
           <w:rFonts w:ascii="Montserrat" w:hAnsi="Montserrat"/>
-          <w:sz w:val="24"/>
-          <w:szCs w:val="24"/>
-        </w:rPr>
-        <w:t xml:space="preserve">Capa </w:t>
-      </w:r>
-      <w:r>
-        <w:rPr>
-          <w:rFonts w:ascii="Montserrat" w:hAnsi="Montserrat"/>
-          <w:sz w:val="24"/>
-          <w:szCs w:val="24"/>
-        </w:rPr>
-        <w:t>2</w:t>
+          <w:sz w:val="28"/>
+          <w:szCs w:val="28"/>
+        </w:rPr>
+        <w:t>Capa 2</w:t>
       </w:r>
     </w:p>
     <w:p>
@@ -13685,25 +14910,13 @@
         <w:t xml:space="preserve"> </w:t>
       </w:r>
       <w:r>
-        <w:t>la segunda</w:t>
-      </w:r>
-      <w:r>
-        <w:t xml:space="preserve"> </w:t>
+        <w:t xml:space="preserve">la segunda </w:t>
       </w:r>
       <w:r>
         <w:t>capa</w:t>
       </w:r>
       <w:r>
-        <w:t xml:space="preserve">, </w:t>
-      </w:r>
-      <w:r>
-        <w:t>otra capa oculta porque no produce la salida</w:t>
-      </w:r>
-      <w:r>
-        <w:t xml:space="preserve">, </w:t>
-      </w:r>
-      <w:r>
-        <w:t>como si de otro</w:t>
+        <w:t>, otra capa oculta porque no produce la salida, como si de otro</w:t>
       </w:r>
       <w:r>
         <w:t xml:space="preserve"> .</w:t>
@@ -13738,10 +14951,7 @@
         <w:t>que la</w:t>
       </w:r>
       <w:r>
-        <w:t xml:space="preserve"> primera </w:t>
-      </w:r>
-      <w:r>
-        <w:t xml:space="preserve">con </w:t>
+        <w:t xml:space="preserve"> primera con </w:t>
       </w:r>
       <w:r>
         <w:rPr>
@@ -13800,10 +15010,10 @@
         <w:t xml:space="preserve">se le indica </w:t>
       </w:r>
       <w:r>
-        <w:t xml:space="preserve">pase por </w:t>
-      </w:r>
-      <w:r>
-        <w:t xml:space="preserve">la </w:t>
+        <w:t xml:space="preserve">que </w:t>
+      </w:r>
+      <w:r>
+        <w:t xml:space="preserve">pase por la </w:t>
       </w:r>
       <w:r>
         <w:rPr>
@@ -13847,191 +15057,170 @@
           <w:i/>
           <w:iCs/>
         </w:rPr>
-        <w:t xml:space="preserve">lo siento, </w:t>
+        <w:t>lo siento, me hace mucha gracia</w:t>
       </w:r>
       <w:r>
         <w:rPr>
           <w:i/>
           <w:iCs/>
         </w:rPr>
-        <w:t>me hace mucha gracia</w:t>
-      </w:r>
-      <w:r>
-        <w:rPr>
-          <w:i/>
-          <w:iCs/>
-        </w:rPr>
         <w:t>—</w:t>
       </w:r>
     </w:p>
     <w:p>
       <w:pPr>
-        <w:pStyle w:val="PrrafoRespuestas"/>
-      </w:pPr>
+        <w:pStyle w:val="Ttulo4"/>
+        <w:rPr>
+          <w:rFonts w:ascii="Montserrat" w:hAnsi="Montserrat"/>
+          <w:sz w:val="28"/>
+          <w:szCs w:val="28"/>
+        </w:rPr>
+      </w:pPr>
+      <w:bookmarkStart w:id="17" w:name="_Capa_3"/>
+      <w:bookmarkEnd w:id="17"/>
+      <w:r>
+        <w:rPr>
+          <w:rFonts w:ascii="Montserrat" w:hAnsi="Montserrat"/>
+          <w:sz w:val="28"/>
+          <w:szCs w:val="28"/>
+        </w:rPr>
+        <w:lastRenderedPageBreak/>
+        <w:t xml:space="preserve">Capa </w:t>
+      </w:r>
+      <w:r>
+        <w:rPr>
+          <w:rFonts w:ascii="Montserrat" w:hAnsi="Montserrat"/>
+          <w:sz w:val="28"/>
+          <w:szCs w:val="28"/>
+        </w:rPr>
+        <w:t>3</w:t>
+      </w:r>
     </w:p>
     <w:p>
       <w:pPr>
-        <w:pStyle w:val="Ttulo3"/>
-        <w:rPr>
-          <w:rFonts w:ascii="Montserrat" w:hAnsi="Montserrat"/>
-          <w:sz w:val="24"/>
-          <w:szCs w:val="24"/>
-        </w:rPr>
-      </w:pPr>
-      <w:bookmarkStart w:id="1" w:name="_Capa_3"/>
-      <w:bookmarkEnd w:id="1"/>
-      <w:r>
-        <w:rPr>
-          <w:rFonts w:ascii="Montserrat" w:hAnsi="Montserrat"/>
-          <w:sz w:val="24"/>
-          <w:szCs w:val="24"/>
-        </w:rPr>
-        <w:lastRenderedPageBreak/>
-        <w:t xml:space="preserve">Capa </w:t>
-      </w:r>
-      <w:r>
-        <w:rPr>
-          <w:rFonts w:ascii="Montserrat" w:hAnsi="Montserrat"/>
-          <w:sz w:val="24"/>
-          <w:szCs w:val="24"/>
-        </w:rPr>
-        <w:t>3</w:t>
-      </w:r>
+        <w:pStyle w:val="Prrafocdigo"/>
+        <w:rPr>
+          <w:color w:val="121314"/>
+        </w:rPr>
+      </w:pPr>
     </w:p>
     <w:p>
       <w:pPr>
         <w:pStyle w:val="Prrafocdigo"/>
         <w:rPr>
-          <w:color w:val="121314"/>
-        </w:rPr>
-      </w:pPr>
+          <w:color w:val="FFFF00"/>
+        </w:rPr>
+      </w:pPr>
+      <w:r>
+        <w:t xml:space="preserve">  </w:t>
+      </w:r>
+      <w:proofErr w:type="spellStart"/>
+      <w:r>
+        <w:t>m</w:t>
+      </w:r>
+      <w:r>
+        <w:t>odel.</w:t>
+      </w:r>
+      <w:r>
+        <w:rPr>
+          <w:color w:val="D2A8FF"/>
+        </w:rPr>
+        <w:t>add</w:t>
+      </w:r>
+      <w:proofErr w:type="spellEnd"/>
+      <w:r>
+        <w:rPr>
+          <w:color w:val="FFFF00"/>
+        </w:rPr>
+        <w:t>(</w:t>
+      </w:r>
+      <w:r>
+        <w:rPr>
+          <w:color w:val="92D050"/>
+        </w:rPr>
+        <w:t>Dense</w:t>
+      </w:r>
+      <w:r>
+        <w:rPr>
+          <w:color w:val="FFFF00"/>
+        </w:rPr>
+        <w:t>(</w:t>
+      </w:r>
+      <w:proofErr w:type="spellStart"/>
+      <w:r>
+        <w:rPr>
+          <w:color w:val="FFA657"/>
+        </w:rPr>
+        <w:t>units</w:t>
+      </w:r>
+      <w:proofErr w:type="spellEnd"/>
+      <w:r>
+        <w:t>=</w:t>
+      </w:r>
+      <w:r>
+        <w:rPr>
+          <w:color w:val="C5E0B3" w:themeColor="accent6" w:themeTint="66"/>
+        </w:rPr>
+        <w:t>5</w:t>
+      </w:r>
+      <w:r>
+        <w:t xml:space="preserve">, </w:t>
+      </w:r>
+      <w:proofErr w:type="spellStart"/>
+      <w:r>
+        <w:rPr>
+          <w:color w:val="FFA657"/>
+        </w:rPr>
+        <w:t>activation</w:t>
+      </w:r>
+      <w:proofErr w:type="spellEnd"/>
+      <w:r>
+        <w:t>=</w:t>
+      </w:r>
+      <w:r>
+        <w:rPr>
+          <w:color w:val="9CC2E5" w:themeColor="accent1" w:themeTint="99"/>
+        </w:rPr>
+        <w:t>'</w:t>
+      </w:r>
+      <w:proofErr w:type="spellStart"/>
+      <w:r>
+        <w:rPr>
+          <w:color w:val="9CC2E5" w:themeColor="accent1" w:themeTint="99"/>
+        </w:rPr>
+        <w:t>softmax</w:t>
+      </w:r>
+      <w:proofErr w:type="spellEnd"/>
+      <w:r>
+        <w:rPr>
+          <w:color w:val="9CC2E5" w:themeColor="accent1" w:themeTint="99"/>
+        </w:rPr>
+        <w:t>'</w:t>
+      </w:r>
+      <w:r>
+        <w:rPr>
+          <w:color w:val="FFFF00"/>
+        </w:rPr>
+        <w:t>))</w:t>
+      </w:r>
     </w:p>
     <w:p>
       <w:pPr>
         <w:pStyle w:val="Prrafocdigo"/>
-        <w:rPr>
-          <w:color w:val="FFFF00"/>
-        </w:rPr>
-      </w:pPr>
-      <w:r>
-        <w:t xml:space="preserve">  </w:t>
-      </w:r>
-      <w:proofErr w:type="spellStart"/>
-      <w:r>
-        <w:t>m</w:t>
-      </w:r>
-      <w:r>
-        <w:t>odel.</w:t>
-      </w:r>
-      <w:r>
-        <w:rPr>
-          <w:color w:val="D2A8FF"/>
-        </w:rPr>
-        <w:t>add</w:t>
-      </w:r>
-      <w:proofErr w:type="spellEnd"/>
-      <w:r>
-        <w:rPr>
-          <w:color w:val="FFFF00"/>
-        </w:rPr>
-        <w:t>(</w:t>
-      </w:r>
-      <w:r>
-        <w:rPr>
-          <w:color w:val="92D050"/>
-        </w:rPr>
-        <w:t>Dense</w:t>
-      </w:r>
-      <w:r>
-        <w:rPr>
-          <w:color w:val="FFFF00"/>
-        </w:rPr>
-        <w:t>(</w:t>
-      </w:r>
-      <w:proofErr w:type="spellStart"/>
-      <w:r>
-        <w:rPr>
-          <w:color w:val="FFA657"/>
-        </w:rPr>
-        <w:t>units</w:t>
-      </w:r>
-      <w:proofErr w:type="spellEnd"/>
-      <w:r>
-        <w:t>=</w:t>
-      </w:r>
-      <w:r>
-        <w:rPr>
-          <w:color w:val="C5E0B3" w:themeColor="accent6" w:themeTint="66"/>
-        </w:rPr>
-        <w:t>5</w:t>
-      </w:r>
-      <w:r>
-        <w:t xml:space="preserve">, </w:t>
-      </w:r>
-      <w:proofErr w:type="spellStart"/>
-      <w:r>
-        <w:rPr>
-          <w:color w:val="FFA657"/>
-        </w:rPr>
-        <w:t>activation</w:t>
-      </w:r>
-      <w:proofErr w:type="spellEnd"/>
-      <w:r>
-        <w:t>=</w:t>
-      </w:r>
-      <w:r>
-        <w:rPr>
-          <w:color w:val="9CC2E5" w:themeColor="accent1" w:themeTint="99"/>
-        </w:rPr>
-        <w:t>'</w:t>
-      </w:r>
-      <w:proofErr w:type="spellStart"/>
-      <w:r>
-        <w:rPr>
-          <w:color w:val="9CC2E5" w:themeColor="accent1" w:themeTint="99"/>
-        </w:rPr>
-        <w:t>softmax</w:t>
-      </w:r>
-      <w:proofErr w:type="spellEnd"/>
-      <w:r>
-        <w:rPr>
-          <w:color w:val="9CC2E5" w:themeColor="accent1" w:themeTint="99"/>
-        </w:rPr>
-        <w:t>'</w:t>
-      </w:r>
-      <w:r>
-        <w:rPr>
-          <w:color w:val="FFFF00"/>
-        </w:rPr>
-        <w:t>))</w:t>
-      </w:r>
+      </w:pPr>
     </w:p>
     <w:p>
       <w:pPr>
-        <w:pStyle w:val="Prrafocdigo"/>
-      </w:pPr>
-    </w:p>
-    <w:p>
-      <w:pPr>
         <w:pStyle w:val="PrrafoRespuestas"/>
       </w:pPr>
       <w:r>
-        <w:t>L</w:t>
-      </w:r>
-      <w:r>
-        <w:t xml:space="preserve">a </w:t>
-      </w:r>
-      <w:r>
-        <w:t xml:space="preserve">última </w:t>
+        <w:t xml:space="preserve">La última </w:t>
       </w:r>
       <w:r>
         <w:t>capa</w:t>
       </w:r>
       <w:r>
-        <w:t xml:space="preserve">, </w:t>
-      </w:r>
-      <w:r>
-        <w:t>no es oculta, es la capa de salida (el último</w:t>
+        <w:t>, no es oculta, es la capa de salida (el último</w:t>
       </w:r>
       <w:r>
         <w:t xml:space="preserve"> .</w:t>
@@ -14045,22 +15234,13 @@
         <w:t>()</w:t>
       </w:r>
       <w:r>
-        <w:t xml:space="preserve"> </w:t>
-      </w:r>
-      <w:r>
-        <w:t>a la lista</w:t>
-      </w:r>
-      <w:r>
-        <w:t>)</w:t>
+        <w:t xml:space="preserve"> a la lista)</w:t>
       </w:r>
       <w:r>
         <w:t xml:space="preserve">. </w:t>
       </w:r>
       <w:r>
-        <w:t xml:space="preserve">Esta vez tiene </w:t>
-      </w:r>
-      <w:r>
-        <w:t xml:space="preserve">el parámetro </w:t>
+        <w:t xml:space="preserve">Esta vez tiene el parámetro </w:t>
       </w:r>
       <w:r>
         <w:rPr>
@@ -14116,13 +15296,7 @@
         <w:t>5</w:t>
       </w:r>
       <w:r>
-        <w:t xml:space="preserve"> </w:t>
-      </w:r>
-      <w:r>
-        <w:t>y</w:t>
-      </w:r>
-      <w:r>
-        <w:t xml:space="preserve"> </w:t>
+        <w:t xml:space="preserve"> y </w:t>
       </w:r>
       <w:r>
         <w:rPr>
@@ -14247,41 +15421,55 @@
     </w:p>
     <w:p>
       <w:pPr>
-        <w:pStyle w:val="Ttulo2"/>
+        <w:pStyle w:val="Ttulo3"/>
+        <w:spacing w:before="0"/>
         <w:rPr>
           <w:rFonts w:ascii="Montserrat" w:hAnsi="Montserrat"/>
           <w:color w:val="0070C0"/>
-          <w:sz w:val="28"/>
-          <w:szCs w:val="28"/>
-        </w:rPr>
-      </w:pPr>
+        </w:rPr>
+      </w:pPr>
+      <w:bookmarkStart w:id="18" w:name="_Toc232212231"/>
       <w:r>
         <w:rPr>
           <w:rFonts w:ascii="Montserrat" w:hAnsi="Montserrat"/>
           <w:color w:val="0070C0"/>
-          <w:sz w:val="28"/>
-          <w:szCs w:val="28"/>
         </w:rPr>
         <w:t>Describe qué valores hemos elegido para los siguientes parámetros en la implementación</w:t>
       </w:r>
+      <w:bookmarkEnd w:id="18"/>
+      <w:r>
+        <w:rPr>
+          <w:rFonts w:ascii="Montserrat" w:hAnsi="Montserrat"/>
+          <w:color w:val="0070C0"/>
+        </w:rPr>
+        <w:t xml:space="preserve"> </w:t>
+      </w:r>
+      <w:hyperlink w:anchor="_ÍNDICE" w:history="1">
+        <w:r>
+          <w:rPr>
+            <w:rStyle w:val="Hipervnculo"/>
+            <w:rFonts w:ascii="Montserrat" w:hAnsi="Montserrat"/>
+            <w:b w:val="0"/>
+            <w:bCs/>
+            <w:sz w:val="18"/>
+            <w:szCs w:val="18"/>
+          </w:rPr>
+          <w:t>-Ir al Índice-</w:t>
+        </w:r>
+      </w:hyperlink>
     </w:p>
     <w:p>
       <w:pPr>
-        <w:pStyle w:val="Ttulo3"/>
-        <w:spacing w:before="0"/>
+        <w:pStyle w:val="Ttulo4"/>
         <w:rPr>
           <w:rFonts w:ascii="Montserrat" w:hAnsi="Montserrat"/>
           <w:color w:val="0070C0"/>
-          <w:sz w:val="24"/>
-          <w:szCs w:val="24"/>
         </w:rPr>
       </w:pPr>
       <w:r>
         <w:rPr>
           <w:rFonts w:ascii="Montserrat" w:hAnsi="Montserrat"/>
           <w:color w:val="0070C0"/>
-          <w:sz w:val="24"/>
-          <w:szCs w:val="24"/>
         </w:rPr>
         <w:t>Número de capas</w:t>
       </w:r>
@@ -14307,10 +15495,6 @@
     <w:p>
       <w:pPr>
         <w:pStyle w:val="PrrafoRespuestas"/>
-        <w:numPr>
-          <w:ilvl w:val="0"/>
-          <w:numId w:val="18"/>
-        </w:numPr>
       </w:pPr>
       <w:r>
         <w:rPr>
@@ -14482,10 +15666,6 @@
     <w:p>
       <w:pPr>
         <w:pStyle w:val="PrrafoRespuestas"/>
-        <w:numPr>
-          <w:ilvl w:val="0"/>
-          <w:numId w:val="18"/>
-        </w:numPr>
       </w:pPr>
       <w:r>
         <w:rPr>
@@ -14653,10 +15833,6 @@
     <w:p>
       <w:pPr>
         <w:pStyle w:val="PrrafoRespuestas"/>
-        <w:numPr>
-          <w:ilvl w:val="0"/>
-          <w:numId w:val="18"/>
-        </w:numPr>
       </w:pPr>
       <w:r>
         <w:rPr>
@@ -14793,20 +15969,16 @@
     </w:p>
     <w:p>
       <w:pPr>
-        <w:pStyle w:val="Ttulo3"/>
+        <w:pStyle w:val="Ttulo4"/>
         <w:rPr>
           <w:rFonts w:ascii="Montserrat" w:hAnsi="Montserrat"/>
           <w:color w:val="0070C0"/>
-          <w:sz w:val="24"/>
-          <w:szCs w:val="24"/>
         </w:rPr>
       </w:pPr>
       <w:r>
         <w:rPr>
           <w:rFonts w:ascii="Montserrat" w:hAnsi="Montserrat"/>
           <w:color w:val="0070C0"/>
-          <w:sz w:val="24"/>
-          <w:szCs w:val="24"/>
         </w:rPr>
         <w:t>Volumen de cada capa</w:t>
       </w:r>
@@ -14993,10 +16165,7 @@
         <w:t>&gt;</w:t>
       </w:r>
       <w:r>
-        <w:t>),</w:t>
-      </w:r>
-      <w:r>
-        <w:t xml:space="preserve"> </w:t>
+        <w:t xml:space="preserve">), </w:t>
       </w:r>
       <w:r>
         <w:t>repite</w:t>
@@ -15052,14 +16221,7 @@
           <w:b/>
           <w:bCs/>
         </w:rPr>
-        <w:t>5</w:t>
-      </w:r>
-      <w:r>
-        <w:rPr>
-          <w:b/>
-          <w:bCs/>
-        </w:rPr>
-        <w:t xml:space="preserve"> neuronas</w:t>
+        <w:t>5 neuronas</w:t>
       </w:r>
       <w:r>
         <w:t xml:space="preserve"> (</w:t>
@@ -15115,10 +16277,7 @@
         <w:t>&gt;</w:t>
       </w:r>
       <w:r>
-        <w:t>)</w:t>
-      </w:r>
-      <w:r>
-        <w:t>. Otro apunte</w:t>
+        <w:t>). Otro apunte</w:t>
       </w:r>
       <w:r>
         <w:t>:</w:t>
@@ -15144,20 +16303,16 @@
     </w:p>
     <w:p>
       <w:pPr>
-        <w:pStyle w:val="Ttulo3"/>
+        <w:pStyle w:val="Ttulo4"/>
         <w:rPr>
           <w:rFonts w:ascii="Montserrat" w:hAnsi="Montserrat"/>
           <w:color w:val="0070C0"/>
-          <w:sz w:val="24"/>
-          <w:szCs w:val="24"/>
         </w:rPr>
       </w:pPr>
       <w:r>
         <w:rPr>
           <w:rFonts w:ascii="Montserrat" w:hAnsi="Montserrat"/>
           <w:color w:val="0070C0"/>
-          <w:sz w:val="24"/>
-          <w:szCs w:val="24"/>
         </w:rPr>
         <w:t>Función de activación de cada capa</w:t>
       </w:r>
@@ -15424,19 +16579,7 @@
           <w:rPr>
             <w:rStyle w:val="Hipervnculo"/>
           </w:rPr>
-          <w:t>Ca</w:t>
-        </w:r>
-        <w:r>
-          <w:rPr>
-            <w:rStyle w:val="Hipervnculo"/>
-          </w:rPr>
-          <w:t>p</w:t>
-        </w:r>
-        <w:r>
-          <w:rPr>
-            <w:rStyle w:val="Hipervnculo"/>
-          </w:rPr>
-          <w:t>a 3</w:t>
+          <w:t>Capa 3</w:t>
         </w:r>
       </w:hyperlink>
       <w:r>
@@ -15453,19 +16596,7 @@
           <w:rPr>
             <w:rStyle w:val="Hipervnculo"/>
           </w:rPr>
-          <w:t>sabemos cuál es la respue</w:t>
-        </w:r>
-        <w:r>
-          <w:rPr>
-            <w:rStyle w:val="Hipervnculo"/>
-          </w:rPr>
-          <w:t>s</w:t>
-        </w:r>
-        <w:r>
-          <w:rPr>
-            <w:rStyle w:val="Hipervnculo"/>
-          </w:rPr>
-          <w:t xml:space="preserve">ta </w:t>
+          <w:t xml:space="preserve">sabemos cuál es la respuesta </w:t>
         </w:r>
         <w:r>
           <w:rPr>
@@ -15480,20 +16611,16 @@
     </w:p>
     <w:p>
       <w:pPr>
-        <w:pStyle w:val="Ttulo3"/>
+        <w:pStyle w:val="Ttulo4"/>
         <w:rPr>
           <w:rFonts w:ascii="Montserrat" w:hAnsi="Montserrat"/>
           <w:color w:val="0070C0"/>
-          <w:sz w:val="24"/>
-          <w:szCs w:val="24"/>
         </w:rPr>
       </w:pPr>
       <w:r>
         <w:rPr>
           <w:rFonts w:ascii="Montserrat" w:hAnsi="Montserrat"/>
           <w:color w:val="0070C0"/>
-          <w:sz w:val="24"/>
-          <w:szCs w:val="24"/>
         </w:rPr>
         <w:t>Optimizador</w:t>
       </w:r>
@@ -15523,21 +16650,114 @@
     </w:p>
     <w:p>
       <w:pPr>
-        <w:rPr>
-          <w:rFonts w:ascii="Montserrat" w:eastAsia="Times New Roman" w:hAnsi="Montserrat" w:cs="Times New Roman"/>
-          <w:color w:val="000000" w:themeColor="text1"/>
-          <w:sz w:val="18"/>
-          <w:szCs w:val="24"/>
-        </w:rPr>
-      </w:pPr>
-      <w:r>
-        <w:br w:type="page"/>
-      </w:r>
+        <w:pStyle w:val="Prrafocdigo"/>
+      </w:pPr>
     </w:p>
     <w:p>
       <w:pPr>
-        <w:pStyle w:val="PrrafoRespuestas"/>
-      </w:pPr>
+        <w:pStyle w:val="Prrafocdigo"/>
+      </w:pPr>
+      <w:r>
+        <w:t xml:space="preserve">  </w:t>
+      </w:r>
+      <w:proofErr w:type="spellStart"/>
+      <w:r>
+        <w:t>model.</w:t>
+      </w:r>
+      <w:r>
+        <w:t>compile</w:t>
+      </w:r>
+      <w:proofErr w:type="spellEnd"/>
+      <w:r>
+        <w:t>(</w:t>
+      </w:r>
+      <w:proofErr w:type="spellStart"/>
+      <w:r>
+        <w:rPr>
+          <w:b/>
+          <w:bCs/>
+          <w:color w:val="FFA657"/>
+        </w:rPr>
+        <w:t>optimizer</w:t>
+      </w:r>
+      <w:proofErr w:type="spellEnd"/>
+      <w:r>
+        <w:rPr>
+          <w:b/>
+          <w:bCs/>
+        </w:rPr>
+        <w:t>=</w:t>
+      </w:r>
+      <w:r>
+        <w:rPr>
+          <w:b/>
+          <w:bCs/>
+          <w:color w:val="9CC2E5" w:themeColor="accent1" w:themeTint="99"/>
+        </w:rPr>
+        <w:t>'</w:t>
+      </w:r>
+      <w:proofErr w:type="spellStart"/>
+      <w:r>
+        <w:rPr>
+          <w:b/>
+          <w:bCs/>
+          <w:color w:val="9CC2E5" w:themeColor="accent1" w:themeTint="99"/>
+        </w:rPr>
+        <w:t>adam</w:t>
+      </w:r>
+      <w:proofErr w:type="spellEnd"/>
+      <w:r>
+        <w:rPr>
+          <w:b/>
+          <w:bCs/>
+          <w:color w:val="9CC2E5" w:themeColor="accent1" w:themeTint="99"/>
+        </w:rPr>
+        <w:t>'</w:t>
+      </w:r>
+      <w:r>
+        <w:t xml:space="preserve">, </w:t>
+      </w:r>
+      <w:proofErr w:type="spellStart"/>
+      <w:r>
+        <w:t>loss</w:t>
+      </w:r>
+      <w:proofErr w:type="spellEnd"/>
+      <w:r>
+        <w:t>=</w:t>
+      </w:r>
+      <w:r>
+        <w:t>'</w:t>
+      </w:r>
+      <w:proofErr w:type="spellStart"/>
+      <w:r>
+        <w:t>categorical_crossentropy</w:t>
+      </w:r>
+      <w:proofErr w:type="spellEnd"/>
+      <w:r>
+        <w:t>'</w:t>
+      </w:r>
+      <w:r>
+        <w:t xml:space="preserve">, </w:t>
+      </w:r>
+      <w:proofErr w:type="spellStart"/>
+      <w:r>
+        <w:t>metrics</w:t>
+      </w:r>
+      <w:proofErr w:type="spellEnd"/>
+      <w:r>
+        <w:t>=</w:t>
+      </w:r>
+      <w:r>
+        <w:t>['</w:t>
+      </w:r>
+      <w:proofErr w:type="spellStart"/>
+      <w:r>
+        <w:t>accuracy</w:t>
+      </w:r>
+      <w:proofErr w:type="spellEnd"/>
+      <w:r>
+        <w:t>'])</w:t>
+      </w:r>
     </w:p>
     <w:p>
       <w:pPr>
@@ -15546,367 +16766,247 @@
     </w:p>
     <w:p>
       <w:pPr>
-        <w:pStyle w:val="Prrafocdigo"/>
-      </w:pPr>
-      <w:r>
-        <w:t xml:space="preserve">  </w:t>
+        <w:pStyle w:val="PrrafoRespuestas"/>
+      </w:pPr>
+      <w:r>
+        <w:lastRenderedPageBreak/>
+        <w:t>D</w:t>
+      </w:r>
+      <w:r>
+        <w:t>entro de la función</w:t>
+      </w:r>
+      <w:r>
+        <w:t xml:space="preserve"> </w:t>
+      </w:r>
+      <w:r>
+        <w:rPr>
+          <w:rStyle w:val="PrrafocdigoCar"/>
+        </w:rPr>
+        <w:t xml:space="preserve"> </w:t>
       </w:r>
       <w:proofErr w:type="spellStart"/>
       <w:r>
-        <w:t>model.</w:t>
-      </w:r>
-      <w:r>
-        <w:t>compile</w:t>
+        <w:rPr>
+          <w:rStyle w:val="PrrafocdigoCar"/>
+        </w:rPr>
+        <w:t>model.compile</w:t>
       </w:r>
       <w:proofErr w:type="spellEnd"/>
       <w:r>
-        <w:t>(</w:t>
+        <w:rPr>
+          <w:rStyle w:val="PrrafocdigoCar"/>
+          <w:color w:val="FFFF00"/>
+        </w:rPr>
+        <w:t>()</w:t>
+      </w:r>
+      <w:r>
+        <w:rPr>
+          <w:rStyle w:val="PrrafocdigoCar"/>
+        </w:rPr>
+        <w:t xml:space="preserve"> </w:t>
+      </w:r>
+      <w:r>
+        <w:t xml:space="preserve"> </w:t>
+      </w:r>
+      <w:r>
+        <w:t>vemos en el parámetro</w:t>
+      </w:r>
+      <w:r>
+        <w:t xml:space="preserve"> </w:t>
+      </w:r>
+      <w:r>
+        <w:rPr>
+          <w:rStyle w:val="PrrafocdigoCar"/>
+          <w:b/>
+          <w:bCs/>
+          <w:color w:val="121314"/>
+        </w:rPr>
+        <w:t>&lt;</w:t>
       </w:r>
       <w:proofErr w:type="spellStart"/>
       <w:r>
         <w:rPr>
+          <w:rStyle w:val="PrrafocdigoCar"/>
           <w:b/>
           <w:bCs/>
           <w:color w:val="FFA657"/>
         </w:rPr>
-        <w:t>optimizer</w:t>
+        <w:t>optim</w:t>
+      </w:r>
+      <w:r>
+        <w:rPr>
+          <w:rStyle w:val="PrrafocdigoCar"/>
+          <w:b/>
+          <w:bCs/>
+          <w:color w:val="FFA657"/>
+        </w:rPr>
+        <w:t>i</w:t>
+      </w:r>
+      <w:r>
+        <w:rPr>
+          <w:rStyle w:val="PrrafocdigoCar"/>
+          <w:b/>
+          <w:bCs/>
+          <w:color w:val="FFA657"/>
+        </w:rPr>
+        <w:t>zer</w:t>
       </w:r>
       <w:proofErr w:type="spellEnd"/>
       <w:r>
         <w:rPr>
+          <w:rStyle w:val="PrrafocdigoCar"/>
           <w:b/>
           <w:bCs/>
-        </w:rPr>
-        <w:t>=</w:t>
+          <w:color w:val="121314"/>
+        </w:rPr>
+        <w:t>&gt;</w:t>
       </w:r>
       <w:r>
         <w:rPr>
           <w:b/>
           <w:bCs/>
-          <w:color w:val="9CC2E5" w:themeColor="accent1" w:themeTint="99"/>
-        </w:rPr>
-        <w:t>'</w:t>
+        </w:rPr>
+        <w:t xml:space="preserve"> </w:t>
+      </w:r>
+      <w:r>
+        <w:t>la función</w:t>
+      </w:r>
+      <w:r>
+        <w:rPr>
+          <w:b/>
+          <w:bCs/>
+        </w:rPr>
+        <w:t xml:space="preserve"> A</w:t>
+      </w:r>
+      <w:r>
+        <w:rPr>
+          <w:b/>
+          <w:bCs/>
+        </w:rPr>
+        <w:t>dam</w:t>
+      </w:r>
+      <w:r>
+        <w:rPr>
+          <w:b/>
+          <w:bCs/>
+        </w:rPr>
+        <w:t xml:space="preserve"> </w:t>
+      </w:r>
+      <w:r>
+        <w:t>(</w:t>
+      </w:r>
+      <w:r>
+        <w:rPr>
+          <w:b/>
+          <w:bCs/>
+        </w:rPr>
+        <w:t>Ada</w:t>
+      </w:r>
+      <w:r>
+        <w:t>ptive</w:t>
+      </w:r>
+      <w:r>
+        <w:rPr>
+          <w:b/>
+          <w:bCs/>
+        </w:rPr>
+        <w:t xml:space="preserve"> M</w:t>
+      </w:r>
+      <w:r>
+        <w:t xml:space="preserve">oment </w:t>
       </w:r>
       <w:proofErr w:type="spellStart"/>
       <w:r>
+        <w:t>Estimation</w:t>
+      </w:r>
+      <w:proofErr w:type="spellEnd"/>
+      <w:r>
+        <w:t>)</w:t>
+      </w:r>
+      <w:r>
+        <w:t>.</w:t>
+      </w:r>
+      <w:r>
+        <w:t xml:space="preserve"> </w:t>
+      </w:r>
+      <w:r>
+        <w:t xml:space="preserve">El optimizador es el algoritmo encargado de </w:t>
+      </w:r>
+      <w:r>
         <w:rPr>
           <w:b/>
           <w:bCs/>
-          <w:color w:val="9CC2E5" w:themeColor="accent1" w:themeTint="99"/>
-        </w:rPr>
-        <w:t>adam</w:t>
+        </w:rPr>
+        <w:t>ajustar los pesos y los sesgos</w:t>
+      </w:r>
+      <w:r>
+        <w:t xml:space="preserve"> de las neuronas durante el entrenamiento </w:t>
+      </w:r>
+      <w:r>
+        <w:t xml:space="preserve">y para esto </w:t>
+      </w:r>
+      <w:r>
+        <w:rPr>
+          <w:b/>
+          <w:bCs/>
+        </w:rPr>
+        <w:t>Adam</w:t>
+      </w:r>
+      <w:r>
+        <w:t>, por ser de los más rápidos y robustos,</w:t>
+      </w:r>
+      <w:r>
+        <w:t xml:space="preserve"> es </w:t>
+      </w:r>
+      <w:r>
+        <w:t xml:space="preserve">de los más utilizados por defecto en muchos </w:t>
+      </w:r>
+      <w:proofErr w:type="spellStart"/>
+      <w:r>
+        <w:t>frameworks</w:t>
       </w:r>
       <w:proofErr w:type="spellEnd"/>
       <w:r>
-        <w:rPr>
-          <w:b/>
-          <w:bCs/>
-          <w:color w:val="9CC2E5" w:themeColor="accent1" w:themeTint="99"/>
-        </w:rPr>
-        <w:t>'</w:t>
-      </w:r>
-      <w:r>
-        <w:t xml:space="preserve">, </w:t>
+        <w:t xml:space="preserve"> de </w:t>
+      </w:r>
+      <w:r>
+        <w:t>D</w:t>
+      </w:r>
+      <w:r>
+        <w:t xml:space="preserve">eep </w:t>
       </w:r>
       <w:proofErr w:type="spellStart"/>
       <w:r>
-        <w:t>loss</w:t>
+        <w:t>L</w:t>
+      </w:r>
+      <w:r>
+        <w:t>earning</w:t>
       </w:r>
       <w:proofErr w:type="spellEnd"/>
       <w:r>
-        <w:t>=</w:t>
-      </w:r>
-      <w:r>
-        <w:t>'</w:t>
+        <w:t xml:space="preserve">, como es </w:t>
       </w:r>
       <w:proofErr w:type="spellStart"/>
       <w:r>
-        <w:t>categorical_crossentropy</w:t>
+        <w:t>Keras</w:t>
       </w:r>
       <w:proofErr w:type="spellEnd"/>
       <w:r>
-        <w:t>'</w:t>
-      </w:r>
-      <w:r>
-        <w:t xml:space="preserve">, </w:t>
-      </w:r>
-      <w:proofErr w:type="spellStart"/>
-      <w:r>
-        <w:t>metrics</w:t>
-      </w:r>
-      <w:proofErr w:type="spellEnd"/>
-      <w:r>
-        <w:t>=</w:t>
-      </w:r>
-      <w:r>
-        <w:t>['</w:t>
-      </w:r>
-      <w:proofErr w:type="spellStart"/>
-      <w:r>
-        <w:t>accuracy</w:t>
-      </w:r>
-      <w:proofErr w:type="spellEnd"/>
-      <w:r>
-        <w:t>'])</w:t>
+        <w:t xml:space="preserve"> en este caso.</w:t>
       </w:r>
     </w:p>
     <w:p>
       <w:pPr>
-        <w:pStyle w:val="Prrafocdigo"/>
-      </w:pPr>
-    </w:p>
-    <w:p>
-      <w:pPr>
-        <w:pStyle w:val="PrrafoRespuestas"/>
-      </w:pPr>
-      <w:r>
-        <w:t>D</w:t>
-      </w:r>
-      <w:r>
-        <w:t>entro de la función</w:t>
-      </w:r>
-      <w:r>
-        <w:t xml:space="preserve"> </w:t>
-      </w:r>
-      <w:r>
-        <w:rPr>
-          <w:rStyle w:val="PrrafocdigoCar"/>
-        </w:rPr>
-        <w:t xml:space="preserve"> </w:t>
-      </w:r>
-      <w:proofErr w:type="spellStart"/>
-      <w:r>
-        <w:rPr>
-          <w:rStyle w:val="PrrafocdigoCar"/>
-        </w:rPr>
-        <w:t>model.compil</w:t>
-      </w:r>
-      <w:r>
-        <w:rPr>
-          <w:rStyle w:val="PrrafocdigoCar"/>
-        </w:rPr>
-        <w:t>e</w:t>
-      </w:r>
-      <w:proofErr w:type="spellEnd"/>
-      <w:r>
-        <w:rPr>
-          <w:rStyle w:val="PrrafocdigoCar"/>
-          <w:color w:val="FFFF00"/>
-        </w:rPr>
-        <w:t>()</w:t>
-      </w:r>
-      <w:r>
-        <w:rPr>
-          <w:rStyle w:val="PrrafocdigoCar"/>
-        </w:rPr>
-        <w:t xml:space="preserve"> </w:t>
-      </w:r>
-      <w:r>
-        <w:t xml:space="preserve"> </w:t>
-      </w:r>
-      <w:r>
-        <w:t>vemos en el parámetro</w:t>
-      </w:r>
-      <w:r>
-        <w:t xml:space="preserve"> </w:t>
-      </w:r>
-      <w:r>
-        <w:rPr>
-          <w:rStyle w:val="PrrafocdigoCar"/>
-          <w:b/>
-          <w:bCs/>
-          <w:color w:val="121314"/>
-        </w:rPr>
-        <w:t>&lt;</w:t>
-      </w:r>
-      <w:proofErr w:type="spellStart"/>
-      <w:r>
-        <w:rPr>
-          <w:rStyle w:val="PrrafocdigoCar"/>
-          <w:b/>
-          <w:bCs/>
-          <w:color w:val="FFA657"/>
-        </w:rPr>
-        <w:t>optim</w:t>
-      </w:r>
-      <w:r>
-        <w:rPr>
-          <w:rStyle w:val="PrrafocdigoCar"/>
-          <w:b/>
-          <w:bCs/>
-          <w:color w:val="FFA657"/>
-        </w:rPr>
-        <w:t>i</w:t>
-      </w:r>
-      <w:r>
-        <w:rPr>
-          <w:rStyle w:val="PrrafocdigoCar"/>
-          <w:b/>
-          <w:bCs/>
-          <w:color w:val="FFA657"/>
-        </w:rPr>
-        <w:t>zer</w:t>
-      </w:r>
-      <w:proofErr w:type="spellEnd"/>
-      <w:r>
-        <w:rPr>
-          <w:rStyle w:val="PrrafocdigoCar"/>
-          <w:b/>
-          <w:bCs/>
-          <w:color w:val="121314"/>
-        </w:rPr>
-        <w:t>&gt;</w:t>
-      </w:r>
-      <w:r>
-        <w:rPr>
-          <w:b/>
-          <w:bCs/>
-        </w:rPr>
-        <w:t xml:space="preserve"> </w:t>
-      </w:r>
-      <w:r>
-        <w:t>la función</w:t>
-      </w:r>
-      <w:r>
-        <w:rPr>
-          <w:b/>
-          <w:bCs/>
-        </w:rPr>
-        <w:t xml:space="preserve"> A</w:t>
-      </w:r>
-      <w:r>
-        <w:rPr>
-          <w:b/>
-          <w:bCs/>
-        </w:rPr>
-        <w:t>dam</w:t>
-      </w:r>
-      <w:r>
-        <w:rPr>
-          <w:b/>
-          <w:bCs/>
-        </w:rPr>
-        <w:t xml:space="preserve"> </w:t>
-      </w:r>
-      <w:r>
-        <w:t>(</w:t>
-      </w:r>
-      <w:r>
-        <w:rPr>
-          <w:b/>
-          <w:bCs/>
-        </w:rPr>
-        <w:t>Ada</w:t>
-      </w:r>
-      <w:r>
-        <w:t>ptive</w:t>
-      </w:r>
-      <w:r>
-        <w:rPr>
-          <w:b/>
-          <w:bCs/>
-        </w:rPr>
-        <w:t xml:space="preserve"> M</w:t>
-      </w:r>
-      <w:r>
-        <w:t xml:space="preserve">oment </w:t>
-      </w:r>
-      <w:proofErr w:type="spellStart"/>
-      <w:r>
-        <w:t>Estimation</w:t>
-      </w:r>
-      <w:proofErr w:type="spellEnd"/>
-      <w:r>
-        <w:t>)</w:t>
-      </w:r>
-      <w:r>
-        <w:t>.</w:t>
-      </w:r>
-      <w:r>
-        <w:t xml:space="preserve"> </w:t>
-      </w:r>
-      <w:r>
-        <w:t xml:space="preserve">El optimizador es el algoritmo encargado de </w:t>
-      </w:r>
-      <w:r>
-        <w:rPr>
-          <w:b/>
-          <w:bCs/>
-        </w:rPr>
-        <w:t>ajustar los pesos y los sesgos</w:t>
-      </w:r>
-      <w:r>
-        <w:t xml:space="preserve"> de las neuronas durante el entrenamiento </w:t>
-      </w:r>
-      <w:r>
-        <w:t xml:space="preserve">y para esto </w:t>
-      </w:r>
-      <w:r>
-        <w:rPr>
-          <w:b/>
-          <w:bCs/>
-        </w:rPr>
-        <w:t>Adam</w:t>
-      </w:r>
-      <w:r>
-        <w:t>, por ser de los más rápidos y robustos,</w:t>
-      </w:r>
-      <w:r>
-        <w:t xml:space="preserve"> es </w:t>
-      </w:r>
-      <w:r>
-        <w:t xml:space="preserve">de los más utilizados por defecto en muchos </w:t>
-      </w:r>
-      <w:proofErr w:type="spellStart"/>
-      <w:r>
-        <w:t>frameworks</w:t>
-      </w:r>
-      <w:proofErr w:type="spellEnd"/>
-      <w:r>
-        <w:t xml:space="preserve"> de </w:t>
-      </w:r>
-      <w:r>
-        <w:t>D</w:t>
-      </w:r>
-      <w:r>
-        <w:t xml:space="preserve">eep </w:t>
-      </w:r>
-      <w:proofErr w:type="spellStart"/>
-      <w:r>
-        <w:t>L</w:t>
-      </w:r>
-      <w:r>
-        <w:t>earning</w:t>
-      </w:r>
-      <w:proofErr w:type="spellEnd"/>
-      <w:r>
-        <w:t xml:space="preserve">, como es </w:t>
-      </w:r>
-      <w:proofErr w:type="spellStart"/>
-      <w:r>
-        <w:t>Keras</w:t>
-      </w:r>
-      <w:proofErr w:type="spellEnd"/>
-      <w:r>
-        <w:t xml:space="preserve"> en este caso.</w:t>
-      </w:r>
-    </w:p>
-    <w:p>
-      <w:pPr>
-        <w:pStyle w:val="Ttulo3"/>
+        <w:pStyle w:val="Ttulo4"/>
         <w:rPr>
           <w:rFonts w:ascii="Montserrat" w:hAnsi="Montserrat"/>
           <w:color w:val="0070C0"/>
-          <w:sz w:val="24"/>
-          <w:szCs w:val="24"/>
         </w:rPr>
       </w:pPr>
       <w:r>
         <w:rPr>
           <w:rFonts w:ascii="Montserrat" w:hAnsi="Montserrat"/>
           <w:color w:val="0070C0"/>
-          <w:sz w:val="24"/>
-          <w:szCs w:val="24"/>
         </w:rPr>
         <w:t>Función de pérdida</w:t>
       </w:r>
@@ -16282,20 +17382,16 @@
     </w:p>
     <w:p>
       <w:pPr>
-        <w:pStyle w:val="Ttulo3"/>
+        <w:pStyle w:val="Ttulo4"/>
         <w:rPr>
           <w:rFonts w:ascii="Montserrat" w:hAnsi="Montserrat"/>
           <w:color w:val="0070C0"/>
-          <w:sz w:val="24"/>
-          <w:szCs w:val="24"/>
         </w:rPr>
       </w:pPr>
       <w:r>
         <w:rPr>
           <w:rFonts w:ascii="Montserrat" w:hAnsi="Montserrat"/>
           <w:color w:val="0070C0"/>
-          <w:sz w:val="24"/>
-          <w:szCs w:val="24"/>
         </w:rPr>
         <w:t>Métrica de evaluación</w:t>
       </w:r>
@@ -16712,13 +17808,7 @@
         <w:t xml:space="preserve"> que tiene la red durante el examen</w:t>
       </w:r>
       <w:r>
-        <w:t xml:space="preserve">, un 85% de acierto, </w:t>
-      </w:r>
-      <w:r>
-        <w:t>por así decirlo</w:t>
-      </w:r>
-      <w:r>
-        <w:t xml:space="preserve">, un </w:t>
+        <w:t xml:space="preserve">, un 85% de acierto, por así decirlo, un </w:t>
       </w:r>
       <w:r>
         <w:t>8.5 sobre 10</w:t>
@@ -16757,22 +17847,18 @@
     </w:p>
     <w:p>
       <w:pPr>
-        <w:pStyle w:val="Ttulo3"/>
+        <w:pStyle w:val="Ttulo4"/>
         <w:rPr>
           <w:rFonts w:ascii="Montserrat" w:hAnsi="Montserrat"/>
           <w:color w:val="0070C0"/>
-          <w:sz w:val="24"/>
-          <w:szCs w:val="24"/>
-        </w:rPr>
-      </w:pPr>
-      <w:bookmarkStart w:id="2" w:name="_Por_último,_con"/>
-      <w:bookmarkEnd w:id="2"/>
+        </w:rPr>
+      </w:pPr>
+      <w:bookmarkStart w:id="19" w:name="_Por_último,_con"/>
+      <w:bookmarkEnd w:id="19"/>
       <w:r>
         <w:rPr>
           <w:rFonts w:ascii="Montserrat" w:hAnsi="Montserrat"/>
           <w:color w:val="0070C0"/>
-          <w:sz w:val="24"/>
-          <w:szCs w:val="24"/>
         </w:rPr>
         <w:t>Por último, con esta red neuronal que estamos implementando, ¿Qué tipo de problema estamos intentando resolver?</w:t>
       </w:r>
@@ -16927,55 +18013,162 @@
     </w:p>
     <w:p>
       <w:pPr>
+        <w:pStyle w:val="Ttulo4"/>
+        <w:rPr>
+          <w:rFonts w:ascii="Montserrat" w:hAnsi="Montserrat"/>
+          <w:color w:val="000000" w:themeColor="text1"/>
+        </w:rPr>
+      </w:pPr>
+      <w:r>
+        <w:rPr>
+          <w:rFonts w:ascii="Montserrat" w:hAnsi="Montserrat"/>
+          <w:color w:val="000000" w:themeColor="text1"/>
+        </w:rPr>
+        <w:t>Anexo</w:t>
+      </w:r>
+    </w:p>
+    <w:p>
+      <w:pPr>
+        <w:pStyle w:val="PrrafoRespuestas"/>
+        <w:rPr>
+          <w:b/>
+          <w:bCs/>
+        </w:rPr>
+      </w:pPr>
+      <w:r>
+        <w:rPr>
+          <w:b/>
+          <w:bCs/>
+        </w:rPr>
+        <w:t>Manuales consultados:</w:t>
+      </w:r>
+    </w:p>
+    <w:p>
+      <w:pPr>
+        <w:pStyle w:val="PrrafoRespuestas"/>
+        <w:rPr>
+          <w:i/>
+          <w:iCs/>
+        </w:rPr>
+      </w:pPr>
+      <w:r>
+        <w:rPr>
+          <w:i/>
+          <w:iCs/>
+        </w:rPr>
+        <w:t>Máster IA y Big Data (</w:t>
+      </w:r>
+      <w:proofErr w:type="spellStart"/>
+      <w:r>
+        <w:rPr>
+          <w:i/>
+          <w:iCs/>
+        </w:rPr>
+        <w:t>LinkiaFP</w:t>
+      </w:r>
+      <w:proofErr w:type="spellEnd"/>
+      <w:r>
+        <w:rPr>
+          <w:i/>
+          <w:iCs/>
+        </w:rPr>
+        <w:t>)</w:t>
+      </w:r>
+    </w:p>
+    <w:p>
+      <w:pPr>
+        <w:pStyle w:val="PrrafoRespuestas"/>
+      </w:pPr>
+      <w:hyperlink r:id="rId11" w:history="1">
+        <w:r>
+          <w:rPr>
+            <w:rStyle w:val="Hipervnculo"/>
+          </w:rPr>
+          <w:t>https://campus.linkiafp.es/pluginfile.php/937019/mod_resource/content/1/IABD_MP2_T04.pdf</w:t>
+        </w:r>
+      </w:hyperlink>
+    </w:p>
+    <w:p>
+      <w:pPr>
+        <w:pStyle w:val="PrrafoRespuestas"/>
+        <w:rPr>
+          <w:i/>
+          <w:iCs/>
+        </w:rPr>
+      </w:pPr>
+      <w:proofErr w:type="spellStart"/>
+      <w:r>
+        <w:rPr>
+          <w:i/>
+          <w:iCs/>
+        </w:rPr>
+        <w:t>Keras</w:t>
+      </w:r>
+      <w:proofErr w:type="spellEnd"/>
+    </w:p>
+    <w:p>
+      <w:pPr>
+        <w:pStyle w:val="PrrafoRespuestas"/>
+      </w:pPr>
+      <w:hyperlink r:id="rId12" w:history="1">
+        <w:r>
+          <w:rPr>
+            <w:rStyle w:val="Hipervnculo"/>
+          </w:rPr>
+          <w:t>https://keras.io/api/models/sequential/</w:t>
+        </w:r>
+      </w:hyperlink>
+      <w:r>
+        <w:t xml:space="preserve"> </w:t>
+      </w:r>
+    </w:p>
+    <w:p>
+      <w:pPr>
+        <w:pStyle w:val="PrrafoRespuestas"/>
+      </w:pPr>
+      <w:hyperlink r:id="rId13" w:history="1">
+        <w:r>
+          <w:rPr>
+            <w:rStyle w:val="Hipervnculo"/>
+          </w:rPr>
+          <w:t>https://keras.io/api/layers/core_layers/dense/</w:t>
+        </w:r>
+      </w:hyperlink>
+      <w:r>
+        <w:t xml:space="preserve"> </w:t>
+      </w:r>
+    </w:p>
+    <w:p>
+      <w:pPr>
+        <w:pStyle w:val="PrrafoRespuestas"/>
+      </w:pPr>
+      <w:hyperlink r:id="rId14" w:history="1">
+        <w:r>
+          <w:rPr>
+            <w:rStyle w:val="Hipervnculo"/>
+          </w:rPr>
+          <w:t>https://keras.io/api/metrics/</w:t>
+        </w:r>
+      </w:hyperlink>
+    </w:p>
+    <w:p>
+      <w:pPr>
         <w:spacing w:after="120" w:line="240" w:lineRule="auto"/>
         <w:rPr>
-          <w:b/>
           <w:sz w:val="24"/>
           <w:szCs w:val="24"/>
         </w:rPr>
       </w:pPr>
     </w:p>
-    <w:p>
-      <w:pPr>
-        <w:spacing w:after="120" w:line="240" w:lineRule="auto"/>
-        <w:ind w:left="357"/>
-        <w:rPr>
-          <w:b/>
-          <w:sz w:val="24"/>
-          <w:szCs w:val="24"/>
-        </w:rPr>
-      </w:pPr>
-    </w:p>
-    <w:p>
-      <w:pPr>
-        <w:spacing w:after="120" w:line="240" w:lineRule="auto"/>
-        <w:ind w:left="357"/>
-        <w:rPr>
-          <w:b/>
-          <w:sz w:val="24"/>
-          <w:szCs w:val="24"/>
-        </w:rPr>
-      </w:pPr>
-    </w:p>
-    <w:p>
-      <w:pPr>
-        <w:spacing w:after="120" w:line="240" w:lineRule="auto"/>
-        <w:ind w:left="357"/>
-        <w:rPr>
-          <w:sz w:val="24"/>
-          <w:szCs w:val="24"/>
-        </w:rPr>
-      </w:pPr>
-    </w:p>
     <w:sectPr>
-      <w:headerReference w:type="even" r:id="rId10"/>
-      <w:headerReference w:type="default" r:id="rId11"/>
-      <w:footerReference w:type="even" r:id="rId12"/>
-      <w:footerReference w:type="default" r:id="rId13"/>
-      <w:headerReference w:type="first" r:id="rId14"/>
-      <w:footerReference w:type="first" r:id="rId15"/>
+      <w:headerReference w:type="even" r:id="rId15"/>
+      <w:headerReference w:type="default" r:id="rId16"/>
+      <w:footerReference w:type="even" r:id="rId17"/>
+      <w:footerReference w:type="default" r:id="rId18"/>
+      <w:headerReference w:type="first" r:id="rId19"/>
+      <w:footerReference w:type="first" r:id="rId20"/>
       <w:pgSz w:w="11906" w:h="16838"/>
-      <w:pgMar w:top="851" w:right="707" w:bottom="1843" w:left="993" w:header="284" w:footer="256" w:gutter="0"/>
+      <w:pgMar w:top="851" w:right="707" w:bottom="1701" w:left="993" w:header="284" w:footer="256" w:gutter="0"/>
       <w:pgNumType w:start="1"/>
       <w:cols w:space="720"/>
       <w:titlePg/>
@@ -17505,7 +18698,7 @@
           <wp:extent cx="1511935" cy="410210"/>
           <wp:effectExtent l="0" t="0" r="0" b="0"/>
           <wp:wrapNone/>
-          <wp:docPr id="2035015802" name="image2.jpg" descr="Z:\15_Dissenygrafico\04. Logo\encuesta_form_logo\Linkia_.jpg"/>
+          <wp:docPr id="1559493927" name="image2.jpg" descr="Z:\15_Dissenygrafico\04. Logo\encuesta_form_logo\Linkia_.jpg"/>
           <wp:cNvGraphicFramePr/>
           <a:graphic xmlns:a="http://schemas.openxmlformats.org/drawingml/2006/main">
             <a:graphicData uri="http://schemas.openxmlformats.org/drawingml/2006/picture">
@@ -17587,7 +18780,7 @@
             </wp:anchor>
           </w:drawing>
         </mc:Choice>
-        <mc:Fallback xmlns:cr="http://schemas.microsoft.com/office/comments/2020/reactions" xmlns="http://schemas.microsoft.com/office/tasks/2019/documenttasks" xmlns:dgm="http://schemas.openxmlformats.org/drawingml/2006/diagram" xmlns:lc="http://schemas.openxmlformats.org/drawingml/2006/lockedCanvas" xmlns:c="http://schemas.openxmlformats.org/drawingml/2006/chart" xmlns:pic="http://schemas.openxmlformats.org/drawingml/2006/picture" xmlns:a="http://schemas.openxmlformats.org/drawingml/2006/main" xmlns:sl="http://schemas.openxmlformats.org/schemaLibrary/2006/main">
+        <mc:Fallback xmlns:sl="http://schemas.openxmlformats.org/schemaLibrary/2006/main" xmlns:a="http://schemas.openxmlformats.org/drawingml/2006/main" xmlns:pic="http://schemas.openxmlformats.org/drawingml/2006/picture" xmlns:c="http://schemas.openxmlformats.org/drawingml/2006/chart" xmlns:lc="http://schemas.openxmlformats.org/drawingml/2006/lockedCanvas" xmlns:dgm="http://schemas.openxmlformats.org/drawingml/2006/diagram" xmlns="http://schemas.microsoft.com/office/tasks/2019/documenttasks" xmlns:cr="http://schemas.microsoft.com/office/comments/2020/reactions">
           <w:drawing>
             <wp:anchor allowOverlap="1" behindDoc="0" distB="0" distT="0" distL="114300" distR="114300" hidden="0" layoutInCell="1" locked="0" relativeHeight="0" simplePos="0">
               <wp:simplePos x="0" y="0"/>
@@ -17784,7 +18977,7 @@
           <wp:extent cx="2795905" cy="758825"/>
           <wp:effectExtent l="0" t="0" r="0" b="0"/>
           <wp:wrapSquare wrapText="bothSides" distT="0" distB="0" distL="114300" distR="114300"/>
-          <wp:docPr id="2045605147" name="image2.jpg" descr="Z:\15_Dissenygrafico\04. Logo\encuesta_form_logo\Linkia_.jpg"/>
+          <wp:docPr id="1040194408" name="image2.jpg" descr="Z:\15_Dissenygrafico\04. Logo\encuesta_form_logo\Linkia_.jpg"/>
           <wp:cNvGraphicFramePr/>
           <a:graphic xmlns:a="http://schemas.openxmlformats.org/drawingml/2006/main">
             <a:graphicData uri="http://schemas.openxmlformats.org/drawingml/2006/picture">
@@ -17949,7 +19142,7 @@
             </wp:anchor>
           </w:drawing>
         </mc:Choice>
-        <mc:Fallback xmlns:cr="http://schemas.microsoft.com/office/comments/2020/reactions" xmlns="http://schemas.microsoft.com/office/tasks/2019/documenttasks" xmlns:dgm="http://schemas.openxmlformats.org/drawingml/2006/diagram" xmlns:lc="http://schemas.openxmlformats.org/drawingml/2006/lockedCanvas" xmlns:c="http://schemas.openxmlformats.org/drawingml/2006/chart" xmlns:pic="http://schemas.openxmlformats.org/drawingml/2006/picture" xmlns:a="http://schemas.openxmlformats.org/drawingml/2006/main" xmlns:sl="http://schemas.openxmlformats.org/schemaLibrary/2006/main">
+        <mc:Fallback xmlns:sl="http://schemas.openxmlformats.org/schemaLibrary/2006/main" xmlns:a="http://schemas.openxmlformats.org/drawingml/2006/main" xmlns:pic="http://schemas.openxmlformats.org/drawingml/2006/picture" xmlns:c="http://schemas.openxmlformats.org/drawingml/2006/chart" xmlns:lc="http://schemas.openxmlformats.org/drawingml/2006/lockedCanvas" xmlns:dgm="http://schemas.openxmlformats.org/drawingml/2006/diagram" xmlns="http://schemas.microsoft.com/office/tasks/2019/documenttasks" xmlns:cr="http://schemas.microsoft.com/office/comments/2020/reactions">
           <w:drawing>
             <wp:anchor allowOverlap="1" behindDoc="0" distB="0" distT="0" distL="114300" distR="114300" hidden="0" layoutInCell="1" locked="0" relativeHeight="0" simplePos="0">
               <wp:simplePos x="0" y="0"/>
@@ -18045,7 +19238,7 @@
             </wp:anchor>
           </w:drawing>
         </mc:Choice>
-        <mc:Fallback xmlns:cr="http://schemas.microsoft.com/office/comments/2020/reactions" xmlns="http://schemas.microsoft.com/office/tasks/2019/documenttasks" xmlns:dgm="http://schemas.openxmlformats.org/drawingml/2006/diagram" xmlns:lc="http://schemas.openxmlformats.org/drawingml/2006/lockedCanvas" xmlns:c="http://schemas.openxmlformats.org/drawingml/2006/chart" xmlns:pic="http://schemas.openxmlformats.org/drawingml/2006/picture" xmlns:a="http://schemas.openxmlformats.org/drawingml/2006/main" xmlns:sl="http://schemas.openxmlformats.org/schemaLibrary/2006/main">
+        <mc:Fallback xmlns:sl="http://schemas.openxmlformats.org/schemaLibrary/2006/main" xmlns:a="http://schemas.openxmlformats.org/drawingml/2006/main" xmlns:pic="http://schemas.openxmlformats.org/drawingml/2006/picture" xmlns:c="http://schemas.openxmlformats.org/drawingml/2006/chart" xmlns:lc="http://schemas.openxmlformats.org/drawingml/2006/lockedCanvas" xmlns:dgm="http://schemas.openxmlformats.org/drawingml/2006/diagram" xmlns="http://schemas.microsoft.com/office/tasks/2019/documenttasks" xmlns:cr="http://schemas.microsoft.com/office/comments/2020/reactions">
           <w:drawing>
             <wp:anchor allowOverlap="1" behindDoc="0" distB="0" distT="0" distL="114300" distR="114300" hidden="0" layoutInCell="1" locked="0" relativeHeight="0" simplePos="0">
               <wp:simplePos x="0" y="0"/>
@@ -18498,7 +19691,7 @@
             </wp:anchor>
           </w:drawing>
         </mc:Choice>
-        <mc:Fallback xmlns:cr="http://schemas.microsoft.com/office/comments/2020/reactions" xmlns="http://schemas.microsoft.com/office/tasks/2019/documenttasks" xmlns:dgm="http://schemas.openxmlformats.org/drawingml/2006/diagram" xmlns:lc="http://schemas.openxmlformats.org/drawingml/2006/lockedCanvas" xmlns:c="http://schemas.openxmlformats.org/drawingml/2006/chart" xmlns:pic="http://schemas.openxmlformats.org/drawingml/2006/picture" xmlns:a="http://schemas.openxmlformats.org/drawingml/2006/main" xmlns:sl="http://schemas.openxmlformats.org/schemaLibrary/2006/main">
+        <mc:Fallback xmlns:sl="http://schemas.openxmlformats.org/schemaLibrary/2006/main" xmlns:a="http://schemas.openxmlformats.org/drawingml/2006/main" xmlns:pic="http://schemas.openxmlformats.org/drawingml/2006/picture" xmlns:c="http://schemas.openxmlformats.org/drawingml/2006/chart" xmlns:lc="http://schemas.openxmlformats.org/drawingml/2006/lockedCanvas" xmlns:dgm="http://schemas.openxmlformats.org/drawingml/2006/diagram" xmlns="http://schemas.microsoft.com/office/tasks/2019/documenttasks" xmlns:cr="http://schemas.microsoft.com/office/comments/2020/reactions">
           <w:drawing>
             <wp:anchor allowOverlap="1" behindDoc="0" distB="0" distT="0" distL="114300" distR="114300" hidden="0" layoutInCell="1" locked="0" relativeHeight="0" simplePos="0">
               <wp:simplePos x="0" y="0"/>
@@ -18802,7 +19995,7 @@
         </mc:Choice>
         <mc:Fallback>
           <w:pict>
-            <v:shapetype w14:anchorId="00F81D62" id="_x0000_t32" coordsize="21600,21600" o:spt="32" o:oned="t" path="m,l21600,21600e" filled="f">
+            <v:shapetype w14:anchorId="11ACD1CF" id="_x0000_t32" coordsize="21600,21600" o:spt="32" o:oned="t" path="m,l21600,21600e" filled="f">
               <v:path arrowok="t" fillok="f" o:connecttype="none"/>
               <o:lock v:ext="edit" shapetype="t"/>
             </v:shapetype>
@@ -18863,7 +20056,7 @@
             </wp:anchor>
           </w:drawing>
         </mc:Choice>
-        <mc:Fallback xmlns:cr="http://schemas.microsoft.com/office/comments/2020/reactions" xmlns="http://schemas.microsoft.com/office/tasks/2019/documenttasks" xmlns:dgm="http://schemas.openxmlformats.org/drawingml/2006/diagram" xmlns:lc="http://schemas.openxmlformats.org/drawingml/2006/lockedCanvas" xmlns:c="http://schemas.openxmlformats.org/drawingml/2006/chart" xmlns:pic="http://schemas.openxmlformats.org/drawingml/2006/picture" xmlns:a="http://schemas.openxmlformats.org/drawingml/2006/main" xmlns:sl="http://schemas.openxmlformats.org/schemaLibrary/2006/main">
+        <mc:Fallback xmlns:sl="http://schemas.openxmlformats.org/schemaLibrary/2006/main" xmlns:a="http://schemas.openxmlformats.org/drawingml/2006/main" xmlns:pic="http://schemas.openxmlformats.org/drawingml/2006/picture" xmlns:c="http://schemas.openxmlformats.org/drawingml/2006/chart" xmlns:lc="http://schemas.openxmlformats.org/drawingml/2006/lockedCanvas" xmlns:dgm="http://schemas.openxmlformats.org/drawingml/2006/diagram" xmlns="http://schemas.microsoft.com/office/tasks/2019/documenttasks" xmlns:cr="http://schemas.microsoft.com/office/comments/2020/reactions">
           <w:drawing>
             <wp:anchor allowOverlap="1" behindDoc="0" distB="0" distT="0" distL="114300" distR="114300" hidden="0" layoutInCell="1" locked="0" relativeHeight="0" simplePos="0">
               <wp:simplePos x="0" y="0"/>
@@ -18957,7 +20150,7 @@
             </wp:anchor>
           </w:drawing>
         </mc:Choice>
-        <mc:Fallback xmlns:cr="http://schemas.microsoft.com/office/comments/2020/reactions" xmlns="http://schemas.microsoft.com/office/tasks/2019/documenttasks" xmlns:dgm="http://schemas.openxmlformats.org/drawingml/2006/diagram" xmlns:lc="http://schemas.openxmlformats.org/drawingml/2006/lockedCanvas" xmlns:c="http://schemas.openxmlformats.org/drawingml/2006/chart" xmlns:pic="http://schemas.openxmlformats.org/drawingml/2006/picture" xmlns:a="http://schemas.openxmlformats.org/drawingml/2006/main" xmlns:sl="http://schemas.openxmlformats.org/schemaLibrary/2006/main">
+        <mc:Fallback xmlns:sl="http://schemas.openxmlformats.org/schemaLibrary/2006/main" xmlns:a="http://schemas.openxmlformats.org/drawingml/2006/main" xmlns:pic="http://schemas.openxmlformats.org/drawingml/2006/picture" xmlns:c="http://schemas.openxmlformats.org/drawingml/2006/chart" xmlns:lc="http://schemas.openxmlformats.org/drawingml/2006/lockedCanvas" xmlns:dgm="http://schemas.openxmlformats.org/drawingml/2006/diagram" xmlns="http://schemas.microsoft.com/office/tasks/2019/documenttasks" xmlns:cr="http://schemas.microsoft.com/office/comments/2020/reactions">
           <w:drawing>
             <wp:anchor allowOverlap="1" behindDoc="0" distB="0" distT="0" distL="114300" distR="114300" hidden="0" layoutInCell="1" locked="0" relativeHeight="0" simplePos="0">
               <wp:simplePos x="0" y="0"/>
@@ -22524,7 +23717,6 @@
     <w:basedOn w:val="Normal"/>
     <w:next w:val="Normal"/>
     <w:uiPriority w:val="9"/>
-    <w:semiHidden/>
     <w:unhideWhenUsed/>
     <w:qFormat/>
     <w:pPr>
@@ -22580,6 +23772,7 @@
   <w:style w:type="character" w:default="1" w:styleId="Fuentedeprrafopredeter">
     <w:name w:val="Default Paragraph Font"/>
     <w:uiPriority w:val="1"/>
+    <w:semiHidden/>
     <w:unhideWhenUsed/>
   </w:style>
   <w:style w:type="table" w:default="1" w:styleId="Tablanormal">
@@ -23548,6 +24741,52 @@
       <w:u w:val="single"/>
     </w:rPr>
   </w:style>
+  <w:style w:type="paragraph" w:styleId="TtuloTDC">
+    <w:name w:val="TOC Heading"/>
+    <w:basedOn w:val="Ttulo1"/>
+    <w:next w:val="Normal"/>
+    <w:uiPriority w:val="39"/>
+    <w:unhideWhenUsed/>
+    <w:qFormat/>
+    <w:rsid w:val="000B6B13"/>
+    <w:pPr>
+      <w:spacing w:before="240" w:after="0"/>
+      <w:outlineLvl w:val="9"/>
+    </w:pPr>
+    <w:rPr>
+      <w:rFonts w:asciiTheme="majorHAnsi" w:eastAsiaTheme="majorEastAsia" w:hAnsiTheme="majorHAnsi" w:cstheme="majorBidi"/>
+      <w:b w:val="0"/>
+      <w:color w:val="2E74B5" w:themeColor="accent1" w:themeShade="BF"/>
+      <w:sz w:val="32"/>
+      <w:szCs w:val="32"/>
+    </w:rPr>
+  </w:style>
+  <w:style w:type="paragraph" w:styleId="TDC2">
+    <w:name w:val="toc 2"/>
+    <w:basedOn w:val="Normal"/>
+    <w:next w:val="Normal"/>
+    <w:autoRedefine/>
+    <w:uiPriority w:val="39"/>
+    <w:unhideWhenUsed/>
+    <w:rsid w:val="000B6B13"/>
+    <w:pPr>
+      <w:spacing w:after="100"/>
+      <w:ind w:left="220"/>
+    </w:pPr>
+  </w:style>
+  <w:style w:type="paragraph" w:styleId="TDC3">
+    <w:name w:val="toc 3"/>
+    <w:basedOn w:val="Normal"/>
+    <w:next w:val="Normal"/>
+    <w:autoRedefine/>
+    <w:uiPriority w:val="39"/>
+    <w:unhideWhenUsed/>
+    <w:rsid w:val="000B6B13"/>
+    <w:pPr>
+      <w:spacing w:after="100"/>
+      <w:ind w:left="440"/>
+    </w:pPr>
+  </w:style>
 </w:styles>
 </file>
 
@@ -23813,12 +25052,24 @@
 </file>
 
 <file path=customXml/item1.xml><?xml version="1.0" encoding="utf-8"?>
+<b:Sources xmlns:b="http://schemas.openxmlformats.org/officeDocument/2006/bibliography" xmlns="http://schemas.openxmlformats.org/officeDocument/2006/bibliography" SelectedStyle="\APASixthEditionOfficeOnline.xsl" StyleName="APA" Version="6"/>
+</file>
+
+<file path=customXml/item2.xml><?xml version="1.0" encoding="utf-8"?>
 <go:gDocsCustomXmlDataStorage xmlns:go="http://customooxmlschemas.google.com/" xmlns:r="http://schemas.openxmlformats.org/officeDocument/2006/relationships" uri="GoogleDocsCustomDataVersion2">
   <go:docsCustomData xmlns:go="http://customooxmlschemas.google.com/" roundtripDataSignature="AMtx7mifw69PjyvWdHtJlItpAicvXQScOg==">CgMxLjA4AHIhMXNCTE1UOV8zRDJRM3RDVGcyU2t4b2lYLUVCaUlLLXFu</go:docsCustomData>
 </go:gDocsCustomXmlDataStorage>
 </file>
 
 <file path=customXml/itemProps1.xml><?xml version="1.0" encoding="utf-8"?>
+<ds:datastoreItem xmlns:ds="http://schemas.openxmlformats.org/officeDocument/2006/customXml" ds:itemID="{44D76D6C-AED7-449E-BBB4-D384605C3BE4}">
+  <ds:schemaRefs>
+    <ds:schemaRef ds:uri="http://schemas.openxmlformats.org/officeDocument/2006/bibliography"/>
+  </ds:schemaRefs>
+</ds:datastoreItem>
+</file>
+
+<file path=customXml/itemProps2.xml><?xml version="1.0" encoding="utf-8"?>
 <ds:datastoreItem xmlns:ds="http://schemas.openxmlformats.org/officeDocument/2006/customXml" ds:itemID="{11111111-1234-1234-1234-123412341234}">
   <ds:schemaRefs>
     <ds:schemaRef ds:uri="http://customooxmlschemas.google.com/"/>
